--- a/TEMA 1/ACT-1 Consola Web_enunciado - ACM.docx
+++ b/TEMA 1/ACT-1 Consola Web_enunciado - ACM.docx
@@ -1125,7 +1125,7 @@
           <w:sz w:val="14"/>
         </w:rPr>
         <w:drawing>
-          <wp:anchor behindDoc="0" distT="0" distB="0" distL="0" distR="0" simplePos="0" locked="0" layoutInCell="0" allowOverlap="1" relativeHeight="44">
+          <wp:anchor behindDoc="0" distT="0" distB="0" distL="0" distR="0" simplePos="0" locked="0" layoutInCell="0" allowOverlap="1" relativeHeight="46">
             <wp:simplePos x="0" y="0"/>
             <wp:positionH relativeFrom="page">
               <wp:posOffset>638175</wp:posOffset>
@@ -1855,7 +1855,7 @@
       </w:pPr>
       <w:r>
         <w:drawing>
-          <wp:anchor behindDoc="0" distT="0" distB="0" distL="114300" distR="114300" simplePos="0" locked="0" layoutInCell="0" allowOverlap="1" relativeHeight="45">
+          <wp:anchor behindDoc="0" distT="0" distB="0" distL="114300" distR="114300" simplePos="0" locked="0" layoutInCell="0" allowOverlap="1" relativeHeight="47">
             <wp:simplePos x="0" y="0"/>
             <wp:positionH relativeFrom="column">
               <wp:posOffset>1107440</wp:posOffset>
@@ -2006,7 +2006,7 @@
           <w:sz w:val="20"/>
         </w:rPr>
         <w:drawing>
-          <wp:anchor behindDoc="0" distT="0" distB="0" distL="0" distR="0" simplePos="0" locked="0" layoutInCell="0" allowOverlap="1" relativeHeight="30">
+          <wp:anchor behindDoc="0" distT="0" distB="0" distL="0" distR="0" simplePos="0" locked="0" layoutInCell="0" allowOverlap="1" relativeHeight="32">
             <wp:simplePos x="0" y="0"/>
             <wp:positionH relativeFrom="page">
               <wp:posOffset>688340</wp:posOffset>
@@ -2493,7 +2493,7 @@
       </w:pPr>
       <w:r>
         <w:drawing>
-          <wp:anchor behindDoc="0" distT="0" distB="0" distL="0" distR="0" simplePos="0" locked="0" layoutInCell="0" allowOverlap="1" relativeHeight="31">
+          <wp:anchor behindDoc="0" distT="0" distB="0" distL="0" distR="0" simplePos="0" locked="0" layoutInCell="0" allowOverlap="1" relativeHeight="33">
             <wp:simplePos x="0" y="0"/>
             <wp:positionH relativeFrom="page">
               <wp:posOffset>2013585</wp:posOffset>
@@ -2970,34 +2970,76 @@
     </w:p>
     <w:p>
       <w:pPr>
-        <w:pStyle w:val="Cuerpodetexto"/>
-        <w:rPr>
-          <w:b w:val="false"/>
-          <w:b w:val="false"/>
+        <w:pStyle w:val="ListParagraph"/>
+        <w:numPr>
+          <w:ilvl w:val="0"/>
+          <w:numId w:val="0"/>
+        </w:numPr>
+        <w:tabs>
+          <w:tab w:val="clear" w:pos="720"/>
+          <w:tab w:val="left" w:pos="1409" w:leader="none"/>
+          <w:tab w:val="left" w:pos="1410" w:leader="none"/>
+        </w:tabs>
+        <w:spacing w:lineRule="exact" w:line="376"/>
+        <w:ind w:left="1410" w:hanging="0"/>
+        <w:rPr>
+          <w:rFonts w:ascii="Times New Roman" w:hAnsi="Times New Roman" w:eastAsia="Times New Roman" w:cs="Times New Roman"/>
           <w:i/>
           <w:i/>
-          <w:sz w:val="20"/>
-        </w:rPr>
-      </w:pPr>
-      <w:r>
-        <w:rPr>
-          <w:b w:val="false"/>
+          <w:color w:val="auto"/>
+          <w:spacing w:val="-2"/>
+          <w:kern w:val="0"/>
+          <w:sz w:val="26"/>
+          <w:szCs w:val="26"/>
+          <w:lang w:val="es-ES" w:eastAsia="en-US" w:bidi="ar-SA"/>
+        </w:rPr>
+      </w:pPr>
+      <w:r>
+        <w:rPr>
+          <w:rFonts w:eastAsia="Times New Roman" w:cs="Times New Roman"/>
           <w:i/>
-          <w:sz w:val="20"/>
+          <w:color w:val="auto"/>
+          <w:spacing w:val="-2"/>
+          <w:kern w:val="0"/>
+          <w:sz w:val="26"/>
+          <w:szCs w:val="26"/>
+          <w:lang w:val="es-ES" w:eastAsia="en-US" w:bidi="ar-SA"/>
+        </w:rPr>
+        <w:t>En ambos casos, para aplicar estilo en un mensaje en la función console, hay que añadir”%c” delante del mensaje sin espacios, y como segundo parámetro los estilos que queremos aplicar.</w:t>
+      </w:r>
+    </w:p>
+    <w:p>
+      <w:pPr>
+        <w:pStyle w:val="Cuerpodetexto"/>
+        <w:rPr>
+          <w:b w:val="false"/>
+          <w:b w:val="false"/>
+          <w:i/>
+          <w:i/>
+          <w:sz w:val="26"/>
+          <w:szCs w:val="26"/>
+        </w:rPr>
+      </w:pPr>
+      <w:r>
+        <w:rPr>
+          <w:b w:val="false"/>
+          <w:i/>
+          <w:sz w:val="26"/>
+          <w:szCs w:val="26"/>
         </w:rPr>
         <w:drawing>
-          <wp:anchor behindDoc="0" distT="0" distB="0" distL="0" distR="0" simplePos="0" locked="0" layoutInCell="0" allowOverlap="1" relativeHeight="33">
+          <wp:anchor behindDoc="0" distT="0" distB="0" distL="0" distR="0" simplePos="0" locked="0" layoutInCell="0" allowOverlap="1" relativeHeight="34">
             <wp:simplePos x="0" y="0"/>
-            <wp:positionH relativeFrom="page">
-              <wp:posOffset>4037330</wp:posOffset>
+            <wp:positionH relativeFrom="column">
+              <wp:posOffset>1125855</wp:posOffset>
             </wp:positionH>
             <wp:positionV relativeFrom="paragraph">
-              <wp:posOffset>212090</wp:posOffset>
+              <wp:posOffset>114935</wp:posOffset>
             </wp:positionV>
-            <wp:extent cx="2750820" cy="574040"/>
+            <wp:extent cx="1646555" cy="257810"/>
             <wp:effectExtent l="0" t="0" r="0" b="0"/>
             <wp:wrapTopAndBottom/>
-            <wp:docPr id="9" name="image5.jpeg" descr=""/>
+            <wp:docPr id="9" name="image4.jpeg" descr=""/>
             <wp:cNvGraphicFramePr>
               <a:graphicFrameLocks xmlns:a="http://schemas.openxmlformats.org/drawingml/2006/main" noChangeAspect="1"/>
             </wp:cNvGraphicFramePr>
@@ -3005,7 +3047,7 @@
               <a:graphicData uri="http://schemas.openxmlformats.org/drawingml/2006/picture">
                 <pic:pic xmlns:pic="http://schemas.openxmlformats.org/drawingml/2006/picture">
                   <pic:nvPicPr>
-                    <pic:cNvPr id="9" name="image5.jpeg" descr=""/>
+                    <pic:cNvPr id="9" name="image4.jpeg" descr=""/>
                     <pic:cNvPicPr>
                       <a:picLocks noChangeAspect="1" noChangeArrowheads="1"/>
                     </pic:cNvPicPr>
@@ -3019,7 +3061,7 @@
                   <pic:spPr bwMode="auto">
                     <a:xfrm>
                       <a:off x="0" y="0"/>
-                      <a:ext cx="2750820" cy="574040"/>
+                      <a:ext cx="1646555" cy="257810"/>
                     </a:xfrm>
                     <a:prstGeom prst="rect">
                       <a:avLst/>
@@ -3030,39 +3072,19 @@
             </a:graphic>
           </wp:anchor>
         </w:drawing>
-      </w:r>
-    </w:p>
-    <w:p>
-      <w:pPr>
-        <w:pStyle w:val="Cuerpodetexto"/>
-        <w:spacing w:before="8" w:after="0"/>
-        <w:rPr>
-          <w:b w:val="false"/>
-          <w:b w:val="false"/>
-          <w:i/>
-          <w:i/>
-          <w:sz w:val="12"/>
-        </w:rPr>
-      </w:pPr>
-      <w:r>
-        <w:rPr>
-          <w:b w:val="false"/>
-          <w:i/>
-          <w:sz w:val="12"/>
-        </w:rPr>
         <w:drawing>
-          <wp:anchor behindDoc="0" distT="0" distB="0" distL="0" distR="0" simplePos="0" locked="0" layoutInCell="0" allowOverlap="1" relativeHeight="32">
+          <wp:anchor behindDoc="0" distT="0" distB="0" distL="0" distR="0" simplePos="0" locked="0" layoutInCell="0" allowOverlap="1" relativeHeight="35">
             <wp:simplePos x="0" y="0"/>
-            <wp:positionH relativeFrom="page">
-              <wp:posOffset>1021080</wp:posOffset>
+            <wp:positionH relativeFrom="column">
+              <wp:posOffset>3623310</wp:posOffset>
             </wp:positionH>
             <wp:positionV relativeFrom="paragraph">
-              <wp:posOffset>354965</wp:posOffset>
+              <wp:posOffset>21590</wp:posOffset>
             </wp:positionV>
-            <wp:extent cx="1816735" cy="284480"/>
+            <wp:extent cx="2440305" cy="509270"/>
             <wp:effectExtent l="0" t="0" r="0" b="0"/>
             <wp:wrapTopAndBottom/>
-            <wp:docPr id="10" name="image4.jpeg" descr=""/>
+            <wp:docPr id="10" name="image5.jpeg" descr=""/>
             <wp:cNvGraphicFramePr>
               <a:graphicFrameLocks xmlns:a="http://schemas.openxmlformats.org/drawingml/2006/main" noChangeAspect="1"/>
             </wp:cNvGraphicFramePr>
@@ -3070,7 +3092,7 @@
               <a:graphicData uri="http://schemas.openxmlformats.org/drawingml/2006/picture">
                 <pic:pic xmlns:pic="http://schemas.openxmlformats.org/drawingml/2006/picture">
                   <pic:nvPicPr>
-                    <pic:cNvPr id="10" name="image4.jpeg" descr=""/>
+                    <pic:cNvPr id="10" name="image5.jpeg" descr=""/>
                     <pic:cNvPicPr>
                       <a:picLocks noChangeAspect="1" noChangeArrowheads="1"/>
                     </pic:cNvPicPr>
@@ -3084,7 +3106,7 @@
                   <pic:spPr bwMode="auto">
                     <a:xfrm>
                       <a:off x="0" y="0"/>
-                      <a:ext cx="1816735" cy="284480"/>
+                      <a:ext cx="2440305" cy="509270"/>
                     </a:xfrm>
                     <a:prstGeom prst="rect">
                       <a:avLst/>
@@ -3113,7 +3135,7 @@
         <w:rPr/>
         <w:drawing>
           <wp:inline distT="0" distB="0" distL="0" distR="0">
-            <wp:extent cx="4636770" cy="2588895"/>
+            <wp:extent cx="4188460" cy="2338705"/>
             <wp:effectExtent l="0" t="0" r="0" b="0"/>
             <wp:docPr id="11" name="Imagen 14" descr=""/>
             <wp:cNvGraphicFramePr>
@@ -3137,7 +3159,7 @@
                   <pic:spPr bwMode="auto">
                     <a:xfrm>
                       <a:off x="0" y="0"/>
-                      <a:ext cx="4636770" cy="2588895"/>
+                      <a:ext cx="4188460" cy="2338705"/>
                     </a:xfrm>
                     <a:prstGeom prst="rect">
                       <a:avLst/>
@@ -3393,7 +3415,7 @@
           <w:sz w:val="14"/>
         </w:rPr>
         <w:drawing>
-          <wp:anchor behindDoc="0" distT="0" distB="0" distL="0" distR="0" simplePos="0" locked="0" layoutInCell="0" allowOverlap="1" relativeHeight="34">
+          <wp:anchor behindDoc="0" distT="0" distB="0" distL="0" distR="0" simplePos="0" locked="0" layoutInCell="0" allowOverlap="1" relativeHeight="36">
             <wp:simplePos x="0" y="0"/>
             <wp:positionH relativeFrom="page">
               <wp:posOffset>933450</wp:posOffset>
@@ -3461,7 +3483,7 @@
       <w:r>
         <w:rPr/>
         <w:drawing>
-          <wp:anchor behindDoc="0" distT="0" distB="0" distL="0" distR="0" simplePos="0" locked="0" layoutInCell="0" allowOverlap="1" relativeHeight="35">
+          <wp:anchor behindDoc="0" distT="0" distB="0" distL="0" distR="0" simplePos="0" locked="0" layoutInCell="0" allowOverlap="1" relativeHeight="37">
             <wp:simplePos x="0" y="0"/>
             <wp:positionH relativeFrom="page">
               <wp:posOffset>2215515</wp:posOffset>
@@ -3611,7 +3633,7 @@
           <w:sz w:val="17"/>
         </w:rPr>
         <w:drawing>
-          <wp:anchor behindDoc="0" distT="0" distB="0" distL="0" distR="0" simplePos="0" locked="0" layoutInCell="0" allowOverlap="1" relativeHeight="36">
+          <wp:anchor behindDoc="0" distT="0" distB="0" distL="0" distR="0" simplePos="0" locked="0" layoutInCell="0" allowOverlap="1" relativeHeight="38">
             <wp:simplePos x="0" y="0"/>
             <wp:positionH relativeFrom="page">
               <wp:posOffset>685800</wp:posOffset>
@@ -3749,7 +3771,7 @@
           <w:sz w:val="17"/>
         </w:rPr>
         <w:drawing>
-          <wp:anchor behindDoc="0" distT="0" distB="0" distL="0" distR="0" simplePos="0" locked="0" layoutInCell="0" allowOverlap="1" relativeHeight="46">
+          <wp:anchor behindDoc="0" distT="0" distB="0" distL="0" distR="0" simplePos="0" locked="0" layoutInCell="0" allowOverlap="1" relativeHeight="48">
             <wp:simplePos x="0" y="0"/>
             <wp:positionH relativeFrom="column">
               <wp:align>center</wp:align>
@@ -3898,7 +3920,7 @@
           <w:sz w:val="17"/>
         </w:rPr>
         <w:drawing>
-          <wp:anchor behindDoc="0" distT="0" distB="0" distL="0" distR="0" simplePos="0" locked="0" layoutInCell="0" allowOverlap="1" relativeHeight="37">
+          <wp:anchor behindDoc="0" distT="0" distB="0" distL="0" distR="0" simplePos="0" locked="0" layoutInCell="0" allowOverlap="1" relativeHeight="39">
             <wp:simplePos x="0" y="0"/>
             <wp:positionH relativeFrom="page">
               <wp:posOffset>1141730</wp:posOffset>
@@ -3966,7 +3988,7 @@
       </w:pPr>
       <w:r>
         <w:drawing>
-          <wp:anchor behindDoc="0" distT="0" distB="0" distL="0" distR="0" simplePos="0" locked="0" layoutInCell="0" allowOverlap="1" relativeHeight="47">
+          <wp:anchor behindDoc="0" distT="0" distB="0" distL="0" distR="0" simplePos="0" locked="0" layoutInCell="0" allowOverlap="1" relativeHeight="49">
             <wp:simplePos x="0" y="0"/>
             <wp:positionH relativeFrom="column">
               <wp:align>center</wp:align>
@@ -4475,7 +4497,7 @@
           <w:sz w:val="16"/>
         </w:rPr>
         <w:drawing>
-          <wp:anchor behindDoc="0" distT="0" distB="0" distL="0" distR="0" simplePos="0" locked="0" layoutInCell="0" allowOverlap="1" relativeHeight="38">
+          <wp:anchor behindDoc="0" distT="0" distB="0" distL="0" distR="0" simplePos="0" locked="0" layoutInCell="0" allowOverlap="1" relativeHeight="40">
             <wp:simplePos x="0" y="0"/>
             <wp:positionH relativeFrom="page">
               <wp:posOffset>2006600</wp:posOffset>
@@ -4544,7 +4566,7 @@
       </w:pPr>
       <w:r>
         <w:drawing>
-          <wp:anchor behindDoc="0" distT="0" distB="0" distL="0" distR="0" simplePos="0" locked="0" layoutInCell="0" allowOverlap="1" relativeHeight="48">
+          <wp:anchor behindDoc="0" distT="0" distB="0" distL="0" distR="0" simplePos="0" locked="0" layoutInCell="0" allowOverlap="1" relativeHeight="50">
             <wp:simplePos x="0" y="0"/>
             <wp:positionH relativeFrom="column">
               <wp:align>center</wp:align>
@@ -5049,7 +5071,7 @@
       </w:r>
       <w:r>
         <w:drawing>
-          <wp:anchor behindDoc="0" distT="0" distB="0" distL="0" distR="0" simplePos="0" locked="0" layoutInCell="0" allowOverlap="1" relativeHeight="49">
+          <wp:anchor behindDoc="0" distT="0" distB="0" distL="0" distR="0" simplePos="0" locked="0" layoutInCell="0" allowOverlap="1" relativeHeight="51">
             <wp:simplePos x="0" y="0"/>
             <wp:positionH relativeFrom="column">
               <wp:align>center</wp:align>
@@ -5355,7 +5377,7 @@
           <w:lang w:val="es-ES"/>
         </w:rPr>
         <w:drawing>
-          <wp:anchor behindDoc="0" distT="0" distB="0" distL="0" distR="0" simplePos="0" locked="0" layoutInCell="0" allowOverlap="1" relativeHeight="50">
+          <wp:anchor behindDoc="0" distT="0" distB="0" distL="0" distR="0" simplePos="0" locked="0" layoutInCell="0" allowOverlap="1" relativeHeight="52">
             <wp:simplePos x="0" y="0"/>
             <wp:positionH relativeFrom="column">
               <wp:posOffset>2407920</wp:posOffset>
@@ -5560,7 +5582,7 @@
       </w:pPr>
       <w:r>
         <w:drawing>
-          <wp:anchor behindDoc="0" distT="0" distB="0" distL="0" distR="0" simplePos="0" locked="0" layoutInCell="0" allowOverlap="1" relativeHeight="39">
+          <wp:anchor behindDoc="0" distT="0" distB="0" distL="0" distR="0" simplePos="0" locked="0" layoutInCell="0" allowOverlap="1" relativeHeight="41">
             <wp:simplePos x="0" y="0"/>
             <wp:positionH relativeFrom="page">
               <wp:posOffset>308610</wp:posOffset>
@@ -5605,7 +5627,7 @@
           </wp:anchor>
         </w:drawing>
         <w:drawing>
-          <wp:anchor behindDoc="0" distT="0" distB="0" distL="0" distR="0" simplePos="0" locked="0" layoutInCell="0" allowOverlap="1" relativeHeight="40">
+          <wp:anchor behindDoc="0" distT="0" distB="0" distL="0" distR="0" simplePos="0" locked="0" layoutInCell="0" allowOverlap="1" relativeHeight="42">
             <wp:simplePos x="0" y="0"/>
             <wp:positionH relativeFrom="page">
               <wp:posOffset>4646930</wp:posOffset>
@@ -5767,18 +5789,8 @@
         </w:rPr>
       </w:pPr>
       <w:r>
-        <w:rPr>
-          <w:rFonts w:eastAsia="Times New Roman" w:cs="Times New Roman"/>
-          <w:b w:val="false"/>
-          <w:bCs w:val="false"/>
-          <w:color w:val="auto"/>
-          <w:kern w:val="0"/>
-          <w:sz w:val="26"/>
-          <w:szCs w:val="26"/>
-          <w:lang w:val="es-ES" w:eastAsia="en-US" w:bidi="ar-SA"/>
-        </w:rPr>
         <w:drawing>
-          <wp:anchor behindDoc="0" distT="0" distB="0" distL="0" distR="0" simplePos="0" locked="0" layoutInCell="0" allowOverlap="1" relativeHeight="53">
+          <wp:anchor behindDoc="0" distT="0" distB="0" distL="0" distR="0" simplePos="0" locked="0" layoutInCell="0" allowOverlap="1" relativeHeight="55">
             <wp:simplePos x="0" y="0"/>
             <wp:positionH relativeFrom="column">
               <wp:align>center</wp:align>
@@ -5965,7 +5977,7 @@
           <w:sz w:val="24"/>
         </w:rPr>
         <w:drawing>
-          <wp:anchor behindDoc="0" distT="0" distB="0" distL="0" distR="0" simplePos="0" locked="0" layoutInCell="0" allowOverlap="1" relativeHeight="41">
+          <wp:anchor behindDoc="0" distT="0" distB="0" distL="0" distR="0" simplePos="0" locked="0" layoutInCell="0" allowOverlap="1" relativeHeight="43">
             <wp:simplePos x="0" y="0"/>
             <wp:positionH relativeFrom="page">
               <wp:posOffset>762000</wp:posOffset>
@@ -6215,9 +6227,14 @@
         </w:rPr>
       </w:pPr>
       <w:r>
-        <w:rPr/>
+        <w:rPr>
+          <w:rFonts w:ascii="Trebuchet MS" w:hAnsi="Trebuchet MS"/>
+          <w:b/>
+          <w:i/>
+          <w:sz w:val="27"/>
+        </w:rPr>
         <w:drawing>
-          <wp:anchor behindDoc="0" distT="0" distB="0" distL="0" distR="0" simplePos="0" locked="0" layoutInCell="0" allowOverlap="1" relativeHeight="51">
+          <wp:anchor behindDoc="0" distT="0" distB="0" distL="0" distR="0" simplePos="0" locked="0" layoutInCell="0" allowOverlap="1" relativeHeight="53">
             <wp:simplePos x="0" y="0"/>
             <wp:positionH relativeFrom="column">
               <wp:posOffset>1488440</wp:posOffset>
@@ -6489,7 +6506,7 @@
       </w:pPr>
       <w:r>
         <w:drawing>
-          <wp:anchor behindDoc="0" distT="0" distB="0" distL="0" distR="0" simplePos="0" locked="0" layoutInCell="0" allowOverlap="1" relativeHeight="43">
+          <wp:anchor behindDoc="0" distT="0" distB="0" distL="0" distR="0" simplePos="0" locked="0" layoutInCell="0" allowOverlap="1" relativeHeight="45">
             <wp:simplePos x="0" y="0"/>
             <wp:positionH relativeFrom="page">
               <wp:posOffset>685800</wp:posOffset>
@@ -6566,7 +6583,7 @@
         <mc:AlternateContent>
           <mc:Choice Requires="wps">
             <w:drawing>
-              <wp:anchor behindDoc="1" distT="0" distB="0" distL="0" distR="0" simplePos="0" locked="0" layoutInCell="0" allowOverlap="1" relativeHeight="22">
+              <wp:anchor behindDoc="1" distT="0" distB="0" distL="0" distR="0" simplePos="0" locked="0" layoutInCell="0" allowOverlap="1" relativeHeight="30">
                 <wp:simplePos x="0" y="0"/>
                 <wp:positionH relativeFrom="page">
                   <wp:posOffset>685800</wp:posOffset>
@@ -6743,8 +6760,8 @@
           </mc:Choice>
           <mc:Fallback>
             <w:pict>
-              <v:rect id="shape_0" ID="Marco3" path="m0,0l-2147483645,0l-2147483645,-2147483646l0,-2147483646xe" fillcolor="white" stroked="f" o:allowincell="f" style="position:absolute;margin-left:54pt;margin-top:16.05pt;width:487.25pt;height:127.6pt;mso-wrap-style:square;v-text-anchor:top;mso-position-horizontal-relative:page">
-                <v:fill o:detectmouseclick="t" type="solid" color2="black" opacity="0"/>
+              <v:rect id="shape_0" ID="Marco3" path="m0,0l-2147483645,0l-2147483645,-2147483646l0,-2147483646xe" stroked="f" o:allowincell="f" style="position:absolute;margin-left:54pt;margin-top:16.05pt;width:487.25pt;height:127.6pt;mso-wrap-style:square;v-text-anchor:top;mso-position-horizontal-relative:page">
+                <v:fill o:detectmouseclick="t" on="false"/>
                 <v:stroke color="#3465a4" joinstyle="round" endcap="flat"/>
                 <v:textbox>
                   <w:txbxContent>
@@ -6977,18 +6994,8 @@
         </w:rPr>
       </w:pPr>
       <w:r>
-        <w:rPr>
-          <w:rFonts w:eastAsia="Times New Roman" w:cs="Times New Roman"/>
-          <w:b w:val="false"/>
-          <w:bCs w:val="false"/>
-          <w:color w:val="auto"/>
-          <w:kern w:val="0"/>
-          <w:sz w:val="24"/>
-          <w:szCs w:val="30"/>
-          <w:lang w:val="es-ES" w:eastAsia="en-US" w:bidi="ar-SA"/>
-        </w:rPr>
         <w:drawing>
-          <wp:anchor behindDoc="0" distT="0" distB="0" distL="0" distR="0" simplePos="0" locked="0" layoutInCell="0" allowOverlap="1" relativeHeight="52">
+          <wp:anchor behindDoc="0" distT="0" distB="0" distL="0" distR="0" simplePos="0" locked="0" layoutInCell="0" allowOverlap="1" relativeHeight="54">
             <wp:simplePos x="0" y="0"/>
             <wp:positionH relativeFrom="column">
               <wp:posOffset>658495</wp:posOffset>
@@ -7435,16 +7442,7 @@
           <w:szCs w:val="26"/>
         </w:rPr>
         <w:tab/>
-        <w:t xml:space="preserve">- </w:t>
-      </w:r>
-      <w:r>
-        <w:rPr>
-          <w:b w:val="false"/>
-          <w:bCs w:val="false"/>
-          <w:sz w:val="26"/>
-          <w:szCs w:val="26"/>
-        </w:rPr>
-        <w:t>Prueba 1: en etiqueta &lt;script&gt; dentro del c</w:t>
+        <w:t>- Prueba 1: en etiqueta &lt;script&gt; dentro del c</w:t>
       </w:r>
       <w:r>
         <w:rPr>
@@ -7469,7 +7467,7 @@
       </w:pPr>
       <w:r>
         <w:drawing>
-          <wp:anchor behindDoc="0" distT="0" distB="0" distL="0" distR="0" simplePos="0" locked="0" layoutInCell="0" allowOverlap="1" relativeHeight="54">
+          <wp:anchor behindDoc="0" distT="0" distB="0" distL="0" distR="0" simplePos="0" locked="0" layoutInCell="0" allowOverlap="1" relativeHeight="56">
             <wp:simplePos x="0" y="0"/>
             <wp:positionH relativeFrom="column">
               <wp:align>center</wp:align>
@@ -7558,18 +7556,8 @@
         </w:rPr>
       </w:pPr>
       <w:r>
-        <w:rPr>
-          <w:rFonts w:eastAsia="Times New Roman" w:cs="Times New Roman"/>
-          <w:b w:val="false"/>
-          <w:bCs w:val="false"/>
-          <w:color w:val="auto"/>
-          <w:kern w:val="0"/>
-          <w:sz w:val="26"/>
-          <w:szCs w:val="26"/>
-          <w:lang w:val="es-ES" w:eastAsia="en-US" w:bidi="ar-SA"/>
-        </w:rPr>
         <w:drawing>
-          <wp:anchor behindDoc="0" distT="0" distB="0" distL="0" distR="0" simplePos="0" locked="0" layoutInCell="0" allowOverlap="1" relativeHeight="55">
+          <wp:anchor behindDoc="0" distT="0" distB="0" distL="0" distR="0" simplePos="0" locked="0" layoutInCell="0" allowOverlap="1" relativeHeight="57">
             <wp:simplePos x="0" y="0"/>
             <wp:positionH relativeFrom="column">
               <wp:align>center</wp:align>
@@ -7674,7 +7662,7 @@
           <w:sz w:val="32"/>
         </w:rPr>
         <w:drawing>
-          <wp:anchor behindDoc="0" distT="0" distB="0" distL="0" distR="0" simplePos="0" locked="0" layoutInCell="0" allowOverlap="1" relativeHeight="56">
+          <wp:anchor behindDoc="0" distT="0" distB="0" distL="0" distR="0" simplePos="0" locked="0" layoutInCell="0" allowOverlap="1" relativeHeight="58">
             <wp:simplePos x="0" y="0"/>
             <wp:positionH relativeFrom="column">
               <wp:align>center</wp:align>
@@ -8136,7 +8124,7 @@
       <w:r>
         <w:rPr/>
         <w:drawing>
-          <wp:anchor behindDoc="0" distT="0" distB="0" distL="0" distR="0" simplePos="0" locked="0" layoutInCell="0" allowOverlap="1" relativeHeight="42">
+          <wp:anchor behindDoc="0" distT="0" distB="0" distL="0" distR="0" simplePos="0" locked="0" layoutInCell="0" allowOverlap="1" relativeHeight="44">
             <wp:simplePos x="0" y="0"/>
             <wp:positionH relativeFrom="page">
               <wp:posOffset>685800</wp:posOffset>
@@ -8201,7 +8189,7 @@
   <w:p>
     <w:pPr>
       <w:pStyle w:val="Cuerpodetexto"/>
-      <w:spacing w:lineRule="auto" w:line="9"/>
+      <w:spacing w:lineRule="auto" w:line="7"/>
       <w:rPr>
         <w:b w:val="false"/>
         <w:b w:val="false"/>
@@ -8216,7 +8204,7 @@
       <mc:AlternateContent>
         <mc:Choice Requires="wps">
           <w:drawing>
-            <wp:anchor behindDoc="1" distT="0" distB="0" distL="0" distR="0" simplePos="0" locked="0" layoutInCell="0" allowOverlap="1" relativeHeight="8">
+            <wp:anchor behindDoc="1" distT="0" distB="0" distL="0" distR="0" simplePos="0" locked="0" layoutInCell="0" allowOverlap="1" relativeHeight="12">
               <wp:simplePos x="0" y="0"/>
               <wp:positionH relativeFrom="page">
                 <wp:posOffset>3135630</wp:posOffset>
@@ -8363,8 +8351,8 @@
         </mc:Choice>
         <mc:Fallback>
           <w:pict>
-            <v:rect id="shape_0" ID="Marco2" path="m0,0l-2147483645,0l-2147483645,-2147483646l0,-2147483646xe" fillcolor="white" stroked="f" o:allowincell="f" style="position:absolute;margin-left:246.9pt;margin-top:34.15pt;width:124.65pt;height:15.25pt;mso-wrap-style:square;v-text-anchor:top;mso-position-horizontal-relative:page;mso-position-vertical-relative:page">
-              <v:fill o:detectmouseclick="t" type="solid" color2="black" opacity="0"/>
+            <v:rect id="shape_0" ID="Marco2" path="m0,0l-2147483645,0l-2147483645,-2147483646l0,-2147483646xe" stroked="f" o:allowincell="f" style="position:absolute;margin-left:246.9pt;margin-top:34.15pt;width:124.65pt;height:15.25pt;mso-wrap-style:square;v-text-anchor:top;mso-position-horizontal-relative:page;mso-position-vertical-relative:page">
+              <v:fill o:detectmouseclick="t" on="false"/>
               <v:stroke color="#3465a4" joinstyle="round" endcap="flat"/>
               <v:textbox>
                 <w:txbxContent>
@@ -8482,7 +8470,7 @@
   <w:p>
     <w:pPr>
       <w:pStyle w:val="Cuerpodetexto"/>
-      <w:spacing w:lineRule="auto" w:line="9"/>
+      <w:spacing w:lineRule="auto" w:line="7"/>
       <w:rPr>
         <w:b w:val="false"/>
         <w:b w:val="false"/>
@@ -8497,7 +8485,7 @@
       <mc:AlternateContent>
         <mc:Choice Requires="wps">
           <w:drawing>
-            <wp:anchor behindDoc="1" distT="0" distB="0" distL="0" distR="0" simplePos="0" locked="0" layoutInCell="0" allowOverlap="1" relativeHeight="12">
+            <wp:anchor behindDoc="1" distT="0" distB="0" distL="0" distR="0" simplePos="0" locked="0" layoutInCell="0" allowOverlap="1" relativeHeight="17">
               <wp:simplePos x="0" y="0"/>
               <wp:positionH relativeFrom="page">
                 <wp:posOffset>3135630</wp:posOffset>
@@ -8644,8 +8632,8 @@
         </mc:Choice>
         <mc:Fallback>
           <w:pict>
-            <v:rect id="shape_0" ID="Forma3" path="m0,0l-2147483645,0l-2147483645,-2147483646l0,-2147483646xe" fillcolor="white" stroked="f" o:allowincell="f" style="position:absolute;margin-left:246.9pt;margin-top:34.15pt;width:124.65pt;height:15.25pt;mso-wrap-style:square;v-text-anchor:top;mso-position-horizontal-relative:page;mso-position-vertical-relative:page">
-              <v:fill o:detectmouseclick="t" type="solid" color2="black" opacity="0"/>
+            <v:rect id="shape_0" ID="Forma3" path="m0,0l-2147483645,0l-2147483645,-2147483646l0,-2147483646xe" stroked="f" o:allowincell="f" style="position:absolute;margin-left:246.9pt;margin-top:34.15pt;width:124.65pt;height:15.25pt;mso-wrap-style:square;v-text-anchor:top;mso-position-horizontal-relative:page;mso-position-vertical-relative:page">
+              <v:fill o:detectmouseclick="t" on="false"/>
               <v:stroke color="#3465a4" joinstyle="round" endcap="flat"/>
               <v:textbox>
                 <w:txbxContent>
@@ -8763,7 +8751,7 @@
   <w:p>
     <w:pPr>
       <w:pStyle w:val="Cuerpodetexto"/>
-      <w:spacing w:lineRule="auto" w:line="9"/>
+      <w:spacing w:lineRule="auto" w:line="7"/>
       <w:rPr>
         <w:b w:val="false"/>
         <w:b w:val="false"/>
@@ -8778,7 +8766,7 @@
       <mc:AlternateContent>
         <mc:Choice Requires="wps">
           <w:drawing>
-            <wp:anchor behindDoc="1" distT="0" distB="0" distL="0" distR="0" simplePos="0" locked="0" layoutInCell="0" allowOverlap="1" relativeHeight="16">
+            <wp:anchor behindDoc="1" distT="0" distB="0" distL="0" distR="0" simplePos="0" locked="0" layoutInCell="0" allowOverlap="1" relativeHeight="23">
               <wp:simplePos x="0" y="0"/>
               <wp:positionH relativeFrom="page">
                 <wp:posOffset>3135630</wp:posOffset>
@@ -8925,8 +8913,8 @@
         </mc:Choice>
         <mc:Fallback>
           <w:pict>
-            <v:rect id="shape_0" ID="Forma4" path="m0,0l-2147483645,0l-2147483645,-2147483646l0,-2147483646xe" fillcolor="white" stroked="f" o:allowincell="f" style="position:absolute;margin-left:246.9pt;margin-top:34.15pt;width:124.65pt;height:15.25pt;mso-wrap-style:square;v-text-anchor:top;mso-position-horizontal-relative:page;mso-position-vertical-relative:page">
-              <v:fill o:detectmouseclick="t" type="solid" color2="black" opacity="0"/>
+            <v:rect id="shape_0" ID="Forma4" path="m0,0l-2147483645,0l-2147483645,-2147483646l0,-2147483646xe" stroked="f" o:allowincell="f" style="position:absolute;margin-left:246.9pt;margin-top:34.15pt;width:124.65pt;height:15.25pt;mso-wrap-style:square;v-text-anchor:top;mso-position-horizontal-relative:page;mso-position-vertical-relative:page">
+              <v:fill o:detectmouseclick="t" on="false"/>
               <v:stroke color="#3465a4" joinstyle="round" endcap="flat"/>
               <v:textbox>
                 <w:txbxContent>
@@ -9044,7 +9032,7 @@
   <w:p>
     <w:pPr>
       <w:pStyle w:val="Cuerpodetexto"/>
-      <w:spacing w:lineRule="auto" w:line="9"/>
+      <w:spacing w:lineRule="auto" w:line="7"/>
       <w:rPr>
         <w:b w:val="false"/>
         <w:b w:val="false"/>
@@ -9059,7 +9047,7 @@
       <mc:AlternateContent>
         <mc:Choice Requires="wps">
           <w:drawing>
-            <wp:anchor behindDoc="1" distT="0" distB="0" distL="0" distR="0" simplePos="0" locked="0" layoutInCell="0" allowOverlap="1" relativeHeight="20">
+            <wp:anchor behindDoc="1" distT="0" distB="0" distL="0" distR="0" simplePos="0" locked="0" layoutInCell="0" allowOverlap="1" relativeHeight="28">
               <wp:simplePos x="0" y="0"/>
               <wp:positionH relativeFrom="page">
                 <wp:posOffset>3135630</wp:posOffset>
@@ -9206,8 +9194,8 @@
         </mc:Choice>
         <mc:Fallback>
           <w:pict>
-            <v:rect id="shape_0" ID="Forma6" path="m0,0l-2147483645,0l-2147483645,-2147483646l0,-2147483646xe" fillcolor="white" stroked="f" o:allowincell="f" style="position:absolute;margin-left:246.9pt;margin-top:34.15pt;width:124.65pt;height:15.25pt;mso-wrap-style:square;v-text-anchor:top;mso-position-horizontal-relative:page;mso-position-vertical-relative:page">
-              <v:fill o:detectmouseclick="t" type="solid" color2="black" opacity="0"/>
+            <v:rect id="shape_0" ID="Forma6" path="m0,0l-2147483645,0l-2147483645,-2147483646l0,-2147483646xe" stroked="f" o:allowincell="f" style="position:absolute;margin-left:246.9pt;margin-top:34.15pt;width:124.65pt;height:15.25pt;mso-wrap-style:square;v-text-anchor:top;mso-position-horizontal-relative:page;mso-position-vertical-relative:page">
+              <v:fill o:detectmouseclick="t" on="false"/>
               <v:stroke color="#3465a4" joinstyle="round" endcap="flat"/>
               <v:textbox>
                 <w:txbxContent>

--- a/TEMA 1/ACT-1 Consola Web_enunciado - ACM.docx
+++ b/TEMA 1/ACT-1 Consola Web_enunciado - ACM.docx
@@ -1,722 +1,60 @@
 
 <file path=word/document.xml><?xml version="1.0" encoding="utf-8"?>
-<w:document xmlns:o="urn:schemas-microsoft-com:office:office" xmlns:r="http://schemas.openxmlformats.org/officeDocument/2006/relationships" xmlns:v="urn:schemas-microsoft-com:vml" xmlns:w="http://schemas.openxmlformats.org/wordprocessingml/2006/main" xmlns:w10="urn:schemas-microsoft-com:office:word" xmlns:wp="http://schemas.openxmlformats.org/drawingml/2006/wordprocessingDrawing" xmlns:wps="http://schemas.microsoft.com/office/word/2010/wordprocessingShape" xmlns:wpg="http://schemas.microsoft.com/office/word/2010/wordprocessingGroup" xmlns:mc="http://schemas.openxmlformats.org/markup-compatibility/2006" xmlns:wp14="http://schemas.microsoft.com/office/word/2010/wordprocessingDrawing" xmlns:w14="http://schemas.microsoft.com/office/word/2010/wordml" xmlns:w15="http://schemas.microsoft.com/office/word/2012/wordml" mc:Ignorable="w14 wp14 w15">
+<w:document xmlns:ve="http://schemas.openxmlformats.org/markup-compatibility/2006" xmlns:o="urn:schemas-microsoft-com:office:office" xmlns:r="http://schemas.openxmlformats.org/officeDocument/2006/relationships" xmlns:m="http://schemas.openxmlformats.org/officeDocument/2006/math" xmlns:v="urn:schemas-microsoft-com:vml" xmlns:wp="http://schemas.openxmlformats.org/drawingml/2006/wordprocessingDrawing" xmlns:w10="urn:schemas-microsoft-com:office:word" xmlns:w="http://schemas.openxmlformats.org/wordprocessingml/2006/main" xmlns:wne="http://schemas.microsoft.com/office/word/2006/wordml">
   <w:body>
     <w:p>
       <w:pPr>
-        <w:pStyle w:val="Cuerpodetexto"/>
-        <w:spacing w:before="6" w:after="0"/>
-        <w:rPr>
-          <w:b w:val="false"/>
-          <w:b w:val="false"/>
+        <w:pStyle w:val="Textoindependiente"/>
+        <w:spacing w:before="6"/>
+        <w:rPr>
+          <w:b w:val="0"/>
           <w:sz w:val="7"/>
         </w:rPr>
       </w:pPr>
-      <w:r>
-        <w:rPr>
-          <w:b w:val="false"/>
-          <w:sz w:val="7"/>
-        </w:rPr>
-      </w:r>
-    </w:p>
-    <w:p>
-      <w:pPr>
-        <w:pStyle w:val="Cuerpodetexto"/>
-        <w:ind w:left="677" w:hanging="0"/>
-        <w:rPr>
-          <w:b w:val="false"/>
-          <w:b w:val="false"/>
+    </w:p>
+    <w:p>
+      <w:pPr>
+        <w:pStyle w:val="Textoindependiente"/>
+        <w:ind w:left="677"/>
+        <w:rPr>
+          <w:b w:val="0"/>
           <w:sz w:val="20"/>
         </w:rPr>
       </w:pPr>
       <w:r>
-        <w:rPr/>
-        <mc:AlternateContent>
-          <mc:Choice Requires="wps">
-            <w:drawing>
-              <wp:inline distT="0" distB="0" distL="0" distR="0">
-                <wp:extent cx="6202680" cy="1493520"/>
-                <wp:effectExtent l="0" t="0" r="0" b="0"/>
-                <wp:docPr id="1" name="Forma1"/>
-                <a:graphic xmlns:a="http://schemas.openxmlformats.org/drawingml/2006/main">
-                  <a:graphicData uri="http://schemas.microsoft.com/office/word/2010/wordprocessingShape">
-                    <wps:wsp>
-                      <wps:cNvSpPr/>
-                      <wps:spPr>
-                        <a:xfrm>
-                          <a:off x="0" y="0"/>
-                          <a:ext cx="6202800" cy="1493640"/>
-                        </a:xfrm>
-                        <a:prstGeom prst="rect">
-                          <a:avLst/>
-                        </a:prstGeom>
-                        <a:solidFill>
-                          <a:srgbClr val="dcdcdc"/>
-                        </a:solidFill>
-                        <a:ln w="0">
-                          <a:noFill/>
-                        </a:ln>
-                      </wps:spPr>
-                      <wps:style>
-                        <a:lnRef idx="0"/>
-                        <a:fillRef idx="0"/>
-                        <a:effectRef idx="0"/>
-                        <a:fontRef idx="minor"/>
-                      </wps:style>
-                      <wps:txbx>
-                        <w:txbxContent>
-                          <w:p>
-                            <w:pPr>
-                              <w:pStyle w:val="Contenidodelmarco"/>
-                              <w:spacing w:lineRule="exact" w:line="554"/>
-                              <w:ind w:left="29" w:right="5" w:hanging="0"/>
-                              <w:jc w:val="center"/>
-                              <w:rPr>
-                                <w:rFonts w:ascii="Trebuchet MS" w:hAnsi="Trebuchet MS"/>
-                                <w:b/>
-                                <w:b/>
-                                <w:sz w:val="48"/>
-                              </w:rPr>
-                            </w:pPr>
-                            <w:r>
-                              <w:rPr>
-                                <w:rFonts w:ascii="Trebuchet MS" w:hAnsi="Trebuchet MS"/>
-                                <w:b/>
-                                <w:color w:val="148366"/>
-                                <w:w w:val="120"/>
-                                <w:sz w:val="48"/>
-                                <w:u w:val="thick" w:color="148366"/>
-                              </w:rPr>
-                              <w:t>PRÁCTICA</w:t>
-                            </w:r>
-                          </w:p>
-                          <w:p>
-                            <w:pPr>
-                              <w:pStyle w:val="Cuerpodetexto"/>
-                              <w:spacing w:lineRule="exact" w:line="348" w:before="283" w:after="0"/>
-                              <w:ind w:left="29" w:right="6" w:hanging="0"/>
-                              <w:jc w:val="center"/>
-                              <w:rPr>
-                                <w:rFonts w:ascii="Trebuchet MS" w:hAnsi="Trebuchet MS"/>
-                              </w:rPr>
-                            </w:pPr>
-                            <w:r>
-                              <w:rPr>
-                                <w:rFonts w:ascii="Trebuchet MS" w:hAnsi="Trebuchet MS"/>
-                                <w:color w:val="295F99"/>
-                                <w:w w:val="115"/>
-                              </w:rPr>
-                              <w:t>-------------------------------------</w:t>
-                            </w:r>
-                          </w:p>
-                          <w:p>
-                            <w:pPr>
-                              <w:pStyle w:val="Contenidodelmarco"/>
-                              <w:spacing w:lineRule="exact" w:line="285"/>
-                              <w:ind w:left="29" w:right="56" w:hanging="0"/>
-                              <w:jc w:val="center"/>
-                              <w:rPr>
-                                <w:rFonts w:ascii="Trebuchet MS" w:hAnsi="Trebuchet MS"/>
-                                <w:sz w:val="26"/>
-                              </w:rPr>
-                            </w:pPr>
-                            <w:r>
-                              <w:rPr>
-                                <w:rFonts w:ascii="Trebuchet MS" w:hAnsi="Trebuchet MS"/>
-                                <w:w w:val="110"/>
-                                <w:sz w:val="26"/>
-                              </w:rPr>
-                              <w:t>Para</w:t>
-                            </w:r>
-                            <w:r>
-                              <w:rPr>
-                                <w:rFonts w:ascii="Trebuchet MS" w:hAnsi="Trebuchet MS"/>
-                                <w:spacing w:val="13"/>
-                                <w:w w:val="110"/>
-                                <w:sz w:val="26"/>
-                              </w:rPr>
-                              <w:t xml:space="preserve"> </w:t>
-                            </w:r>
-                            <w:r>
-                              <w:rPr>
-                                <w:rFonts w:ascii="Trebuchet MS" w:hAnsi="Trebuchet MS"/>
-                                <w:w w:val="110"/>
-                                <w:sz w:val="26"/>
-                              </w:rPr>
-                              <w:t>más</w:t>
-                            </w:r>
-                            <w:r>
-                              <w:rPr>
-                                <w:rFonts w:ascii="Trebuchet MS" w:hAnsi="Trebuchet MS"/>
-                                <w:spacing w:val="16"/>
-                                <w:w w:val="110"/>
-                                <w:sz w:val="26"/>
-                              </w:rPr>
-                              <w:t xml:space="preserve"> </w:t>
-                            </w:r>
-                            <w:r>
-                              <w:rPr>
-                                <w:rFonts w:ascii="Trebuchet MS" w:hAnsi="Trebuchet MS"/>
-                                <w:w w:val="110"/>
-                                <w:sz w:val="26"/>
-                              </w:rPr>
-                              <w:t>información</w:t>
-                            </w:r>
-                            <w:r>
-                              <w:rPr>
-                                <w:rFonts w:ascii="Trebuchet MS" w:hAnsi="Trebuchet MS"/>
-                                <w:spacing w:val="15"/>
-                                <w:w w:val="110"/>
-                                <w:sz w:val="26"/>
-                              </w:rPr>
-                              <w:t xml:space="preserve"> </w:t>
-                            </w:r>
-                            <w:r>
-                              <w:rPr>
-                                <w:rFonts w:ascii="Trebuchet MS" w:hAnsi="Trebuchet MS"/>
-                                <w:w w:val="110"/>
-                                <w:sz w:val="26"/>
-                              </w:rPr>
-                              <w:t>puedes</w:t>
-                            </w:r>
-                            <w:r>
-                              <w:rPr>
-                                <w:rFonts w:ascii="Trebuchet MS" w:hAnsi="Trebuchet MS"/>
-                                <w:spacing w:val="17"/>
-                                <w:w w:val="110"/>
-                                <w:sz w:val="26"/>
-                              </w:rPr>
-                              <w:t xml:space="preserve"> </w:t>
-                            </w:r>
-                            <w:r>
-                              <w:rPr>
-                                <w:rFonts w:ascii="Trebuchet MS" w:hAnsi="Trebuchet MS"/>
-                                <w:w w:val="110"/>
-                                <w:sz w:val="26"/>
-                              </w:rPr>
-                              <w:t>consultar</w:t>
-                            </w:r>
-                            <w:r>
-                              <w:rPr>
-                                <w:rFonts w:ascii="Trebuchet MS" w:hAnsi="Trebuchet MS"/>
-                                <w:spacing w:val="15"/>
-                                <w:w w:val="110"/>
-                                <w:sz w:val="26"/>
-                              </w:rPr>
-                              <w:t xml:space="preserve"> </w:t>
-                            </w:r>
-                            <w:r>
-                              <w:rPr>
-                                <w:rFonts w:ascii="Trebuchet MS" w:hAnsi="Trebuchet MS"/>
-                                <w:w w:val="110"/>
-                                <w:sz w:val="26"/>
-                              </w:rPr>
-                              <w:t>el</w:t>
-                            </w:r>
-                            <w:r>
-                              <w:rPr>
-                                <w:rFonts w:ascii="Trebuchet MS" w:hAnsi="Trebuchet MS"/>
-                                <w:spacing w:val="13"/>
-                                <w:w w:val="110"/>
-                                <w:sz w:val="26"/>
-                              </w:rPr>
-                              <w:t xml:space="preserve"> </w:t>
-                            </w:r>
-                            <w:r>
-                              <w:rPr>
-                                <w:rFonts w:ascii="Trebuchet MS" w:hAnsi="Trebuchet MS"/>
-                                <w:w w:val="110"/>
-                                <w:sz w:val="26"/>
-                              </w:rPr>
-                              <w:t>manual</w:t>
-                            </w:r>
-                            <w:r>
-                              <w:rPr>
-                                <w:rFonts w:ascii="Trebuchet MS" w:hAnsi="Trebuchet MS"/>
-                                <w:spacing w:val="14"/>
-                                <w:w w:val="110"/>
-                                <w:sz w:val="26"/>
-                              </w:rPr>
-                              <w:t xml:space="preserve"> </w:t>
-                            </w:r>
-                            <w:r>
-                              <w:rPr>
-                                <w:rFonts w:ascii="Trebuchet MS" w:hAnsi="Trebuchet MS"/>
-                                <w:w w:val="110"/>
-                                <w:sz w:val="26"/>
-                              </w:rPr>
-                              <w:t>de</w:t>
-                            </w:r>
-                            <w:r>
-                              <w:rPr>
-                                <w:rFonts w:ascii="Trebuchet MS" w:hAnsi="Trebuchet MS"/>
-                                <w:spacing w:val="14"/>
-                                <w:w w:val="110"/>
-                                <w:sz w:val="26"/>
-                              </w:rPr>
-                              <w:t xml:space="preserve"> </w:t>
-                            </w:r>
-                            <w:r>
-                              <w:rPr>
-                                <w:rFonts w:ascii="Trebuchet MS" w:hAnsi="Trebuchet MS"/>
-                                <w:w w:val="110"/>
-                                <w:sz w:val="26"/>
-                              </w:rPr>
-                              <w:t>devtools</w:t>
-                            </w:r>
-                            <w:r>
-                              <w:rPr>
-                                <w:rFonts w:ascii="Trebuchet MS" w:hAnsi="Trebuchet MS"/>
-                                <w:spacing w:val="16"/>
-                                <w:w w:val="110"/>
-                                <w:sz w:val="26"/>
-                              </w:rPr>
-                              <w:t xml:space="preserve"> </w:t>
-                            </w:r>
-                            <w:r>
-                              <w:rPr>
-                                <w:rFonts w:ascii="Trebuchet MS" w:hAnsi="Trebuchet MS"/>
-                                <w:w w:val="110"/>
-                                <w:sz w:val="26"/>
-                              </w:rPr>
-                              <w:t>de</w:t>
-                            </w:r>
-                            <w:r>
-                              <w:rPr>
-                                <w:rFonts w:ascii="Trebuchet MS" w:hAnsi="Trebuchet MS"/>
-                                <w:spacing w:val="16"/>
-                                <w:w w:val="110"/>
-                                <w:sz w:val="26"/>
-                              </w:rPr>
-                              <w:t xml:space="preserve"> </w:t>
-                            </w:r>
-                            <w:r>
-                              <w:rPr>
-                                <w:rFonts w:ascii="Trebuchet MS" w:hAnsi="Trebuchet MS"/>
-                                <w:w w:val="110"/>
-                                <w:sz w:val="26"/>
-                              </w:rPr>
-                              <w:t>chrome:</w:t>
-                            </w:r>
-                          </w:p>
-                          <w:p>
-                            <w:pPr>
-                              <w:pStyle w:val="Contenidodelmarco"/>
-                              <w:numPr>
-                                <w:ilvl w:val="0"/>
-                                <w:numId w:val="2"/>
-                              </w:numPr>
-                              <w:tabs>
-                                <w:tab w:val="clear" w:pos="720"/>
-                                <w:tab w:val="left" w:pos="364" w:leader="none"/>
-                                <w:tab w:val="left" w:pos="365" w:leader="none"/>
-                              </w:tabs>
-                              <w:spacing w:lineRule="exact" w:line="322"/>
-                              <w:ind w:left="365" w:hanging="363"/>
-                              <w:rPr>
-                                <w:rFonts w:ascii="Trebuchet MS" w:hAnsi="Trebuchet MS"/>
-                                <w:b/>
-                                <w:b/>
-                                <w:i/>
-                                <w:i/>
-                              </w:rPr>
-                            </w:pPr>
-                            <w:hyperlink r:id="rId2">
-                              <w:r>
-                                <w:rPr>
-                                  <w:rFonts w:ascii="Trebuchet MS" w:hAnsi="Trebuchet MS"/>
-                                  <w:b/>
-                                  <w:i/>
-                                  <w:color w:val="00007F"/>
-                                  <w:w w:val="115"/>
-                                  <w:u w:val="single" w:color="00007F"/>
-                                </w:rPr>
-                                <w:t>https://developer.chrome.com/docs/devtools/</w:t>
-                              </w:r>
-                            </w:hyperlink>
-                          </w:p>
-                          <w:p>
-                            <w:pPr>
-                              <w:pStyle w:val="Contenidodelmarco"/>
-                              <w:spacing w:before="201" w:after="0"/>
-                              <w:ind w:left="29" w:right="6" w:hanging="0"/>
-                              <w:jc w:val="center"/>
-                              <w:rPr>
-                                <w:rFonts w:ascii="Trebuchet MS" w:hAnsi="Trebuchet MS"/>
-                                <w:b/>
-                                <w:b/>
-                                <w:i/>
-                                <w:i/>
-                                <w:sz w:val="31"/>
-                              </w:rPr>
-                            </w:pPr>
-                            <w:r>
-                              <w:rPr>
-                                <w:rFonts w:ascii="Trebuchet MS" w:hAnsi="Trebuchet MS"/>
-                                <w:b/>
-                                <w:i/>
-                                <w:color w:val="295F99"/>
-                                <w:w w:val="110"/>
-                                <w:sz w:val="31"/>
-                              </w:rPr>
-                              <w:t>-------------------------------------</w:t>
-                            </w:r>
-                          </w:p>
-                        </w:txbxContent>
-                      </wps:txbx>
-                      <wps:bodyPr lIns="0" rIns="0" tIns="0" bIns="0" anchor="t">
-                        <a:noAutofit/>
-                      </wps:bodyPr>
-                    </wps:wsp>
-                  </a:graphicData>
-                </a:graphic>
-              </wp:inline>
-            </w:drawing>
-          </mc:Choice>
-          <mc:Fallback>
-            <w:pict>
-              <v:rect id="shape_0" ID="Forma1" path="m0,0l-2147483645,0l-2147483645,-2147483646l0,-2147483646xe" fillcolor="#dcdcdc" stroked="f" o:allowincell="f" style="position:absolute;margin-left:0pt;margin-top:-117.65pt;width:488.35pt;height:117.55pt;mso-wrap-style:square;v-text-anchor:top;mso-position-vertical:top">
-                <v:fill o:detectmouseclick="t" type="solid" color2="#232323"/>
-                <v:stroke color="#3465a4" joinstyle="round" endcap="flat"/>
-                <v:textbox>
-                  <w:txbxContent>
-                    <w:p>
-                      <w:pPr>
-                        <w:pStyle w:val="Contenidodelmarco"/>
-                        <w:spacing w:lineRule="exact" w:line="554"/>
-                        <w:ind w:left="29" w:right="5" w:hanging="0"/>
-                        <w:jc w:val="center"/>
-                        <w:rPr>
-                          <w:rFonts w:ascii="Trebuchet MS" w:hAnsi="Trebuchet MS"/>
-                          <w:b/>
-                          <w:b/>
-                          <w:sz w:val="48"/>
-                        </w:rPr>
-                      </w:pPr>
-                      <w:r>
-                        <w:rPr>
-                          <w:rFonts w:ascii="Trebuchet MS" w:hAnsi="Trebuchet MS"/>
-                          <w:b/>
-                          <w:color w:val="148366"/>
-                          <w:w w:val="120"/>
-                          <w:sz w:val="48"/>
-                          <w:u w:val="thick" w:color="148366"/>
-                        </w:rPr>
-                        <w:t>PRÁCTICA</w:t>
-                      </w:r>
-                    </w:p>
-                    <w:p>
-                      <w:pPr>
-                        <w:pStyle w:val="Cuerpodetexto"/>
-                        <w:spacing w:lineRule="exact" w:line="348" w:before="283" w:after="0"/>
-                        <w:ind w:left="29" w:right="6" w:hanging="0"/>
-                        <w:jc w:val="center"/>
-                        <w:rPr>
-                          <w:rFonts w:ascii="Trebuchet MS" w:hAnsi="Trebuchet MS"/>
-                        </w:rPr>
-                      </w:pPr>
-                      <w:r>
-                        <w:rPr>
-                          <w:rFonts w:ascii="Trebuchet MS" w:hAnsi="Trebuchet MS"/>
-                          <w:color w:val="295F99"/>
-                          <w:w w:val="115"/>
-                        </w:rPr>
-                        <w:t>-------------------------------------</w:t>
-                      </w:r>
-                    </w:p>
-                    <w:p>
-                      <w:pPr>
-                        <w:pStyle w:val="Contenidodelmarco"/>
-                        <w:spacing w:lineRule="exact" w:line="285"/>
-                        <w:ind w:left="29" w:right="56" w:hanging="0"/>
-                        <w:jc w:val="center"/>
-                        <w:rPr>
-                          <w:rFonts w:ascii="Trebuchet MS" w:hAnsi="Trebuchet MS"/>
-                          <w:sz w:val="26"/>
-                        </w:rPr>
-                      </w:pPr>
-                      <w:r>
-                        <w:rPr>
-                          <w:rFonts w:ascii="Trebuchet MS" w:hAnsi="Trebuchet MS"/>
-                          <w:w w:val="110"/>
-                          <w:sz w:val="26"/>
-                        </w:rPr>
-                        <w:t>Para</w:t>
-                      </w:r>
-                      <w:r>
-                        <w:rPr>
-                          <w:rFonts w:ascii="Trebuchet MS" w:hAnsi="Trebuchet MS"/>
-                          <w:spacing w:val="13"/>
-                          <w:w w:val="110"/>
-                          <w:sz w:val="26"/>
-                        </w:rPr>
-                        <w:t xml:space="preserve"> </w:t>
-                      </w:r>
-                      <w:r>
-                        <w:rPr>
-                          <w:rFonts w:ascii="Trebuchet MS" w:hAnsi="Trebuchet MS"/>
-                          <w:w w:val="110"/>
-                          <w:sz w:val="26"/>
-                        </w:rPr>
-                        <w:t>más</w:t>
-                      </w:r>
-                      <w:r>
-                        <w:rPr>
-                          <w:rFonts w:ascii="Trebuchet MS" w:hAnsi="Trebuchet MS"/>
-                          <w:spacing w:val="16"/>
-                          <w:w w:val="110"/>
-                          <w:sz w:val="26"/>
-                        </w:rPr>
-                        <w:t xml:space="preserve"> </w:t>
-                      </w:r>
-                      <w:r>
-                        <w:rPr>
-                          <w:rFonts w:ascii="Trebuchet MS" w:hAnsi="Trebuchet MS"/>
-                          <w:w w:val="110"/>
-                          <w:sz w:val="26"/>
-                        </w:rPr>
-                        <w:t>información</w:t>
-                      </w:r>
-                      <w:r>
-                        <w:rPr>
-                          <w:rFonts w:ascii="Trebuchet MS" w:hAnsi="Trebuchet MS"/>
-                          <w:spacing w:val="15"/>
-                          <w:w w:val="110"/>
-                          <w:sz w:val="26"/>
-                        </w:rPr>
-                        <w:t xml:space="preserve"> </w:t>
-                      </w:r>
-                      <w:r>
-                        <w:rPr>
-                          <w:rFonts w:ascii="Trebuchet MS" w:hAnsi="Trebuchet MS"/>
-                          <w:w w:val="110"/>
-                          <w:sz w:val="26"/>
-                        </w:rPr>
-                        <w:t>puedes</w:t>
-                      </w:r>
-                      <w:r>
-                        <w:rPr>
-                          <w:rFonts w:ascii="Trebuchet MS" w:hAnsi="Trebuchet MS"/>
-                          <w:spacing w:val="17"/>
-                          <w:w w:val="110"/>
-                          <w:sz w:val="26"/>
-                        </w:rPr>
-                        <w:t xml:space="preserve"> </w:t>
-                      </w:r>
-                      <w:r>
-                        <w:rPr>
-                          <w:rFonts w:ascii="Trebuchet MS" w:hAnsi="Trebuchet MS"/>
-                          <w:w w:val="110"/>
-                          <w:sz w:val="26"/>
-                        </w:rPr>
-                        <w:t>consultar</w:t>
-                      </w:r>
-                      <w:r>
-                        <w:rPr>
-                          <w:rFonts w:ascii="Trebuchet MS" w:hAnsi="Trebuchet MS"/>
-                          <w:spacing w:val="15"/>
-                          <w:w w:val="110"/>
-                          <w:sz w:val="26"/>
-                        </w:rPr>
-                        <w:t xml:space="preserve"> </w:t>
-                      </w:r>
-                      <w:r>
-                        <w:rPr>
-                          <w:rFonts w:ascii="Trebuchet MS" w:hAnsi="Trebuchet MS"/>
-                          <w:w w:val="110"/>
-                          <w:sz w:val="26"/>
-                        </w:rPr>
-                        <w:t>el</w:t>
-                      </w:r>
-                      <w:r>
-                        <w:rPr>
-                          <w:rFonts w:ascii="Trebuchet MS" w:hAnsi="Trebuchet MS"/>
-                          <w:spacing w:val="13"/>
-                          <w:w w:val="110"/>
-                          <w:sz w:val="26"/>
-                        </w:rPr>
-                        <w:t xml:space="preserve"> </w:t>
-                      </w:r>
-                      <w:r>
-                        <w:rPr>
-                          <w:rFonts w:ascii="Trebuchet MS" w:hAnsi="Trebuchet MS"/>
-                          <w:w w:val="110"/>
-                          <w:sz w:val="26"/>
-                        </w:rPr>
-                        <w:t>manual</w:t>
-                      </w:r>
-                      <w:r>
-                        <w:rPr>
-                          <w:rFonts w:ascii="Trebuchet MS" w:hAnsi="Trebuchet MS"/>
-                          <w:spacing w:val="14"/>
-                          <w:w w:val="110"/>
-                          <w:sz w:val="26"/>
-                        </w:rPr>
-                        <w:t xml:space="preserve"> </w:t>
-                      </w:r>
-                      <w:r>
-                        <w:rPr>
-                          <w:rFonts w:ascii="Trebuchet MS" w:hAnsi="Trebuchet MS"/>
-                          <w:w w:val="110"/>
-                          <w:sz w:val="26"/>
-                        </w:rPr>
-                        <w:t>de</w:t>
-                      </w:r>
-                      <w:r>
-                        <w:rPr>
-                          <w:rFonts w:ascii="Trebuchet MS" w:hAnsi="Trebuchet MS"/>
-                          <w:spacing w:val="14"/>
-                          <w:w w:val="110"/>
-                          <w:sz w:val="26"/>
-                        </w:rPr>
-                        <w:t xml:space="preserve"> </w:t>
-                      </w:r>
-                      <w:r>
-                        <w:rPr>
-                          <w:rFonts w:ascii="Trebuchet MS" w:hAnsi="Trebuchet MS"/>
-                          <w:w w:val="110"/>
-                          <w:sz w:val="26"/>
-                        </w:rPr>
-                        <w:t>devtools</w:t>
-                      </w:r>
-                      <w:r>
-                        <w:rPr>
-                          <w:rFonts w:ascii="Trebuchet MS" w:hAnsi="Trebuchet MS"/>
-                          <w:spacing w:val="16"/>
-                          <w:w w:val="110"/>
-                          <w:sz w:val="26"/>
-                        </w:rPr>
-                        <w:t xml:space="preserve"> </w:t>
-                      </w:r>
-                      <w:r>
-                        <w:rPr>
-                          <w:rFonts w:ascii="Trebuchet MS" w:hAnsi="Trebuchet MS"/>
-                          <w:w w:val="110"/>
-                          <w:sz w:val="26"/>
-                        </w:rPr>
-                        <w:t>de</w:t>
-                      </w:r>
-                      <w:r>
-                        <w:rPr>
-                          <w:rFonts w:ascii="Trebuchet MS" w:hAnsi="Trebuchet MS"/>
-                          <w:spacing w:val="16"/>
-                          <w:w w:val="110"/>
-                          <w:sz w:val="26"/>
-                        </w:rPr>
-                        <w:t xml:space="preserve"> </w:t>
-                      </w:r>
-                      <w:r>
-                        <w:rPr>
-                          <w:rFonts w:ascii="Trebuchet MS" w:hAnsi="Trebuchet MS"/>
-                          <w:w w:val="110"/>
-                          <w:sz w:val="26"/>
-                        </w:rPr>
-                        <w:t>chrome:</w:t>
-                      </w:r>
-                    </w:p>
-                    <w:p>
-                      <w:pPr>
-                        <w:pStyle w:val="Contenidodelmarco"/>
-                        <w:numPr>
-                          <w:ilvl w:val="0"/>
-                          <w:numId w:val="2"/>
-                        </w:numPr>
-                        <w:tabs>
-                          <w:tab w:val="clear" w:pos="720"/>
-                          <w:tab w:val="left" w:pos="364" w:leader="none"/>
-                          <w:tab w:val="left" w:pos="365" w:leader="none"/>
-                        </w:tabs>
-                        <w:spacing w:lineRule="exact" w:line="322"/>
-                        <w:ind w:left="365" w:hanging="363"/>
-                        <w:rPr>
-                          <w:rFonts w:ascii="Trebuchet MS" w:hAnsi="Trebuchet MS"/>
-                          <w:b/>
-                          <w:b/>
-                          <w:i/>
-                          <w:i/>
-                        </w:rPr>
-                      </w:pPr>
-                      <w:hyperlink r:id="rId3">
-                        <w:r>
-                          <w:rPr>
-                            <w:rFonts w:ascii="Trebuchet MS" w:hAnsi="Trebuchet MS"/>
-                            <w:b/>
-                            <w:i/>
-                            <w:color w:val="00007F"/>
-                            <w:w w:val="115"/>
-                            <w:u w:val="single" w:color="00007F"/>
-                          </w:rPr>
-                          <w:t>https://developer.chrome.com/docs/devtools/</w:t>
-                        </w:r>
-                      </w:hyperlink>
-                    </w:p>
-                    <w:p>
-                      <w:pPr>
-                        <w:pStyle w:val="Contenidodelmarco"/>
-                        <w:spacing w:before="201" w:after="0"/>
-                        <w:ind w:left="29" w:right="6" w:hanging="0"/>
-                        <w:jc w:val="center"/>
-                        <w:rPr>
-                          <w:rFonts w:ascii="Trebuchet MS" w:hAnsi="Trebuchet MS"/>
-                          <w:b/>
-                          <w:b/>
-                          <w:i/>
-                          <w:i/>
-                          <w:sz w:val="31"/>
-                        </w:rPr>
-                      </w:pPr>
-                      <w:r>
-                        <w:rPr>
-                          <w:rFonts w:ascii="Trebuchet MS" w:hAnsi="Trebuchet MS"/>
-                          <w:b/>
-                          <w:i/>
-                          <w:color w:val="295F99"/>
-                          <w:w w:val="110"/>
-                          <w:sz w:val="31"/>
-                        </w:rPr>
-                        <w:t>-------------------------------------</w:t>
-                      </w:r>
-                    </w:p>
-                  </w:txbxContent>
-                </v:textbox>
-                <w10:wrap type="square"/>
-              </v:rect>
-            </w:pict>
-          </mc:Fallback>
-        </mc:AlternateContent>
-      </w:r>
-    </w:p>
-    <w:p>
-      <w:pPr>
-        <w:pStyle w:val="Cuerpodetexto"/>
-        <w:spacing w:before="3" w:after="0"/>
-        <w:rPr>
-          <w:b w:val="false"/>
-          <w:b w:val="false"/>
+        <w:pict/>
+      </w:r>
+      <w:r>
+        <w:pict>
+          <v:shape id="Forma1" o:spid="_x0000_s1028" type="#_x0000_m1029" style="position:absolute;left:0;text-align:left;margin-left:0;margin-top:0;width:488.35pt;height:117.55pt;z-index:251671040;mso-wrap-style:square;mso-position-vertical:top;v-text-anchor:top" coordsize="" o:allowincell="f" path="m,l-127,r,-127l,-127xe" fillcolor="#dcdcdc" stroked="f" strokecolor="#3465a4">
+            <v:fill color2="#232323" o:detectmouseclick="t" type="solid"/>
+            <v:stroke joinstyle="round" endcap="flat"/>
+          </v:shape>
+        </w:pict>
+      </w:r>
+    </w:p>
+    <w:p>
+      <w:pPr>
+        <w:pStyle w:val="Textoindependiente"/>
+        <w:spacing w:before="3"/>
+        <w:rPr>
+          <w:b w:val="0"/>
           <w:sz w:val="20"/>
         </w:rPr>
       </w:pPr>
-      <w:r>
-        <w:rPr>
-          <w:b w:val="false"/>
-          <w:sz w:val="20"/>
-        </w:rPr>
-      </w:r>
-    </w:p>
-    <w:p>
-      <w:pPr>
-        <w:pStyle w:val="ListParagraph"/>
+    </w:p>
+    <w:p>
+      <w:pPr>
+        <w:pStyle w:val="Prrafodelista"/>
         <w:numPr>
           <w:ilvl w:val="0"/>
           <w:numId w:val="1"/>
         </w:numPr>
         <w:tabs>
-          <w:tab w:val="clear" w:pos="720"/>
-          <w:tab w:val="left" w:pos="1014" w:leader="none"/>
+          <w:tab w:val="left" w:pos="1014"/>
         </w:tabs>
-        <w:spacing w:before="97" w:after="0"/>
-        <w:rPr>
-          <w:b/>
+        <w:spacing w:before="97"/>
+        <w:rPr>
           <w:b/>
           <w:sz w:val="28"/>
         </w:rPr>
@@ -855,39 +193,46 @@
     </w:p>
     <w:p>
       <w:pPr>
-        <w:pStyle w:val="Cuerpodetexto"/>
-        <w:ind w:left="1410" w:hanging="0"/>
-        <w:rPr>
-          <w:b w:val="false"/>
-          <w:b w:val="false"/>
+        <w:pStyle w:val="Textoindependiente"/>
+        <w:ind w:left="1410"/>
+        <w:rPr>
+          <w:b w:val="0"/>
           <w:sz w:val="24"/>
           <w:szCs w:val="24"/>
         </w:rPr>
       </w:pPr>
-      <w:r>
-        <w:rPr>
-          <w:b w:val="false"/>
+      <w:proofErr w:type="spellStart"/>
+      <w:r>
+        <w:rPr>
+          <w:b w:val="0"/>
           <w:sz w:val="24"/>
           <w:szCs w:val="24"/>
         </w:rPr>
-        <w:t>Docs adjuntos.</w:t>
-      </w:r>
-    </w:p>
-    <w:p>
-      <w:pPr>
-        <w:pStyle w:val="ListParagraph"/>
+        <w:t>Docs</w:t>
+      </w:r>
+      <w:proofErr w:type="spellEnd"/>
+      <w:r>
+        <w:rPr>
+          <w:b w:val="0"/>
+          <w:sz w:val="24"/>
+          <w:szCs w:val="24"/>
+        </w:rPr>
+        <w:t xml:space="preserve"> adjuntos.</w:t>
+      </w:r>
+    </w:p>
+    <w:p>
+      <w:pPr>
+        <w:pStyle w:val="Prrafodelista"/>
         <w:numPr>
           <w:ilvl w:val="0"/>
           <w:numId w:val="1"/>
         </w:numPr>
         <w:tabs>
-          <w:tab w:val="clear" w:pos="720"/>
-          <w:tab w:val="left" w:pos="1014" w:leader="none"/>
+          <w:tab w:val="left" w:pos="1014"/>
         </w:tabs>
-        <w:spacing w:lineRule="auto" w:line="240" w:before="253" w:after="0"/>
+        <w:spacing w:before="253"/>
         <w:ind w:left="1410" w:right="2440" w:hanging="708"/>
         <w:rPr>
-          <w:b/>
           <w:b/>
           <w:sz w:val="28"/>
         </w:rPr>
@@ -1101,31 +446,28 @@
     </w:p>
     <w:p>
       <w:pPr>
-        <w:pStyle w:val="Cuerpodetexto"/>
+        <w:pStyle w:val="Textoindependiente"/>
         <w:rPr>
           <w:sz w:val="20"/>
         </w:rPr>
       </w:pPr>
-      <w:r>
-        <w:rPr>
-          <w:sz w:val="20"/>
-        </w:rPr>
-      </w:r>
-    </w:p>
-    <w:p>
-      <w:pPr>
-        <w:pStyle w:val="Cuerpodetexto"/>
-        <w:spacing w:before="5" w:after="0"/>
+    </w:p>
+    <w:p>
+      <w:pPr>
+        <w:pStyle w:val="Textoindependiente"/>
+        <w:spacing w:before="5"/>
         <w:rPr>
           <w:sz w:val="14"/>
         </w:rPr>
       </w:pPr>
       <w:r>
         <w:rPr>
+          <w:noProof/>
           <w:sz w:val="14"/>
+          <w:lang w:eastAsia="es-ES"/>
         </w:rPr>
         <w:drawing>
-          <wp:anchor behindDoc="0" distT="0" distB="0" distL="0" distR="0" simplePos="0" locked="0" layoutInCell="0" allowOverlap="1" relativeHeight="46">
+          <wp:anchor distT="0" distB="0" distL="0" distR="0" simplePos="0" relativeHeight="251656704" behindDoc="0" locked="0" layoutInCell="0" allowOverlap="1">
             <wp:simplePos x="0" y="0"/>
             <wp:positionH relativeFrom="page">
               <wp:posOffset>638175</wp:posOffset>
@@ -1136,7 +478,7 @@
             <wp:extent cx="6170930" cy="292735"/>
             <wp:effectExtent l="0" t="0" r="0" b="0"/>
             <wp:wrapTopAndBottom/>
-            <wp:docPr id="3" name="image1.png" descr=""/>
+            <wp:docPr id="3" name="image1.png"/>
             <wp:cNvGraphicFramePr>
               <a:graphicFrameLocks xmlns:a="http://schemas.openxmlformats.org/drawingml/2006/main" noChangeAspect="1"/>
             </wp:cNvGraphicFramePr>
@@ -1144,13 +486,13 @@
               <a:graphicData uri="http://schemas.openxmlformats.org/drawingml/2006/picture">
                 <pic:pic xmlns:pic="http://schemas.openxmlformats.org/drawingml/2006/picture">
                   <pic:nvPicPr>
-                    <pic:cNvPr id="3" name="image1.png" descr=""/>
+                    <pic:cNvPr id="3" name="image1.png"/>
                     <pic:cNvPicPr>
                       <a:picLocks noChangeAspect="1" noChangeArrowheads="1"/>
                     </pic:cNvPicPr>
                   </pic:nvPicPr>
                   <pic:blipFill>
-                    <a:blip r:embed="rId4"/>
+                    <a:blip r:embed="rId7" cstate="print"/>
                     <a:stretch>
                       <a:fillRect/>
                     </a:stretch>
@@ -1173,173 +515,251 @@
     </w:p>
     <w:p>
       <w:pPr>
-        <w:pStyle w:val="Cuerpodetexto"/>
-        <w:rPr/>
-      </w:pPr>
-      <w:r>
-        <w:rPr/>
-      </w:r>
-    </w:p>
-    <w:p>
-      <w:pPr>
-        <w:pStyle w:val="Cuerpodetexto"/>
-        <w:ind w:left="1410" w:hanging="0"/>
-        <w:rPr>
-          <w:sz w:val="26"/>
-          <w:szCs w:val="26"/>
-        </w:rPr>
-      </w:pPr>
-      <w:r>
-        <w:rPr>
-          <w:b w:val="false"/>
-          <w:sz w:val="26"/>
-          <w:szCs w:val="26"/>
-        </w:rPr>
-        <w:t>- Elements: se puede inspeccionar y modificar el código HTML y CSS a tiempo real, pero sin modificarse realmente en los archivos. Muy útil para realizar pruebas visuales de la página.</w:t>
-      </w:r>
-    </w:p>
-    <w:p>
-      <w:pPr>
-        <w:pStyle w:val="Cuerpodetexto"/>
-        <w:ind w:left="1410" w:hanging="0"/>
-        <w:rPr>
-          <w:b w:val="false"/>
-          <w:b w:val="false"/>
-          <w:sz w:val="26"/>
-          <w:szCs w:val="26"/>
-        </w:rPr>
-      </w:pPr>
-      <w:r>
-        <w:rPr>
-          <w:b w:val="false"/>
-          <w:sz w:val="26"/>
-          <w:szCs w:val="26"/>
-        </w:rPr>
-      </w:r>
-    </w:p>
-    <w:p>
-      <w:pPr>
-        <w:pStyle w:val="Cuerpodetexto"/>
-        <w:ind w:left="1410" w:hanging="0"/>
-        <w:rPr>
-          <w:sz w:val="26"/>
-          <w:szCs w:val="26"/>
-        </w:rPr>
-      </w:pPr>
-      <w:r>
-        <w:rPr>
-          <w:b w:val="false"/>
-          <w:sz w:val="26"/>
-          <w:szCs w:val="26"/>
-        </w:rPr>
-        <w:t>- Console: aquí se muestra los mensajes y errores del código JavaScript de la web. Se puede utilizar para corregir errores con el código y ver la salida.</w:t>
-      </w:r>
-    </w:p>
-    <w:p>
-      <w:pPr>
-        <w:pStyle w:val="Cuerpodetexto"/>
-        <w:ind w:left="1410" w:hanging="0"/>
-        <w:rPr>
-          <w:b w:val="false"/>
-          <w:b w:val="false"/>
-          <w:sz w:val="26"/>
-          <w:szCs w:val="26"/>
-        </w:rPr>
-      </w:pPr>
-      <w:r>
-        <w:rPr>
-          <w:b w:val="false"/>
-          <w:sz w:val="26"/>
-          <w:szCs w:val="26"/>
-        </w:rPr>
-      </w:r>
-    </w:p>
-    <w:p>
-      <w:pPr>
-        <w:pStyle w:val="Cuerpodetexto"/>
-        <w:ind w:left="1410" w:hanging="0"/>
-        <w:rPr>
-          <w:sz w:val="26"/>
-          <w:szCs w:val="26"/>
-        </w:rPr>
-      </w:pPr>
-      <w:r>
-        <w:rPr>
-          <w:b w:val="false"/>
-          <w:sz w:val="26"/>
-          <w:szCs w:val="26"/>
-        </w:rPr>
-        <w:t>- Sources: se muestran los archivos (las fuentes) utilizados por la web y se puede acceder a ellos. También permite depurar el código JavaScript.</w:t>
-      </w:r>
-    </w:p>
-    <w:p>
-      <w:pPr>
-        <w:pStyle w:val="Cuerpodetexto"/>
-        <w:ind w:left="1410" w:hanging="0"/>
-        <w:rPr>
-          <w:b w:val="false"/>
-          <w:b w:val="false"/>
-          <w:sz w:val="26"/>
-          <w:szCs w:val="26"/>
-        </w:rPr>
-      </w:pPr>
-      <w:r>
-        <w:rPr>
-          <w:b w:val="false"/>
-          <w:sz w:val="26"/>
-          <w:szCs w:val="26"/>
-        </w:rPr>
-      </w:r>
-    </w:p>
-    <w:p>
-      <w:pPr>
-        <w:pStyle w:val="Cuerpodetexto"/>
-        <w:ind w:left="1410" w:hanging="0"/>
-        <w:rPr>
-          <w:sz w:val="26"/>
-          <w:szCs w:val="26"/>
-        </w:rPr>
-      </w:pPr>
-      <w:r>
-        <w:rPr>
-          <w:b w:val="false"/>
-          <w:sz w:val="26"/>
-          <w:szCs w:val="26"/>
-        </w:rPr>
-        <w:t>- Network: en esta pestaña se rastrean las solicitudes y respuestas HTTP que realiza la web. Muestra información sobre cada solicitud y es útil para optimizar el rendimiento.</w:t>
-      </w:r>
-    </w:p>
-    <w:p>
-      <w:pPr>
-        <w:pStyle w:val="Cuerpodetexto"/>
-        <w:ind w:left="1410" w:hanging="0"/>
-        <w:rPr>
-          <w:b w:val="false"/>
-          <w:b w:val="false"/>
-          <w:sz w:val="26"/>
-          <w:szCs w:val="26"/>
-        </w:rPr>
-      </w:pPr>
-      <w:r>
-        <w:rPr>
-          <w:b w:val="false"/>
-          <w:sz w:val="26"/>
-          <w:szCs w:val="26"/>
-        </w:rPr>
-      </w:r>
-    </w:p>
-    <w:p>
-      <w:pPr>
-        <w:pStyle w:val="Cuerpodetexto"/>
-        <w:ind w:left="1410" w:hanging="0"/>
-        <w:rPr>
-          <w:sz w:val="26"/>
-          <w:szCs w:val="26"/>
-        </w:rPr>
-      </w:pPr>
-      <w:r>
-        <w:rPr>
-          <w:b w:val="false"/>
+        <w:pStyle w:val="Textoindependiente"/>
+      </w:pPr>
+    </w:p>
+    <w:p>
+      <w:pPr>
+        <w:pStyle w:val="Textoindependiente"/>
+        <w:ind w:left="1410"/>
+        <w:rPr>
+          <w:sz w:val="26"/>
+          <w:szCs w:val="26"/>
+        </w:rPr>
+      </w:pPr>
+      <w:r>
+        <w:rPr>
+          <w:b w:val="0"/>
+          <w:sz w:val="26"/>
+          <w:szCs w:val="26"/>
+        </w:rPr>
+        <w:t xml:space="preserve">- </w:t>
+      </w:r>
+      <w:proofErr w:type="spellStart"/>
+      <w:r>
+        <w:rPr>
+          <w:b w:val="0"/>
+          <w:sz w:val="26"/>
+          <w:szCs w:val="26"/>
+        </w:rPr>
+        <w:t>Elements</w:t>
+      </w:r>
+      <w:proofErr w:type="spellEnd"/>
+      <w:r>
+        <w:rPr>
+          <w:b w:val="0"/>
+          <w:sz w:val="26"/>
+          <w:szCs w:val="26"/>
+        </w:rPr>
+        <w:t xml:space="preserve">: se puede inspeccionar y modificar el código HTML y CSS a </w:t>
+      </w:r>
+      <w:r>
+        <w:rPr>
+          <w:b w:val="0"/>
+          <w:sz w:val="26"/>
+          <w:szCs w:val="26"/>
+        </w:rPr>
+        <w:t>tiempo real, pero sin modificarse realmente en los archivos. Muy útil para realizar pruebas visuales de la página.</w:t>
+      </w:r>
+    </w:p>
+    <w:p>
+      <w:pPr>
+        <w:pStyle w:val="Textoindependiente"/>
+        <w:ind w:left="1410"/>
+        <w:rPr>
+          <w:b w:val="0"/>
+          <w:sz w:val="26"/>
+          <w:szCs w:val="26"/>
+        </w:rPr>
+      </w:pPr>
+    </w:p>
+    <w:p>
+      <w:pPr>
+        <w:pStyle w:val="Textoindependiente"/>
+        <w:ind w:left="1410"/>
+        <w:rPr>
+          <w:sz w:val="26"/>
+          <w:szCs w:val="26"/>
+        </w:rPr>
+      </w:pPr>
+      <w:r>
+        <w:rPr>
+          <w:b w:val="0"/>
+          <w:sz w:val="26"/>
+          <w:szCs w:val="26"/>
+        </w:rPr>
+        <w:t xml:space="preserve">- </w:t>
+      </w:r>
+      <w:proofErr w:type="spellStart"/>
+      <w:r>
+        <w:rPr>
+          <w:b w:val="0"/>
+          <w:sz w:val="26"/>
+          <w:szCs w:val="26"/>
+        </w:rPr>
+        <w:t>Console</w:t>
+      </w:r>
+      <w:proofErr w:type="spellEnd"/>
+      <w:r>
+        <w:rPr>
+          <w:b w:val="0"/>
+          <w:sz w:val="26"/>
+          <w:szCs w:val="26"/>
+        </w:rPr>
+        <w:t xml:space="preserve">: aquí se muestra los mensajes y errores del código </w:t>
+      </w:r>
+      <w:proofErr w:type="spellStart"/>
+      <w:r>
+        <w:rPr>
+          <w:b w:val="0"/>
+          <w:sz w:val="26"/>
+          <w:szCs w:val="26"/>
+        </w:rPr>
+        <w:t>JavaScript</w:t>
+      </w:r>
+      <w:proofErr w:type="spellEnd"/>
+      <w:r>
+        <w:rPr>
+          <w:b w:val="0"/>
+          <w:sz w:val="26"/>
+          <w:szCs w:val="26"/>
+        </w:rPr>
+        <w:t xml:space="preserve"> de la web. Se puede utilizar para corregir errores con el código y v</w:t>
+      </w:r>
+      <w:r>
+        <w:rPr>
+          <w:b w:val="0"/>
+          <w:sz w:val="26"/>
+          <w:szCs w:val="26"/>
+        </w:rPr>
+        <w:t>er la salida.</w:t>
+      </w:r>
+    </w:p>
+    <w:p>
+      <w:pPr>
+        <w:pStyle w:val="Textoindependiente"/>
+        <w:ind w:left="1410"/>
+        <w:rPr>
+          <w:b w:val="0"/>
+          <w:sz w:val="26"/>
+          <w:szCs w:val="26"/>
+        </w:rPr>
+      </w:pPr>
+    </w:p>
+    <w:p>
+      <w:pPr>
+        <w:pStyle w:val="Textoindependiente"/>
+        <w:ind w:left="1410"/>
+        <w:rPr>
+          <w:sz w:val="26"/>
+          <w:szCs w:val="26"/>
+        </w:rPr>
+      </w:pPr>
+      <w:r>
+        <w:rPr>
+          <w:b w:val="0"/>
+          <w:sz w:val="26"/>
+          <w:szCs w:val="26"/>
+        </w:rPr>
+        <w:t xml:space="preserve">- </w:t>
+      </w:r>
+      <w:proofErr w:type="spellStart"/>
+      <w:r>
+        <w:rPr>
+          <w:b w:val="0"/>
+          <w:sz w:val="26"/>
+          <w:szCs w:val="26"/>
+        </w:rPr>
+        <w:t>Sources</w:t>
+      </w:r>
+      <w:proofErr w:type="spellEnd"/>
+      <w:r>
+        <w:rPr>
+          <w:b w:val="0"/>
+          <w:sz w:val="26"/>
+          <w:szCs w:val="26"/>
+        </w:rPr>
+        <w:t xml:space="preserve">: se muestran los archivos (las fuentes) utilizados por la web y se puede acceder a ellos. También permite depurar el código </w:t>
+      </w:r>
+      <w:proofErr w:type="spellStart"/>
+      <w:r>
+        <w:rPr>
+          <w:b w:val="0"/>
+          <w:sz w:val="26"/>
+          <w:szCs w:val="26"/>
+        </w:rPr>
+        <w:t>JavaScript</w:t>
+      </w:r>
+      <w:proofErr w:type="spellEnd"/>
+      <w:r>
+        <w:rPr>
+          <w:b w:val="0"/>
+          <w:sz w:val="26"/>
+          <w:szCs w:val="26"/>
+        </w:rPr>
+        <w:t>.</w:t>
+      </w:r>
+    </w:p>
+    <w:p>
+      <w:pPr>
+        <w:pStyle w:val="Textoindependiente"/>
+        <w:ind w:left="1410"/>
+        <w:rPr>
+          <w:b w:val="0"/>
+          <w:sz w:val="26"/>
+          <w:szCs w:val="26"/>
+        </w:rPr>
+      </w:pPr>
+    </w:p>
+    <w:p>
+      <w:pPr>
+        <w:pStyle w:val="Textoindependiente"/>
+        <w:ind w:left="1410"/>
+        <w:rPr>
+          <w:sz w:val="26"/>
+          <w:szCs w:val="26"/>
+        </w:rPr>
+      </w:pPr>
+      <w:r>
+        <w:rPr>
+          <w:b w:val="0"/>
+          <w:sz w:val="26"/>
+          <w:szCs w:val="26"/>
+        </w:rPr>
+        <w:t>- Network: en esta pestaña se rastrean las solicitudes y respuestas HTTP que realiza la web. M</w:t>
+      </w:r>
+      <w:r>
+        <w:rPr>
+          <w:b w:val="0"/>
+          <w:sz w:val="26"/>
+          <w:szCs w:val="26"/>
+        </w:rPr>
+        <w:t>uestra información sobre cada solicitud y es útil para optimizar el rendimiento.</w:t>
+      </w:r>
+    </w:p>
+    <w:p>
+      <w:pPr>
+        <w:pStyle w:val="Textoindependiente"/>
+        <w:ind w:left="1410"/>
+        <w:rPr>
+          <w:b w:val="0"/>
+          <w:sz w:val="26"/>
+          <w:szCs w:val="26"/>
+        </w:rPr>
+      </w:pPr>
+    </w:p>
+    <w:p>
+      <w:pPr>
+        <w:pStyle w:val="Textoindependiente"/>
+        <w:ind w:left="1410"/>
+        <w:rPr>
+          <w:sz w:val="26"/>
+          <w:szCs w:val="26"/>
+        </w:rPr>
+      </w:pPr>
+      <w:r>
+        <w:rPr>
+          <w:b w:val="0"/>
           <w:sz w:val="26"/>
           <w:szCs w:val="26"/>
         </w:rPr>
@@ -1348,226 +768,290 @@
     </w:p>
     <w:p>
       <w:pPr>
-        <w:pStyle w:val="Cuerpodetexto"/>
-        <w:ind w:left="1410" w:hanging="0"/>
-        <w:rPr>
-          <w:b w:val="false"/>
-          <w:b w:val="false"/>
-          <w:sz w:val="26"/>
-          <w:szCs w:val="26"/>
-        </w:rPr>
-      </w:pPr>
-      <w:r>
-        <w:rPr>
-          <w:b w:val="false"/>
-          <w:sz w:val="26"/>
-          <w:szCs w:val="26"/>
-        </w:rPr>
-      </w:r>
-    </w:p>
-    <w:p>
-      <w:pPr>
-        <w:pStyle w:val="Cuerpodetexto"/>
-        <w:ind w:left="1410" w:hanging="0"/>
-        <w:rPr>
-          <w:sz w:val="26"/>
-          <w:szCs w:val="26"/>
-        </w:rPr>
-      </w:pPr>
-      <w:r>
-        <w:rPr>
-          <w:b w:val="false"/>
-          <w:sz w:val="26"/>
-          <w:szCs w:val="26"/>
-        </w:rPr>
-        <w:t>- Memory: permite rastrear el uso de memoria de la web. Es útil para identificar posibles fugas de memoria.</w:t>
-      </w:r>
-    </w:p>
-    <w:p>
-      <w:pPr>
-        <w:pStyle w:val="Cuerpodetexto"/>
-        <w:ind w:left="1410" w:hanging="0"/>
-        <w:rPr>
-          <w:b w:val="false"/>
-          <w:b w:val="false"/>
-          <w:sz w:val="26"/>
-          <w:szCs w:val="26"/>
-        </w:rPr>
-      </w:pPr>
-      <w:r>
-        <w:rPr>
-          <w:b w:val="false"/>
-          <w:sz w:val="26"/>
-          <w:szCs w:val="26"/>
-        </w:rPr>
-      </w:r>
-    </w:p>
-    <w:p>
-      <w:pPr>
-        <w:pStyle w:val="Cuerpodetexto"/>
-        <w:ind w:left="1410" w:hanging="0"/>
-        <w:rPr>
-          <w:sz w:val="26"/>
-          <w:szCs w:val="26"/>
-        </w:rPr>
-      </w:pPr>
-      <w:r>
-        <w:rPr>
-          <w:b w:val="false"/>
-          <w:sz w:val="26"/>
-          <w:szCs w:val="26"/>
-        </w:rPr>
-        <w:t>- Application: se utiliza para trabajar con datos almacenados en el navegador, como las cookies, y ver información sobre Service Workers (fichero JavaScript que se ejecuta en segundo plano).</w:t>
-      </w:r>
-    </w:p>
-    <w:p>
-      <w:pPr>
-        <w:pStyle w:val="Cuerpodetexto"/>
-        <w:ind w:left="1410" w:hanging="0"/>
-        <w:rPr>
-          <w:b w:val="false"/>
-          <w:b w:val="false"/>
-          <w:sz w:val="26"/>
-          <w:szCs w:val="26"/>
-        </w:rPr>
-      </w:pPr>
-      <w:r>
-        <w:rPr>
-          <w:b w:val="false"/>
-          <w:sz w:val="26"/>
-          <w:szCs w:val="26"/>
-        </w:rPr>
-      </w:r>
-    </w:p>
-    <w:p>
-      <w:pPr>
-        <w:pStyle w:val="Cuerpodetexto"/>
-        <w:ind w:left="1410" w:hanging="0"/>
-        <w:rPr>
-          <w:sz w:val="26"/>
-          <w:szCs w:val="26"/>
-        </w:rPr>
-      </w:pPr>
-      <w:r>
-        <w:rPr>
-          <w:b w:val="false"/>
-          <w:sz w:val="26"/>
-          <w:szCs w:val="26"/>
-        </w:rPr>
-        <w:t>- Security: muestra la información de la seguridad y del estado de las conexiones.</w:t>
-      </w:r>
-    </w:p>
-    <w:p>
-      <w:pPr>
-        <w:pStyle w:val="Cuerpodetexto"/>
-        <w:ind w:left="1410" w:hanging="0"/>
-        <w:rPr>
-          <w:b w:val="false"/>
-          <w:b w:val="false"/>
-          <w:sz w:val="26"/>
-          <w:szCs w:val="26"/>
-        </w:rPr>
-      </w:pPr>
-      <w:r>
-        <w:rPr>
-          <w:b w:val="false"/>
-          <w:sz w:val="26"/>
-          <w:szCs w:val="26"/>
-        </w:rPr>
-      </w:r>
-    </w:p>
-    <w:p>
-      <w:pPr>
-        <w:pStyle w:val="Cuerpodetexto"/>
-        <w:ind w:left="1410" w:hanging="0"/>
-        <w:rPr>
-          <w:sz w:val="26"/>
-          <w:szCs w:val="26"/>
-        </w:rPr>
-      </w:pPr>
-      <w:r>
-        <w:rPr>
-          <w:b w:val="false"/>
-          <w:sz w:val="26"/>
-          <w:szCs w:val="26"/>
-        </w:rPr>
-        <w:t>- Lighthouse: genera un informe detallado que evalúa varios aspectos de la web y ofrece recomendaciones para mejorar el rendimiento y calidad. Se usa para optimizar la web.</w:t>
-      </w:r>
-    </w:p>
-    <w:p>
-      <w:pPr>
-        <w:pStyle w:val="Cuerpodetexto"/>
-        <w:ind w:left="1410" w:hanging="0"/>
-        <w:rPr>
-          <w:b w:val="false"/>
-          <w:b w:val="false"/>
-        </w:rPr>
-      </w:pPr>
-      <w:r>
-        <w:rPr>
-          <w:b w:val="false"/>
-        </w:rPr>
-      </w:r>
-    </w:p>
-    <w:p>
-      <w:pPr>
-        <w:pStyle w:val="Cuerpodetexto"/>
-        <w:ind w:left="1410" w:hanging="0"/>
-        <w:rPr>
-          <w:b w:val="false"/>
-          <w:b w:val="false"/>
-        </w:rPr>
-      </w:pPr>
-      <w:r>
-        <w:rPr>
-          <w:b w:val="false"/>
-        </w:rPr>
-      </w:r>
-    </w:p>
-    <w:p>
-      <w:pPr>
-        <w:pStyle w:val="Cuerpodetexto"/>
-        <w:ind w:left="1410" w:hanging="0"/>
-        <w:rPr>
-          <w:b w:val="false"/>
-          <w:b w:val="false"/>
-        </w:rPr>
-      </w:pPr>
-      <w:r>
-        <w:rPr>
-          <w:b w:val="false"/>
-        </w:rPr>
-      </w:r>
-    </w:p>
-    <w:p>
-      <w:pPr>
-        <w:pStyle w:val="Cuerpodetexto"/>
-        <w:ind w:left="1410" w:hanging="0"/>
-        <w:rPr>
-          <w:b w:val="false"/>
-          <w:b w:val="false"/>
-        </w:rPr>
-      </w:pPr>
-      <w:r>
-        <w:rPr>
-          <w:b w:val="false"/>
-        </w:rPr>
-      </w:r>
-    </w:p>
-    <w:p>
-      <w:pPr>
-        <w:pStyle w:val="ListParagraph"/>
+        <w:pStyle w:val="Textoindependiente"/>
+        <w:ind w:left="1410"/>
+        <w:rPr>
+          <w:b w:val="0"/>
+          <w:sz w:val="26"/>
+          <w:szCs w:val="26"/>
+        </w:rPr>
+      </w:pPr>
+    </w:p>
+    <w:p>
+      <w:pPr>
+        <w:pStyle w:val="Textoindependiente"/>
+        <w:ind w:left="1410"/>
+        <w:rPr>
+          <w:sz w:val="26"/>
+          <w:szCs w:val="26"/>
+        </w:rPr>
+      </w:pPr>
+      <w:r>
+        <w:rPr>
+          <w:b w:val="0"/>
+          <w:sz w:val="26"/>
+          <w:szCs w:val="26"/>
+        </w:rPr>
+        <w:t xml:space="preserve">- </w:t>
+      </w:r>
+      <w:proofErr w:type="spellStart"/>
+      <w:r>
+        <w:rPr>
+          <w:b w:val="0"/>
+          <w:sz w:val="26"/>
+          <w:szCs w:val="26"/>
+        </w:rPr>
+        <w:t>Memory</w:t>
+      </w:r>
+      <w:proofErr w:type="spellEnd"/>
+      <w:r>
+        <w:rPr>
+          <w:b w:val="0"/>
+          <w:sz w:val="26"/>
+          <w:szCs w:val="26"/>
+        </w:rPr>
+        <w:t>: permite rastrear el uso de memoria de l</w:t>
+      </w:r>
+      <w:r>
+        <w:rPr>
+          <w:b w:val="0"/>
+          <w:sz w:val="26"/>
+          <w:szCs w:val="26"/>
+        </w:rPr>
+        <w:t>a web. Es útil para identificar posibles fugas de memoria.</w:t>
+      </w:r>
+    </w:p>
+    <w:p>
+      <w:pPr>
+        <w:pStyle w:val="Textoindependiente"/>
+        <w:ind w:left="1410"/>
+        <w:rPr>
+          <w:b w:val="0"/>
+          <w:sz w:val="26"/>
+          <w:szCs w:val="26"/>
+        </w:rPr>
+      </w:pPr>
+    </w:p>
+    <w:p>
+      <w:pPr>
+        <w:pStyle w:val="Textoindependiente"/>
+        <w:ind w:left="1410"/>
+        <w:rPr>
+          <w:sz w:val="26"/>
+          <w:szCs w:val="26"/>
+        </w:rPr>
+      </w:pPr>
+      <w:r>
+        <w:rPr>
+          <w:b w:val="0"/>
+          <w:sz w:val="26"/>
+          <w:szCs w:val="26"/>
+        </w:rPr>
+        <w:t xml:space="preserve">- </w:t>
+      </w:r>
+      <w:proofErr w:type="spellStart"/>
+      <w:r>
+        <w:rPr>
+          <w:b w:val="0"/>
+          <w:sz w:val="26"/>
+          <w:szCs w:val="26"/>
+        </w:rPr>
+        <w:t>Application</w:t>
+      </w:r>
+      <w:proofErr w:type="spellEnd"/>
+      <w:r>
+        <w:rPr>
+          <w:b w:val="0"/>
+          <w:sz w:val="26"/>
+          <w:szCs w:val="26"/>
+        </w:rPr>
+        <w:t xml:space="preserve">: se utiliza para trabajar con datos almacenados en el navegador, como las cookies, y ver información sobre </w:t>
+      </w:r>
+      <w:proofErr w:type="spellStart"/>
+      <w:r>
+        <w:rPr>
+          <w:b w:val="0"/>
+          <w:sz w:val="26"/>
+          <w:szCs w:val="26"/>
+        </w:rPr>
+        <w:t>Service</w:t>
+      </w:r>
+      <w:proofErr w:type="spellEnd"/>
+      <w:r>
+        <w:rPr>
+          <w:b w:val="0"/>
+          <w:sz w:val="26"/>
+          <w:szCs w:val="26"/>
+        </w:rPr>
+        <w:t xml:space="preserve"> </w:t>
+      </w:r>
+      <w:proofErr w:type="spellStart"/>
+      <w:r>
+        <w:rPr>
+          <w:b w:val="0"/>
+          <w:sz w:val="26"/>
+          <w:szCs w:val="26"/>
+        </w:rPr>
+        <w:t>Workers</w:t>
+      </w:r>
+      <w:proofErr w:type="spellEnd"/>
+      <w:r>
+        <w:rPr>
+          <w:b w:val="0"/>
+          <w:sz w:val="26"/>
+          <w:szCs w:val="26"/>
+        </w:rPr>
+        <w:t xml:space="preserve"> (fichero </w:t>
+      </w:r>
+      <w:proofErr w:type="spellStart"/>
+      <w:r>
+        <w:rPr>
+          <w:b w:val="0"/>
+          <w:sz w:val="26"/>
+          <w:szCs w:val="26"/>
+        </w:rPr>
+        <w:t>JavaScript</w:t>
+      </w:r>
+      <w:proofErr w:type="spellEnd"/>
+      <w:r>
+        <w:rPr>
+          <w:b w:val="0"/>
+          <w:sz w:val="26"/>
+          <w:szCs w:val="26"/>
+        </w:rPr>
+        <w:t xml:space="preserve"> que se ejecuta en segundo plano).</w:t>
+      </w:r>
+    </w:p>
+    <w:p>
+      <w:pPr>
+        <w:pStyle w:val="Textoindependiente"/>
+        <w:ind w:left="1410"/>
+        <w:rPr>
+          <w:b w:val="0"/>
+          <w:sz w:val="26"/>
+          <w:szCs w:val="26"/>
+        </w:rPr>
+      </w:pPr>
+    </w:p>
+    <w:p>
+      <w:pPr>
+        <w:pStyle w:val="Textoindependiente"/>
+        <w:ind w:left="1410"/>
+        <w:rPr>
+          <w:sz w:val="26"/>
+          <w:szCs w:val="26"/>
+        </w:rPr>
+      </w:pPr>
+      <w:r>
+        <w:rPr>
+          <w:b w:val="0"/>
+          <w:sz w:val="26"/>
+          <w:szCs w:val="26"/>
+        </w:rPr>
+        <w:t>- Se</w:t>
+      </w:r>
+      <w:r>
+        <w:rPr>
+          <w:b w:val="0"/>
+          <w:sz w:val="26"/>
+          <w:szCs w:val="26"/>
+        </w:rPr>
+        <w:t>curity: muestra la información de la seguridad y del estado de las conexiones.</w:t>
+      </w:r>
+    </w:p>
+    <w:p>
+      <w:pPr>
+        <w:pStyle w:val="Textoindependiente"/>
+        <w:ind w:left="1410"/>
+        <w:rPr>
+          <w:b w:val="0"/>
+          <w:sz w:val="26"/>
+          <w:szCs w:val="26"/>
+        </w:rPr>
+      </w:pPr>
+    </w:p>
+    <w:p>
+      <w:pPr>
+        <w:pStyle w:val="Textoindependiente"/>
+        <w:ind w:left="1410"/>
+        <w:rPr>
+          <w:sz w:val="26"/>
+          <w:szCs w:val="26"/>
+        </w:rPr>
+      </w:pPr>
+      <w:r>
+        <w:rPr>
+          <w:b w:val="0"/>
+          <w:sz w:val="26"/>
+          <w:szCs w:val="26"/>
+        </w:rPr>
+        <w:t xml:space="preserve">- </w:t>
+      </w:r>
+      <w:proofErr w:type="spellStart"/>
+      <w:r>
+        <w:rPr>
+          <w:b w:val="0"/>
+          <w:sz w:val="26"/>
+          <w:szCs w:val="26"/>
+        </w:rPr>
+        <w:t>Lighthouse</w:t>
+      </w:r>
+      <w:proofErr w:type="spellEnd"/>
+      <w:r>
+        <w:rPr>
+          <w:b w:val="0"/>
+          <w:sz w:val="26"/>
+          <w:szCs w:val="26"/>
+        </w:rPr>
+        <w:t>: genera un informe detallado que evalúa varios aspectos de la web y ofrece recomendaciones para mejorar el rendimiento y calidad. Se usa para optimizar la web.</w:t>
+      </w:r>
+    </w:p>
+    <w:p>
+      <w:pPr>
+        <w:pStyle w:val="Textoindependiente"/>
+        <w:ind w:left="1410"/>
+        <w:rPr>
+          <w:b w:val="0"/>
+        </w:rPr>
+      </w:pPr>
+    </w:p>
+    <w:p>
+      <w:pPr>
+        <w:pStyle w:val="Textoindependiente"/>
+        <w:ind w:left="1410"/>
+        <w:rPr>
+          <w:b w:val="0"/>
+        </w:rPr>
+      </w:pPr>
+    </w:p>
+    <w:p>
+      <w:pPr>
+        <w:widowControl/>
+        <w:rPr>
+          <w:bCs/>
+          <w:sz w:val="30"/>
+          <w:szCs w:val="30"/>
+        </w:rPr>
+      </w:pPr>
+      <w:r>
+        <w:rPr>
+          <w:b/>
+        </w:rPr>
+        <w:br w:type="page"/>
+      </w:r>
+    </w:p>
+    <w:p>
+      <w:pPr>
+        <w:pStyle w:val="Prrafodelista"/>
         <w:numPr>
           <w:ilvl w:val="0"/>
           <w:numId w:val="1"/>
         </w:numPr>
         <w:tabs>
-          <w:tab w:val="clear" w:pos="720"/>
-          <w:tab w:val="left" w:pos="1014" w:leader="none"/>
+          <w:tab w:val="left" w:pos="1014"/>
         </w:tabs>
-        <w:spacing w:lineRule="exact" w:line="327" w:before="247" w:after="0"/>
-        <w:rPr>
-          <w:b/>
+        <w:spacing w:before="247" w:line="327" w:lineRule="exact"/>
+        <w:rPr>
           <w:b/>
           <w:sz w:val="28"/>
         </w:rPr>
@@ -1579,6 +1063,7 @@
           <w:color w:val="295F99"/>
           <w:sz w:val="30"/>
         </w:rPr>
+        <w:lastRenderedPageBreak/>
         <w:t>.-</w:t>
       </w:r>
       <w:r>
@@ -1668,17 +1153,16 @@
     </w:p>
     <w:p>
       <w:pPr>
-        <w:pStyle w:val="ListParagraph"/>
+        <w:pStyle w:val="Prrafodelista"/>
         <w:numPr>
           <w:ilvl w:val="1"/>
           <w:numId w:val="1"/>
         </w:numPr>
         <w:tabs>
-          <w:tab w:val="clear" w:pos="720"/>
-          <w:tab w:val="left" w:pos="2117" w:leader="none"/>
-          <w:tab w:val="left" w:pos="2118" w:leader="none"/>
+          <w:tab w:val="left" w:pos="2117"/>
+          <w:tab w:val="left" w:pos="2118"/>
         </w:tabs>
-        <w:spacing w:lineRule="exact" w:line="356"/>
+        <w:spacing w:line="356" w:lineRule="exact"/>
         <w:ind w:left="2118" w:hanging="336"/>
         <w:rPr>
           <w:sz w:val="26"/>
@@ -1730,14 +1214,13 @@
     </w:p>
     <w:p>
       <w:pPr>
-        <w:pStyle w:val="ListParagraph"/>
+        <w:pStyle w:val="Prrafodelista"/>
         <w:tabs>
-          <w:tab w:val="clear" w:pos="720"/>
-          <w:tab w:val="left" w:pos="2117" w:leader="none"/>
-          <w:tab w:val="left" w:pos="2118" w:leader="none"/>
+          <w:tab w:val="left" w:pos="2117"/>
+          <w:tab w:val="left" w:pos="2118"/>
         </w:tabs>
-        <w:spacing w:lineRule="exact" w:line="356"/>
-        <w:ind w:left="2118" w:hanging="0"/>
+        <w:spacing w:line="356" w:lineRule="exact"/>
+        <w:ind w:left="2118"/>
         <w:rPr>
           <w:sz w:val="26"/>
           <w:szCs w:val="26"/>
@@ -1754,41 +1237,51 @@
     </w:p>
     <w:p>
       <w:pPr>
-        <w:pStyle w:val="ListParagraph"/>
+        <w:pStyle w:val="Prrafodelista"/>
         <w:tabs>
-          <w:tab w:val="clear" w:pos="720"/>
-          <w:tab w:val="left" w:pos="2117" w:leader="none"/>
-          <w:tab w:val="left" w:pos="2118" w:leader="none"/>
+          <w:tab w:val="left" w:pos="2117"/>
+          <w:tab w:val="left" w:pos="2118"/>
         </w:tabs>
-        <w:spacing w:lineRule="exact" w:line="356"/>
-        <w:ind w:left="2118" w:hanging="0"/>
-        <w:rPr>
-          <w:sz w:val="26"/>
-          <w:szCs w:val="26"/>
-        </w:rPr>
-      </w:pPr>
+        <w:spacing w:line="356" w:lineRule="exact"/>
+        <w:ind w:left="2118"/>
+        <w:rPr>
+          <w:sz w:val="26"/>
+          <w:szCs w:val="26"/>
+        </w:rPr>
+      </w:pPr>
+      <w:proofErr w:type="spellStart"/>
+      <w:proofErr w:type="gramStart"/>
       <w:r>
         <w:rPr>
           <w:i/>
           <w:sz w:val="26"/>
           <w:szCs w:val="26"/>
         </w:rPr>
-        <w:t>ctrl+mayus+i</w:t>
-      </w:r>
-    </w:p>
-    <w:p>
-      <w:pPr>
-        <w:pStyle w:val="ListParagraph"/>
+        <w:t>ctrl+</w:t>
+      </w:r>
+      <w:proofErr w:type="gramEnd"/>
+      <w:r>
+        <w:rPr>
+          <w:i/>
+          <w:sz w:val="26"/>
+          <w:szCs w:val="26"/>
+        </w:rPr>
+        <w:t>mayus+i</w:t>
+      </w:r>
+      <w:proofErr w:type="spellEnd"/>
+    </w:p>
+    <w:p>
+      <w:pPr>
+        <w:pStyle w:val="Prrafodelista"/>
         <w:numPr>
           <w:ilvl w:val="1"/>
           <w:numId w:val="1"/>
         </w:numPr>
         <w:tabs>
-          <w:tab w:val="clear" w:pos="720"/>
-          <w:tab w:val="left" w:pos="2117" w:leader="none"/>
-          <w:tab w:val="left" w:pos="2118" w:leader="none"/>
+          <w:tab w:val="left" w:pos="2117"/>
+          <w:tab w:val="left" w:pos="2118"/>
         </w:tabs>
-        <w:spacing w:lineRule="exact" w:line="323"/>
+        <w:spacing w:line="323" w:lineRule="exact"/>
         <w:ind w:left="2118" w:hanging="336"/>
         <w:rPr>
           <w:sz w:val="26"/>
@@ -1840,22 +1333,25 @@
     </w:p>
     <w:p>
       <w:pPr>
-        <w:pStyle w:val="ListParagraph"/>
+        <w:pStyle w:val="Prrafodelista"/>
         <w:tabs>
-          <w:tab w:val="clear" w:pos="720"/>
-          <w:tab w:val="left" w:pos="2117" w:leader="none"/>
-          <w:tab w:val="left" w:pos="2118" w:leader="none"/>
+          <w:tab w:val="left" w:pos="2117"/>
+          <w:tab w:val="left" w:pos="2118"/>
         </w:tabs>
-        <w:spacing w:lineRule="exact" w:line="323"/>
-        <w:ind w:left="2118" w:hanging="0"/>
-        <w:rPr>
-          <w:sz w:val="26"/>
-          <w:szCs w:val="26"/>
-        </w:rPr>
-      </w:pPr>
-      <w:r>
+        <w:spacing w:line="323" w:lineRule="exact"/>
+        <w:ind w:left="2118"/>
+        <w:rPr>
+          <w:sz w:val="26"/>
+          <w:szCs w:val="26"/>
+        </w:rPr>
+      </w:pPr>
+      <w:r>
+        <w:rPr>
+          <w:noProof/>
+          <w:lang w:eastAsia="es-ES"/>
+        </w:rPr>
         <w:drawing>
-          <wp:anchor behindDoc="0" distT="0" distB="0" distL="114300" distR="114300" simplePos="0" locked="0" layoutInCell="0" allowOverlap="1" relativeHeight="47">
+          <wp:anchor distT="0" distB="0" distL="114300" distR="114300" simplePos="0" relativeHeight="251657728" behindDoc="0" locked="0" layoutInCell="0" allowOverlap="1">
             <wp:simplePos x="0" y="0"/>
             <wp:positionH relativeFrom="column">
               <wp:posOffset>1107440</wp:posOffset>
@@ -1866,7 +1362,7 @@
             <wp:extent cx="1878965" cy="2933065"/>
             <wp:effectExtent l="0" t="0" r="0" b="0"/>
             <wp:wrapTopAndBottom/>
-            <wp:docPr id="4" name="Imagen 2" descr=""/>
+            <wp:docPr id="4" name="Imagen 2"/>
             <wp:cNvGraphicFramePr>
               <a:graphicFrameLocks xmlns:a="http://schemas.openxmlformats.org/drawingml/2006/main" noChangeAspect="1"/>
             </wp:cNvGraphicFramePr>
@@ -1874,13 +1370,13 @@
               <a:graphicData uri="http://schemas.openxmlformats.org/drawingml/2006/picture">
                 <pic:pic xmlns:pic="http://schemas.openxmlformats.org/drawingml/2006/picture">
                   <pic:nvPicPr>
-                    <pic:cNvPr id="4" name="Imagen 2" descr=""/>
+                    <pic:cNvPr id="4" name="Imagen 2"/>
                     <pic:cNvPicPr>
                       <a:picLocks noChangeAspect="1" noChangeArrowheads="1"/>
                     </pic:cNvPicPr>
                   </pic:nvPicPr>
                   <pic:blipFill>
-                    <a:blip r:embed="rId5"/>
+                    <a:blip r:embed="rId8" cstate="print"/>
                     <a:stretch>
                       <a:fillRect/>
                     </a:stretch>
@@ -1900,54 +1396,52 @@
           </wp:anchor>
         </w:drawing>
       </w:r>
+      <w:proofErr w:type="gramStart"/>
       <w:r>
         <w:rPr>
           <w:i/>
           <w:sz w:val="26"/>
           <w:szCs w:val="26"/>
         </w:rPr>
-        <w:t>menú+ más herramientas + herramientas para desarrolladores web.</w:t>
-      </w:r>
-    </w:p>
-    <w:p>
-      <w:pPr>
-        <w:pStyle w:val="Normal"/>
+        <w:t>menú</w:t>
+      </w:r>
+      <w:proofErr w:type="gramEnd"/>
+      <w:r>
+        <w:rPr>
+          <w:i/>
+          <w:sz w:val="26"/>
+          <w:szCs w:val="26"/>
+        </w:rPr>
+        <w:t>+ más herramientas + herramientas para desarrolladores web.</w:t>
+      </w:r>
+    </w:p>
+    <w:p>
+      <w:pPr>
         <w:tabs>
-          <w:tab w:val="clear" w:pos="720"/>
-          <w:tab w:val="left" w:pos="2117" w:leader="none"/>
-          <w:tab w:val="left" w:pos="2118" w:leader="none"/>
+          <w:tab w:val="left" w:pos="2117"/>
+          <w:tab w:val="left" w:pos="2118"/>
         </w:tabs>
-        <w:spacing w:lineRule="exact" w:line="323"/>
+        <w:spacing w:line="323" w:lineRule="exact"/>
         <w:rPr>
           <w:rFonts w:ascii="Lucida Sans Unicode" w:hAnsi="Lucida Sans Unicode"/>
           <w:i/>
-          <w:i/>
-          <w:sz w:val="28"/>
-        </w:rPr>
-      </w:pPr>
-      <w:r>
-        <w:rPr>
-          <w:rFonts w:ascii="Lucida Sans Unicode" w:hAnsi="Lucida Sans Unicode"/>
-          <w:i/>
-          <w:sz w:val="28"/>
-        </w:rPr>
-      </w:r>
-    </w:p>
-    <w:p>
-      <w:pPr>
-        <w:pStyle w:val="ListParagraph"/>
+          <w:sz w:val="28"/>
+        </w:rPr>
+      </w:pPr>
+    </w:p>
+    <w:p>
+      <w:pPr>
+        <w:pStyle w:val="Prrafodelista"/>
         <w:numPr>
           <w:ilvl w:val="0"/>
           <w:numId w:val="1"/>
         </w:numPr>
         <w:tabs>
-          <w:tab w:val="clear" w:pos="720"/>
-          <w:tab w:val="left" w:pos="1018" w:leader="none"/>
+          <w:tab w:val="left" w:pos="1018"/>
         </w:tabs>
-        <w:spacing w:before="258" w:after="0"/>
+        <w:spacing w:before="258"/>
         <w:ind w:left="1017" w:hanging="316"/>
         <w:rPr>
-          <w:b/>
           <w:b/>
           <w:sz w:val="28"/>
         </w:rPr>
@@ -1996,17 +1490,19 @@
     </w:p>
     <w:p>
       <w:pPr>
-        <w:pStyle w:val="Cuerpodetexto"/>
+        <w:pStyle w:val="Textoindependiente"/>
         <w:rPr>
           <w:sz w:val="20"/>
         </w:rPr>
       </w:pPr>
       <w:r>
         <w:rPr>
+          <w:noProof/>
           <w:sz w:val="20"/>
+          <w:lang w:eastAsia="es-ES"/>
         </w:rPr>
         <w:drawing>
-          <wp:anchor behindDoc="0" distT="0" distB="0" distL="0" distR="0" simplePos="0" locked="0" layoutInCell="0" allowOverlap="1" relativeHeight="32">
+          <wp:anchor distT="0" distB="0" distL="0" distR="0" simplePos="0" relativeHeight="251642368" behindDoc="0" locked="0" layoutInCell="0" allowOverlap="1">
             <wp:simplePos x="0" y="0"/>
             <wp:positionH relativeFrom="page">
               <wp:posOffset>688340</wp:posOffset>
@@ -2017,7 +1513,7 @@
             <wp:extent cx="6198870" cy="1092200"/>
             <wp:effectExtent l="0" t="0" r="0" b="0"/>
             <wp:wrapTopAndBottom/>
-            <wp:docPr id="5" name="image2.jpeg" descr=""/>
+            <wp:docPr id="5" name="image2.jpeg"/>
             <wp:cNvGraphicFramePr>
               <a:graphicFrameLocks xmlns:a="http://schemas.openxmlformats.org/drawingml/2006/main" noChangeAspect="1"/>
             </wp:cNvGraphicFramePr>
@@ -2025,13 +1521,13 @@
               <a:graphicData uri="http://schemas.openxmlformats.org/drawingml/2006/picture">
                 <pic:pic xmlns:pic="http://schemas.openxmlformats.org/drawingml/2006/picture">
                   <pic:nvPicPr>
-                    <pic:cNvPr id="5" name="image2.jpeg" descr=""/>
+                    <pic:cNvPr id="5" name="image2.jpeg"/>
                     <pic:cNvPicPr>
                       <a:picLocks noChangeAspect="1" noChangeArrowheads="1"/>
                     </pic:cNvPicPr>
                   </pic:nvPicPr>
                   <pic:blipFill>
-                    <a:blip r:embed="rId6"/>
+                    <a:blip r:embed="rId9" cstate="print"/>
                     <a:stretch>
                       <a:fillRect/>
                     </a:stretch>
@@ -2054,34 +1550,32 @@
     </w:p>
     <w:p>
       <w:pPr>
-        <w:pStyle w:val="Cuerpodetexto"/>
-        <w:spacing w:before="5" w:after="0"/>
+        <w:pStyle w:val="Textoindependiente"/>
+        <w:spacing w:before="5"/>
         <w:rPr>
           <w:sz w:val="16"/>
         </w:rPr>
       </w:pPr>
-      <w:r>
+    </w:p>
+    <w:p>
+      <w:pPr>
+        <w:pStyle w:val="Textoindependiente"/>
+        <w:spacing w:before="5"/>
+        <w:ind w:left="701"/>
         <w:rPr>
           <w:sz w:val="16"/>
         </w:rPr>
-      </w:r>
-    </w:p>
-    <w:p>
-      <w:pPr>
-        <w:pStyle w:val="Cuerpodetexto"/>
-        <w:spacing w:before="5" w:after="0"/>
-        <w:ind w:left="701" w:hanging="0"/>
-        <w:rPr>
-          <w:sz w:val="16"/>
-        </w:rPr>
-      </w:pPr>
-      <w:r>
-        <w:rPr/>
+      </w:pPr>
+      <w:r>
+        <w:rPr>
+          <w:noProof/>
+          <w:lang w:eastAsia="es-ES"/>
+        </w:rPr>
         <w:drawing>
           <wp:inline distT="0" distB="0" distL="0" distR="0">
             <wp:extent cx="2939415" cy="2090420"/>
             <wp:effectExtent l="0" t="0" r="0" b="0"/>
-            <wp:docPr id="6" name="Imagen 5" descr=""/>
+            <wp:docPr id="6" name="Imagen 5"/>
             <wp:cNvGraphicFramePr>
               <a:graphicFrameLocks xmlns:a="http://schemas.openxmlformats.org/drawingml/2006/main" noChangeAspect="1"/>
             </wp:cNvGraphicFramePr>
@@ -2089,13 +1583,13 @@
               <a:graphicData uri="http://schemas.openxmlformats.org/drawingml/2006/picture">
                 <pic:pic xmlns:pic="http://schemas.openxmlformats.org/drawingml/2006/picture">
                   <pic:nvPicPr>
-                    <pic:cNvPr id="6" name="Imagen 5" descr=""/>
+                    <pic:cNvPr id="6" name="Imagen 5"/>
                     <pic:cNvPicPr>
                       <a:picLocks noChangeAspect="1" noChangeArrowheads="1"/>
                     </pic:cNvPicPr>
                   </pic:nvPicPr>
                   <pic:blipFill>
-                    <a:blip r:embed="rId7"/>
+                    <a:blip r:embed="rId10" cstate="print"/>
                     <a:stretch>
                       <a:fillRect/>
                     </a:stretch>
@@ -2118,93 +1612,77 @@
     </w:p>
     <w:p>
       <w:pPr>
-        <w:pStyle w:val="Cuerpodetexto"/>
-        <w:spacing w:before="5" w:after="0"/>
-        <w:ind w:left="701" w:hanging="0"/>
-        <w:rPr>
-          <w:b w:val="false"/>
-          <w:b w:val="false"/>
+        <w:pStyle w:val="Textoindependiente"/>
+        <w:spacing w:before="5"/>
+        <w:ind w:left="701"/>
+        <w:rPr>
+          <w:b w:val="0"/>
           <w:sz w:val="24"/>
           <w:szCs w:val="24"/>
         </w:rPr>
       </w:pPr>
       <w:r>
         <w:rPr>
-          <w:b w:val="false"/>
+          <w:b w:val="0"/>
           <w:sz w:val="24"/>
           <w:szCs w:val="24"/>
         </w:rPr>
-        <w:t>Desde el menú (los tres puntitos), ajustes, y en temas marcar oscuro.</w:t>
-      </w:r>
-    </w:p>
-    <w:p>
-      <w:pPr>
-        <w:pStyle w:val="Cuerpodetexto"/>
-        <w:spacing w:before="5" w:after="0"/>
-        <w:ind w:left="701" w:hanging="0"/>
-        <w:rPr>
-          <w:b w:val="false"/>
-          <w:b w:val="false"/>
+        <w:t xml:space="preserve">Desde el </w:t>
+      </w:r>
+      <w:r>
+        <w:rPr>
+          <w:b w:val="0"/>
           <w:sz w:val="24"/>
           <w:szCs w:val="24"/>
         </w:rPr>
-      </w:pPr>
-      <w:r>
-        <w:rPr>
-          <w:b w:val="false"/>
+        <w:t>menú (los tres puntitos), ajustes, y en temas marcar oscuro.</w:t>
+      </w:r>
+    </w:p>
+    <w:p>
+      <w:pPr>
+        <w:pStyle w:val="Textoindependiente"/>
+        <w:spacing w:before="5"/>
+        <w:ind w:left="701"/>
+        <w:rPr>
+          <w:b w:val="0"/>
           <w:sz w:val="24"/>
           <w:szCs w:val="24"/>
         </w:rPr>
-      </w:r>
-    </w:p>
-    <w:p>
-      <w:pPr>
-        <w:pStyle w:val="Cuerpodetexto"/>
-        <w:spacing w:before="5" w:after="0"/>
-        <w:ind w:left="701" w:hanging="0"/>
-        <w:rPr>
-          <w:b w:val="false"/>
-          <w:b w:val="false"/>
+      </w:pPr>
+    </w:p>
+    <w:p>
+      <w:pPr>
+        <w:pStyle w:val="Textoindependiente"/>
+        <w:spacing w:before="5"/>
+        <w:ind w:left="701"/>
+        <w:rPr>
+          <w:b w:val="0"/>
           <w:sz w:val="24"/>
           <w:szCs w:val="24"/>
         </w:rPr>
       </w:pPr>
-      <w:r>
-        <w:rPr>
-          <w:b w:val="false"/>
-          <w:sz w:val="24"/>
-          <w:szCs w:val="24"/>
-        </w:rPr>
-      </w:r>
-    </w:p>
-    <w:p>
-      <w:pPr>
-        <w:pStyle w:val="Cuerpodetexto"/>
+    </w:p>
+    <w:p>
+      <w:pPr>
+        <w:pStyle w:val="Textoindependiente"/>
         <w:rPr>
           <w:sz w:val="34"/>
         </w:rPr>
       </w:pPr>
-      <w:r>
-        <w:rPr>
-          <w:sz w:val="34"/>
-        </w:rPr>
-      </w:r>
-    </w:p>
-    <w:p>
-      <w:pPr>
-        <w:pStyle w:val="ListParagraph"/>
+    </w:p>
+    <w:p>
+      <w:pPr>
+        <w:pStyle w:val="Prrafodelista"/>
         <w:numPr>
           <w:ilvl w:val="0"/>
           <w:numId w:val="1"/>
         </w:numPr>
         <w:tabs>
-          <w:tab w:val="clear" w:pos="720"/>
-          <w:tab w:val="left" w:pos="1022" w:leader="none"/>
+          <w:tab w:val="left" w:pos="1022"/>
         </w:tabs>
-        <w:spacing w:lineRule="auto" w:line="240" w:before="218" w:after="0"/>
-        <w:ind w:left="702" w:right="387" w:hanging="0"/>
-        <w:rPr>
-          <w:b/>
+        <w:spacing w:before="218"/>
+        <w:ind w:left="702" w:right="387" w:firstLine="0"/>
+        <w:rPr>
           <w:b/>
           <w:sz w:val="28"/>
         </w:rPr>
@@ -2216,6 +1694,7 @@
           <w:color w:val="295F99"/>
           <w:sz w:val="30"/>
         </w:rPr>
+        <w:lastRenderedPageBreak/>
         <w:t>.-</w:t>
       </w:r>
       <w:r>
@@ -2408,27 +1887,35 @@
         </w:rPr>
         <w:t xml:space="preserve"> </w:t>
       </w:r>
-      <w:r>
-        <w:rPr>
-          <w:b/>
-          <w:sz w:val="28"/>
-        </w:rPr>
-        <w:t>console.</w:t>
-      </w:r>
-    </w:p>
-    <w:p>
-      <w:pPr>
-        <w:pStyle w:val="ListParagraph"/>
+      <w:proofErr w:type="spellStart"/>
+      <w:r>
+        <w:rPr>
+          <w:b/>
+          <w:sz w:val="28"/>
+        </w:rPr>
+        <w:t>console</w:t>
+      </w:r>
+      <w:proofErr w:type="spellEnd"/>
+      <w:r>
+        <w:rPr>
+          <w:b/>
+          <w:sz w:val="28"/>
+        </w:rPr>
+        <w:t>.</w:t>
+      </w:r>
+    </w:p>
+    <w:p>
+      <w:pPr>
+        <w:pStyle w:val="Prrafodelista"/>
         <w:numPr>
           <w:ilvl w:val="1"/>
           <w:numId w:val="1"/>
         </w:numPr>
         <w:tabs>
-          <w:tab w:val="clear" w:pos="720"/>
-          <w:tab w:val="left" w:pos="2117" w:leader="none"/>
-          <w:tab w:val="left" w:pos="2118" w:leader="none"/>
+          <w:tab w:val="left" w:pos="2117"/>
+          <w:tab w:val="left" w:pos="2118"/>
         </w:tabs>
-        <w:spacing w:lineRule="exact" w:line="329"/>
+        <w:spacing w:line="329" w:lineRule="exact"/>
         <w:ind w:left="2118" w:hanging="336"/>
         <w:rPr>
           <w:sz w:val="26"/>
@@ -2446,45 +1933,53 @@
     </w:p>
     <w:p>
       <w:pPr>
-        <w:pStyle w:val="ListParagraph"/>
+        <w:pStyle w:val="Prrafodelista"/>
         <w:numPr>
           <w:ilvl w:val="1"/>
           <w:numId w:val="1"/>
         </w:numPr>
         <w:tabs>
-          <w:tab w:val="clear" w:pos="720"/>
-          <w:tab w:val="left" w:pos="2117" w:leader="none"/>
-          <w:tab w:val="left" w:pos="2118" w:leader="none"/>
+          <w:tab w:val="left" w:pos="2117"/>
+          <w:tab w:val="left" w:pos="2118"/>
         </w:tabs>
-        <w:spacing w:lineRule="exact" w:line="323"/>
+        <w:spacing w:line="323" w:lineRule="exact"/>
         <w:ind w:left="2118" w:hanging="336"/>
         <w:rPr>
           <w:sz w:val="26"/>
           <w:szCs w:val="26"/>
         </w:rPr>
       </w:pPr>
+      <w:proofErr w:type="spellStart"/>
       <w:r>
         <w:rPr>
           <w:i/>
           <w:sz w:val="26"/>
           <w:szCs w:val="26"/>
         </w:rPr>
-        <w:t>console.warn: para mensajes de advertencia.</w:t>
-      </w:r>
-    </w:p>
-    <w:p>
-      <w:pPr>
-        <w:pStyle w:val="ListParagraph"/>
+        <w:t>console.warn</w:t>
+      </w:r>
+      <w:proofErr w:type="spellEnd"/>
+      <w:r>
+        <w:rPr>
+          <w:i/>
+          <w:sz w:val="26"/>
+          <w:szCs w:val="26"/>
+        </w:rPr>
+        <w:t>: para mensajes de advertencia.</w:t>
+      </w:r>
+    </w:p>
+    <w:p>
+      <w:pPr>
+        <w:pStyle w:val="Prrafodelista"/>
         <w:numPr>
           <w:ilvl w:val="1"/>
           <w:numId w:val="1"/>
         </w:numPr>
         <w:tabs>
-          <w:tab w:val="clear" w:pos="720"/>
-          <w:tab w:val="left" w:pos="2117" w:leader="none"/>
-          <w:tab w:val="left" w:pos="2118" w:leader="none"/>
+          <w:tab w:val="left" w:pos="2117"/>
+          <w:tab w:val="left" w:pos="2118"/>
         </w:tabs>
-        <w:spacing w:lineRule="exact" w:line="376"/>
+        <w:spacing w:line="376" w:lineRule="exact"/>
         <w:ind w:left="2118" w:hanging="336"/>
         <w:rPr>
           <w:sz w:val="26"/>
@@ -2492,8 +1987,12 @@
         </w:rPr>
       </w:pPr>
       <w:r>
+        <w:rPr>
+          <w:noProof/>
+          <w:lang w:eastAsia="es-ES"/>
+        </w:rPr>
         <w:drawing>
-          <wp:anchor behindDoc="0" distT="0" distB="0" distL="0" distR="0" simplePos="0" locked="0" layoutInCell="0" allowOverlap="1" relativeHeight="33">
+          <wp:anchor distT="0" distB="0" distL="0" distR="0" simplePos="0" relativeHeight="251643392" behindDoc="0" locked="0" layoutInCell="0" allowOverlap="1">
             <wp:simplePos x="0" y="0"/>
             <wp:positionH relativeFrom="page">
               <wp:posOffset>2013585</wp:posOffset>
@@ -2504,7 +2003,7 @@
             <wp:extent cx="2581275" cy="476250"/>
             <wp:effectExtent l="0" t="0" r="0" b="0"/>
             <wp:wrapTopAndBottom/>
-            <wp:docPr id="7" name="image3.jpeg" descr=""/>
+            <wp:docPr id="7" name="image3.jpeg"/>
             <wp:cNvGraphicFramePr>
               <a:graphicFrameLocks xmlns:a="http://schemas.openxmlformats.org/drawingml/2006/main" noChangeAspect="1"/>
             </wp:cNvGraphicFramePr>
@@ -2512,13 +2011,13 @@
               <a:graphicData uri="http://schemas.openxmlformats.org/drawingml/2006/picture">
                 <pic:pic xmlns:pic="http://schemas.openxmlformats.org/drawingml/2006/picture">
                   <pic:nvPicPr>
-                    <pic:cNvPr id="7" name="image3.jpeg" descr=""/>
+                    <pic:cNvPr id="7" name="image3.jpeg"/>
                     <pic:cNvPicPr>
                       <a:picLocks noChangeAspect="1" noChangeArrowheads="1"/>
                     </pic:cNvPicPr>
                   </pic:nvPicPr>
                   <pic:blipFill>
-                    <a:blip r:embed="rId8"/>
+                    <a:blip r:embed="rId11" cstate="print"/>
                     <a:stretch>
                       <a:fillRect/>
                     </a:stretch>
@@ -2538,23 +2037,31 @@
           </wp:anchor>
         </w:drawing>
       </w:r>
+      <w:proofErr w:type="spellStart"/>
       <w:r>
         <w:rPr>
           <w:i/>
           <w:sz w:val="26"/>
           <w:szCs w:val="26"/>
         </w:rPr>
-        <w:t>console.error: para mostrar mensajes de error.</w:t>
-      </w:r>
-    </w:p>
-    <w:p>
-      <w:pPr>
-        <w:pStyle w:val="Normal"/>
+        <w:t>console.error</w:t>
+      </w:r>
+      <w:proofErr w:type="spellEnd"/>
+      <w:r>
+        <w:rPr>
+          <w:i/>
+          <w:sz w:val="26"/>
+          <w:szCs w:val="26"/>
+        </w:rPr>
+        <w:t>: para mostrar mensajes de error.</w:t>
+      </w:r>
+    </w:p>
+    <w:p>
+      <w:pPr>
         <w:tabs>
-          <w:tab w:val="clear" w:pos="720"/>
-          <w:tab w:val="left" w:pos="3628" w:leader="none"/>
+          <w:tab w:val="left" w:pos="3628"/>
         </w:tabs>
-        <w:ind w:left="702" w:hanging="0"/>
+        <w:ind w:left="702"/>
         <w:rPr>
           <w:rFonts w:ascii="Lucida Sans Unicode" w:hAnsi="Lucida Sans Unicode"/>
           <w:sz w:val="28"/>
@@ -2562,19 +2069,14 @@
       </w:pPr>
       <w:r>
         <w:rPr>
-          <w:rFonts w:ascii="Lucida Sans Unicode" w:hAnsi="Lucida Sans Unicode"/>
-          <w:sz w:val="28"/>
-        </w:rPr>
-        <w:tab/>
-        <w:t xml:space="preserve">    </w:t>
-      </w:r>
-      <w:r>
-        <w:rPr/>
+          <w:noProof/>
+          <w:lang w:eastAsia="es-ES"/>
+        </w:rPr>
         <w:drawing>
           <wp:inline distT="0" distB="0" distL="0" distR="0">
-            <wp:extent cx="5286375" cy="2553335"/>
-            <wp:effectExtent l="0" t="0" r="0" b="0"/>
-            <wp:docPr id="8" name="Imagen 8" descr=""/>
+            <wp:extent cx="5208558" cy="2515749"/>
+            <wp:effectExtent l="19050" t="0" r="0" b="0"/>
+            <wp:docPr id="8" name="Imagen 8"/>
             <wp:cNvGraphicFramePr>
               <a:graphicFrameLocks xmlns:a="http://schemas.openxmlformats.org/drawingml/2006/main" noChangeAspect="1"/>
             </wp:cNvGraphicFramePr>
@@ -2582,13 +2084,13 @@
               <a:graphicData uri="http://schemas.openxmlformats.org/drawingml/2006/picture">
                 <pic:pic xmlns:pic="http://schemas.openxmlformats.org/drawingml/2006/picture">
                   <pic:nvPicPr>
-                    <pic:cNvPr id="8" name="Imagen 8" descr=""/>
+                    <pic:cNvPr id="8" name="Imagen 8"/>
                     <pic:cNvPicPr>
                       <a:picLocks noChangeAspect="1" noChangeArrowheads="1"/>
                     </pic:cNvPicPr>
                   </pic:nvPicPr>
                   <pic:blipFill>
-                    <a:blip r:embed="rId9"/>
+                    <a:blip r:embed="rId12" cstate="print"/>
                     <a:stretch>
                       <a:fillRect/>
                     </a:stretch>
@@ -2596,7 +2098,7 @@
                   <pic:spPr bwMode="auto">
                     <a:xfrm>
                       <a:off x="0" y="0"/>
-                      <a:ext cx="5286375" cy="2553335"/>
+                      <a:ext cx="5210796" cy="2516830"/>
                     </a:xfrm>
                     <a:prstGeom prst="rect">
                       <a:avLst/>
@@ -2611,49 +2113,25 @@
     </w:p>
     <w:p>
       <w:pPr>
-        <w:pStyle w:val="Normal"/>
         <w:rPr>
           <w:rFonts w:ascii="Lucida Sans Unicode" w:hAnsi="Lucida Sans Unicode"/>
           <w:sz w:val="28"/>
         </w:rPr>
       </w:pPr>
-      <w:r>
-        <w:rPr>
-          <w:rFonts w:ascii="Lucida Sans Unicode" w:hAnsi="Lucida Sans Unicode"/>
-          <w:sz w:val="28"/>
-        </w:rPr>
-      </w:r>
-    </w:p>
-    <w:p>
-      <w:pPr>
-        <w:pStyle w:val="Normal"/>
-        <w:rPr>
-          <w:rFonts w:ascii="Lucida Sans Unicode" w:hAnsi="Lucida Sans Unicode"/>
-          <w:sz w:val="28"/>
-        </w:rPr>
-      </w:pPr>
-      <w:r>
-        <w:rPr>
-          <w:rFonts w:ascii="Lucida Sans Unicode" w:hAnsi="Lucida Sans Unicode"/>
-          <w:sz w:val="28"/>
-        </w:rPr>
-      </w:r>
-    </w:p>
-    <w:p>
-      <w:pPr>
-        <w:pStyle w:val="ListParagraph"/>
+    </w:p>
+    <w:p>
+      <w:pPr>
+        <w:pStyle w:val="Prrafodelista"/>
         <w:numPr>
           <w:ilvl w:val="0"/>
           <w:numId w:val="1"/>
         </w:numPr>
         <w:tabs>
-          <w:tab w:val="clear" w:pos="720"/>
-          <w:tab w:val="left" w:pos="1110" w:leader="none"/>
+          <w:tab w:val="left" w:pos="1110"/>
         </w:tabs>
-        <w:spacing w:lineRule="auto" w:line="240" w:before="86" w:after="0"/>
-        <w:ind w:left="702" w:right="388" w:hanging="0"/>
-        <w:rPr>
-          <w:b/>
+        <w:spacing w:before="86"/>
+        <w:ind w:left="702" w:right="388" w:firstLine="0"/>
+        <w:rPr>
           <w:b/>
           <w:sz w:val="28"/>
         </w:rPr>
@@ -2767,12 +2245,21 @@
         </w:rPr>
         <w:t xml:space="preserve"> </w:t>
       </w:r>
-      <w:r>
-        <w:rPr>
-          <w:b/>
-          <w:sz w:val="28"/>
-        </w:rPr>
-        <w:t>console,</w:t>
+      <w:proofErr w:type="spellStart"/>
+      <w:r>
+        <w:rPr>
+          <w:b/>
+          <w:sz w:val="28"/>
+        </w:rPr>
+        <w:t>console</w:t>
+      </w:r>
+      <w:proofErr w:type="spellEnd"/>
+      <w:r>
+        <w:rPr>
+          <w:b/>
+          <w:sz w:val="28"/>
+        </w:rPr>
+        <w:t>,</w:t>
       </w:r>
       <w:r>
         <w:rPr>
@@ -2852,22 +2339,20 @@
     </w:p>
     <w:p>
       <w:pPr>
-        <w:pStyle w:val="ListParagraph"/>
+        <w:pStyle w:val="Prrafodelista"/>
         <w:numPr>
           <w:ilvl w:val="1"/>
           <w:numId w:val="1"/>
         </w:numPr>
         <w:tabs>
-          <w:tab w:val="clear" w:pos="720"/>
-          <w:tab w:val="left" w:pos="1409" w:leader="none"/>
-          <w:tab w:val="left" w:pos="1410" w:leader="none"/>
+          <w:tab w:val="left" w:pos="1409"/>
+          <w:tab w:val="left" w:pos="1410"/>
         </w:tabs>
-        <w:spacing w:lineRule="exact" w:line="328"/>
+        <w:spacing w:line="328" w:lineRule="exact"/>
         <w:ind w:left="1410" w:hanging="349"/>
         <w:rPr>
           <w:rFonts w:ascii="Lucida Sans Unicode" w:hAnsi="Lucida Sans Unicode"/>
           <w:i/>
-          <w:i/>
           <w:sz w:val="28"/>
         </w:rPr>
       </w:pPr>
@@ -2911,22 +2396,20 @@
     </w:p>
     <w:p>
       <w:pPr>
-        <w:pStyle w:val="ListParagraph"/>
+        <w:pStyle w:val="Prrafodelista"/>
         <w:numPr>
           <w:ilvl w:val="1"/>
           <w:numId w:val="1"/>
         </w:numPr>
         <w:tabs>
-          <w:tab w:val="clear" w:pos="720"/>
-          <w:tab w:val="left" w:pos="1409" w:leader="none"/>
-          <w:tab w:val="left" w:pos="1410" w:leader="none"/>
+          <w:tab w:val="left" w:pos="1409"/>
+          <w:tab w:val="left" w:pos="1410"/>
         </w:tabs>
-        <w:spacing w:lineRule="exact" w:line="376"/>
+        <w:spacing w:line="376" w:lineRule="exact"/>
         <w:ind w:left="1410" w:hanging="349"/>
         <w:rPr>
           <w:rFonts w:ascii="Lucida Sans Unicode" w:hAnsi="Lucida Sans Unicode"/>
           <w:i/>
-          <w:i/>
           <w:sz w:val="28"/>
         </w:rPr>
       </w:pPr>
@@ -2970,65 +2453,80 @@
     </w:p>
     <w:p>
       <w:pPr>
-        <w:pStyle w:val="ListParagraph"/>
-        <w:numPr>
-          <w:ilvl w:val="0"/>
-          <w:numId w:val="0"/>
-        </w:numPr>
+        <w:pStyle w:val="Prrafodelista"/>
         <w:tabs>
-          <w:tab w:val="clear" w:pos="720"/>
-          <w:tab w:val="left" w:pos="1409" w:leader="none"/>
-          <w:tab w:val="left" w:pos="1410" w:leader="none"/>
+          <w:tab w:val="left" w:pos="1409"/>
+          <w:tab w:val="left" w:pos="1410"/>
         </w:tabs>
-        <w:spacing w:lineRule="exact" w:line="376"/>
-        <w:ind w:left="1410" w:hanging="0"/>
-        <w:rPr>
-          <w:rFonts w:ascii="Times New Roman" w:hAnsi="Times New Roman" w:eastAsia="Times New Roman" w:cs="Times New Roman"/>
+        <w:spacing w:line="376" w:lineRule="exact"/>
+        <w:ind w:left="1410"/>
+        <w:rPr>
           <w:i/>
+          <w:spacing w:val="-2"/>
+          <w:sz w:val="26"/>
+          <w:szCs w:val="26"/>
+        </w:rPr>
+      </w:pPr>
+      <w:r>
+        <w:rPr>
           <w:i/>
-          <w:color w:val="auto"/>
           <w:spacing w:val="-2"/>
-          <w:kern w:val="0"/>
-          <w:sz w:val="26"/>
-          <w:szCs w:val="26"/>
-          <w:lang w:val="es-ES" w:eastAsia="en-US" w:bidi="ar-SA"/>
-        </w:rPr>
-      </w:pPr>
-      <w:r>
-        <w:rPr>
-          <w:rFonts w:eastAsia="Times New Roman" w:cs="Times New Roman"/>
+          <w:sz w:val="26"/>
+          <w:szCs w:val="26"/>
+        </w:rPr>
+        <w:t xml:space="preserve">En ambos casos, para aplicar estilo en un mensaje en la función </w:t>
+      </w:r>
+      <w:proofErr w:type="spellStart"/>
+      <w:r>
+        <w:rPr>
           <w:i/>
-          <w:color w:val="auto"/>
           <w:spacing w:val="-2"/>
-          <w:kern w:val="0"/>
-          <w:sz w:val="26"/>
-          <w:szCs w:val="26"/>
-          <w:lang w:val="es-ES" w:eastAsia="en-US" w:bidi="ar-SA"/>
-        </w:rPr>
-        <w:t>En ambos casos, para aplicar estilo en un mensaje en la función console, hay que añadir”%c” delante del mensaje sin espacios, y como segundo parámetro los estilos que queremos aplicar.</w:t>
-      </w:r>
-    </w:p>
-    <w:p>
-      <w:pPr>
-        <w:pStyle w:val="Cuerpodetexto"/>
-        <w:rPr>
-          <w:b w:val="false"/>
-          <w:b w:val="false"/>
+          <w:sz w:val="26"/>
+          <w:szCs w:val="26"/>
+        </w:rPr>
+        <w:t>console</w:t>
+      </w:r>
+      <w:proofErr w:type="spellEnd"/>
+      <w:r>
+        <w:rPr>
           <w:i/>
+          <w:spacing w:val="-2"/>
+          <w:sz w:val="26"/>
+          <w:szCs w:val="26"/>
+        </w:rPr>
+        <w:t xml:space="preserve">, </w:t>
+      </w:r>
+      <w:r>
+        <w:rPr>
           <w:i/>
-          <w:sz w:val="26"/>
-          <w:szCs w:val="26"/>
-        </w:rPr>
-      </w:pPr>
-      <w:r>
-        <w:rPr>
-          <w:b w:val="false"/>
+          <w:spacing w:val="-2"/>
+          <w:sz w:val="26"/>
+          <w:szCs w:val="26"/>
+        </w:rPr>
+        <w:t>hay que añadir”%c” delante del mensaje sin espacios, y como segundo parámetro los estilos que queremos aplicar.</w:t>
+      </w:r>
+    </w:p>
+    <w:p>
+      <w:pPr>
+        <w:pStyle w:val="Textoindependiente"/>
+        <w:rPr>
+          <w:b w:val="0"/>
           <w:i/>
           <w:sz w:val="26"/>
           <w:szCs w:val="26"/>
         </w:rPr>
+      </w:pPr>
+      <w:r>
+        <w:rPr>
+          <w:b w:val="0"/>
+          <w:i/>
+          <w:noProof/>
+          <w:sz w:val="26"/>
+          <w:szCs w:val="26"/>
+          <w:lang w:eastAsia="es-ES"/>
+        </w:rPr>
         <w:drawing>
-          <wp:anchor behindDoc="0" distT="0" distB="0" distL="0" distR="0" simplePos="0" locked="0" layoutInCell="0" allowOverlap="1" relativeHeight="34">
+          <wp:anchor distT="0" distB="0" distL="0" distR="0" simplePos="0" relativeHeight="251644416" behindDoc="0" locked="0" layoutInCell="0" allowOverlap="1">
             <wp:simplePos x="0" y="0"/>
             <wp:positionH relativeFrom="column">
               <wp:posOffset>1125855</wp:posOffset>
@@ -3039,7 +2537,7 @@
             <wp:extent cx="1646555" cy="257810"/>
             <wp:effectExtent l="0" t="0" r="0" b="0"/>
             <wp:wrapTopAndBottom/>
-            <wp:docPr id="9" name="image4.jpeg" descr=""/>
+            <wp:docPr id="9" name="image4.jpeg"/>
             <wp:cNvGraphicFramePr>
               <a:graphicFrameLocks xmlns:a="http://schemas.openxmlformats.org/drawingml/2006/main" noChangeAspect="1"/>
             </wp:cNvGraphicFramePr>
@@ -3047,13 +2545,13 @@
               <a:graphicData uri="http://schemas.openxmlformats.org/drawingml/2006/picture">
                 <pic:pic xmlns:pic="http://schemas.openxmlformats.org/drawingml/2006/picture">
                   <pic:nvPicPr>
-                    <pic:cNvPr id="9" name="image4.jpeg" descr=""/>
+                    <pic:cNvPr id="9" name="image4.jpeg"/>
                     <pic:cNvPicPr>
                       <a:picLocks noChangeAspect="1" noChangeArrowheads="1"/>
                     </pic:cNvPicPr>
                   </pic:nvPicPr>
                   <pic:blipFill>
-                    <a:blip r:embed="rId10"/>
+                    <a:blip r:embed="rId13" cstate="print"/>
                     <a:stretch>
                       <a:fillRect/>
                     </a:stretch>
@@ -3072,8 +2570,18 @@
             </a:graphic>
           </wp:anchor>
         </w:drawing>
+      </w:r>
+      <w:r>
+        <w:rPr>
+          <w:b w:val="0"/>
+          <w:i/>
+          <w:noProof/>
+          <w:sz w:val="26"/>
+          <w:szCs w:val="26"/>
+          <w:lang w:eastAsia="es-ES"/>
+        </w:rPr>
         <w:drawing>
-          <wp:anchor behindDoc="0" distT="0" distB="0" distL="0" distR="0" simplePos="0" locked="0" layoutInCell="0" allowOverlap="1" relativeHeight="35">
+          <wp:anchor distT="0" distB="0" distL="0" distR="0" simplePos="0" relativeHeight="251645440" behindDoc="0" locked="0" layoutInCell="0" allowOverlap="1">
             <wp:simplePos x="0" y="0"/>
             <wp:positionH relativeFrom="column">
               <wp:posOffset>3623310</wp:posOffset>
@@ -3084,7 +2592,7 @@
             <wp:extent cx="2440305" cy="509270"/>
             <wp:effectExtent l="0" t="0" r="0" b="0"/>
             <wp:wrapTopAndBottom/>
-            <wp:docPr id="10" name="image5.jpeg" descr=""/>
+            <wp:docPr id="10" name="image5.jpeg"/>
             <wp:cNvGraphicFramePr>
               <a:graphicFrameLocks xmlns:a="http://schemas.openxmlformats.org/drawingml/2006/main" noChangeAspect="1"/>
             </wp:cNvGraphicFramePr>
@@ -3092,13 +2600,13 @@
               <a:graphicData uri="http://schemas.openxmlformats.org/drawingml/2006/picture">
                 <pic:pic xmlns:pic="http://schemas.openxmlformats.org/drawingml/2006/picture">
                   <pic:nvPicPr>
-                    <pic:cNvPr id="10" name="image5.jpeg" descr=""/>
+                    <pic:cNvPr id="10" name="image5.jpeg"/>
                     <pic:cNvPicPr>
                       <a:picLocks noChangeAspect="1" noChangeArrowheads="1"/>
                     </pic:cNvPicPr>
                   </pic:nvPicPr>
                   <pic:blipFill>
-                    <a:blip r:embed="rId11"/>
+                    <a:blip r:embed="rId14" cstate="print"/>
                     <a:stretch>
                       <a:fillRect/>
                     </a:stretch>
@@ -3121,23 +2629,24 @@
     </w:p>
     <w:p>
       <w:pPr>
-        <w:pStyle w:val="Cuerpodetexto"/>
-        <w:ind w:left="702" w:hanging="0"/>
-        <w:rPr>
-          <w:b w:val="false"/>
-          <w:b w:val="false"/>
-          <w:i/>
+        <w:pStyle w:val="Textoindependiente"/>
+        <w:ind w:left="702"/>
+        <w:rPr>
+          <w:b w:val="0"/>
           <w:i/>
           <w:sz w:val="32"/>
         </w:rPr>
       </w:pPr>
       <w:r>
-        <w:rPr/>
+        <w:rPr>
+          <w:noProof/>
+          <w:lang w:eastAsia="es-ES"/>
+        </w:rPr>
         <w:drawing>
           <wp:inline distT="0" distB="0" distL="0" distR="0">
-            <wp:extent cx="4188460" cy="2338705"/>
-            <wp:effectExtent l="0" t="0" r="0" b="0"/>
-            <wp:docPr id="11" name="Imagen 14" descr=""/>
+            <wp:extent cx="4777237" cy="2667460"/>
+            <wp:effectExtent l="19050" t="0" r="4313" b="0"/>
+            <wp:docPr id="11" name="Imagen 14"/>
             <wp:cNvGraphicFramePr>
               <a:graphicFrameLocks xmlns:a="http://schemas.openxmlformats.org/drawingml/2006/main" noChangeAspect="1"/>
             </wp:cNvGraphicFramePr>
@@ -3145,13 +2654,13 @@
               <a:graphicData uri="http://schemas.openxmlformats.org/drawingml/2006/picture">
                 <pic:pic xmlns:pic="http://schemas.openxmlformats.org/drawingml/2006/picture">
                   <pic:nvPicPr>
-                    <pic:cNvPr id="11" name="Imagen 14" descr=""/>
+                    <pic:cNvPr id="11" name="Imagen 14"/>
                     <pic:cNvPicPr>
                       <a:picLocks noChangeAspect="1" noChangeArrowheads="1"/>
                     </pic:cNvPicPr>
                   </pic:nvPicPr>
                   <pic:blipFill>
-                    <a:blip r:embed="rId12"/>
+                    <a:blip r:embed="rId15" cstate="print"/>
                     <a:stretch>
                       <a:fillRect/>
                     </a:stretch>
@@ -3159,7 +2668,7 @@
                   <pic:spPr bwMode="auto">
                     <a:xfrm>
                       <a:off x="0" y="0"/>
-                      <a:ext cx="4188460" cy="2338705"/>
+                      <a:ext cx="4786578" cy="2672676"/>
                     </a:xfrm>
                     <a:prstGeom prst="rect">
                       <a:avLst/>
@@ -3174,38 +2683,17 @@
     </w:p>
     <w:p>
       <w:pPr>
-        <w:pStyle w:val="Cuerpodetexto"/>
-        <w:rPr>
-          <w:b w:val="false"/>
-          <w:b w:val="false"/>
-          <w:i/>
-          <w:i/>
-          <w:sz w:val="32"/>
-        </w:rPr>
-      </w:pPr>
-      <w:r>
-        <w:rPr>
-          <w:b w:val="false"/>
-          <w:i/>
-          <w:sz w:val="32"/>
-        </w:rPr>
-      </w:r>
-    </w:p>
-    <w:p>
-      <w:pPr>
-        <w:pStyle w:val="ListParagraph"/>
+        <w:pStyle w:val="Prrafodelista"/>
         <w:numPr>
           <w:ilvl w:val="0"/>
           <w:numId w:val="1"/>
         </w:numPr>
         <w:tabs>
-          <w:tab w:val="clear" w:pos="720"/>
-          <w:tab w:val="left" w:pos="1064" w:leader="none"/>
+          <w:tab w:val="left" w:pos="1064"/>
         </w:tabs>
-        <w:spacing w:lineRule="auto" w:line="240" w:before="203" w:after="0"/>
-        <w:ind w:left="702" w:right="387" w:hanging="0"/>
-        <w:rPr>
-          <w:b/>
+        <w:spacing w:before="203"/>
+        <w:ind w:left="702" w:right="387" w:firstLine="0"/>
+        <w:rPr>
           <w:b/>
           <w:sz w:val="28"/>
         </w:rPr>
@@ -3217,6 +2705,7 @@
           <w:color w:val="295F99"/>
           <w:sz w:val="30"/>
         </w:rPr>
+        <w:lastRenderedPageBreak/>
         <w:t>.-</w:t>
       </w:r>
       <w:r>
@@ -3259,6 +2748,7 @@
         </w:rPr>
         <w:t xml:space="preserve"> </w:t>
       </w:r>
+      <w:proofErr w:type="spellStart"/>
       <w:r>
         <w:rPr>
           <w:b/>
@@ -3266,6 +2756,7 @@
         </w:rPr>
         <w:t>array</w:t>
       </w:r>
+      <w:proofErr w:type="spellEnd"/>
       <w:r>
         <w:rPr>
           <w:b/>
@@ -3401,21 +2892,67 @@
         </w:rPr>
         <w:t>estructura:</w:t>
       </w:r>
-    </w:p>
-    <w:p>
-      <w:pPr>
-        <w:pStyle w:val="Cuerpodetexto"/>
-        <w:spacing w:before="10" w:after="0"/>
+      <w:r>
+        <w:rPr>
+          <w:b/>
+          <w:sz w:val="28"/>
+        </w:rPr>
+        <w:t xml:space="preserve"> </w:t>
+      </w:r>
+    </w:p>
+    <w:p>
+      <w:pPr>
+        <w:pStyle w:val="Prrafodelista"/>
+        <w:tabs>
+          <w:tab w:val="left" w:pos="1064"/>
+        </w:tabs>
+        <w:spacing w:before="203"/>
+        <w:ind w:right="387"/>
+        <w:rPr>
+          <w:b/>
+          <w:sz w:val="28"/>
+        </w:rPr>
+      </w:pPr>
+      <w:r>
+        <w:rPr>
+          <w:i/>
+          <w:sz w:val="28"/>
+        </w:rPr>
+        <w:t>(</w:t>
+      </w:r>
+      <w:proofErr w:type="gramStart"/>
+      <w:r>
+        <w:rPr>
+          <w:i/>
+          <w:sz w:val="28"/>
+        </w:rPr>
+        <w:t>resultado</w:t>
+      </w:r>
+      <w:proofErr w:type="gramEnd"/>
+      <w:r>
+        <w:rPr>
+          <w:i/>
+          <w:sz w:val="28"/>
+        </w:rPr>
+        <w:t xml:space="preserve"> después del 8).</w:t>
+      </w:r>
+    </w:p>
+    <w:p>
+      <w:pPr>
+        <w:pStyle w:val="Textoindependiente"/>
+        <w:spacing w:before="10"/>
         <w:rPr>
           <w:sz w:val="14"/>
         </w:rPr>
       </w:pPr>
       <w:r>
         <w:rPr>
+          <w:noProof/>
           <w:sz w:val="14"/>
+          <w:lang w:eastAsia="es-ES"/>
         </w:rPr>
         <w:drawing>
-          <wp:anchor behindDoc="0" distT="0" distB="0" distL="0" distR="0" simplePos="0" locked="0" layoutInCell="0" allowOverlap="1" relativeHeight="36">
+          <wp:anchor distT="0" distB="0" distL="0" distR="0" simplePos="0" relativeHeight="251646464" behindDoc="0" locked="0" layoutInCell="0" allowOverlap="1">
             <wp:simplePos x="0" y="0"/>
             <wp:positionH relativeFrom="page">
               <wp:posOffset>933450</wp:posOffset>
@@ -3426,7 +2963,7 @@
             <wp:extent cx="4101465" cy="1068705"/>
             <wp:effectExtent l="0" t="0" r="0" b="0"/>
             <wp:wrapTopAndBottom/>
-            <wp:docPr id="12" name="image6.jpeg" descr=""/>
+            <wp:docPr id="12" name="image6.jpeg"/>
             <wp:cNvGraphicFramePr>
               <a:graphicFrameLocks xmlns:a="http://schemas.openxmlformats.org/drawingml/2006/main" noChangeAspect="1"/>
             </wp:cNvGraphicFramePr>
@@ -3434,13 +2971,13 @@
               <a:graphicData uri="http://schemas.openxmlformats.org/drawingml/2006/picture">
                 <pic:pic xmlns:pic="http://schemas.openxmlformats.org/drawingml/2006/picture">
                   <pic:nvPicPr>
-                    <pic:cNvPr id="12" name="image6.jpeg" descr=""/>
+                    <pic:cNvPr id="12" name="image6.jpeg"/>
                     <pic:cNvPicPr>
                       <a:picLocks noChangeAspect="1" noChangeArrowheads="1"/>
                     </pic:cNvPicPr>
                   </pic:nvPicPr>
                   <pic:blipFill>
-                    <a:blip r:embed="rId13"/>
+                    <a:blip r:embed="rId16" cstate="print"/>
                     <a:stretch>
                       <a:fillRect/>
                     </a:stretch>
@@ -3463,27 +3000,24 @@
     </w:p>
     <w:p>
       <w:pPr>
-        <w:pStyle w:val="Cuerpodetexto"/>
-        <w:spacing w:before="7" w:after="0"/>
+        <w:pStyle w:val="Textoindependiente"/>
+        <w:spacing w:before="7"/>
         <w:rPr>
           <w:sz w:val="6"/>
         </w:rPr>
       </w:pPr>
-      <w:r>
-        <w:rPr>
-          <w:sz w:val="6"/>
-        </w:rPr>
-      </w:r>
-    </w:p>
-    <w:p>
-      <w:pPr>
-        <w:pStyle w:val="Cuerpodetexto"/>
-        <w:rPr/>
-      </w:pPr>
-      <w:r>
-        <w:rPr/>
+    </w:p>
+    <w:p>
+      <w:pPr>
+        <w:pStyle w:val="Textoindependiente"/>
+      </w:pPr>
+      <w:r>
+        <w:rPr>
+          <w:noProof/>
+          <w:lang w:eastAsia="es-ES"/>
+        </w:rPr>
         <w:drawing>
-          <wp:anchor behindDoc="0" distT="0" distB="0" distL="0" distR="0" simplePos="0" locked="0" layoutInCell="0" allowOverlap="1" relativeHeight="37">
+          <wp:anchor distT="0" distB="0" distL="0" distR="0" simplePos="0" relativeHeight="251647488" behindDoc="0" locked="0" layoutInCell="0" allowOverlap="1">
             <wp:simplePos x="0" y="0"/>
             <wp:positionH relativeFrom="page">
               <wp:posOffset>2215515</wp:posOffset>
@@ -3494,7 +3028,7 @@
             <wp:extent cx="2103120" cy="878205"/>
             <wp:effectExtent l="0" t="0" r="0" b="0"/>
             <wp:wrapTopAndBottom/>
-            <wp:docPr id="13" name="image7.jpeg" descr=""/>
+            <wp:docPr id="13" name="image7.jpeg"/>
             <wp:cNvGraphicFramePr>
               <a:graphicFrameLocks xmlns:a="http://schemas.openxmlformats.org/drawingml/2006/main" noChangeAspect="1"/>
             </wp:cNvGraphicFramePr>
@@ -3502,13 +3036,13 @@
               <a:graphicData uri="http://schemas.openxmlformats.org/drawingml/2006/picture">
                 <pic:pic xmlns:pic="http://schemas.openxmlformats.org/drawingml/2006/picture">
                   <pic:nvPicPr>
-                    <pic:cNvPr id="13" name="image7.jpeg" descr=""/>
+                    <pic:cNvPr id="13" name="image7.jpeg"/>
                     <pic:cNvPicPr>
                       <a:picLocks noChangeAspect="1" noChangeArrowheads="1"/>
                     </pic:cNvPicPr>
                   </pic:nvPicPr>
                   <pic:blipFill>
-                    <a:blip r:embed="rId14"/>
+                    <a:blip r:embed="rId17" cstate="print"/>
                     <a:stretch>
                       <a:fillRect/>
                     </a:stretch>
@@ -3531,19 +3065,17 @@
     </w:p>
     <w:p>
       <w:pPr>
-        <w:pStyle w:val="ListParagraph"/>
+        <w:pStyle w:val="Prrafodelista"/>
         <w:numPr>
           <w:ilvl w:val="0"/>
           <w:numId w:val="1"/>
         </w:numPr>
         <w:tabs>
-          <w:tab w:val="clear" w:pos="720"/>
-          <w:tab w:val="left" w:pos="1018" w:leader="none"/>
+          <w:tab w:val="left" w:pos="1018"/>
         </w:tabs>
-        <w:spacing w:before="246" w:after="0"/>
+        <w:spacing w:before="246"/>
         <w:ind w:left="1017" w:hanging="316"/>
         <w:rPr>
-          <w:b/>
           <w:b/>
           <w:sz w:val="28"/>
         </w:rPr>
@@ -3587,8 +3119,17 @@
           <w:b/>
           <w:sz w:val="28"/>
         </w:rPr>
-        <w:t>el array</w:t>
-      </w:r>
+        <w:t xml:space="preserve">el </w:t>
+      </w:r>
+      <w:proofErr w:type="spellStart"/>
+      <w:r>
+        <w:rPr>
+          <w:b/>
+          <w:sz w:val="28"/>
+        </w:rPr>
+        <w:t>array</w:t>
+      </w:r>
+      <w:proofErr w:type="spellEnd"/>
       <w:r>
         <w:rPr>
           <w:b/>
@@ -3622,18 +3163,20 @@
     </w:p>
     <w:p>
       <w:pPr>
-        <w:pStyle w:val="Cuerpodetexto"/>
-        <w:spacing w:before="6" w:after="0"/>
+        <w:pStyle w:val="Textoindependiente"/>
+        <w:spacing w:before="6"/>
         <w:rPr>
           <w:sz w:val="17"/>
         </w:rPr>
       </w:pPr>
       <w:r>
         <w:rPr>
+          <w:noProof/>
           <w:sz w:val="17"/>
+          <w:lang w:eastAsia="es-ES"/>
         </w:rPr>
         <w:drawing>
-          <wp:anchor behindDoc="0" distT="0" distB="0" distL="0" distR="0" simplePos="0" locked="0" layoutInCell="0" allowOverlap="1" relativeHeight="38">
+          <wp:anchor distT="0" distB="0" distL="0" distR="0" simplePos="0" relativeHeight="251648512" behindDoc="0" locked="0" layoutInCell="0" allowOverlap="1">
             <wp:simplePos x="0" y="0"/>
             <wp:positionH relativeFrom="page">
               <wp:posOffset>685800</wp:posOffset>
@@ -3644,7 +3187,7 @@
             <wp:extent cx="6106795" cy="903605"/>
             <wp:effectExtent l="0" t="0" r="0" b="0"/>
             <wp:wrapTopAndBottom/>
-            <wp:docPr id="14" name="image8.jpeg" descr=""/>
+            <wp:docPr id="14" name="image8.jpeg"/>
             <wp:cNvGraphicFramePr>
               <a:graphicFrameLocks xmlns:a="http://schemas.openxmlformats.org/drawingml/2006/main" noChangeAspect="1"/>
             </wp:cNvGraphicFramePr>
@@ -3652,13 +3195,13 @@
               <a:graphicData uri="http://schemas.openxmlformats.org/drawingml/2006/picture">
                 <pic:pic xmlns:pic="http://schemas.openxmlformats.org/drawingml/2006/picture">
                   <pic:nvPicPr>
-                    <pic:cNvPr id="14" name="image8.jpeg" descr=""/>
+                    <pic:cNvPr id="14" name="image8.jpeg"/>
                     <pic:cNvPicPr>
                       <a:picLocks noChangeAspect="1" noChangeArrowheads="1"/>
                     </pic:cNvPicPr>
                   </pic:nvPicPr>
                   <pic:blipFill>
-                    <a:blip r:embed="rId15"/>
+                    <a:blip r:embed="rId18" cstate="print"/>
                     <a:stretch>
                       <a:fillRect/>
                     </a:stretch>
@@ -3681,10 +3224,8 @@
     </w:p>
     <w:p>
       <w:pPr>
-        <w:pStyle w:val="Normal"/>
         <w:tabs>
-          <w:tab w:val="clear" w:pos="720"/>
-          <w:tab w:val="left" w:pos="2656" w:leader="none"/>
+          <w:tab w:val="left" w:pos="2656"/>
         </w:tabs>
         <w:rPr>
           <w:sz w:val="17"/>
@@ -3699,79 +3240,69 @@
     </w:p>
     <w:p>
       <w:pPr>
-        <w:pStyle w:val="Normal"/>
         <w:rPr>
           <w:sz w:val="17"/>
         </w:rPr>
       </w:pPr>
-      <w:r>
+    </w:p>
+    <w:p>
+      <w:pPr>
+        <w:rPr>
+          <w:b/>
+          <w:sz w:val="32"/>
+        </w:rPr>
+      </w:pPr>
+      <w:r>
+        <w:rPr>
+          <w:sz w:val="32"/>
+        </w:rPr>
+        <w:tab/>
+      </w:r>
+      <w:r>
+        <w:rPr>
+          <w:b/>
+          <w:sz w:val="32"/>
+        </w:rPr>
+        <w:t>- 7 y 8:</w:t>
+      </w:r>
+    </w:p>
+    <w:p>
+      <w:pPr>
+        <w:ind w:firstLine="702"/>
         <w:rPr>
           <w:sz w:val="17"/>
         </w:rPr>
-      </w:r>
-    </w:p>
-    <w:p>
-      <w:pPr>
-        <w:pStyle w:val="Normal"/>
-        <w:rPr>
-          <w:b/>
-          <w:b/>
-          <w:sz w:val="32"/>
-        </w:rPr>
-      </w:pPr>
-      <w:r>
-        <w:rPr>
-          <w:sz w:val="32"/>
-        </w:rPr>
-        <w:tab/>
-      </w:r>
-      <w:r>
-        <w:rPr>
-          <w:b/>
-          <w:sz w:val="32"/>
-        </w:rPr>
-        <w:t>- 7 y 8:</w:t>
-      </w:r>
-    </w:p>
-    <w:p>
-      <w:pPr>
-        <w:pStyle w:val="Normal"/>
+      </w:pPr>
+      <w:r>
+        <w:rPr>
+          <w:sz w:val="17"/>
+        </w:rPr>
+        <w:t xml:space="preserve"> </w:t>
+      </w:r>
+    </w:p>
+    <w:p>
+      <w:pPr>
         <w:ind w:firstLine="702"/>
         <w:rPr>
           <w:sz w:val="17"/>
         </w:rPr>
-      </w:pPr>
-      <w:r>
-        <w:rPr>
+        <w:sectPr>
+          <w:headerReference w:type="default" r:id="rId19"/>
+          <w:pgSz w:w="11906" w:h="16838"/>
+          <w:pgMar w:top="1340" w:right="700" w:bottom="280" w:left="380" w:header="703" w:footer="0" w:gutter="0"/>
+          <w:cols w:space="720"/>
+          <w:formProt w:val="0"/>
+          <w:docGrid w:linePitch="100" w:charSpace="4096"/>
+        </w:sectPr>
+      </w:pPr>
+      <w:r>
+        <w:rPr>
+          <w:noProof/>
           <w:sz w:val="17"/>
-        </w:rPr>
-        <w:t xml:space="preserve"> </w:t>
-      </w:r>
-    </w:p>
-    <w:p>
-      <w:pPr>
-        <w:sectPr>
-          <w:headerReference w:type="default" r:id="rId17"/>
-          <w:type w:val="nextPage"/>
-          <w:pgSz w:w="11906" w:h="16838"/>
-          <w:pgMar w:left="380" w:right="700" w:gutter="0" w:header="703" w:top="1340" w:footer="0" w:bottom="280"/>
-          <w:pgNumType w:fmt="decimal"/>
-          <w:formProt w:val="false"/>
-          <w:textDirection w:val="lrTb"/>
-          <w:docGrid w:type="default" w:linePitch="100" w:charSpace="4096"/>
-        </w:sectPr>
-        <w:pStyle w:val="Normal"/>
-        <w:ind w:firstLine="702"/>
-        <w:rPr>
-          <w:sz w:val="17"/>
-        </w:rPr>
-      </w:pPr>
-      <w:r>
-        <w:rPr>
-          <w:sz w:val="17"/>
+          <w:lang w:eastAsia="es-ES"/>
         </w:rPr>
         <w:drawing>
-          <wp:anchor behindDoc="0" distT="0" distB="0" distL="0" distR="0" simplePos="0" locked="0" layoutInCell="0" allowOverlap="1" relativeHeight="48">
+          <wp:anchor distT="0" distB="0" distL="0" distR="0" simplePos="0" relativeHeight="251658752" behindDoc="0" locked="0" layoutInCell="0" allowOverlap="1">
             <wp:simplePos x="0" y="0"/>
             <wp:positionH relativeFrom="column">
               <wp:align>center</wp:align>
@@ -3782,7 +3313,7 @@
             <wp:extent cx="6436360" cy="3884930"/>
             <wp:effectExtent l="0" t="0" r="0" b="0"/>
             <wp:wrapSquare wrapText="largest"/>
-            <wp:docPr id="15" name="Imagen1" descr=""/>
+            <wp:docPr id="15" name="Imagen1"/>
             <wp:cNvGraphicFramePr>
               <a:graphicFrameLocks xmlns:a="http://schemas.openxmlformats.org/drawingml/2006/main" noChangeAspect="1"/>
             </wp:cNvGraphicFramePr>
@@ -3790,13 +3321,13 @@
               <a:graphicData uri="http://schemas.openxmlformats.org/drawingml/2006/picture">
                 <pic:pic xmlns:pic="http://schemas.openxmlformats.org/drawingml/2006/picture">
                   <pic:nvPicPr>
-                    <pic:cNvPr id="15" name="Imagen1" descr=""/>
+                    <pic:cNvPr id="15" name="Imagen1"/>
                     <pic:cNvPicPr>
                       <a:picLocks noChangeAspect="1" noChangeArrowheads="1"/>
                     </pic:cNvPicPr>
                   </pic:nvPicPr>
                   <pic:blipFill>
-                    <a:blip r:embed="rId16"/>
+                    <a:blip r:embed="rId20" cstate="print"/>
                     <a:stretch>
                       <a:fillRect/>
                     </a:stretch>
@@ -3819,18 +3350,16 @@
     </w:p>
     <w:p>
       <w:pPr>
-        <w:pStyle w:val="ListParagraph"/>
+        <w:pStyle w:val="Prrafodelista"/>
         <w:numPr>
           <w:ilvl w:val="0"/>
           <w:numId w:val="1"/>
         </w:numPr>
         <w:tabs>
-          <w:tab w:val="clear" w:pos="720"/>
-          <w:tab w:val="left" w:pos="1014" w:leader="none"/>
+          <w:tab w:val="left" w:pos="1014"/>
         </w:tabs>
-        <w:spacing w:before="86" w:after="0"/>
-        <w:rPr>
-          <w:b/>
+        <w:spacing w:before="86"/>
+        <w:rPr>
           <w:b/>
           <w:sz w:val="28"/>
         </w:rPr>
@@ -3842,6 +3371,7 @@
           <w:color w:val="295F99"/>
           <w:sz w:val="30"/>
         </w:rPr>
+        <w:lastRenderedPageBreak/>
         <w:t>.-</w:t>
       </w:r>
       <w:r>
@@ -3904,23 +3434,82 @@
           <w:b/>
           <w:sz w:val="28"/>
         </w:rPr>
-        <w:t>significado/uso de $0,$1...:</w:t>
-      </w:r>
-    </w:p>
-    <w:p>
-      <w:pPr>
-        <w:pStyle w:val="Cuerpodetexto"/>
-        <w:spacing w:before="6" w:after="0"/>
+        <w:t>significado/uso de $0</w:t>
+      </w:r>
+      <w:proofErr w:type="gramStart"/>
+      <w:r>
+        <w:rPr>
+          <w:b/>
+          <w:sz w:val="28"/>
+        </w:rPr>
+        <w:t>,$</w:t>
+      </w:r>
+      <w:proofErr w:type="gramEnd"/>
+      <w:r>
+        <w:rPr>
+          <w:b/>
+          <w:sz w:val="28"/>
+        </w:rPr>
+        <w:t>1...:</w:t>
+      </w:r>
+    </w:p>
+    <w:p>
+      <w:pPr>
+        <w:pStyle w:val="Textoindependiente"/>
+        <w:ind w:left="702"/>
+        <w:rPr>
+          <w:b w:val="0"/>
+          <w:bCs w:val="0"/>
+          <w:sz w:val="26"/>
+          <w:szCs w:val="26"/>
+        </w:rPr>
+      </w:pPr>
+      <w:r>
+        <w:rPr>
+          <w:b w:val="0"/>
+          <w:bCs w:val="0"/>
+          <w:sz w:val="26"/>
+          <w:szCs w:val="26"/>
+        </w:rPr>
+        <w:t xml:space="preserve">Se utiliza para hacer referencia a elementos que hemos seleccionado. Al utilizarlos en la consola, obtenemos el contenido de ese elemento. $0 es el </w:t>
+      </w:r>
+      <w:proofErr w:type="spellStart"/>
+      <w:r>
+        <w:rPr>
+          <w:b w:val="0"/>
+          <w:bCs w:val="0"/>
+          <w:sz w:val="26"/>
+          <w:szCs w:val="26"/>
+        </w:rPr>
+        <w:t>útlimo</w:t>
+      </w:r>
+      <w:proofErr w:type="spellEnd"/>
+      <w:r>
+        <w:rPr>
+          <w:b w:val="0"/>
+          <w:bCs w:val="0"/>
+          <w:sz w:val="26"/>
+          <w:szCs w:val="26"/>
+        </w:rPr>
+        <w:t xml:space="preserve"> elemento seleccionado, $1 el penúltimo, etc.</w:t>
+      </w:r>
+    </w:p>
+    <w:p>
+      <w:pPr>
+        <w:pStyle w:val="Textoindependiente"/>
+        <w:spacing w:before="6"/>
         <w:rPr>
           <w:sz w:val="17"/>
         </w:rPr>
       </w:pPr>
       <w:r>
         <w:rPr>
+          <w:noProof/>
           <w:sz w:val="17"/>
+          <w:lang w:eastAsia="es-ES"/>
         </w:rPr>
         <w:drawing>
-          <wp:anchor behindDoc="0" distT="0" distB="0" distL="0" distR="0" simplePos="0" locked="0" layoutInCell="0" allowOverlap="1" relativeHeight="39">
+          <wp:anchor distT="0" distB="0" distL="0" distR="0" simplePos="0" relativeHeight="251649536" behindDoc="0" locked="0" layoutInCell="0" allowOverlap="1">
             <wp:simplePos x="0" y="0"/>
             <wp:positionH relativeFrom="page">
               <wp:posOffset>1141730</wp:posOffset>
@@ -3931,7 +3520,7 @@
             <wp:extent cx="5283835" cy="2473960"/>
             <wp:effectExtent l="0" t="0" r="0" b="0"/>
             <wp:wrapTopAndBottom/>
-            <wp:docPr id="18" name="image9.jpeg" descr=""/>
+            <wp:docPr id="18" name="image9.jpeg"/>
             <wp:cNvGraphicFramePr>
               <a:graphicFrameLocks xmlns:a="http://schemas.openxmlformats.org/drawingml/2006/main" noChangeAspect="1"/>
             </wp:cNvGraphicFramePr>
@@ -3939,13 +3528,13 @@
               <a:graphicData uri="http://schemas.openxmlformats.org/drawingml/2006/picture">
                 <pic:pic xmlns:pic="http://schemas.openxmlformats.org/drawingml/2006/picture">
                   <pic:nvPicPr>
-                    <pic:cNvPr id="18" name="image9.jpeg" descr=""/>
+                    <pic:cNvPr id="18" name="image9.jpeg"/>
                     <pic:cNvPicPr>
                       <a:picLocks noChangeAspect="1" noChangeArrowheads="1"/>
                     </pic:cNvPicPr>
                   </pic:nvPicPr>
                   <pic:blipFill>
-                    <a:blip r:embed="rId18"/>
+                    <a:blip r:embed="rId21" cstate="print"/>
                     <a:stretch>
                       <a:fillRect/>
                     </a:stretch>
@@ -3968,27 +3557,26 @@
     </w:p>
     <w:p>
       <w:pPr>
-        <w:pStyle w:val="Cuerpodetexto"/>
+        <w:pStyle w:val="Textoindependiente"/>
         <w:rPr>
           <w:sz w:val="34"/>
         </w:rPr>
       </w:pPr>
-      <w:r>
+    </w:p>
+    <w:p>
+      <w:pPr>
+        <w:pStyle w:val="Textoindependiente"/>
         <w:rPr>
           <w:sz w:val="34"/>
         </w:rPr>
-      </w:r>
-    </w:p>
-    <w:p>
-      <w:pPr>
-        <w:pStyle w:val="Cuerpodetexto"/>
-        <w:rPr>
-          <w:sz w:val="34"/>
-        </w:rPr>
-      </w:pPr>
-      <w:r>
+      </w:pPr>
+      <w:r>
+        <w:rPr>
+          <w:noProof/>
+          <w:lang w:eastAsia="es-ES"/>
+        </w:rPr>
         <w:drawing>
-          <wp:anchor behindDoc="0" distT="0" distB="0" distL="0" distR="0" simplePos="0" locked="0" layoutInCell="0" allowOverlap="1" relativeHeight="49">
+          <wp:anchor distT="0" distB="0" distL="0" distR="0" simplePos="0" relativeHeight="251659776" behindDoc="0" locked="0" layoutInCell="0" allowOverlap="1">
             <wp:simplePos x="0" y="0"/>
             <wp:positionH relativeFrom="column">
               <wp:align>center</wp:align>
@@ -3999,7 +3587,7 @@
             <wp:extent cx="5553710" cy="3492500"/>
             <wp:effectExtent l="0" t="0" r="0" b="0"/>
             <wp:wrapSquare wrapText="largest"/>
-            <wp:docPr id="19" name="Imagen4" descr=""/>
+            <wp:docPr id="19" name="Imagen4"/>
             <wp:cNvGraphicFramePr>
               <a:graphicFrameLocks xmlns:a="http://schemas.openxmlformats.org/drawingml/2006/main" noChangeAspect="1"/>
             </wp:cNvGraphicFramePr>
@@ -4007,13 +3595,13 @@
               <a:graphicData uri="http://schemas.openxmlformats.org/drawingml/2006/picture">
                 <pic:pic xmlns:pic="http://schemas.openxmlformats.org/drawingml/2006/picture">
                   <pic:nvPicPr>
-                    <pic:cNvPr id="19" name="Imagen4" descr=""/>
+                    <pic:cNvPr id="19" name="Imagen4"/>
                     <pic:cNvPicPr>
                       <a:picLocks noChangeAspect="1" noChangeArrowheads="1"/>
                     </pic:cNvPicPr>
                   </pic:nvPicPr>
                   <pic:blipFill>
-                    <a:blip r:embed="rId19"/>
+                    <a:blip r:embed="rId22" cstate="print"/>
                     <a:stretch>
                       <a:fillRect/>
                     </a:stretch>
@@ -4042,7 +3630,7 @@
     </w:p>
     <w:p>
       <w:pPr>
-        <w:pStyle w:val="Cuerpodetexto"/>
+        <w:pStyle w:val="Textoindependiente"/>
         <w:rPr>
           <w:sz w:val="34"/>
         </w:rPr>
@@ -4056,238 +3644,216 @@
     </w:p>
     <w:p>
       <w:pPr>
-        <w:pStyle w:val="Cuerpodetexto"/>
+        <w:pStyle w:val="Textoindependiente"/>
         <w:rPr>
           <w:sz w:val="34"/>
         </w:rPr>
       </w:pPr>
-      <w:r>
+    </w:p>
+    <w:p>
+      <w:pPr>
+        <w:pStyle w:val="Textoindependiente"/>
         <w:rPr>
           <w:sz w:val="34"/>
         </w:rPr>
-      </w:r>
-    </w:p>
-    <w:p>
-      <w:pPr>
-        <w:pStyle w:val="Cuerpodetexto"/>
+      </w:pPr>
+    </w:p>
+    <w:p>
+      <w:pPr>
+        <w:pStyle w:val="Textoindependiente"/>
         <w:rPr>
           <w:sz w:val="34"/>
         </w:rPr>
       </w:pPr>
-      <w:r>
+    </w:p>
+    <w:p>
+      <w:pPr>
+        <w:pStyle w:val="Textoindependiente"/>
         <w:rPr>
           <w:sz w:val="34"/>
         </w:rPr>
-      </w:r>
-    </w:p>
-    <w:p>
-      <w:pPr>
-        <w:pStyle w:val="Cuerpodetexto"/>
+      </w:pPr>
+    </w:p>
+    <w:p>
+      <w:pPr>
+        <w:pStyle w:val="Textoindependiente"/>
         <w:rPr>
           <w:sz w:val="34"/>
         </w:rPr>
       </w:pPr>
-      <w:r>
+    </w:p>
+    <w:p>
+      <w:pPr>
+        <w:pStyle w:val="Textoindependiente"/>
         <w:rPr>
           <w:sz w:val="34"/>
         </w:rPr>
-      </w:r>
-    </w:p>
-    <w:p>
-      <w:pPr>
-        <w:pStyle w:val="Cuerpodetexto"/>
+      </w:pPr>
+    </w:p>
+    <w:p>
+      <w:pPr>
+        <w:pStyle w:val="Textoindependiente"/>
         <w:rPr>
           <w:sz w:val="34"/>
         </w:rPr>
       </w:pPr>
-      <w:r>
+    </w:p>
+    <w:p>
+      <w:pPr>
+        <w:pStyle w:val="Textoindependiente"/>
         <w:rPr>
           <w:sz w:val="34"/>
         </w:rPr>
-      </w:r>
-    </w:p>
-    <w:p>
-      <w:pPr>
-        <w:pStyle w:val="Cuerpodetexto"/>
+      </w:pPr>
+    </w:p>
+    <w:p>
+      <w:pPr>
+        <w:pStyle w:val="Textoindependiente"/>
         <w:rPr>
           <w:sz w:val="34"/>
         </w:rPr>
       </w:pPr>
-      <w:r>
+    </w:p>
+    <w:p>
+      <w:pPr>
+        <w:pStyle w:val="Textoindependiente"/>
         <w:rPr>
           <w:sz w:val="34"/>
         </w:rPr>
-      </w:r>
-    </w:p>
-    <w:p>
-      <w:pPr>
-        <w:pStyle w:val="Cuerpodetexto"/>
+      </w:pPr>
+    </w:p>
+    <w:p>
+      <w:pPr>
+        <w:pStyle w:val="Textoindependiente"/>
         <w:rPr>
           <w:sz w:val="34"/>
         </w:rPr>
       </w:pPr>
-      <w:r>
+    </w:p>
+    <w:p>
+      <w:pPr>
+        <w:pStyle w:val="Textoindependiente"/>
         <w:rPr>
           <w:sz w:val="34"/>
         </w:rPr>
-      </w:r>
-    </w:p>
-    <w:p>
-      <w:pPr>
-        <w:pStyle w:val="Cuerpodetexto"/>
+      </w:pPr>
+      <w:r>
         <w:rPr>
           <w:sz w:val="34"/>
         </w:rPr>
-      </w:pPr>
-      <w:r>
+        <w:t xml:space="preserve"> </w:t>
+      </w:r>
+    </w:p>
+    <w:p>
+      <w:pPr>
+        <w:pStyle w:val="Textoindependiente"/>
         <w:rPr>
           <w:sz w:val="34"/>
         </w:rPr>
-      </w:r>
-    </w:p>
-    <w:p>
-      <w:pPr>
-        <w:pStyle w:val="Cuerpodetexto"/>
+      </w:pPr>
+    </w:p>
+    <w:p>
+      <w:pPr>
+        <w:pStyle w:val="Textoindependiente"/>
+        <w:rPr>
+          <w:b w:val="0"/>
+          <w:bCs w:val="0"/>
+          <w:sz w:val="26"/>
+          <w:szCs w:val="26"/>
+        </w:rPr>
+      </w:pPr>
+      <w:r>
         <w:rPr>
           <w:sz w:val="34"/>
         </w:rPr>
-      </w:pPr>
-      <w:r>
+        <w:tab/>
+      </w:r>
+      <w:r>
+        <w:rPr>
+          <w:b w:val="0"/>
+          <w:bCs w:val="0"/>
+          <w:sz w:val="26"/>
+          <w:szCs w:val="26"/>
+        </w:rPr>
+        <w:t xml:space="preserve"> </w:t>
+      </w:r>
+    </w:p>
+    <w:p>
+      <w:pPr>
+        <w:pStyle w:val="Textoindependiente"/>
+        <w:ind w:firstLine="702"/>
         <w:rPr>
           <w:sz w:val="34"/>
         </w:rPr>
-      </w:r>
-    </w:p>
-    <w:p>
-      <w:pPr>
-        <w:pStyle w:val="Cuerpodetexto"/>
+      </w:pPr>
+      <w:r>
+        <w:rPr>
+          <w:b w:val="0"/>
+          <w:bCs w:val="0"/>
+          <w:sz w:val="26"/>
+          <w:szCs w:val="26"/>
+        </w:rPr>
+        <w:t xml:space="preserve">Al hacerlo en la consola de </w:t>
+      </w:r>
+      <w:proofErr w:type="spellStart"/>
+      <w:r>
+        <w:rPr>
+          <w:b w:val="0"/>
+          <w:bCs w:val="0"/>
+          <w:sz w:val="26"/>
+          <w:szCs w:val="26"/>
+        </w:rPr>
+        <w:t>Firefox</w:t>
+      </w:r>
+      <w:proofErr w:type="spellEnd"/>
+      <w:r>
+        <w:rPr>
+          <w:b w:val="0"/>
+          <w:bCs w:val="0"/>
+          <w:sz w:val="26"/>
+          <w:szCs w:val="26"/>
+        </w:rPr>
+        <w:t>, solo almacena el $0.</w:t>
+      </w:r>
+    </w:p>
+    <w:p>
+      <w:pPr>
+        <w:pStyle w:val="Textoindependiente"/>
         <w:rPr>
           <w:sz w:val="34"/>
         </w:rPr>
       </w:pPr>
-      <w:r>
-        <w:rPr>
+    </w:p>
+    <w:p>
+      <w:pPr>
+        <w:widowControl/>
+        <w:rPr>
+          <w:b/>
+          <w:bCs/>
           <w:sz w:val="34"/>
-        </w:rPr>
-      </w:r>
-    </w:p>
-    <w:p>
-      <w:pPr>
-        <w:pStyle w:val="Cuerpodetexto"/>
+          <w:szCs w:val="30"/>
+        </w:rPr>
+      </w:pPr>
+      <w:r>
         <w:rPr>
           <w:sz w:val="34"/>
         </w:rPr>
-      </w:pPr>
-      <w:r>
-        <w:rPr>
-          <w:sz w:val="34"/>
-        </w:rPr>
-      </w:r>
-    </w:p>
-    <w:p>
-      <w:pPr>
-        <w:pStyle w:val="Cuerpodetexto"/>
-        <w:rPr>
-          <w:sz w:val="34"/>
-        </w:rPr>
-      </w:pPr>
-      <w:r>
-        <w:rPr>
-          <w:sz w:val="34"/>
-        </w:rPr>
-      </w:r>
-    </w:p>
-    <w:p>
-      <w:pPr>
-        <w:pStyle w:val="Cuerpodetexto"/>
-        <w:rPr>
-          <w:sz w:val="34"/>
-        </w:rPr>
-      </w:pPr>
-      <w:r>
-        <w:rPr>
-          <w:sz w:val="34"/>
-        </w:rPr>
-        <w:t xml:space="preserve"> </w:t>
-      </w:r>
-    </w:p>
-    <w:p>
-      <w:pPr>
-        <w:pStyle w:val="Cuerpodetexto"/>
-        <w:rPr>
-          <w:sz w:val="34"/>
-        </w:rPr>
-      </w:pPr>
-      <w:r>
-        <w:rPr>
-          <w:sz w:val="34"/>
-        </w:rPr>
-      </w:r>
-    </w:p>
-    <w:p>
-      <w:pPr>
-        <w:pStyle w:val="Cuerpodetexto"/>
-        <w:rPr>
-          <w:sz w:val="34"/>
-        </w:rPr>
-      </w:pPr>
-      <w:r>
-        <w:rPr>
-          <w:sz w:val="34"/>
-        </w:rPr>
-        <w:tab/>
-      </w:r>
-      <w:r>
-        <w:rPr>
-          <w:b w:val="false"/>
-          <w:bCs w:val="false"/>
-          <w:sz w:val="26"/>
-          <w:szCs w:val="26"/>
-        </w:rPr>
-        <w:t xml:space="preserve"> Al hacerlo en la consola de Firefox, solo almacena el $0.</w:t>
-      </w:r>
-    </w:p>
-    <w:p>
-      <w:pPr>
-        <w:pStyle w:val="Cuerpodetexto"/>
-        <w:rPr>
-          <w:sz w:val="34"/>
-        </w:rPr>
-      </w:pPr>
-      <w:r>
-        <w:rPr>
-          <w:sz w:val="34"/>
-        </w:rPr>
-      </w:r>
-    </w:p>
-    <w:p>
-      <w:pPr>
-        <w:pStyle w:val="Cuerpodetexto"/>
-        <w:rPr>
-          <w:sz w:val="34"/>
-        </w:rPr>
-      </w:pPr>
-      <w:r>
-        <w:rPr>
-          <w:sz w:val="34"/>
-        </w:rPr>
-      </w:r>
-    </w:p>
-    <w:p>
-      <w:pPr>
-        <w:pStyle w:val="ListParagraph"/>
+        <w:br w:type="page"/>
+      </w:r>
+    </w:p>
+    <w:p>
+      <w:pPr>
+        <w:pStyle w:val="Prrafodelista"/>
         <w:numPr>
           <w:ilvl w:val="0"/>
           <w:numId w:val="1"/>
         </w:numPr>
         <w:tabs>
-          <w:tab w:val="clear" w:pos="720"/>
-          <w:tab w:val="left" w:pos="1260" w:leader="none"/>
+          <w:tab w:val="left" w:pos="1260"/>
         </w:tabs>
-        <w:spacing w:lineRule="auto" w:line="240" w:before="219" w:after="0"/>
-        <w:ind w:left="702" w:right="392" w:hanging="0"/>
-        <w:rPr>
-          <w:b/>
+        <w:spacing w:before="219"/>
+        <w:ind w:left="702" w:right="392" w:firstLine="0"/>
+        <w:rPr>
           <w:b/>
           <w:sz w:val="30"/>
         </w:rPr>
@@ -4299,6 +3865,7 @@
           <w:color w:val="295F99"/>
           <w:sz w:val="30"/>
         </w:rPr>
+        <w:lastRenderedPageBreak/>
         <w:t>.-</w:t>
       </w:r>
       <w:r>
@@ -4486,18 +4053,20 @@
     </w:p>
     <w:p>
       <w:pPr>
-        <w:pStyle w:val="Cuerpodetexto"/>
-        <w:spacing w:before="4" w:after="0"/>
+        <w:pStyle w:val="Textoindependiente"/>
+        <w:spacing w:before="4"/>
         <w:rPr>
           <w:sz w:val="16"/>
         </w:rPr>
       </w:pPr>
       <w:r>
         <w:rPr>
+          <w:noProof/>
           <w:sz w:val="16"/>
+          <w:lang w:eastAsia="es-ES"/>
         </w:rPr>
         <w:drawing>
-          <wp:anchor behindDoc="0" distT="0" distB="0" distL="0" distR="0" simplePos="0" locked="0" layoutInCell="0" allowOverlap="1" relativeHeight="40">
+          <wp:anchor distT="0" distB="0" distL="0" distR="0" simplePos="0" relativeHeight="251650560" behindDoc="0" locked="0" layoutInCell="0" allowOverlap="1">
             <wp:simplePos x="0" y="0"/>
             <wp:positionH relativeFrom="page">
               <wp:posOffset>2006600</wp:posOffset>
@@ -4508,7 +4077,7 @@
             <wp:extent cx="3770630" cy="1193800"/>
             <wp:effectExtent l="0" t="0" r="0" b="0"/>
             <wp:wrapTopAndBottom/>
-            <wp:docPr id="20" name="image10.jpeg" descr=""/>
+            <wp:docPr id="20" name="image10.jpeg"/>
             <wp:cNvGraphicFramePr>
               <a:graphicFrameLocks xmlns:a="http://schemas.openxmlformats.org/drawingml/2006/main" noChangeAspect="1"/>
             </wp:cNvGraphicFramePr>
@@ -4516,13 +4085,13 @@
               <a:graphicData uri="http://schemas.openxmlformats.org/drawingml/2006/picture">
                 <pic:pic xmlns:pic="http://schemas.openxmlformats.org/drawingml/2006/picture">
                   <pic:nvPicPr>
-                    <pic:cNvPr id="20" name="image10.jpeg" descr=""/>
+                    <pic:cNvPr id="20" name="image10.jpeg"/>
                     <pic:cNvPicPr>
                       <a:picLocks noChangeAspect="1" noChangeArrowheads="1"/>
                     </pic:cNvPicPr>
                   </pic:nvPicPr>
                   <pic:blipFill>
-                    <a:blip r:embed="rId20"/>
+                    <a:blip r:embed="rId23" cstate="print"/>
                     <a:stretch>
                       <a:fillRect/>
                     </a:stretch>
@@ -4545,7 +4114,7 @@
     </w:p>
     <w:p>
       <w:pPr>
-        <w:pStyle w:val="Cuerpodetexto"/>
+        <w:pStyle w:val="Textoindependiente"/>
         <w:rPr>
           <w:sz w:val="32"/>
         </w:rPr>
@@ -4559,14 +4128,18 @@
     </w:p>
     <w:p>
       <w:pPr>
-        <w:pStyle w:val="Cuerpodetexto"/>
+        <w:pStyle w:val="Textoindependiente"/>
         <w:rPr>
           <w:sz w:val="32"/>
         </w:rPr>
       </w:pPr>
       <w:r>
+        <w:rPr>
+          <w:noProof/>
+          <w:lang w:eastAsia="es-ES"/>
+        </w:rPr>
         <w:drawing>
-          <wp:anchor behindDoc="0" distT="0" distB="0" distL="0" distR="0" simplePos="0" locked="0" layoutInCell="0" allowOverlap="1" relativeHeight="50">
+          <wp:anchor distT="0" distB="0" distL="0" distR="0" simplePos="0" relativeHeight="251660800" behindDoc="0" locked="0" layoutInCell="0" allowOverlap="1">
             <wp:simplePos x="0" y="0"/>
             <wp:positionH relativeFrom="column">
               <wp:align>center</wp:align>
@@ -4577,7 +4150,7 @@
             <wp:extent cx="6874510" cy="2332990"/>
             <wp:effectExtent l="0" t="0" r="0" b="0"/>
             <wp:wrapSquare wrapText="largest"/>
-            <wp:docPr id="21" name="Imagen3" descr=""/>
+            <wp:docPr id="21" name="Imagen3"/>
             <wp:cNvGraphicFramePr>
               <a:graphicFrameLocks xmlns:a="http://schemas.openxmlformats.org/drawingml/2006/main" noChangeAspect="1"/>
             </wp:cNvGraphicFramePr>
@@ -4585,13 +4158,13 @@
               <a:graphicData uri="http://schemas.openxmlformats.org/drawingml/2006/picture">
                 <pic:pic xmlns:pic="http://schemas.openxmlformats.org/drawingml/2006/picture">
                   <pic:nvPicPr>
-                    <pic:cNvPr id="21" name="Imagen3" descr=""/>
+                    <pic:cNvPr id="21" name="Imagen3"/>
                     <pic:cNvPicPr>
                       <a:picLocks noChangeAspect="1" noChangeArrowheads="1"/>
                     </pic:cNvPicPr>
                   </pic:nvPicPr>
                   <pic:blipFill>
-                    <a:blip r:embed="rId21"/>
+                    <a:blip r:embed="rId24" cstate="print"/>
                     <a:stretch>
                       <a:fillRect/>
                     </a:stretch>
@@ -4620,7 +4193,7 @@
     </w:p>
     <w:p>
       <w:pPr>
-        <w:pStyle w:val="Cuerpodetexto"/>
+        <w:pStyle w:val="Textoindependiente"/>
         <w:rPr>
           <w:sz w:val="26"/>
           <w:szCs w:val="26"/>
@@ -4635,8 +4208,8 @@
       </w:r>
       <w:r>
         <w:rPr>
-          <w:b w:val="false"/>
-          <w:bCs w:val="false"/>
+          <w:b w:val="0"/>
+          <w:bCs w:val="0"/>
           <w:sz w:val="26"/>
           <w:szCs w:val="26"/>
         </w:rPr>
@@ -4644,15 +4217,67 @@
       </w:r>
       <w:r>
         <w:rPr>
-          <w:rFonts w:eastAsia="Times New Roman" w:cs="Times New Roman"/>
-          <w:b w:val="false"/>
-          <w:bCs w:val="false"/>
-          <w:sz w:val="26"/>
-          <w:szCs w:val="26"/>
-          <w:lang w:val="es-ES"/>
-        </w:rPr>
-        <w:t xml:space="preserve">ódigo en el html y al carga la página, en la consola del navegador sale el </w:t>
+          <w:b w:val="0"/>
+          <w:bCs w:val="0"/>
+          <w:sz w:val="26"/>
+          <w:szCs w:val="26"/>
+        </w:rPr>
+        <w:t xml:space="preserve">ódigo en el </w:t>
+      </w:r>
+      <w:proofErr w:type="spellStart"/>
+      <w:r>
+        <w:rPr>
+          <w:b w:val="0"/>
+          <w:bCs w:val="0"/>
+          <w:sz w:val="26"/>
+          <w:szCs w:val="26"/>
+        </w:rPr>
+        <w:t>html</w:t>
+      </w:r>
+      <w:proofErr w:type="spellEnd"/>
+      <w:r>
+        <w:rPr>
+          <w:b w:val="0"/>
+          <w:bCs w:val="0"/>
+          <w:sz w:val="26"/>
+          <w:szCs w:val="26"/>
+        </w:rPr>
+        <w:t xml:space="preserve"> y al carga</w:t>
+      </w:r>
+      <w:r>
+        <w:rPr>
+          <w:b w:val="0"/>
+          <w:bCs w:val="0"/>
+          <w:sz w:val="26"/>
+          <w:szCs w:val="26"/>
+        </w:rPr>
+        <w:t>r</w:t>
+      </w:r>
+      <w:r>
+        <w:rPr>
+          <w:b w:val="0"/>
+          <w:bCs w:val="0"/>
+          <w:sz w:val="26"/>
+          <w:szCs w:val="26"/>
+        </w:rPr>
+        <w:t xml:space="preserve"> la página, en la consola del navegador sale el </w:t>
+      </w:r>
+      <w:r>
+        <w:rPr>
+          <w:b w:val="0"/>
+          <w:bCs w:val="0"/>
+          <w:sz w:val="26"/>
+          <w:szCs w:val="26"/>
+        </w:rPr>
         <w:tab/>
+      </w:r>
+      <w:r>
+        <w:rPr>
+          <w:b w:val="0"/>
+          <w:bCs w:val="0"/>
+          <w:sz w:val="26"/>
+          <w:szCs w:val="26"/>
+        </w:rPr>
         <w:t>resultado.</w:t>
       </w:r>
       <w:r>
@@ -4664,48 +4289,66 @@
       </w:r>
       <w:r>
         <w:rPr>
-          <w:b w:val="false"/>
-          <w:bCs w:val="false"/>
-          <w:sz w:val="26"/>
-          <w:szCs w:val="26"/>
-        </w:rPr>
-        <w:t xml:space="preserve"> </w:t>
-      </w:r>
-    </w:p>
-    <w:p>
-      <w:pPr>
-        <w:pStyle w:val="Cuerpodetexto"/>
-        <w:rPr>
-          <w:sz w:val="26"/>
-          <w:szCs w:val="26"/>
-        </w:rPr>
-      </w:pPr>
-      <w:r>
-        <w:rPr>
-          <w:b w:val="false"/>
-          <w:bCs w:val="false"/>
+          <w:b w:val="0"/>
+          <w:bCs w:val="0"/>
+          <w:sz w:val="26"/>
+          <w:szCs w:val="26"/>
+        </w:rPr>
+        <w:t xml:space="preserve"> </w:t>
+      </w:r>
+    </w:p>
+    <w:p>
+      <w:pPr>
+        <w:pStyle w:val="Textoindependiente"/>
+        <w:rPr>
+          <w:sz w:val="26"/>
+          <w:szCs w:val="26"/>
+        </w:rPr>
+      </w:pPr>
+      <w:r>
+        <w:rPr>
+          <w:b w:val="0"/>
+          <w:bCs w:val="0"/>
           <w:sz w:val="26"/>
           <w:szCs w:val="26"/>
         </w:rPr>
         <w:tab/>
-        <w:t>Calcula el tiempo que tarda en ejecutar un bucle for.</w:t>
-      </w:r>
-    </w:p>
-    <w:p>
-      <w:pPr>
-        <w:pStyle w:val="ListParagraph"/>
+        <w:t xml:space="preserve">Calcula el tiempo que tarda en ejecutar un bucle </w:t>
+      </w:r>
+      <w:proofErr w:type="spellStart"/>
+      <w:r>
+        <w:rPr>
+          <w:b w:val="0"/>
+          <w:bCs w:val="0"/>
+          <w:sz w:val="26"/>
+          <w:szCs w:val="26"/>
+        </w:rPr>
+        <w:t>for</w:t>
+      </w:r>
+      <w:proofErr w:type="spellEnd"/>
+      <w:r>
+        <w:rPr>
+          <w:b w:val="0"/>
+          <w:bCs w:val="0"/>
+          <w:sz w:val="26"/>
+          <w:szCs w:val="26"/>
+        </w:rPr>
+        <w:t>.</w:t>
+      </w:r>
+    </w:p>
+    <w:p>
+      <w:pPr>
+        <w:pStyle w:val="Prrafodelista"/>
         <w:numPr>
           <w:ilvl w:val="0"/>
           <w:numId w:val="1"/>
         </w:numPr>
         <w:tabs>
-          <w:tab w:val="clear" w:pos="720"/>
-          <w:tab w:val="left" w:pos="1260" w:leader="none"/>
+          <w:tab w:val="left" w:pos="1260"/>
         </w:tabs>
-        <w:spacing w:lineRule="auto" w:line="240" w:before="274" w:after="0"/>
-        <w:ind w:left="702" w:right="394" w:hanging="0"/>
-        <w:rPr>
-          <w:b/>
+        <w:spacing w:before="274"/>
+        <w:ind w:left="702" w:right="394" w:firstLine="0"/>
+        <w:rPr>
           <w:b/>
           <w:sz w:val="30"/>
         </w:rPr>
@@ -4904,21 +4547,23 @@
     </w:p>
     <w:p>
       <w:pPr>
-        <w:pStyle w:val="Cuerpodetexto"/>
-        <w:ind w:left="3023" w:hanging="0"/>
-        <w:rPr>
-          <w:b w:val="false"/>
-          <w:b w:val="false"/>
+        <w:pStyle w:val="Textoindependiente"/>
+        <w:ind w:left="3023"/>
+        <w:rPr>
+          <w:b w:val="0"/>
           <w:sz w:val="20"/>
         </w:rPr>
       </w:pPr>
       <w:r>
-        <w:rPr/>
+        <w:rPr>
+          <w:noProof/>
+          <w:lang w:eastAsia="es-ES"/>
+        </w:rPr>
         <w:drawing>
           <wp:inline distT="0" distB="0" distL="0" distR="0">
             <wp:extent cx="2424430" cy="1510030"/>
             <wp:effectExtent l="0" t="0" r="0" b="0"/>
-            <wp:docPr id="22" name="image11.jpeg" descr=""/>
+            <wp:docPr id="22" name="image11.jpeg"/>
             <wp:cNvGraphicFramePr>
               <a:graphicFrameLocks xmlns:a="http://schemas.openxmlformats.org/drawingml/2006/main" noChangeAspect="1"/>
             </wp:cNvGraphicFramePr>
@@ -4926,13 +4571,13 @@
               <a:graphicData uri="http://schemas.openxmlformats.org/drawingml/2006/picture">
                 <pic:pic xmlns:pic="http://schemas.openxmlformats.org/drawingml/2006/picture">
                   <pic:nvPicPr>
-                    <pic:cNvPr id="22" name="image11.jpeg" descr=""/>
+                    <pic:cNvPr id="22" name="image11.jpeg"/>
                     <pic:cNvPicPr>
                       <a:picLocks noChangeAspect="1" noChangeArrowheads="1"/>
                     </pic:cNvPicPr>
                   </pic:nvPicPr>
                   <pic:blipFill>
-                    <a:blip r:embed="rId22"/>
+                    <a:blip r:embed="rId25" cstate="print"/>
                     <a:stretch>
                       <a:fillRect/>
                     </a:stretch>
@@ -4955,35 +4600,25 @@
     </w:p>
     <w:p>
       <w:pPr>
-        <w:pStyle w:val="Cuerpodetexto"/>
-        <w:ind w:left="3023" w:hanging="0"/>
-        <w:rPr>
-          <w:b w:val="false"/>
-          <w:b w:val="false"/>
+        <w:pStyle w:val="Textoindependiente"/>
+        <w:ind w:left="3023"/>
+        <w:rPr>
+          <w:b w:val="0"/>
           <w:sz w:val="20"/>
         </w:rPr>
       </w:pPr>
-      <w:r>
-        <w:rPr>
-          <w:b w:val="false"/>
-          <w:sz w:val="20"/>
-        </w:rPr>
-      </w:r>
-    </w:p>
-    <w:p>
-      <w:pPr>
-        <w:pStyle w:val="Cuerpodetexto"/>
-        <w:ind w:hanging="0"/>
-        <w:rPr/>
-      </w:pPr>
-      <w:r>
-        <w:rPr/>
+    </w:p>
+    <w:p>
+      <w:pPr>
+        <w:pStyle w:val="Textoindependiente"/>
+      </w:pPr>
+      <w:r>
         <w:tab/>
       </w:r>
       <w:r>
         <w:rPr>
-          <w:b w:val="false"/>
-          <w:bCs w:val="false"/>
+          <w:b w:val="0"/>
+          <w:bCs w:val="0"/>
           <w:sz w:val="26"/>
           <w:szCs w:val="26"/>
         </w:rPr>
@@ -4991,98 +4626,184 @@
       </w:r>
       <w:r>
         <w:rPr>
-          <w:rFonts w:eastAsia="Times New Roman" w:cs="Times New Roman"/>
-          <w:b w:val="false"/>
-          <w:bCs w:val="false"/>
-          <w:sz w:val="26"/>
-          <w:szCs w:val="26"/>
-          <w:lang w:val="es-ES"/>
-        </w:rPr>
-        <w:t>última varible utilizada.</w:t>
-      </w:r>
-    </w:p>
-    <w:p>
-      <w:pPr>
-        <w:pStyle w:val="Cuerpodetexto"/>
-        <w:ind w:hanging="0"/>
-        <w:rPr>
-          <w:b w:val="false"/>
-          <w:b w:val="false"/>
-          <w:bCs w:val="false"/>
-          <w:sz w:val="26"/>
-          <w:szCs w:val="26"/>
-        </w:rPr>
-      </w:pPr>
-      <w:r>
-        <w:rPr>
-          <w:rFonts w:eastAsia="Times New Roman" w:cs="Times New Roman"/>
-          <w:b w:val="false"/>
-          <w:bCs w:val="false"/>
-          <w:sz w:val="26"/>
-          <w:szCs w:val="26"/>
-          <w:lang w:val="es-ES"/>
+          <w:b w:val="0"/>
+          <w:bCs w:val="0"/>
+          <w:sz w:val="26"/>
+          <w:szCs w:val="26"/>
+        </w:rPr>
+        <w:t xml:space="preserve">última </w:t>
+      </w:r>
+      <w:proofErr w:type="spellStart"/>
+      <w:r>
+        <w:rPr>
+          <w:b w:val="0"/>
+          <w:bCs w:val="0"/>
+          <w:sz w:val="26"/>
+          <w:szCs w:val="26"/>
+        </w:rPr>
+        <w:t>varible</w:t>
+      </w:r>
+      <w:proofErr w:type="spellEnd"/>
+      <w:r>
+        <w:rPr>
+          <w:b w:val="0"/>
+          <w:bCs w:val="0"/>
+          <w:sz w:val="26"/>
+          <w:szCs w:val="26"/>
+        </w:rPr>
+        <w:t xml:space="preserve"> utilizada.</w:t>
+      </w:r>
+    </w:p>
+    <w:p>
+      <w:pPr>
+        <w:pStyle w:val="Textoindependiente"/>
+        <w:rPr>
+          <w:b w:val="0"/>
+          <w:bCs w:val="0"/>
+          <w:sz w:val="26"/>
+          <w:szCs w:val="26"/>
+        </w:rPr>
+      </w:pPr>
+      <w:r>
+        <w:rPr>
+          <w:b w:val="0"/>
+          <w:bCs w:val="0"/>
+          <w:sz w:val="26"/>
+          <w:szCs w:val="26"/>
         </w:rPr>
         <w:tab/>
-        <w:t>El $_.+ da error porque la propiedad + no existe en el array.</w:t>
-      </w:r>
-    </w:p>
-    <w:p>
-      <w:pPr>
-        <w:pStyle w:val="Cuerpodetexto"/>
-        <w:ind w:hanging="0"/>
-        <w:rPr>
-          <w:b w:val="false"/>
-          <w:b w:val="false"/>
-          <w:bCs w:val="false"/>
-          <w:sz w:val="26"/>
-          <w:szCs w:val="26"/>
-        </w:rPr>
-      </w:pPr>
-      <w:r>
-        <w:rPr>
-          <w:rFonts w:eastAsia="Times New Roman" w:cs="Times New Roman"/>
-          <w:b w:val="false"/>
-          <w:bCs w:val="false"/>
-          <w:sz w:val="26"/>
-          <w:szCs w:val="26"/>
-          <w:lang w:val="es-ES"/>
+        <w:t xml:space="preserve">El $_.+ da error porque la propiedad + no existe en </w:t>
+      </w:r>
+      <w:r>
+        <w:rPr>
+          <w:b w:val="0"/>
+          <w:bCs w:val="0"/>
+          <w:sz w:val="26"/>
+          <w:szCs w:val="26"/>
+        </w:rPr>
+        <w:t xml:space="preserve">el </w:t>
+      </w:r>
+      <w:proofErr w:type="spellStart"/>
+      <w:r>
+        <w:rPr>
+          <w:b w:val="0"/>
+          <w:bCs w:val="0"/>
+          <w:sz w:val="26"/>
+          <w:szCs w:val="26"/>
+        </w:rPr>
+        <w:t>array</w:t>
+      </w:r>
+      <w:proofErr w:type="spellEnd"/>
+      <w:r>
+        <w:rPr>
+          <w:b w:val="0"/>
+          <w:bCs w:val="0"/>
+          <w:sz w:val="26"/>
+          <w:szCs w:val="26"/>
+        </w:rPr>
+        <w:t>.</w:t>
+      </w:r>
+    </w:p>
+    <w:p>
+      <w:pPr>
+        <w:pStyle w:val="Textoindependiente"/>
+        <w:rPr>
+          <w:b w:val="0"/>
+          <w:bCs w:val="0"/>
+          <w:sz w:val="26"/>
+          <w:szCs w:val="26"/>
+        </w:rPr>
+      </w:pPr>
+      <w:r>
+        <w:rPr>
+          <w:b w:val="0"/>
+          <w:bCs w:val="0"/>
+          <w:sz w:val="26"/>
+          <w:szCs w:val="26"/>
         </w:rPr>
         <w:tab/>
-        <w:t>El $_.length muestra el numero de elementos del array.</w:t>
-      </w:r>
-    </w:p>
-    <w:p>
-      <w:pPr>
-        <w:pStyle w:val="Cuerpodetexto"/>
-        <w:ind w:hanging="0"/>
-        <w:rPr/>
-      </w:pPr>
-      <w:r>
-        <w:rPr>
-          <w:rFonts w:eastAsia="Times New Roman" w:cs="Times New Roman"/>
-          <w:b/>
-          <w:bCs/>
-          <w:sz w:val="30"/>
-          <w:szCs w:val="30"/>
-          <w:lang w:val="es-ES"/>
-        </w:rPr>
+        <w:t>El $_.</w:t>
+      </w:r>
+      <w:proofErr w:type="spellStart"/>
+      <w:r>
+        <w:rPr>
+          <w:b w:val="0"/>
+          <w:bCs w:val="0"/>
+          <w:sz w:val="26"/>
+          <w:szCs w:val="26"/>
+        </w:rPr>
+        <w:t>length</w:t>
+      </w:r>
+      <w:proofErr w:type="spellEnd"/>
+      <w:r>
+        <w:rPr>
+          <w:b w:val="0"/>
+          <w:bCs w:val="0"/>
+          <w:sz w:val="26"/>
+          <w:szCs w:val="26"/>
+        </w:rPr>
+        <w:t xml:space="preserve"> muestra el </w:t>
+      </w:r>
+      <w:proofErr w:type="spellStart"/>
+      <w:r>
+        <w:rPr>
+          <w:b w:val="0"/>
+          <w:bCs w:val="0"/>
+          <w:sz w:val="26"/>
+          <w:szCs w:val="26"/>
+        </w:rPr>
+        <w:t>numero</w:t>
+      </w:r>
+      <w:proofErr w:type="spellEnd"/>
+      <w:r>
+        <w:rPr>
+          <w:b w:val="0"/>
+          <w:bCs w:val="0"/>
+          <w:sz w:val="26"/>
+          <w:szCs w:val="26"/>
+        </w:rPr>
+        <w:t xml:space="preserve"> de elementos del </w:t>
+      </w:r>
+      <w:proofErr w:type="spellStart"/>
+      <w:r>
+        <w:rPr>
+          <w:b w:val="0"/>
+          <w:bCs w:val="0"/>
+          <w:sz w:val="26"/>
+          <w:szCs w:val="26"/>
+        </w:rPr>
+        <w:t>array</w:t>
+      </w:r>
+      <w:proofErr w:type="spellEnd"/>
+      <w:r>
+        <w:rPr>
+          <w:b w:val="0"/>
+          <w:bCs w:val="0"/>
+          <w:sz w:val="26"/>
+          <w:szCs w:val="26"/>
+        </w:rPr>
+        <w:t>.</w:t>
+      </w:r>
+    </w:p>
+    <w:p>
+      <w:pPr>
+        <w:pStyle w:val="Textoindependiente"/>
+      </w:pPr>
+      <w:r>
+        <w:lastRenderedPageBreak/>
         <w:tab/>
         <w:t xml:space="preserve"> </w:t>
       </w:r>
       <w:r>
+        <w:rPr>
+          <w:noProof/>
+          <w:lang w:eastAsia="es-ES"/>
+        </w:rPr>
         <w:drawing>
-          <wp:anchor behindDoc="0" distT="0" distB="0" distL="0" distR="0" simplePos="0" locked="0" layoutInCell="0" allowOverlap="1" relativeHeight="51">
-            <wp:simplePos x="0" y="0"/>
-            <wp:positionH relativeFrom="column">
-              <wp:align>center</wp:align>
-            </wp:positionH>
-            <wp:positionV relativeFrom="paragraph">
-              <wp:posOffset>635</wp:posOffset>
-            </wp:positionV>
+          <wp:inline distT="0" distB="0" distL="0" distR="0">
             <wp:extent cx="5553710" cy="2208530"/>
-            <wp:effectExtent l="0" t="0" r="0" b="0"/>
-            <wp:wrapSquare wrapText="largest"/>
-            <wp:docPr id="23" name="Imagen6" descr=""/>
+            <wp:effectExtent l="19050" t="0" r="8890" b="0"/>
+            <wp:docPr id="23" name="Imagen6"/>
             <wp:cNvGraphicFramePr>
               <a:graphicFrameLocks xmlns:a="http://schemas.openxmlformats.org/drawingml/2006/main" noChangeAspect="1"/>
             </wp:cNvGraphicFramePr>
@@ -5090,13 +4811,13 @@
               <a:graphicData uri="http://schemas.openxmlformats.org/drawingml/2006/picture">
                 <pic:pic xmlns:pic="http://schemas.openxmlformats.org/drawingml/2006/picture">
                   <pic:nvPicPr>
-                    <pic:cNvPr id="23" name="Imagen6" descr=""/>
+                    <pic:cNvPr id="23" name="Imagen6"/>
                     <pic:cNvPicPr>
                       <a:picLocks noChangeAspect="1" noChangeArrowheads="1"/>
                     </pic:cNvPicPr>
                   </pic:nvPicPr>
                   <pic:blipFill>
-                    <a:blip r:embed="rId23"/>
+                    <a:blip r:embed="rId26" cstate="print"/>
                     <a:stretch>
                       <a:fillRect/>
                     </a:stretch>
@@ -5113,282 +4834,33 @@
                 </pic:pic>
               </a:graphicData>
             </a:graphic>
-          </wp:anchor>
+          </wp:inline>
         </w:drawing>
       </w:r>
       <w:r>
-        <w:rPr>
-          <w:rFonts w:eastAsia="Times New Roman" w:cs="Times New Roman"/>
-          <w:b/>
-          <w:bCs/>
-          <w:sz w:val="30"/>
-          <w:szCs w:val="30"/>
-          <w:lang w:val="es-ES"/>
-        </w:rPr>
-        <w:t xml:space="preserve"> </w:t>
-      </w:r>
-    </w:p>
-    <w:p>
-      <w:pPr>
-        <w:pStyle w:val="Cuerpodetexto"/>
-        <w:ind w:hanging="0"/>
-        <w:rPr>
-          <w:rFonts w:ascii="Times New Roman" w:hAnsi="Times New Roman" w:eastAsia="Times New Roman" w:cs="Times New Roman"/>
-          <w:b/>
-          <w:b/>
-          <w:bCs/>
-          <w:sz w:val="30"/>
-          <w:szCs w:val="30"/>
-          <w:lang w:val="es-ES"/>
-        </w:rPr>
-      </w:pPr>
-      <w:r>
-        <w:rPr>
-          <w:rFonts w:eastAsia="Times New Roman" w:cs="Times New Roman"/>
-          <w:b/>
-          <w:bCs/>
-          <w:sz w:val="30"/>
-          <w:szCs w:val="30"/>
-          <w:lang w:val="es-ES"/>
-        </w:rPr>
-      </w:r>
-    </w:p>
-    <w:p>
-      <w:pPr>
-        <w:pStyle w:val="Cuerpodetexto"/>
-        <w:ind w:hanging="0"/>
-        <w:rPr>
-          <w:rFonts w:ascii="Times New Roman" w:hAnsi="Times New Roman" w:eastAsia="Times New Roman" w:cs="Times New Roman"/>
-          <w:b/>
-          <w:b/>
-          <w:bCs/>
-          <w:sz w:val="30"/>
-          <w:szCs w:val="30"/>
-          <w:lang w:val="es-ES"/>
-        </w:rPr>
-      </w:pPr>
-      <w:r>
-        <w:rPr>
-          <w:rFonts w:eastAsia="Times New Roman" w:cs="Times New Roman"/>
-          <w:b/>
-          <w:bCs/>
-          <w:sz w:val="30"/>
-          <w:szCs w:val="30"/>
-          <w:lang w:val="es-ES"/>
-        </w:rPr>
-      </w:r>
-    </w:p>
-    <w:p>
-      <w:pPr>
-        <w:pStyle w:val="Cuerpodetexto"/>
-        <w:ind w:hanging="0"/>
-        <w:rPr>
-          <w:rFonts w:ascii="Times New Roman" w:hAnsi="Times New Roman" w:eastAsia="Times New Roman" w:cs="Times New Roman"/>
-          <w:b/>
-          <w:b/>
-          <w:bCs/>
-          <w:sz w:val="30"/>
-          <w:szCs w:val="30"/>
-          <w:lang w:val="es-ES"/>
-        </w:rPr>
-      </w:pPr>
-      <w:r>
-        <w:rPr>
-          <w:rFonts w:eastAsia="Times New Roman" w:cs="Times New Roman"/>
-          <w:b/>
-          <w:bCs/>
-          <w:sz w:val="30"/>
-          <w:szCs w:val="30"/>
-          <w:lang w:val="es-ES"/>
-        </w:rPr>
-      </w:r>
-    </w:p>
-    <w:p>
-      <w:pPr>
-        <w:pStyle w:val="Cuerpodetexto"/>
-        <w:ind w:hanging="0"/>
-        <w:rPr>
-          <w:rFonts w:ascii="Times New Roman" w:hAnsi="Times New Roman" w:eastAsia="Times New Roman" w:cs="Times New Roman"/>
-          <w:b/>
-          <w:b/>
-          <w:bCs/>
-          <w:sz w:val="30"/>
-          <w:szCs w:val="30"/>
-          <w:lang w:val="es-ES"/>
-        </w:rPr>
-      </w:pPr>
-      <w:r>
-        <w:rPr>
-          <w:rFonts w:eastAsia="Times New Roman" w:cs="Times New Roman"/>
-          <w:b/>
-          <w:bCs/>
-          <w:sz w:val="30"/>
-          <w:szCs w:val="30"/>
-          <w:lang w:val="es-ES"/>
-        </w:rPr>
-      </w:r>
-    </w:p>
-    <w:p>
-      <w:pPr>
-        <w:pStyle w:val="Cuerpodetexto"/>
-        <w:ind w:hanging="0"/>
-        <w:rPr>
-          <w:rFonts w:ascii="Times New Roman" w:hAnsi="Times New Roman" w:eastAsia="Times New Roman" w:cs="Times New Roman"/>
-          <w:b/>
-          <w:b/>
-          <w:bCs/>
-          <w:sz w:val="30"/>
-          <w:szCs w:val="30"/>
-          <w:lang w:val="es-ES"/>
-        </w:rPr>
-      </w:pPr>
-      <w:r>
-        <w:rPr>
-          <w:rFonts w:eastAsia="Times New Roman" w:cs="Times New Roman"/>
-          <w:b/>
-          <w:bCs/>
-          <w:sz w:val="30"/>
-          <w:szCs w:val="30"/>
-          <w:lang w:val="es-ES"/>
-        </w:rPr>
-      </w:r>
-    </w:p>
-    <w:p>
-      <w:pPr>
-        <w:pStyle w:val="Cuerpodetexto"/>
-        <w:ind w:hanging="0"/>
-        <w:rPr>
-          <w:rFonts w:ascii="Times New Roman" w:hAnsi="Times New Roman" w:eastAsia="Times New Roman" w:cs="Times New Roman"/>
-          <w:b/>
-          <w:b/>
-          <w:bCs/>
-          <w:sz w:val="30"/>
-          <w:szCs w:val="30"/>
-          <w:lang w:val="es-ES"/>
-        </w:rPr>
-      </w:pPr>
-      <w:r>
-        <w:rPr>
-          <w:rFonts w:eastAsia="Times New Roman" w:cs="Times New Roman"/>
-          <w:b/>
-          <w:bCs/>
-          <w:sz w:val="30"/>
-          <w:szCs w:val="30"/>
-          <w:lang w:val="es-ES"/>
-        </w:rPr>
-      </w:r>
-    </w:p>
-    <w:p>
-      <w:pPr>
-        <w:pStyle w:val="Cuerpodetexto"/>
-        <w:ind w:hanging="0"/>
-        <w:rPr>
-          <w:rFonts w:ascii="Times New Roman" w:hAnsi="Times New Roman" w:eastAsia="Times New Roman" w:cs="Times New Roman"/>
-          <w:b/>
-          <w:b/>
-          <w:bCs/>
-          <w:sz w:val="30"/>
-          <w:szCs w:val="30"/>
-          <w:lang w:val="es-ES"/>
-        </w:rPr>
-      </w:pPr>
-      <w:r>
-        <w:rPr>
-          <w:rFonts w:eastAsia="Times New Roman" w:cs="Times New Roman"/>
-          <w:b/>
-          <w:bCs/>
-          <w:sz w:val="30"/>
-          <w:szCs w:val="30"/>
-          <w:lang w:val="es-ES"/>
-        </w:rPr>
-      </w:r>
-    </w:p>
-    <w:p>
-      <w:pPr>
-        <w:pStyle w:val="Cuerpodetexto"/>
-        <w:ind w:hanging="0"/>
-        <w:rPr>
-          <w:rFonts w:ascii="Times New Roman" w:hAnsi="Times New Roman" w:eastAsia="Times New Roman" w:cs="Times New Roman"/>
-          <w:b/>
-          <w:b/>
-          <w:bCs/>
-          <w:sz w:val="30"/>
-          <w:szCs w:val="30"/>
-          <w:lang w:val="es-ES"/>
-        </w:rPr>
-      </w:pPr>
-      <w:r>
-        <w:rPr>
-          <w:rFonts w:eastAsia="Times New Roman" w:cs="Times New Roman"/>
-          <w:b/>
-          <w:bCs/>
-          <w:sz w:val="30"/>
-          <w:szCs w:val="30"/>
-          <w:lang w:val="es-ES"/>
-        </w:rPr>
-      </w:r>
-    </w:p>
-    <w:p>
-      <w:pPr>
-        <w:pStyle w:val="Cuerpodetexto"/>
-        <w:ind w:hanging="0"/>
-        <w:rPr>
-          <w:rFonts w:ascii="Times New Roman" w:hAnsi="Times New Roman" w:eastAsia="Times New Roman" w:cs="Times New Roman"/>
-          <w:b/>
-          <w:b/>
-          <w:bCs/>
-          <w:sz w:val="30"/>
-          <w:szCs w:val="30"/>
-          <w:lang w:val="es-ES"/>
-        </w:rPr>
-      </w:pPr>
-      <w:r>
-        <w:rPr>
-          <w:rFonts w:eastAsia="Times New Roman" w:cs="Times New Roman"/>
-          <w:b/>
-          <w:bCs/>
-          <w:sz w:val="30"/>
-          <w:szCs w:val="30"/>
-          <w:lang w:val="es-ES"/>
-        </w:rPr>
-      </w:r>
-    </w:p>
-    <w:p>
-      <w:pPr>
-        <w:pStyle w:val="Cuerpodetexto"/>
-        <w:ind w:hanging="0"/>
-        <w:rPr>
-          <w:rFonts w:ascii="Times New Roman" w:hAnsi="Times New Roman" w:eastAsia="Times New Roman" w:cs="Times New Roman"/>
-          <w:b/>
-          <w:b/>
-          <w:bCs/>
-          <w:sz w:val="30"/>
-          <w:szCs w:val="30"/>
-          <w:lang w:val="es-ES"/>
-        </w:rPr>
-      </w:pPr>
-      <w:r>
-        <w:rPr>
-          <w:rFonts w:eastAsia="Times New Roman" w:cs="Times New Roman"/>
-          <w:b/>
-          <w:bCs/>
-          <w:sz w:val="30"/>
-          <w:szCs w:val="30"/>
-          <w:lang w:val="es-ES"/>
+        <w:t xml:space="preserve"> </w:t>
+      </w:r>
+    </w:p>
+    <w:p>
+      <w:pPr>
+        <w:pStyle w:val="Textoindependiente"/>
+      </w:pPr>
+    </w:p>
+    <w:p>
+      <w:pPr>
+        <w:pStyle w:val="Textoindependiente"/>
+        <w:ind w:firstLine="720"/>
+      </w:pPr>
+      <w:r>
+        <w:rPr>
+          <w:noProof/>
+          <w:lang w:eastAsia="es-ES"/>
         </w:rPr>
         <w:drawing>
-          <wp:anchor behindDoc="0" distT="0" distB="0" distL="0" distR="0" simplePos="0" locked="0" layoutInCell="0" allowOverlap="1" relativeHeight="52">
-            <wp:simplePos x="0" y="0"/>
-            <wp:positionH relativeFrom="column">
-              <wp:posOffset>2407920</wp:posOffset>
-            </wp:positionH>
-            <wp:positionV relativeFrom="paragraph">
-              <wp:posOffset>66675</wp:posOffset>
-            </wp:positionV>
+          <wp:inline distT="0" distB="0" distL="0" distR="0">
             <wp:extent cx="2059305" cy="1118870"/>
-            <wp:effectExtent l="0" t="0" r="0" b="0"/>
-            <wp:wrapSquare wrapText="largest"/>
-            <wp:docPr id="24" name="Imagen7" descr=""/>
+            <wp:effectExtent l="19050" t="0" r="0" b="0"/>
+            <wp:docPr id="1" name="Imagen7"/>
             <wp:cNvGraphicFramePr>
               <a:graphicFrameLocks xmlns:a="http://schemas.openxmlformats.org/drawingml/2006/main" noChangeAspect="1"/>
             </wp:cNvGraphicFramePr>
@@ -5396,13 +4868,13 @@
               <a:graphicData uri="http://schemas.openxmlformats.org/drawingml/2006/picture">
                 <pic:pic xmlns:pic="http://schemas.openxmlformats.org/drawingml/2006/picture">
                   <pic:nvPicPr>
-                    <pic:cNvPr id="24" name="Imagen7" descr=""/>
+                    <pic:cNvPr id="24" name="Imagen7"/>
                     <pic:cNvPicPr>
                       <a:picLocks noChangeAspect="1" noChangeArrowheads="1"/>
                     </pic:cNvPicPr>
                   </pic:nvPicPr>
                   <pic:blipFill>
-                    <a:blip r:embed="rId24"/>
+                    <a:blip r:embed="rId27" cstate="print"/>
                     <a:stretch>
                       <a:fillRect/>
                     </a:stretch>
@@ -5419,53 +4891,33 @@
                 </pic:pic>
               </a:graphicData>
             </a:graphic>
-          </wp:anchor>
+          </wp:inline>
         </w:drawing>
       </w:r>
     </w:p>
     <w:p>
       <w:pPr>
-        <w:sectPr>
-          <w:headerReference w:type="default" r:id="rId25"/>
-          <w:type w:val="nextPage"/>
-          <w:pgSz w:w="11906" w:h="16838"/>
-          <w:pgMar w:left="380" w:right="700" w:gutter="0" w:header="703" w:top="1340" w:footer="0" w:bottom="280"/>
-          <w:pgNumType w:fmt="decimal"/>
-          <w:formProt w:val="false"/>
-          <w:textDirection w:val="lrTb"/>
-          <w:docGrid w:type="default" w:linePitch="100" w:charSpace="4096"/>
-        </w:sectPr>
-        <w:pStyle w:val="Cuerpodetexto"/>
-        <w:ind w:hanging="0"/>
-        <w:rPr/>
-      </w:pPr>
-      <w:r>
-        <w:rPr>
-          <w:rFonts w:eastAsia="Times New Roman" w:cs="Times New Roman"/>
-          <w:b/>
-          <w:bCs/>
-          <w:sz w:val="30"/>
-          <w:szCs w:val="30"/>
-          <w:lang w:val="es-ES"/>
-        </w:rPr>
-        <w:t xml:space="preserve">  </w:t>
-      </w:r>
-    </w:p>
-    <w:p>
-      <w:pPr>
-        <w:pStyle w:val="ListParagraph"/>
+        <w:pStyle w:val="Textoindependiente"/>
+      </w:pPr>
+    </w:p>
+    <w:p>
+      <w:pPr>
+        <w:pStyle w:val="Textoindependiente"/>
+      </w:pPr>
+    </w:p>
+    <w:p>
+      <w:pPr>
+        <w:pStyle w:val="Prrafodelista"/>
         <w:numPr>
           <w:ilvl w:val="0"/>
           <w:numId w:val="1"/>
         </w:numPr>
         <w:tabs>
-          <w:tab w:val="clear" w:pos="720"/>
-          <w:tab w:val="left" w:pos="1224" w:leader="none"/>
+          <w:tab w:val="left" w:pos="1224"/>
         </w:tabs>
-        <w:spacing w:before="86" w:after="0"/>
+        <w:spacing w:before="86"/>
         <w:ind w:left="1223" w:hanging="522"/>
         <w:rPr>
-          <w:b/>
           <w:b/>
           <w:sz w:val="30"/>
         </w:rPr>
@@ -5569,20 +5021,40 @@
           <w:b/>
           <w:sz w:val="30"/>
         </w:rPr>
-        <w:t>función group.</w:t>
-      </w:r>
-    </w:p>
-    <w:p>
-      <w:pPr>
-        <w:pStyle w:val="Cuerpodetexto"/>
-        <w:spacing w:before="1" w:after="0"/>
+        <w:t xml:space="preserve">función </w:t>
+      </w:r>
+      <w:proofErr w:type="spellStart"/>
+      <w:r>
+        <w:rPr>
+          <w:b/>
+          <w:sz w:val="30"/>
+        </w:rPr>
+        <w:t>group</w:t>
+      </w:r>
+      <w:proofErr w:type="spellEnd"/>
+      <w:r>
+        <w:rPr>
+          <w:b/>
+          <w:sz w:val="30"/>
+        </w:rPr>
+        <w:t>.</w:t>
+      </w:r>
+    </w:p>
+    <w:p>
+      <w:pPr>
+        <w:pStyle w:val="Textoindependiente"/>
+        <w:spacing w:before="1"/>
         <w:rPr>
           <w:sz w:val="19"/>
         </w:rPr>
       </w:pPr>
       <w:r>
+        <w:rPr>
+          <w:noProof/>
+          <w:lang w:eastAsia="es-ES"/>
+        </w:rPr>
         <w:drawing>
-          <wp:anchor behindDoc="0" distT="0" distB="0" distL="0" distR="0" simplePos="0" locked="0" layoutInCell="0" allowOverlap="1" relativeHeight="41">
+          <wp:anchor distT="0" distB="0" distL="0" distR="0" simplePos="0" relativeHeight="251651584" behindDoc="0" locked="0" layoutInCell="0" allowOverlap="1">
             <wp:simplePos x="0" y="0"/>
             <wp:positionH relativeFrom="page">
               <wp:posOffset>308610</wp:posOffset>
@@ -5593,7 +5065,7 @@
             <wp:extent cx="3933825" cy="2257425"/>
             <wp:effectExtent l="0" t="0" r="0" b="0"/>
             <wp:wrapTopAndBottom/>
-            <wp:docPr id="27" name="image12.jpeg" descr=""/>
+            <wp:docPr id="27" name="image12.jpeg"/>
             <wp:cNvGraphicFramePr>
               <a:graphicFrameLocks xmlns:a="http://schemas.openxmlformats.org/drawingml/2006/main" noChangeAspect="1"/>
             </wp:cNvGraphicFramePr>
@@ -5601,13 +5073,13 @@
               <a:graphicData uri="http://schemas.openxmlformats.org/drawingml/2006/picture">
                 <pic:pic xmlns:pic="http://schemas.openxmlformats.org/drawingml/2006/picture">
                   <pic:nvPicPr>
-                    <pic:cNvPr id="27" name="image12.jpeg" descr=""/>
+                    <pic:cNvPr id="27" name="image12.jpeg"/>
                     <pic:cNvPicPr>
                       <a:picLocks noChangeAspect="1" noChangeArrowheads="1"/>
                     </pic:cNvPicPr>
                   </pic:nvPicPr>
                   <pic:blipFill>
-                    <a:blip r:embed="rId26"/>
+                    <a:blip r:embed="rId28" cstate="print"/>
                     <a:stretch>
                       <a:fillRect/>
                     </a:stretch>
@@ -5626,8 +5098,14 @@
             </a:graphic>
           </wp:anchor>
         </w:drawing>
+      </w:r>
+      <w:r>
+        <w:rPr>
+          <w:noProof/>
+          <w:lang w:eastAsia="es-ES"/>
+        </w:rPr>
         <w:drawing>
-          <wp:anchor behindDoc="0" distT="0" distB="0" distL="0" distR="0" simplePos="0" locked="0" layoutInCell="0" allowOverlap="1" relativeHeight="42">
+          <wp:anchor distT="0" distB="0" distL="0" distR="0" simplePos="0" relativeHeight="251652608" behindDoc="0" locked="0" layoutInCell="0" allowOverlap="1">
             <wp:simplePos x="0" y="0"/>
             <wp:positionH relativeFrom="page">
               <wp:posOffset>4646930</wp:posOffset>
@@ -5638,7 +5116,7 @@
             <wp:extent cx="2400300" cy="1485900"/>
             <wp:effectExtent l="0" t="0" r="0" b="0"/>
             <wp:wrapTopAndBottom/>
-            <wp:docPr id="28" name="image13.jpeg" descr=""/>
+            <wp:docPr id="28" name="image13.jpeg"/>
             <wp:cNvGraphicFramePr>
               <a:graphicFrameLocks xmlns:a="http://schemas.openxmlformats.org/drawingml/2006/main" noChangeAspect="1"/>
             </wp:cNvGraphicFramePr>
@@ -5646,13 +5124,13 @@
               <a:graphicData uri="http://schemas.openxmlformats.org/drawingml/2006/picture">
                 <pic:pic xmlns:pic="http://schemas.openxmlformats.org/drawingml/2006/picture">
                   <pic:nvPicPr>
-                    <pic:cNvPr id="28" name="image13.jpeg" descr=""/>
+                    <pic:cNvPr id="28" name="image13.jpeg"/>
                     <pic:cNvPicPr>
                       <a:picLocks noChangeAspect="1" noChangeArrowheads="1"/>
                     </pic:cNvPicPr>
                   </pic:nvPicPr>
                   <pic:blipFill>
-                    <a:blip r:embed="rId27"/>
+                    <a:blip r:embed="rId29" cstate="print"/>
                     <a:stretch>
                       <a:fillRect/>
                     </a:stretch>
@@ -5681,36 +5159,31 @@
     </w:p>
     <w:p>
       <w:pPr>
-        <w:pStyle w:val="Cuerpodetexto"/>
-        <w:spacing w:before="1" w:after="0"/>
+        <w:pStyle w:val="Textoindependiente"/>
+        <w:spacing w:before="1"/>
         <w:rPr>
           <w:sz w:val="19"/>
         </w:rPr>
       </w:pPr>
-      <w:r>
+    </w:p>
+    <w:p>
+      <w:pPr>
+        <w:pStyle w:val="Textoindependiente"/>
+        <w:spacing w:before="1"/>
         <w:rPr>
           <w:sz w:val="19"/>
         </w:rPr>
-      </w:r>
-    </w:p>
-    <w:p>
-      <w:pPr>
-        <w:pStyle w:val="Cuerpodetexto"/>
-        <w:spacing w:before="1" w:after="0"/>
+      </w:pPr>
+      <w:r>
         <w:rPr>
           <w:sz w:val="19"/>
         </w:rPr>
-      </w:pPr>
-      <w:r>
-        <w:rPr>
-          <w:sz w:val="19"/>
-        </w:rPr>
         <w:tab/>
       </w:r>
       <w:r>
         <w:rPr>
-          <w:b w:val="false"/>
-          <w:bCs w:val="false"/>
+          <w:b w:val="0"/>
+          <w:bCs w:val="0"/>
           <w:sz w:val="26"/>
           <w:szCs w:val="26"/>
         </w:rPr>
@@ -5718,79 +5191,164 @@
       </w:r>
       <w:r>
         <w:rPr>
-          <w:rFonts w:eastAsia="Times New Roman" w:cs="Times New Roman"/>
-          <w:b w:val="false"/>
-          <w:bCs w:val="false"/>
-          <w:color w:val="auto"/>
-          <w:kern w:val="0"/>
-          <w:sz w:val="26"/>
-          <w:szCs w:val="26"/>
-          <w:lang w:val="es-ES" w:eastAsia="en-US" w:bidi="ar-SA"/>
+          <w:b w:val="0"/>
+          <w:bCs w:val="0"/>
+          <w:sz w:val="26"/>
+          <w:szCs w:val="26"/>
         </w:rPr>
         <w:t>ódigo.</w:t>
       </w:r>
       <w:r>
         <w:rPr>
-          <w:b w:val="false"/>
-          <w:bCs w:val="false"/>
+          <w:b w:val="0"/>
+          <w:bCs w:val="0"/>
           <w:sz w:val="26"/>
           <w:szCs w:val="26"/>
         </w:rPr>
         <w:br/>
+      </w:r>
+      <w:r>
+        <w:rPr>
+          <w:b w:val="0"/>
+          <w:bCs w:val="0"/>
+          <w:sz w:val="26"/>
+          <w:szCs w:val="26"/>
+        </w:rPr>
         <w:tab/>
-        <w:t xml:space="preserve">Con el console group y un cierre se agrupa todo el mensaje y con .groupCollapsed se crea otro </w:t>
+      </w:r>
+      <w:r>
+        <w:rPr>
+          <w:b w:val="0"/>
+          <w:bCs w:val="0"/>
+          <w:sz w:val="26"/>
+          <w:szCs w:val="26"/>
+        </w:rPr>
+        <w:t xml:space="preserve">Con el </w:t>
+      </w:r>
+      <w:proofErr w:type="spellStart"/>
+      <w:r>
+        <w:rPr>
+          <w:b w:val="0"/>
+          <w:bCs w:val="0"/>
+          <w:sz w:val="26"/>
+          <w:szCs w:val="26"/>
+        </w:rPr>
+        <w:t>console</w:t>
+      </w:r>
+      <w:proofErr w:type="spellEnd"/>
+      <w:r>
+        <w:rPr>
+          <w:b w:val="0"/>
+          <w:bCs w:val="0"/>
+          <w:sz w:val="26"/>
+          <w:szCs w:val="26"/>
+        </w:rPr>
+        <w:t xml:space="preserve"> </w:t>
+      </w:r>
+      <w:proofErr w:type="spellStart"/>
+      <w:r>
+        <w:rPr>
+          <w:b w:val="0"/>
+          <w:bCs w:val="0"/>
+          <w:sz w:val="26"/>
+          <w:szCs w:val="26"/>
+        </w:rPr>
+        <w:t>group</w:t>
+      </w:r>
+      <w:proofErr w:type="spellEnd"/>
+      <w:r>
+        <w:rPr>
+          <w:b w:val="0"/>
+          <w:bCs w:val="0"/>
+          <w:sz w:val="26"/>
+          <w:szCs w:val="26"/>
+        </w:rPr>
+        <w:t xml:space="preserve"> y un cierre se agrupa todo el mensaje y con .</w:t>
+      </w:r>
+      <w:proofErr w:type="spellStart"/>
+      <w:r>
+        <w:rPr>
+          <w:b w:val="0"/>
+          <w:bCs w:val="0"/>
+          <w:sz w:val="26"/>
+          <w:szCs w:val="26"/>
+        </w:rPr>
+        <w:t>groupCollapsed</w:t>
+      </w:r>
+      <w:proofErr w:type="spellEnd"/>
+      <w:r>
+        <w:rPr>
+          <w:b w:val="0"/>
+          <w:bCs w:val="0"/>
+          <w:sz w:val="26"/>
+          <w:szCs w:val="26"/>
+        </w:rPr>
+        <w:t xml:space="preserve"> se crea otro </w:t>
+      </w:r>
+      <w:r>
+        <w:rPr>
+          <w:b w:val="0"/>
+          <w:bCs w:val="0"/>
+          <w:sz w:val="26"/>
+          <w:szCs w:val="26"/>
+        </w:rPr>
         <w:tab/>
         <w:t>grupo que no se muestra, en este caso est</w:t>
       </w:r>
       <w:r>
         <w:rPr>
-          <w:rFonts w:eastAsia="Times New Roman" w:cs="Times New Roman"/>
-          <w:b w:val="false"/>
-          <w:bCs w:val="false"/>
-          <w:color w:val="auto"/>
-          <w:kern w:val="0"/>
-          <w:sz w:val="26"/>
-          <w:szCs w:val="26"/>
-          <w:lang w:val="es-ES" w:eastAsia="en-US" w:bidi="ar-SA"/>
+          <w:b w:val="0"/>
+          <w:bCs w:val="0"/>
+          <w:sz w:val="26"/>
+          <w:szCs w:val="26"/>
         </w:rPr>
         <w:t xml:space="preserve">á dentro del primer grupo, por lo tanto sería un </w:t>
+      </w:r>
+      <w:r>
+        <w:rPr>
+          <w:b w:val="0"/>
+          <w:bCs w:val="0"/>
+          <w:sz w:val="26"/>
+          <w:szCs w:val="26"/>
+        </w:rPr>
         <w:tab/>
         <w:t>subgrupo.</w:t>
       </w:r>
     </w:p>
     <w:p>
       <w:pPr>
-        <w:pStyle w:val="Cuerpodetexto"/>
-        <w:spacing w:before="1" w:after="0"/>
+        <w:pStyle w:val="Textoindependiente"/>
+        <w:spacing w:before="1"/>
         <w:rPr>
           <w:sz w:val="19"/>
         </w:rPr>
       </w:pPr>
       <w:r>
         <w:rPr>
-          <w:rFonts w:eastAsia="Times New Roman" w:cs="Times New Roman"/>
-          <w:b w:val="false"/>
-          <w:bCs w:val="false"/>
-          <w:color w:val="auto"/>
-          <w:kern w:val="0"/>
-          <w:sz w:val="26"/>
-          <w:szCs w:val="26"/>
-          <w:lang w:val="es-ES" w:eastAsia="en-US" w:bidi="ar-SA"/>
+          <w:b w:val="0"/>
+          <w:bCs w:val="0"/>
+          <w:sz w:val="26"/>
+          <w:szCs w:val="26"/>
         </w:rPr>
         <w:tab/>
       </w:r>
     </w:p>
     <w:p>
       <w:pPr>
-        <w:pStyle w:val="Cuerpodetexto"/>
-        <w:spacing w:before="1" w:after="0"/>
+        <w:pStyle w:val="Textoindependiente"/>
+        <w:spacing w:before="1"/>
         <w:rPr>
           <w:sz w:val="19"/>
         </w:rPr>
       </w:pPr>
       <w:r>
+        <w:rPr>
+          <w:noProof/>
+          <w:lang w:eastAsia="es-ES"/>
+        </w:rPr>
+        <w:lastRenderedPageBreak/>
         <w:drawing>
-          <wp:anchor behindDoc="0" distT="0" distB="0" distL="0" distR="0" simplePos="0" locked="0" layoutInCell="0" allowOverlap="1" relativeHeight="55">
+          <wp:anchor distT="0" distB="0" distL="0" distR="0" simplePos="0" relativeHeight="251665920" behindDoc="0" locked="0" layoutInCell="0" allowOverlap="1">
             <wp:simplePos x="0" y="0"/>
             <wp:positionH relativeFrom="column">
               <wp:align>center</wp:align>
@@ -5801,7 +5359,7 @@
             <wp:extent cx="6874510" cy="2738755"/>
             <wp:effectExtent l="0" t="0" r="0" b="0"/>
             <wp:wrapTopAndBottom/>
-            <wp:docPr id="29" name="Imagen11" descr=""/>
+            <wp:docPr id="29" name="Imagen11"/>
             <wp:cNvGraphicFramePr>
               <a:graphicFrameLocks xmlns:a="http://schemas.openxmlformats.org/drawingml/2006/main" noChangeAspect="1"/>
             </wp:cNvGraphicFramePr>
@@ -5809,13 +5367,13 @@
               <a:graphicData uri="http://schemas.openxmlformats.org/drawingml/2006/picture">
                 <pic:pic xmlns:pic="http://schemas.openxmlformats.org/drawingml/2006/picture">
                   <pic:nvPicPr>
-                    <pic:cNvPr id="29" name="Imagen11" descr=""/>
+                    <pic:cNvPr id="29" name="Imagen11"/>
                     <pic:cNvPicPr>
                       <a:picLocks noChangeAspect="1" noChangeArrowheads="1"/>
                     </pic:cNvPicPr>
                   </pic:nvPicPr>
                   <pic:blipFill>
-                    <a:blip r:embed="rId28"/>
+                    <a:blip r:embed="rId30" cstate="print"/>
                     <a:stretch>
                       <a:fillRect/>
                     </a:stretch>
@@ -5837,43 +5395,37 @@
       </w:r>
       <w:r>
         <w:rPr>
-          <w:rFonts w:eastAsia="Times New Roman" w:cs="Times New Roman"/>
-          <w:b w:val="false"/>
-          <w:bCs w:val="false"/>
-          <w:color w:val="auto"/>
-          <w:kern w:val="0"/>
-          <w:sz w:val="26"/>
-          <w:szCs w:val="26"/>
-          <w:lang w:val="es-ES" w:eastAsia="en-US" w:bidi="ar-SA"/>
+          <w:b w:val="0"/>
+          <w:bCs w:val="0"/>
+          <w:sz w:val="26"/>
+          <w:szCs w:val="26"/>
         </w:rPr>
         <w:tab/>
       </w:r>
     </w:p>
     <w:p>
       <w:pPr>
-        <w:pStyle w:val="ListParagraph"/>
+        <w:pStyle w:val="Prrafodelista"/>
         <w:numPr>
           <w:ilvl w:val="0"/>
           <w:numId w:val="1"/>
         </w:numPr>
         <w:tabs>
-          <w:tab w:val="clear" w:pos="720"/>
-          <w:tab w:val="left" w:pos="1357" w:leader="none"/>
-          <w:tab w:val="left" w:pos="1358" w:leader="none"/>
-          <w:tab w:val="left" w:pos="1837" w:leader="none"/>
-          <w:tab w:val="left" w:pos="2980" w:leader="none"/>
-          <w:tab w:val="left" w:pos="3539" w:leader="none"/>
-          <w:tab w:val="left" w:pos="4998" w:leader="none"/>
-          <w:tab w:val="left" w:pos="6888" w:leader="none"/>
-          <w:tab w:val="left" w:pos="7397" w:leader="none"/>
-          <w:tab w:val="left" w:pos="8556" w:leader="none"/>
-          <w:tab w:val="left" w:pos="8915" w:leader="none"/>
-          <w:tab w:val="left" w:pos="10208" w:leader="none"/>
+          <w:tab w:val="left" w:pos="1357"/>
+          <w:tab w:val="left" w:pos="1358"/>
+          <w:tab w:val="left" w:pos="1837"/>
+          <w:tab w:val="left" w:pos="2980"/>
+          <w:tab w:val="left" w:pos="3539"/>
+          <w:tab w:val="left" w:pos="4998"/>
+          <w:tab w:val="left" w:pos="6888"/>
+          <w:tab w:val="left" w:pos="7397"/>
+          <w:tab w:val="left" w:pos="8556"/>
+          <w:tab w:val="left" w:pos="8915"/>
+          <w:tab w:val="left" w:pos="10208"/>
         </w:tabs>
-        <w:spacing w:lineRule="auto" w:line="240" w:before="293" w:after="0"/>
-        <w:ind w:left="702" w:right="383" w:hanging="0"/>
-        <w:rPr>
-          <w:b/>
+        <w:spacing w:before="293"/>
+        <w:ind w:left="702" w:right="383" w:firstLine="0"/>
+        <w:rPr>
           <w:b/>
           <w:sz w:val="30"/>
         </w:rPr>
@@ -5886,6 +5438,14 @@
           <w:sz w:val="30"/>
         </w:rPr>
         <w:t>.-</w:t>
+      </w:r>
+      <w:r>
+        <w:rPr>
+          <w:rFonts w:ascii="Trebuchet MS" w:hAnsi="Trebuchet MS"/>
+          <w:b/>
+          <w:color w:val="295F99"/>
+          <w:sz w:val="30"/>
+        </w:rPr>
         <w:tab/>
       </w:r>
       <w:r>
@@ -5894,20 +5454,81 @@
           <w:sz w:val="30"/>
         </w:rPr>
         <w:t>Prueba</w:t>
+      </w:r>
+      <w:r>
+        <w:rPr>
+          <w:b/>
+          <w:sz w:val="30"/>
+        </w:rPr>
         <w:tab/>
         <w:t>las</w:t>
+      </w:r>
+      <w:r>
+        <w:rPr>
+          <w:b/>
+          <w:sz w:val="30"/>
+        </w:rPr>
         <w:tab/>
+      </w:r>
+      <w:r>
+        <w:rPr>
+          <w:b/>
+          <w:sz w:val="30"/>
+        </w:rPr>
         <w:t>siguientes</w:t>
+      </w:r>
+      <w:r>
+        <w:rPr>
+          <w:b/>
+          <w:sz w:val="30"/>
+        </w:rPr>
         <w:tab/>
         <w:t>instrucciones</w:t>
+      </w:r>
+      <w:r>
+        <w:rPr>
+          <w:b/>
+          <w:sz w:val="30"/>
+        </w:rPr>
         <w:tab/>
         <w:t>en</w:t>
+      </w:r>
+      <w:r>
+        <w:rPr>
+          <w:b/>
+          <w:sz w:val="30"/>
+        </w:rPr>
         <w:tab/>
         <w:t>consola</w:t>
+      </w:r>
+      <w:r>
+        <w:rPr>
+          <w:b/>
+          <w:sz w:val="30"/>
+        </w:rPr>
         <w:tab/>
         <w:t>y</w:t>
+      </w:r>
+      <w:r>
+        <w:rPr>
+          <w:b/>
+          <w:sz w:val="30"/>
+        </w:rPr>
         <w:tab/>
-        <w:t>comenta</w:t>
+        <w:t>com</w:t>
+      </w:r>
+      <w:r>
+        <w:rPr>
+          <w:b/>
+          <w:sz w:val="30"/>
+        </w:rPr>
+        <w:t>enta</w:t>
+      </w:r>
+      <w:r>
+        <w:rPr>
+          <w:b/>
+          <w:sz w:val="30"/>
+        </w:rPr>
         <w:tab/>
       </w:r>
       <w:r>
@@ -5966,29 +5587,31 @@
     </w:p>
     <w:p>
       <w:pPr>
-        <w:pStyle w:val="Cuerpodetexto"/>
-        <w:spacing w:before="1" w:after="0"/>
+        <w:pStyle w:val="Textoindependiente"/>
+        <w:spacing w:before="1"/>
         <w:rPr>
           <w:sz w:val="24"/>
         </w:rPr>
       </w:pPr>
       <w:r>
         <w:rPr>
+          <w:noProof/>
           <w:sz w:val="24"/>
+          <w:lang w:eastAsia="es-ES"/>
         </w:rPr>
         <w:drawing>
-          <wp:anchor behindDoc="0" distT="0" distB="0" distL="0" distR="0" simplePos="0" locked="0" layoutInCell="0" allowOverlap="1" relativeHeight="43">
+          <wp:anchor distT="0" distB="0" distL="0" distR="0" simplePos="0" relativeHeight="251653632" behindDoc="0" locked="0" layoutInCell="0" allowOverlap="1">
             <wp:simplePos x="0" y="0"/>
             <wp:positionH relativeFrom="page">
-              <wp:posOffset>762000</wp:posOffset>
+              <wp:posOffset>765175</wp:posOffset>
             </wp:positionH>
             <wp:positionV relativeFrom="paragraph">
-              <wp:posOffset>201295</wp:posOffset>
+              <wp:posOffset>205105</wp:posOffset>
             </wp:positionV>
-            <wp:extent cx="6189980" cy="1448435"/>
-            <wp:effectExtent l="0" t="0" r="0" b="0"/>
+            <wp:extent cx="5464810" cy="1278255"/>
+            <wp:effectExtent l="19050" t="0" r="2540" b="0"/>
             <wp:wrapTopAndBottom/>
-            <wp:docPr id="30" name="image14.jpeg" descr=""/>
+            <wp:docPr id="30" name="image14.jpeg"/>
             <wp:cNvGraphicFramePr>
               <a:graphicFrameLocks xmlns:a="http://schemas.openxmlformats.org/drawingml/2006/main" noChangeAspect="1"/>
             </wp:cNvGraphicFramePr>
@@ -5996,13 +5619,13 @@
               <a:graphicData uri="http://schemas.openxmlformats.org/drawingml/2006/picture">
                 <pic:pic xmlns:pic="http://schemas.openxmlformats.org/drawingml/2006/picture">
                   <pic:nvPicPr>
-                    <pic:cNvPr id="30" name="image14.jpeg" descr=""/>
+                    <pic:cNvPr id="30" name="image14.jpeg"/>
                     <pic:cNvPicPr>
                       <a:picLocks noChangeAspect="1" noChangeArrowheads="1"/>
                     </pic:cNvPicPr>
                   </pic:nvPicPr>
                   <pic:blipFill>
-                    <a:blip r:embed="rId29"/>
+                    <a:blip r:embed="rId31" cstate="print"/>
                     <a:stretch>
                       <a:fillRect/>
                     </a:stretch>
@@ -6010,7 +5633,7 @@
                   <pic:spPr bwMode="auto">
                     <a:xfrm>
                       <a:off x="0" y="0"/>
-                      <a:ext cx="6189980" cy="1448435"/>
+                      <a:ext cx="5464810" cy="1278255"/>
                     </a:xfrm>
                     <a:prstGeom prst="rect">
                       <a:avLst/>
@@ -6025,15 +5648,12 @@
     </w:p>
     <w:p>
       <w:pPr>
-        <w:pStyle w:val="Normal"/>
-        <w:spacing w:before="281" w:after="0"/>
-        <w:ind w:left="1729" w:right="1411" w:hanging="0"/>
+        <w:spacing w:before="281"/>
+        <w:ind w:left="1729" w:right="1411"/>
         <w:jc w:val="center"/>
         <w:rPr>
           <w:rFonts w:ascii="Trebuchet MS" w:hAnsi="Trebuchet MS"/>
           <w:b/>
-          <w:b/>
-          <w:i/>
           <w:i/>
           <w:sz w:val="27"/>
         </w:rPr>
@@ -6061,6 +5681,7 @@
         </w:rPr>
         <w:t xml:space="preserve"> </w:t>
       </w:r>
+      <w:proofErr w:type="gramStart"/>
       <w:r>
         <w:rPr>
           <w:rFonts w:ascii="Trebuchet MS" w:hAnsi="Trebuchet MS"/>
@@ -6072,6 +5693,7 @@
         </w:rPr>
         <w:t>al</w:t>
       </w:r>
+      <w:proofErr w:type="gramEnd"/>
       <w:r>
         <w:rPr>
           <w:rFonts w:ascii="Trebuchet MS" w:hAnsi="Trebuchet MS"/>
@@ -6153,6 +5775,7 @@
         </w:rPr>
         <w:t xml:space="preserve"> </w:t>
       </w:r>
+      <w:proofErr w:type="spellStart"/>
       <w:r>
         <w:rPr>
           <w:rFonts w:ascii="Trebuchet MS" w:hAnsi="Trebuchet MS"/>
@@ -6164,6 +5787,7 @@
         </w:rPr>
         <w:t>perderas</w:t>
       </w:r>
+      <w:proofErr w:type="spellEnd"/>
       <w:r>
         <w:rPr>
           <w:rFonts w:ascii="Trebuchet MS" w:hAnsi="Trebuchet MS"/>
@@ -6210,42 +5834,20 @@
         </w:rPr>
         <w:t>poderes.</w:t>
       </w:r>
-    </w:p>
-    <w:p>
-      <w:pPr>
-        <w:pStyle w:val="Normal"/>
-        <w:spacing w:before="281" w:after="0"/>
-        <w:ind w:left="1729" w:right="1411" w:hanging="0"/>
-        <w:jc w:val="center"/>
+      <w:r>
         <w:rPr>
           <w:rFonts w:ascii="Trebuchet MS" w:hAnsi="Trebuchet MS"/>
           <w:b/>
-          <w:b/>
           <w:i/>
-          <w:i/>
+          <w:noProof/>
           <w:sz w:val="27"/>
-        </w:rPr>
-      </w:pPr>
-      <w:r>
-        <w:rPr>
-          <w:rFonts w:ascii="Trebuchet MS" w:hAnsi="Trebuchet MS"/>
-          <w:b/>
-          <w:i/>
-          <w:sz w:val="27"/>
+          <w:lang w:eastAsia="es-ES"/>
         </w:rPr>
         <w:drawing>
-          <wp:anchor behindDoc="0" distT="0" distB="0" distL="0" distR="0" simplePos="0" locked="0" layoutInCell="0" allowOverlap="1" relativeHeight="53">
-            <wp:simplePos x="0" y="0"/>
-            <wp:positionH relativeFrom="column">
-              <wp:posOffset>1488440</wp:posOffset>
-            </wp:positionH>
-            <wp:positionV relativeFrom="paragraph">
-              <wp:posOffset>193040</wp:posOffset>
-            </wp:positionV>
-            <wp:extent cx="3741420" cy="2279015"/>
-            <wp:effectExtent l="0" t="0" r="0" b="0"/>
-            <wp:wrapTopAndBottom/>
-            <wp:docPr id="31" name="Imagen9" descr=""/>
+          <wp:inline distT="0" distB="0" distL="0" distR="0">
+            <wp:extent cx="5063313" cy="3084221"/>
+            <wp:effectExtent l="19050" t="0" r="3987" b="0"/>
+            <wp:docPr id="31" name="Imagen9"/>
             <wp:cNvGraphicFramePr>
               <a:graphicFrameLocks xmlns:a="http://schemas.openxmlformats.org/drawingml/2006/main" noChangeAspect="1"/>
             </wp:cNvGraphicFramePr>
@@ -6253,13 +5855,13 @@
               <a:graphicData uri="http://schemas.openxmlformats.org/drawingml/2006/picture">
                 <pic:pic xmlns:pic="http://schemas.openxmlformats.org/drawingml/2006/picture">
                   <pic:nvPicPr>
-                    <pic:cNvPr id="31" name="Imagen9" descr=""/>
+                    <pic:cNvPr id="31" name="Imagen9"/>
                     <pic:cNvPicPr>
                       <a:picLocks noChangeAspect="1" noChangeArrowheads="1"/>
                     </pic:cNvPicPr>
                   </pic:nvPicPr>
                   <pic:blipFill>
-                    <a:blip r:embed="rId30"/>
+                    <a:blip r:embed="rId32" cstate="print"/>
                     <a:stretch>
                       <a:fillRect/>
                     </a:stretch>
@@ -6267,7 +5869,7 @@
                   <pic:spPr bwMode="auto">
                     <a:xfrm>
                       <a:off x="0" y="0"/>
-                      <a:ext cx="3741420" cy="2279015"/>
+                      <a:ext cx="5071431" cy="3089166"/>
                     </a:xfrm>
                     <a:prstGeom prst="rect">
                       <a:avLst/>
@@ -6276,17 +5878,25 @@
                 </pic:pic>
               </a:graphicData>
             </a:graphic>
-          </wp:anchor>
+          </wp:inline>
         </w:drawing>
       </w:r>
-    </w:p>
-    <w:p>
-      <w:pPr>
-        <w:pStyle w:val="Cuerpodetexto"/>
+      <w:r>
         <w:rPr>
           <w:rFonts w:ascii="Trebuchet MS" w:hAnsi="Trebuchet MS"/>
           <w:i/>
-          <w:i/>
+        </w:rPr>
+        <w:t xml:space="preserve">  </w:t>
+      </w:r>
+    </w:p>
+    <w:p>
+      <w:pPr>
+        <w:pStyle w:val="Textoindependiente"/>
+        <w:rPr>
+          <w:b w:val="0"/>
+          <w:bCs w:val="0"/>
+          <w:sz w:val="26"/>
+          <w:szCs w:val="26"/>
         </w:rPr>
       </w:pPr>
       <w:r>
@@ -6294,104 +5904,98 @@
           <w:rFonts w:ascii="Trebuchet MS" w:hAnsi="Trebuchet MS"/>
           <w:i/>
         </w:rPr>
-        <w:t xml:space="preserve">   </w:t>
-      </w:r>
-      <w:r>
-        <w:rPr>
-          <w:rFonts w:ascii="Trebuchet MS" w:hAnsi="Trebuchet MS"/>
-          <w:i/>
-        </w:rPr>
         <w:tab/>
       </w:r>
-    </w:p>
-    <w:p>
-      <w:pPr>
-        <w:pStyle w:val="Cuerpodetexto"/>
-        <w:rPr>
-          <w:rFonts w:ascii="Trebuchet MS" w:hAnsi="Trebuchet MS"/>
-          <w:i/>
-          <w:i/>
-        </w:rPr>
-      </w:pPr>
-      <w:r>
-        <w:rPr>
-          <w:rFonts w:ascii="Trebuchet MS" w:hAnsi="Trebuchet MS"/>
-          <w:i/>
-        </w:rPr>
-      </w:r>
-    </w:p>
-    <w:p>
-      <w:pPr>
-        <w:pStyle w:val="Cuerpodetexto"/>
-        <w:rPr>
-          <w:rFonts w:ascii="Trebuchet MS" w:hAnsi="Trebuchet MS"/>
-          <w:i/>
-          <w:i/>
-        </w:rPr>
-      </w:pPr>
-      <w:r>
-        <w:rPr>
-          <w:rFonts w:ascii="Trebuchet MS" w:hAnsi="Trebuchet MS"/>
-          <w:i/>
-        </w:rPr>
-        <w:tab/>
-      </w:r>
-      <w:r>
-        <w:rPr>
-          <w:rFonts w:eastAsia="Times New Roman" w:cs="Times New Roman"/>
-          <w:b w:val="false"/>
-          <w:bCs w:val="false"/>
-          <w:i w:val="false"/>
-          <w:iCs w:val="false"/>
-          <w:color w:val="auto"/>
-          <w:kern w:val="0"/>
-          <w:sz w:val="26"/>
-          <w:szCs w:val="26"/>
-          <w:lang w:val="es-ES" w:eastAsia="en-US" w:bidi="ar-SA"/>
+      <w:r>
+        <w:rPr>
+          <w:b w:val="0"/>
+          <w:bCs w:val="0"/>
+          <w:sz w:val="26"/>
+          <w:szCs w:val="26"/>
         </w:rPr>
         <w:t xml:space="preserve">Activa en modo edición para hacer modificaciones en la página en directo, </w:t>
+      </w:r>
+      <w:r>
+        <w:rPr>
+          <w:b w:val="0"/>
+          <w:bCs w:val="0"/>
+          <w:sz w:val="26"/>
+          <w:szCs w:val="26"/>
+        </w:rPr>
         <w:tab/>
         <w:t xml:space="preserve">pero igualmente sin </w:t>
+      </w:r>
+      <w:r>
+        <w:rPr>
+          <w:b w:val="0"/>
+          <w:bCs w:val="0"/>
+          <w:sz w:val="26"/>
+          <w:szCs w:val="26"/>
+        </w:rPr>
         <w:tab/>
+      </w:r>
+      <w:r>
+        <w:rPr>
+          <w:b w:val="0"/>
+          <w:bCs w:val="0"/>
+          <w:sz w:val="26"/>
+          <w:szCs w:val="26"/>
+        </w:rPr>
         <w:t xml:space="preserve">modificar el archivo. Es útil para ver las posibles modificaciones o corrección antes de </w:t>
+      </w:r>
+      <w:r>
+        <w:rPr>
+          <w:b w:val="0"/>
+          <w:bCs w:val="0"/>
+          <w:sz w:val="26"/>
+          <w:szCs w:val="26"/>
+        </w:rPr>
         <w:tab/>
         <w:t xml:space="preserve">implementarlas. </w:t>
       </w:r>
     </w:p>
     <w:p>
       <w:pPr>
-        <w:pStyle w:val="Cuerpodetexto"/>
-        <w:spacing w:before="5" w:after="0"/>
-        <w:rPr>
-          <w:rFonts w:ascii="Trebuchet MS" w:hAnsi="Trebuchet MS"/>
-          <w:i/>
-          <w:i/>
-          <w:sz w:val="25"/>
-        </w:rPr>
-      </w:pPr>
-      <w:r>
+        <w:widowControl/>
+        <w:rPr>
+          <w:sz w:val="26"/>
+          <w:szCs w:val="26"/>
+        </w:rPr>
+      </w:pPr>
+      <w:r>
+        <w:rPr>
+          <w:b/>
+          <w:bCs/>
+          <w:sz w:val="26"/>
+          <w:szCs w:val="26"/>
+        </w:rPr>
+        <w:br w:type="page"/>
+      </w:r>
+    </w:p>
+    <w:p>
+      <w:pPr>
+        <w:pStyle w:val="Textoindependiente"/>
+        <w:spacing w:before="5"/>
         <w:rPr>
           <w:rFonts w:ascii="Trebuchet MS" w:hAnsi="Trebuchet MS"/>
           <w:i/>
           <w:sz w:val="25"/>
         </w:rPr>
-      </w:r>
-    </w:p>
-    <w:p>
-      <w:pPr>
-        <w:pStyle w:val="ListParagraph"/>
+      </w:pPr>
+    </w:p>
+    <w:p>
+      <w:pPr>
+        <w:pStyle w:val="Prrafodelista"/>
         <w:numPr>
           <w:ilvl w:val="0"/>
           <w:numId w:val="1"/>
         </w:numPr>
         <w:tabs>
-          <w:tab w:val="clear" w:pos="720"/>
-          <w:tab w:val="left" w:pos="1224" w:leader="none"/>
+          <w:tab w:val="left" w:pos="1224"/>
         </w:tabs>
         <w:ind w:left="1223" w:hanging="522"/>
         <w:rPr>
           <w:b/>
-          <w:b/>
           <w:sz w:val="30"/>
         </w:rPr>
       </w:pPr>
@@ -6479,34 +6083,41 @@
           <w:b/>
           <w:sz w:val="30"/>
         </w:rPr>
-        <w:t>las DevTools</w:t>
-      </w:r>
-    </w:p>
-    <w:p>
-      <w:pPr>
-        <w:pStyle w:val="Cuerpodetexto"/>
-        <w:spacing w:before="3" w:after="0"/>
-        <w:rPr>
-          <w:sz w:val="28"/>
-        </w:rPr>
-      </w:pPr>
-      <w:r>
-        <w:rPr>
-          <w:sz w:val="28"/>
-        </w:rPr>
-      </w:r>
-    </w:p>
-    <w:p>
-      <w:pPr>
-        <w:pStyle w:val="Cuerpodetexto"/>
-        <w:spacing w:before="1" w:after="0"/>
-        <w:ind w:left="1729" w:right="1408" w:hanging="0"/>
+        <w:t xml:space="preserve">las </w:t>
+      </w:r>
+      <w:proofErr w:type="spellStart"/>
+      <w:r>
+        <w:rPr>
+          <w:b/>
+          <w:sz w:val="30"/>
+        </w:rPr>
+        <w:t>DevTools</w:t>
+      </w:r>
+      <w:proofErr w:type="spellEnd"/>
+    </w:p>
+    <w:p>
+      <w:pPr>
+        <w:pStyle w:val="Textoindependiente"/>
+        <w:spacing w:before="3"/>
+        <w:rPr>
+          <w:sz w:val="28"/>
+        </w:rPr>
+      </w:pPr>
+    </w:p>
+    <w:p>
+      <w:pPr>
+        <w:pStyle w:val="Textoindependiente"/>
+        <w:spacing w:before="1"/>
+        <w:ind w:left="1729" w:right="1408"/>
         <w:jc w:val="center"/>
-        <w:rPr/>
-      </w:pPr>
-      <w:r>
+      </w:pPr>
+      <w:r>
+        <w:rPr>
+          <w:noProof/>
+          <w:lang w:eastAsia="es-ES"/>
+        </w:rPr>
         <w:drawing>
-          <wp:anchor behindDoc="0" distT="0" distB="0" distL="0" distR="0" simplePos="0" locked="0" layoutInCell="0" allowOverlap="1" relativeHeight="45">
+          <wp:anchor distT="0" distB="0" distL="0" distR="0" simplePos="0" relativeHeight="251655680" behindDoc="0" locked="0" layoutInCell="0" allowOverlap="1">
             <wp:simplePos x="0" y="0"/>
             <wp:positionH relativeFrom="page">
               <wp:posOffset>685800</wp:posOffset>
@@ -6517,7 +6128,7 @@
             <wp:extent cx="6188710" cy="1621155"/>
             <wp:effectExtent l="0" t="0" r="0" b="0"/>
             <wp:wrapNone/>
-            <wp:docPr id="32" name="image15.png" descr=""/>
+            <wp:docPr id="32" name="image15.png"/>
             <wp:cNvGraphicFramePr>
               <a:graphicFrameLocks xmlns:a="http://schemas.openxmlformats.org/drawingml/2006/main" noChangeAspect="1"/>
             </wp:cNvGraphicFramePr>
@@ -6525,13 +6136,13 @@
               <a:graphicData uri="http://schemas.openxmlformats.org/drawingml/2006/picture">
                 <pic:pic xmlns:pic="http://schemas.openxmlformats.org/drawingml/2006/picture">
                   <pic:nvPicPr>
-                    <pic:cNvPr id="32" name="image15.png" descr=""/>
+                    <pic:cNvPr id="32" name="image15.png"/>
                     <pic:cNvPicPr>
                       <a:picLocks noChangeAspect="1" noChangeArrowheads="1"/>
                     </pic:cNvPicPr>
                   </pic:nvPicPr>
                   <pic:blipFill>
-                    <a:blip r:embed="rId31"/>
+                    <a:blip r:embed="rId33" cstate="print"/>
                     <a:stretch>
                       <a:fillRect/>
                     </a:stretch>
@@ -6551,12 +6162,16 @@
           </wp:anchor>
         </w:drawing>
       </w:r>
+      <w:proofErr w:type="spellStart"/>
+      <w:proofErr w:type="gramStart"/>
       <w:r>
         <w:rPr>
           <w:color w:val="295F99"/>
         </w:rPr>
         <w:t>ctrl</w:t>
       </w:r>
+      <w:proofErr w:type="spellEnd"/>
+      <w:proofErr w:type="gramEnd"/>
       <w:r>
         <w:rPr>
           <w:color w:val="295F99"/>
@@ -6568,337 +6183,36 @@
         <w:rPr>
           <w:color w:val="295F99"/>
         </w:rPr>
-        <w:t>+shift+p</w:t>
-      </w:r>
-    </w:p>
-    <w:p>
-      <w:pPr>
-        <w:pStyle w:val="Cuerpodetexto"/>
-        <w:spacing w:before="6" w:after="0"/>
+        <w:t>+</w:t>
+      </w:r>
+      <w:proofErr w:type="spellStart"/>
+      <w:r>
+        <w:rPr>
+          <w:color w:val="295F99"/>
+        </w:rPr>
+        <w:t>shift+p</w:t>
+      </w:r>
+      <w:proofErr w:type="spellEnd"/>
+    </w:p>
+    <w:p>
+      <w:pPr>
+        <w:pStyle w:val="Textoindependiente"/>
+        <w:spacing w:before="6"/>
         <w:rPr>
           <w:sz w:val="24"/>
         </w:rPr>
       </w:pPr>
       <w:r>
-        <mc:AlternateContent>
-          <mc:Choice Requires="wps">
-            <w:drawing>
-              <wp:anchor behindDoc="1" distT="0" distB="0" distL="0" distR="0" simplePos="0" locked="0" layoutInCell="0" allowOverlap="1" relativeHeight="30">
-                <wp:simplePos x="0" y="0"/>
-                <wp:positionH relativeFrom="page">
-                  <wp:posOffset>685800</wp:posOffset>
-                </wp:positionH>
-                <wp:positionV relativeFrom="paragraph">
-                  <wp:posOffset>203835</wp:posOffset>
-                </wp:positionV>
-                <wp:extent cx="6188710" cy="1621155"/>
-                <wp:effectExtent l="0" t="0" r="0" b="0"/>
-                <wp:wrapTopAndBottom/>
-                <wp:docPr id="33" name="Marco3"/>
-                <a:graphic xmlns:a="http://schemas.openxmlformats.org/drawingml/2006/main">
-                  <a:graphicData uri="http://schemas.microsoft.com/office/word/2010/wordprocessingShape">
-                    <wps:wsp>
-                      <wps:cNvSpPr/>
-                      <wps:spPr>
-                        <a:xfrm>
-                          <a:off x="0" y="0"/>
-                          <a:ext cx="6188760" cy="1621080"/>
-                        </a:xfrm>
-                        <a:prstGeom prst="rect">
-                          <a:avLst/>
-                        </a:prstGeom>
-                        <a:noFill/>
-                        <a:ln w="0">
-                          <a:noFill/>
-                        </a:ln>
-                      </wps:spPr>
-                      <wps:style>
-                        <a:lnRef idx="0"/>
-                        <a:fillRef idx="0"/>
-                        <a:effectRef idx="0"/>
-                        <a:fontRef idx="minor"/>
-                      </wps:style>
-                      <wps:txbx>
-                        <w:txbxContent>
-                          <w:p>
-                            <w:pPr>
-                              <w:pStyle w:val="Cuerpodetexto"/>
-                              <w:rPr>
-                                <w:sz w:val="34"/>
-                              </w:rPr>
-                            </w:pPr>
-                            <w:r>
-                              <w:rPr>
-                                <w:sz w:val="34"/>
-                              </w:rPr>
-                            </w:r>
-                          </w:p>
-                          <w:p>
-                            <w:pPr>
-                              <w:pStyle w:val="Cuerpodetexto"/>
-                              <w:rPr>
-                                <w:sz w:val="50"/>
-                              </w:rPr>
-                            </w:pPr>
-                            <w:r>
-                              <w:rPr>
-                                <w:sz w:val="50"/>
-                              </w:rPr>
-                            </w:r>
-                          </w:p>
-                          <w:p>
-                            <w:pPr>
-                              <w:pStyle w:val="Cuerpodetexto"/>
-                              <w:ind w:left="2" w:hanging="0"/>
-                              <w:rPr/>
-                            </w:pPr>
-                            <w:r>
-                              <w:rPr>
-                                <w:rFonts w:ascii="Trebuchet MS" w:hAnsi="Trebuchet MS"/>
-                                <w:color w:val="295F99"/>
-                              </w:rPr>
-                              <w:t>12</w:t>
-                            </w:r>
-                            <w:r>
-                              <w:rPr>
-                                <w:rFonts w:ascii="Trebuchet MS" w:hAnsi="Trebuchet MS"/>
-                                <w:color w:val="295F99"/>
-                                <w:spacing w:val="21"/>
-                              </w:rPr>
-                              <w:t xml:space="preserve"> </w:t>
-                            </w:r>
-                            <w:r>
-                              <w:rPr>
-                                <w:rFonts w:ascii="Trebuchet MS" w:hAnsi="Trebuchet MS"/>
-                                <w:color w:val="295F99"/>
-                              </w:rPr>
-                              <w:t>.-</w:t>
-                            </w:r>
-                            <w:r>
-                              <w:rPr>
-                                <w:rFonts w:ascii="Trebuchet MS" w:hAnsi="Trebuchet MS"/>
-                                <w:color w:val="295F99"/>
-                                <w:spacing w:val="24"/>
-                              </w:rPr>
-                              <w:t xml:space="preserve"> </w:t>
-                            </w:r>
-                            <w:r>
-                              <w:rPr/>
-                              <w:t>¿Qué</w:t>
-                            </w:r>
-                            <w:r>
-                              <w:rPr>
-                                <w:spacing w:val="5"/>
-                              </w:rPr>
-                              <w:t xml:space="preserve"> </w:t>
-                            </w:r>
-                            <w:r>
-                              <w:rPr/>
-                              <w:t>IDE</w:t>
-                            </w:r>
-                            <w:r>
-                              <w:rPr>
-                                <w:spacing w:val="7"/>
-                              </w:rPr>
-                              <w:t xml:space="preserve"> </w:t>
-                            </w:r>
-                            <w:r>
-                              <w:rPr/>
-                              <w:t>prefieres?</w:t>
-                            </w:r>
-                            <w:r>
-                              <w:rPr>
-                                <w:spacing w:val="5"/>
-                              </w:rPr>
-                              <w:t xml:space="preserve"> </w:t>
-                            </w:r>
-                            <w:r>
-                              <w:rPr/>
-                              <w:t>Indica</w:t>
-                            </w:r>
-                            <w:r>
-                              <w:rPr>
-                                <w:spacing w:val="5"/>
-                              </w:rPr>
-                              <w:t xml:space="preserve"> </w:t>
-                            </w:r>
-                            <w:r>
-                              <w:rPr/>
-                              <w:t>las</w:t>
-                            </w:r>
-                            <w:r>
-                              <w:rPr>
-                                <w:spacing w:val="6"/>
-                              </w:rPr>
-                              <w:t xml:space="preserve"> </w:t>
-                            </w:r>
-                            <w:r>
-                              <w:rPr/>
-                              <w:t>principales</w:t>
-                            </w:r>
-                            <w:r>
-                              <w:rPr>
-                                <w:spacing w:val="4"/>
-                              </w:rPr>
-                              <w:t xml:space="preserve"> </w:t>
-                            </w:r>
-                            <w:r>
-                              <w:rPr/>
-                              <w:t>características:</w:t>
-                            </w:r>
-                          </w:p>
-                        </w:txbxContent>
-                      </wps:txbx>
-                      <wps:bodyPr lIns="0" rIns="0" tIns="0" bIns="0" anchor="t">
-                        <a:noAutofit/>
-                      </wps:bodyPr>
-                    </wps:wsp>
-                  </a:graphicData>
-                </a:graphic>
-              </wp:anchor>
-            </w:drawing>
-          </mc:Choice>
-          <mc:Fallback>
-            <w:pict>
-              <v:rect id="shape_0" ID="Marco3" path="m0,0l-2147483645,0l-2147483645,-2147483646l0,-2147483646xe" stroked="f" o:allowincell="f" style="position:absolute;margin-left:54pt;margin-top:16.05pt;width:487.25pt;height:127.6pt;mso-wrap-style:square;v-text-anchor:top;mso-position-horizontal-relative:page">
-                <v:fill o:detectmouseclick="t" on="false"/>
-                <v:stroke color="#3465a4" joinstyle="round" endcap="flat"/>
-                <v:textbox>
-                  <w:txbxContent>
-                    <w:p>
-                      <w:pPr>
-                        <w:pStyle w:val="Cuerpodetexto"/>
-                        <w:rPr>
-                          <w:sz w:val="34"/>
-                        </w:rPr>
-                      </w:pPr>
-                      <w:r>
-                        <w:rPr>
-                          <w:sz w:val="34"/>
-                        </w:rPr>
-                      </w:r>
-                    </w:p>
-                    <w:p>
-                      <w:pPr>
-                        <w:pStyle w:val="Cuerpodetexto"/>
-                        <w:rPr>
-                          <w:sz w:val="50"/>
-                        </w:rPr>
-                      </w:pPr>
-                      <w:r>
-                        <w:rPr>
-                          <w:sz w:val="50"/>
-                        </w:rPr>
-                      </w:r>
-                    </w:p>
-                    <w:p>
-                      <w:pPr>
-                        <w:pStyle w:val="Cuerpodetexto"/>
-                        <w:ind w:left="2" w:hanging="0"/>
-                        <w:rPr/>
-                      </w:pPr>
-                      <w:r>
-                        <w:rPr>
-                          <w:rFonts w:ascii="Trebuchet MS" w:hAnsi="Trebuchet MS"/>
-                          <w:color w:val="295F99"/>
-                        </w:rPr>
-                        <w:t>12</w:t>
-                      </w:r>
-                      <w:r>
-                        <w:rPr>
-                          <w:rFonts w:ascii="Trebuchet MS" w:hAnsi="Trebuchet MS"/>
-                          <w:color w:val="295F99"/>
-                          <w:spacing w:val="21"/>
-                        </w:rPr>
-                        <w:t xml:space="preserve"> </w:t>
-                      </w:r>
-                      <w:r>
-                        <w:rPr>
-                          <w:rFonts w:ascii="Trebuchet MS" w:hAnsi="Trebuchet MS"/>
-                          <w:color w:val="295F99"/>
-                        </w:rPr>
-                        <w:t>.-</w:t>
-                      </w:r>
-                      <w:r>
-                        <w:rPr>
-                          <w:rFonts w:ascii="Trebuchet MS" w:hAnsi="Trebuchet MS"/>
-                          <w:color w:val="295F99"/>
-                          <w:spacing w:val="24"/>
-                        </w:rPr>
-                        <w:t xml:space="preserve"> </w:t>
-                      </w:r>
-                      <w:r>
-                        <w:rPr/>
-                        <w:t>¿Qué</w:t>
-                      </w:r>
-                      <w:r>
-                        <w:rPr>
-                          <w:spacing w:val="5"/>
-                        </w:rPr>
-                        <w:t xml:space="preserve"> </w:t>
-                      </w:r>
-                      <w:r>
-                        <w:rPr/>
-                        <w:t>IDE</w:t>
-                      </w:r>
-                      <w:r>
-                        <w:rPr>
-                          <w:spacing w:val="7"/>
-                        </w:rPr>
-                        <w:t xml:space="preserve"> </w:t>
-                      </w:r>
-                      <w:r>
-                        <w:rPr/>
-                        <w:t>prefieres?</w:t>
-                      </w:r>
-                      <w:r>
-                        <w:rPr>
-                          <w:spacing w:val="5"/>
-                        </w:rPr>
-                        <w:t xml:space="preserve"> </w:t>
-                      </w:r>
-                      <w:r>
-                        <w:rPr/>
-                        <w:t>Indica</w:t>
-                      </w:r>
-                      <w:r>
-                        <w:rPr>
-                          <w:spacing w:val="5"/>
-                        </w:rPr>
-                        <w:t xml:space="preserve"> </w:t>
-                      </w:r>
-                      <w:r>
-                        <w:rPr/>
-                        <w:t>las</w:t>
-                      </w:r>
-                      <w:r>
-                        <w:rPr>
-                          <w:spacing w:val="6"/>
-                        </w:rPr>
-                        <w:t xml:space="preserve"> </w:t>
-                      </w:r>
-                      <w:r>
-                        <w:rPr/>
-                        <w:t>principales</w:t>
-                      </w:r>
-                      <w:r>
-                        <w:rPr>
-                          <w:spacing w:val="4"/>
-                        </w:rPr>
-                        <w:t xml:space="preserve"> </w:t>
-                      </w:r>
-                      <w:r>
-                        <w:rPr/>
-                        <w:t>características:</w:t>
-                      </w:r>
-                    </w:p>
-                  </w:txbxContent>
-                </v:textbox>
-                <w10:wrap type="topAndBottom"/>
-              </v:rect>
-            </w:pict>
-          </mc:Fallback>
-        </mc:AlternateContent>
+        <w:pict/>
+      </w:r>
+      <w:r>
+        <w:pict>
+          <v:shape id="Marco3" o:spid="_x0000_s1026" type="#_x0000_m1027" style="position:absolute;margin-left:54pt;margin-top:16.05pt;width:487.25pt;height:127.6pt;z-index:251673088;mso-wrap-style:square;mso-position-horizontal-relative:page;v-text-anchor:top" coordsize="" o:allowincell="f" path="m,l-127,r,-127l,-127xe" filled="f" stroked="f" strokecolor="#3465a4">
+            <v:fill o:detectmouseclick="t"/>
+            <v:stroke joinstyle="round" endcap="flat"/>
+            <w10:wrap anchorx="page"/>
+          </v:shape>
+        </w:pict>
       </w:r>
       <w:r>
         <w:rPr>
@@ -6909,22 +6223,26 @@
     </w:p>
     <w:p>
       <w:pPr>
-        <w:pStyle w:val="Cuerpodetexto"/>
-        <w:spacing w:before="6" w:after="0"/>
+        <w:pStyle w:val="Textoindependiente"/>
+        <w:spacing w:before="6"/>
         <w:rPr>
           <w:sz w:val="24"/>
         </w:rPr>
       </w:pPr>
-      <w:r>
+    </w:p>
+    <w:p>
+      <w:pPr>
+        <w:pStyle w:val="Textoindependiente"/>
+        <w:spacing w:before="6"/>
         <w:rPr>
           <w:sz w:val="24"/>
         </w:rPr>
-      </w:r>
-    </w:p>
-    <w:p>
-      <w:pPr>
-        <w:pStyle w:val="Cuerpodetexto"/>
-        <w:spacing w:before="6" w:after="0"/>
+      </w:pPr>
+    </w:p>
+    <w:p>
+      <w:pPr>
+        <w:pStyle w:val="Textoindependiente"/>
+        <w:spacing w:before="6"/>
         <w:rPr>
           <w:sz w:val="24"/>
         </w:rPr>
@@ -6933,69 +6251,67 @@
         <w:rPr>
           <w:sz w:val="24"/>
         </w:rPr>
-      </w:r>
-    </w:p>
-    <w:p>
-      <w:pPr>
-        <w:pStyle w:val="Cuerpodetexto"/>
-        <w:spacing w:before="6" w:after="0"/>
-        <w:rPr>
+        <w:tab/>
+      </w:r>
+      <w:r>
+        <w:rPr>
+          <w:b w:val="0"/>
+          <w:bCs w:val="0"/>
           <w:sz w:val="24"/>
         </w:rPr>
-      </w:pPr>
-      <w:r>
-        <w:rPr>
+        <w:t xml:space="preserve">Solo funciona en </w:t>
+      </w:r>
+      <w:proofErr w:type="spellStart"/>
+      <w:r>
+        <w:rPr>
+          <w:b w:val="0"/>
+          <w:bCs w:val="0"/>
           <w:sz w:val="24"/>
         </w:rPr>
-        <w:tab/>
-      </w:r>
-      <w:r>
-        <w:rPr>
-          <w:b w:val="false"/>
-          <w:bCs w:val="false"/>
+        <w:t>Chrome</w:t>
+      </w:r>
+      <w:proofErr w:type="spellEnd"/>
+      <w:r>
+        <w:rPr>
+          <w:b w:val="0"/>
+          <w:bCs w:val="0"/>
           <w:sz w:val="24"/>
         </w:rPr>
-        <w:t>Solo funciona en Chrome, pero captura la ventana de la web no la parte de consola web ni c</w:t>
-      </w:r>
-      <w:r>
-        <w:rPr>
-          <w:rFonts w:eastAsia="Times New Roman" w:cs="Times New Roman"/>
-          <w:b w:val="false"/>
-          <w:bCs w:val="false"/>
-          <w:color w:val="auto"/>
-          <w:kern w:val="0"/>
+        <w:t>, pero captura la ventana de la web no la parte de consola web ni c</w:t>
+      </w:r>
+      <w:r>
+        <w:rPr>
+          <w:b w:val="0"/>
+          <w:bCs w:val="0"/>
           <w:sz w:val="24"/>
-          <w:szCs w:val="30"/>
-          <w:lang w:val="es-ES" w:eastAsia="en-US" w:bidi="ar-SA"/>
         </w:rPr>
         <w:t>ódigo.</w:t>
       </w:r>
     </w:p>
     <w:p>
       <w:pPr>
-        <w:pStyle w:val="Cuerpodetexto"/>
-        <w:spacing w:before="6" w:after="0"/>
+        <w:pStyle w:val="Textoindependiente"/>
+        <w:spacing w:before="6"/>
         <w:rPr>
           <w:sz w:val="24"/>
         </w:rPr>
       </w:pPr>
-      <w:r>
+    </w:p>
+    <w:p>
+      <w:pPr>
+        <w:pStyle w:val="Textoindependiente"/>
+        <w:spacing w:before="6"/>
         <w:rPr>
           <w:sz w:val="24"/>
         </w:rPr>
-      </w:r>
-    </w:p>
-    <w:p>
-      <w:pPr>
-        <w:pStyle w:val="Cuerpodetexto"/>
-        <w:spacing w:before="6" w:after="0"/>
-        <w:rPr>
-          <w:sz w:val="24"/>
-        </w:rPr>
-      </w:pPr>
-      <w:r>
+      </w:pPr>
+      <w:r>
+        <w:rPr>
+          <w:noProof/>
+          <w:lang w:eastAsia="es-ES"/>
+        </w:rPr>
         <w:drawing>
-          <wp:anchor behindDoc="0" distT="0" distB="0" distL="0" distR="0" simplePos="0" locked="0" layoutInCell="0" allowOverlap="1" relativeHeight="54">
+          <wp:anchor distT="0" distB="0" distL="0" distR="0" simplePos="0" relativeHeight="251664896" behindDoc="0" locked="0" layoutInCell="0" allowOverlap="1">
             <wp:simplePos x="0" y="0"/>
             <wp:positionH relativeFrom="column">
               <wp:posOffset>658495</wp:posOffset>
@@ -7006,7 +6322,7 @@
             <wp:extent cx="5539105" cy="2377440"/>
             <wp:effectExtent l="0" t="0" r="0" b="0"/>
             <wp:wrapTopAndBottom/>
-            <wp:docPr id="35" name="Imagen10" descr=""/>
+            <wp:docPr id="35" name="Imagen10"/>
             <wp:cNvGraphicFramePr>
               <a:graphicFrameLocks xmlns:a="http://schemas.openxmlformats.org/drawingml/2006/main" noChangeAspect="1"/>
             </wp:cNvGraphicFramePr>
@@ -7014,13 +6330,13 @@
               <a:graphicData uri="http://schemas.openxmlformats.org/drawingml/2006/picture">
                 <pic:pic xmlns:pic="http://schemas.openxmlformats.org/drawingml/2006/picture">
                   <pic:nvPicPr>
-                    <pic:cNvPr id="35" name="Imagen10" descr=""/>
+                    <pic:cNvPr id="35" name="Imagen10"/>
                     <pic:cNvPicPr>
                       <a:picLocks noChangeAspect="1" noChangeArrowheads="1"/>
                     </pic:cNvPicPr>
                   </pic:nvPicPr>
                   <pic:blipFill>
-                    <a:blip r:embed="rId32"/>
+                    <a:blip r:embed="rId34" cstate="print"/>
                     <a:stretch>
                       <a:fillRect/>
                     </a:stretch>
@@ -7042,14 +6358,9 @@
       </w:r>
       <w:r>
         <w:rPr>
-          <w:rFonts w:eastAsia="Times New Roman" w:cs="Times New Roman"/>
-          <w:b w:val="false"/>
-          <w:bCs w:val="false"/>
-          <w:color w:val="auto"/>
-          <w:kern w:val="0"/>
+          <w:b w:val="0"/>
+          <w:bCs w:val="0"/>
           <w:sz w:val="24"/>
-          <w:szCs w:val="30"/>
-          <w:lang w:val="es-ES" w:eastAsia="en-US" w:bidi="ar-SA"/>
         </w:rPr>
         <w:tab/>
         <w:t xml:space="preserve">  </w:t>
@@ -7057,51 +6368,42 @@
     </w:p>
     <w:p>
       <w:pPr>
+        <w:pStyle w:val="Textoindependiente"/>
+        <w:spacing w:before="6"/>
+        <w:rPr>
+          <w:sz w:val="24"/>
+        </w:rPr>
         <w:sectPr>
-          <w:headerReference w:type="default" r:id="rId33"/>
-          <w:type w:val="nextPage"/>
+          <w:headerReference w:type="default" r:id="rId35"/>
           <w:pgSz w:w="11906" w:h="16838"/>
-          <w:pgMar w:left="380" w:right="700" w:gutter="0" w:header="703" w:top="1340" w:footer="0" w:bottom="280"/>
-          <w:pgNumType w:fmt="decimal"/>
-          <w:formProt w:val="false"/>
-          <w:textDirection w:val="lrTb"/>
-          <w:docGrid w:type="default" w:linePitch="100" w:charSpace="4096"/>
+          <w:pgMar w:top="1340" w:right="700" w:bottom="280" w:left="380" w:header="703" w:footer="0" w:gutter="0"/>
+          <w:cols w:space="720"/>
+          <w:formProt w:val="0"/>
+          <w:docGrid w:linePitch="100" w:charSpace="4096"/>
         </w:sectPr>
-        <w:pStyle w:val="Cuerpodetexto"/>
-        <w:spacing w:before="6" w:after="0"/>
-        <w:rPr>
+      </w:pPr>
+      <w:r>
+        <w:rPr>
+          <w:b w:val="0"/>
+          <w:bCs w:val="0"/>
           <w:sz w:val="24"/>
         </w:rPr>
-      </w:pPr>
-      <w:r>
-        <w:rPr>
-          <w:rFonts w:eastAsia="Times New Roman" w:cs="Times New Roman"/>
-          <w:b w:val="false"/>
-          <w:bCs w:val="false"/>
-          <w:color w:val="auto"/>
-          <w:kern w:val="0"/>
-          <w:sz w:val="24"/>
-          <w:szCs w:val="30"/>
-          <w:lang w:val="es-ES" w:eastAsia="en-US" w:bidi="ar-SA"/>
-        </w:rPr>
-        <w:t xml:space="preserve"> </w:t>
-      </w:r>
-    </w:p>
-    <w:p>
-      <w:pPr>
-        <w:pStyle w:val="ListParagraph"/>
+        <w:t xml:space="preserve"> </w:t>
+      </w:r>
+    </w:p>
+    <w:p>
+      <w:pPr>
+        <w:pStyle w:val="Prrafodelista"/>
         <w:numPr>
           <w:ilvl w:val="0"/>
           <w:numId w:val="1"/>
         </w:numPr>
         <w:tabs>
-          <w:tab w:val="clear" w:pos="720"/>
-          <w:tab w:val="left" w:pos="1224" w:leader="none"/>
+          <w:tab w:val="left" w:pos="1224"/>
         </w:tabs>
-        <w:spacing w:lineRule="auto" w:line="240" w:before="86" w:after="0"/>
-        <w:ind w:left="702" w:right="726" w:hanging="0"/>
-        <w:rPr>
-          <w:b/>
+        <w:spacing w:before="86"/>
+        <w:ind w:left="702" w:right="726" w:firstLine="0"/>
+        <w:rPr>
           <w:b/>
           <w:sz w:val="30"/>
         </w:rPr>
@@ -7113,6 +6415,7 @@
           <w:color w:val="295F99"/>
           <w:sz w:val="30"/>
         </w:rPr>
+        <w:lastRenderedPageBreak/>
         <w:t>.-</w:t>
       </w:r>
       <w:r>
@@ -7415,7 +6718,7 @@
     </w:p>
     <w:p>
       <w:pPr>
-        <w:pStyle w:val="Cuerpodetexto"/>
+        <w:pStyle w:val="Textoindependiente"/>
         <w:rPr>
           <w:sz w:val="32"/>
         </w:rPr>
@@ -7429,15 +6732,15 @@
     </w:p>
     <w:p>
       <w:pPr>
-        <w:pStyle w:val="Cuerpodetexto"/>
+        <w:pStyle w:val="Textoindependiente"/>
         <w:rPr>
           <w:sz w:val="32"/>
         </w:rPr>
       </w:pPr>
       <w:r>
         <w:rPr>
-          <w:b w:val="false"/>
-          <w:bCs w:val="false"/>
+          <w:b w:val="0"/>
+          <w:bCs w:val="0"/>
           <w:sz w:val="26"/>
           <w:szCs w:val="26"/>
         </w:rPr>
@@ -7446,28 +6749,48 @@
       </w:r>
       <w:r>
         <w:rPr>
-          <w:rFonts w:eastAsia="Times New Roman" w:cs="Times New Roman"/>
-          <w:b w:val="false"/>
-          <w:bCs w:val="false"/>
-          <w:color w:val="auto"/>
-          <w:kern w:val="0"/>
-          <w:sz w:val="26"/>
-          <w:szCs w:val="26"/>
-          <w:lang w:val="es-ES" w:eastAsia="en-US" w:bidi="ar-SA"/>
-        </w:rPr>
-        <w:t>ódigo html.</w:t>
-      </w:r>
-    </w:p>
-    <w:p>
-      <w:pPr>
-        <w:pStyle w:val="Cuerpodetexto"/>
+          <w:b w:val="0"/>
+          <w:bCs w:val="0"/>
+          <w:sz w:val="26"/>
+          <w:szCs w:val="26"/>
+        </w:rPr>
+        <w:t xml:space="preserve">ódigo </w:t>
+      </w:r>
+      <w:proofErr w:type="spellStart"/>
+      <w:r>
+        <w:rPr>
+          <w:b w:val="0"/>
+          <w:bCs w:val="0"/>
+          <w:sz w:val="26"/>
+          <w:szCs w:val="26"/>
+        </w:rPr>
+        <w:t>html</w:t>
+      </w:r>
+      <w:proofErr w:type="spellEnd"/>
+      <w:r>
+        <w:rPr>
+          <w:b w:val="0"/>
+          <w:bCs w:val="0"/>
+          <w:sz w:val="26"/>
+          <w:szCs w:val="26"/>
+        </w:rPr>
+        <w:t>.</w:t>
+      </w:r>
+    </w:p>
+    <w:p>
+      <w:pPr>
+        <w:pStyle w:val="Textoindependiente"/>
         <w:rPr>
           <w:sz w:val="32"/>
         </w:rPr>
       </w:pPr>
       <w:r>
+        <w:rPr>
+          <w:noProof/>
+          <w:lang w:eastAsia="es-ES"/>
+        </w:rPr>
         <w:drawing>
-          <wp:anchor behindDoc="0" distT="0" distB="0" distL="0" distR="0" simplePos="0" locked="0" layoutInCell="0" allowOverlap="1" relativeHeight="56">
+          <wp:anchor distT="0" distB="0" distL="0" distR="0" simplePos="0" relativeHeight="251666944" behindDoc="0" locked="0" layoutInCell="0" allowOverlap="1">
             <wp:simplePos x="0" y="0"/>
             <wp:positionH relativeFrom="column">
               <wp:align>center</wp:align>
@@ -7478,7 +6801,7 @@
             <wp:extent cx="6874510" cy="2041525"/>
             <wp:effectExtent l="0" t="0" r="0" b="0"/>
             <wp:wrapTopAndBottom/>
-            <wp:docPr id="38" name="Imagen12" descr=""/>
+            <wp:docPr id="38" name="Imagen12"/>
             <wp:cNvGraphicFramePr>
               <a:graphicFrameLocks xmlns:a="http://schemas.openxmlformats.org/drawingml/2006/main" noChangeAspect="1"/>
             </wp:cNvGraphicFramePr>
@@ -7486,13 +6809,13 @@
               <a:graphicData uri="http://schemas.openxmlformats.org/drawingml/2006/picture">
                 <pic:pic xmlns:pic="http://schemas.openxmlformats.org/drawingml/2006/picture">
                   <pic:nvPicPr>
-                    <pic:cNvPr id="38" name="Imagen12" descr=""/>
+                    <pic:cNvPr id="38" name="Imagen12"/>
                     <pic:cNvPicPr>
                       <a:picLocks noChangeAspect="1" noChangeArrowheads="1"/>
                     </pic:cNvPicPr>
                   </pic:nvPicPr>
                   <pic:blipFill>
-                    <a:blip r:embed="rId34"/>
+                    <a:blip r:embed="rId36" cstate="print"/>
                     <a:stretch>
                       <a:fillRect/>
                     </a:stretch>
@@ -7514,35 +6837,27 @@
       </w:r>
       <w:r>
         <w:rPr>
-          <w:rFonts w:eastAsia="Times New Roman" w:cs="Times New Roman"/>
-          <w:b w:val="false"/>
-          <w:bCs w:val="false"/>
-          <w:color w:val="auto"/>
-          <w:kern w:val="0"/>
-          <w:sz w:val="26"/>
-          <w:szCs w:val="26"/>
-          <w:lang w:val="es-ES" w:eastAsia="en-US" w:bidi="ar-SA"/>
+          <w:b w:val="0"/>
+          <w:bCs w:val="0"/>
+          <w:sz w:val="26"/>
+          <w:szCs w:val="26"/>
         </w:rPr>
         <w:tab/>
       </w:r>
     </w:p>
     <w:p>
       <w:pPr>
-        <w:pStyle w:val="Cuerpodetexto"/>
+        <w:pStyle w:val="Textoindependiente"/>
         <w:rPr>
           <w:sz w:val="32"/>
         </w:rPr>
       </w:pPr>
       <w:r>
         <w:rPr>
-          <w:rFonts w:eastAsia="Times New Roman" w:cs="Times New Roman"/>
-          <w:b w:val="false"/>
-          <w:bCs w:val="false"/>
-          <w:color w:val="auto"/>
-          <w:kern w:val="0"/>
-          <w:sz w:val="26"/>
-          <w:szCs w:val="26"/>
-          <w:lang w:val="es-ES" w:eastAsia="en-US" w:bidi="ar-SA"/>
+          <w:b w:val="0"/>
+          <w:bCs w:val="0"/>
+          <w:sz w:val="26"/>
+          <w:szCs w:val="26"/>
         </w:rPr>
         <w:tab/>
         <w:t>- Prueba 2: en archivo JS externo, se indica el archivo de JS dentro del head.</w:t>
@@ -7550,14 +6865,18 @@
     </w:p>
     <w:p>
       <w:pPr>
-        <w:pStyle w:val="Cuerpodetexto"/>
+        <w:pStyle w:val="Textoindependiente"/>
         <w:rPr>
           <w:sz w:val="32"/>
         </w:rPr>
       </w:pPr>
       <w:r>
+        <w:rPr>
+          <w:noProof/>
+          <w:lang w:eastAsia="es-ES"/>
+        </w:rPr>
         <w:drawing>
-          <wp:anchor behindDoc="0" distT="0" distB="0" distL="0" distR="0" simplePos="0" locked="0" layoutInCell="0" allowOverlap="1" relativeHeight="57">
+          <wp:anchor distT="0" distB="0" distL="0" distR="0" simplePos="0" relativeHeight="251667968" behindDoc="0" locked="0" layoutInCell="0" allowOverlap="1">
             <wp:simplePos x="0" y="0"/>
             <wp:positionH relativeFrom="column">
               <wp:align>center</wp:align>
@@ -7568,7 +6887,7 @@
             <wp:extent cx="6874510" cy="2087880"/>
             <wp:effectExtent l="0" t="0" r="0" b="0"/>
             <wp:wrapTopAndBottom/>
-            <wp:docPr id="39" name="Imagen13" descr=""/>
+            <wp:docPr id="39" name="Imagen13"/>
             <wp:cNvGraphicFramePr>
               <a:graphicFrameLocks xmlns:a="http://schemas.openxmlformats.org/drawingml/2006/main" noChangeAspect="1"/>
             </wp:cNvGraphicFramePr>
@@ -7576,13 +6895,13 @@
               <a:graphicData uri="http://schemas.openxmlformats.org/drawingml/2006/picture">
                 <pic:pic xmlns:pic="http://schemas.openxmlformats.org/drawingml/2006/picture">
                   <pic:nvPicPr>
-                    <pic:cNvPr id="39" name="Imagen13" descr=""/>
+                    <pic:cNvPr id="39" name="Imagen13"/>
                     <pic:cNvPicPr>
                       <a:picLocks noChangeAspect="1" noChangeArrowheads="1"/>
                     </pic:cNvPicPr>
                   </pic:nvPicPr>
                   <pic:blipFill>
-                    <a:blip r:embed="rId35"/>
+                    <a:blip r:embed="rId37" cstate="print"/>
                     <a:stretch>
                       <a:fillRect/>
                     </a:stretch>
@@ -7604,30 +6923,34 @@
       </w:r>
       <w:r>
         <w:rPr>
-          <w:rFonts w:eastAsia="Times New Roman" w:cs="Times New Roman"/>
-          <w:b w:val="false"/>
-          <w:bCs w:val="false"/>
-          <w:color w:val="auto"/>
-          <w:kern w:val="0"/>
-          <w:sz w:val="26"/>
-          <w:szCs w:val="26"/>
-          <w:lang w:val="es-ES" w:eastAsia="en-US" w:bidi="ar-SA"/>
+          <w:b w:val="0"/>
+          <w:bCs w:val="0"/>
+          <w:sz w:val="26"/>
+          <w:szCs w:val="26"/>
         </w:rPr>
         <w:tab/>
+      </w:r>
+      <w:r>
+        <w:rPr>
+          <w:b w:val="0"/>
+          <w:bCs w:val="0"/>
+          <w:sz w:val="26"/>
+          <w:szCs w:val="26"/>
+        </w:rPr>
         <w:tab/>
       </w:r>
     </w:p>
     <w:p>
       <w:pPr>
-        <w:pStyle w:val="Cuerpodetexto"/>
+        <w:pStyle w:val="Textoindependiente"/>
         <w:rPr>
           <w:sz w:val="32"/>
         </w:rPr>
       </w:pPr>
       <w:r>
         <w:rPr>
-          <w:b w:val="false"/>
-          <w:bCs w:val="false"/>
+          <w:b w:val="0"/>
+          <w:bCs w:val="0"/>
           <w:sz w:val="26"/>
           <w:szCs w:val="26"/>
         </w:rPr>
@@ -7636,33 +6959,59 @@
       </w:r>
       <w:r>
         <w:rPr>
-          <w:rFonts w:eastAsia="Times New Roman" w:cs="Times New Roman"/>
-          <w:b w:val="false"/>
-          <w:bCs w:val="false"/>
-          <w:color w:val="auto"/>
-          <w:kern w:val="0"/>
-          <w:sz w:val="26"/>
-          <w:szCs w:val="26"/>
-          <w:lang w:val="es-ES" w:eastAsia="en-US" w:bidi="ar-SA"/>
-        </w:rPr>
-        <w:t xml:space="preserve">ón al final de mi código y con un evento onclick </w:t>
+          <w:b w:val="0"/>
+          <w:bCs w:val="0"/>
+          <w:sz w:val="26"/>
+          <w:szCs w:val="26"/>
+        </w:rPr>
+        <w:t xml:space="preserve">ón al final de mi código y con un evento </w:t>
+      </w:r>
+      <w:proofErr w:type="spellStart"/>
+      <w:r>
+        <w:rPr>
+          <w:b w:val="0"/>
+          <w:bCs w:val="0"/>
+          <w:sz w:val="26"/>
+          <w:szCs w:val="26"/>
+        </w:rPr>
+        <w:t>onclick</w:t>
+      </w:r>
+      <w:proofErr w:type="spellEnd"/>
+      <w:r>
+        <w:rPr>
+          <w:b w:val="0"/>
+          <w:bCs w:val="0"/>
+          <w:sz w:val="26"/>
+          <w:szCs w:val="26"/>
+        </w:rPr>
+        <w:t xml:space="preserve"> </w:t>
+      </w:r>
+      <w:r>
+        <w:rPr>
+          <w:b w:val="0"/>
+          <w:bCs w:val="0"/>
+          <w:sz w:val="26"/>
+          <w:szCs w:val="26"/>
+        </w:rPr>
         <w:tab/>
         <w:t>le indico la función de mostrar mensaje.</w:t>
       </w:r>
     </w:p>
     <w:p>
       <w:pPr>
-        <w:pStyle w:val="Cuerpodetexto"/>
+        <w:pStyle w:val="Textoindependiente"/>
         <w:rPr>
           <w:sz w:val="32"/>
         </w:rPr>
       </w:pPr>
       <w:r>
         <w:rPr>
+          <w:noProof/>
           <w:sz w:val="32"/>
+          <w:lang w:eastAsia="es-ES"/>
         </w:rPr>
         <w:drawing>
-          <wp:anchor behindDoc="0" distT="0" distB="0" distL="0" distR="0" simplePos="0" locked="0" layoutInCell="0" allowOverlap="1" relativeHeight="58">
+          <wp:anchor distT="0" distB="0" distL="0" distR="0" simplePos="0" relativeHeight="251668992" behindDoc="0" locked="0" layoutInCell="0" allowOverlap="1">
             <wp:simplePos x="0" y="0"/>
             <wp:positionH relativeFrom="column">
               <wp:align>center</wp:align>
@@ -7673,7 +7022,7 @@
             <wp:extent cx="6874510" cy="1737995"/>
             <wp:effectExtent l="0" t="0" r="0" b="0"/>
             <wp:wrapTopAndBottom/>
-            <wp:docPr id="40" name="Imagen15" descr=""/>
+            <wp:docPr id="40" name="Imagen15"/>
             <wp:cNvGraphicFramePr>
               <a:graphicFrameLocks xmlns:a="http://schemas.openxmlformats.org/drawingml/2006/main" noChangeAspect="1"/>
             </wp:cNvGraphicFramePr>
@@ -7681,13 +7030,13 @@
               <a:graphicData uri="http://schemas.openxmlformats.org/drawingml/2006/picture">
                 <pic:pic xmlns:pic="http://schemas.openxmlformats.org/drawingml/2006/picture">
                   <pic:nvPicPr>
-                    <pic:cNvPr id="40" name="Imagen15" descr=""/>
+                    <pic:cNvPr id="40" name="Imagen15"/>
                     <pic:cNvPicPr>
                       <a:picLocks noChangeAspect="1" noChangeArrowheads="1"/>
                     </pic:cNvPicPr>
                   </pic:nvPicPr>
                   <pic:blipFill>
-                    <a:blip r:embed="rId36"/>
+                    <a:blip r:embed="rId38" cstate="print"/>
                     <a:stretch>
                       <a:fillRect/>
                     </a:stretch>
@@ -7710,62 +7059,44 @@
     </w:p>
     <w:p>
       <w:pPr>
-        <w:pStyle w:val="Cuerpodetexto"/>
+        <w:pStyle w:val="Textoindependiente"/>
         <w:rPr>
           <w:sz w:val="32"/>
         </w:rPr>
       </w:pPr>
       <w:r>
+        <w:br w:type="page"/>
+      </w:r>
+    </w:p>
+    <w:p>
+      <w:pPr>
+        <w:pStyle w:val="Textoindependiente"/>
         <w:rPr>
           <w:sz w:val="32"/>
         </w:rPr>
-      </w:r>
-      <w:r>
-        <w:br w:type="page"/>
-      </w:r>
-    </w:p>
-    <w:p>
-      <w:pPr>
-        <w:pStyle w:val="Cuerpodetexto"/>
-        <w:rPr>
-          <w:sz w:val="32"/>
-        </w:rPr>
-      </w:pPr>
-      <w:r>
-        <w:rPr>
-          <w:sz w:val="32"/>
-        </w:rPr>
-      </w:r>
-    </w:p>
-    <w:p>
-      <w:pPr>
-        <w:pStyle w:val="Cuerpodetexto"/>
-        <w:spacing w:before="1" w:after="0"/>
+      </w:pPr>
+    </w:p>
+    <w:p>
+      <w:pPr>
+        <w:pStyle w:val="Textoindependiente"/>
+        <w:spacing w:before="1"/>
         <w:rPr>
           <w:sz w:val="35"/>
         </w:rPr>
       </w:pPr>
-      <w:r>
-        <w:rPr>
-          <w:sz w:val="35"/>
-        </w:rPr>
-      </w:r>
-    </w:p>
-    <w:p>
-      <w:pPr>
-        <w:pStyle w:val="ListParagraph"/>
+    </w:p>
+    <w:p>
+      <w:pPr>
+        <w:pStyle w:val="Prrafodelista"/>
         <w:numPr>
           <w:ilvl w:val="0"/>
           <w:numId w:val="1"/>
         </w:numPr>
         <w:tabs>
-          <w:tab w:val="clear" w:pos="720"/>
-          <w:tab w:val="left" w:pos="1224" w:leader="none"/>
+          <w:tab w:val="left" w:pos="1224"/>
         </w:tabs>
-        <w:spacing w:lineRule="auto" w:line="240"/>
-        <w:ind w:left="702" w:right="576" w:hanging="0"/>
-        <w:rPr>
-          <w:b/>
+        <w:ind w:left="702" w:right="576" w:firstLine="0"/>
+        <w:rPr>
           <w:b/>
           <w:sz w:val="30"/>
         </w:rPr>
@@ -7916,21 +7247,19 @@
     </w:p>
     <w:p>
       <w:pPr>
-        <w:pStyle w:val="ListParagraph"/>
+        <w:pStyle w:val="Prrafodelista"/>
         <w:numPr>
           <w:ilvl w:val="1"/>
           <w:numId w:val="1"/>
         </w:numPr>
         <w:tabs>
-          <w:tab w:val="clear" w:pos="720"/>
-          <w:tab w:val="left" w:pos="1497" w:leader="none"/>
-          <w:tab w:val="left" w:pos="1498" w:leader="none"/>
+          <w:tab w:val="left" w:pos="1497"/>
+          <w:tab w:val="left" w:pos="1498"/>
         </w:tabs>
-        <w:spacing w:before="67" w:after="0"/>
+        <w:spacing w:before="67"/>
         <w:rPr>
           <w:rFonts w:ascii="Lucida Sans Unicode" w:hAnsi="Lucida Sans Unicode"/>
           <w:b/>
-          <w:b/>
           <w:sz w:val="30"/>
         </w:rPr>
       </w:pPr>
@@ -8064,27 +7393,21 @@
     </w:p>
     <w:p>
       <w:pPr>
-        <w:pStyle w:val="Cuerpodetexto"/>
+        <w:pStyle w:val="Textoindependiente"/>
         <w:rPr>
           <w:sz w:val="45"/>
         </w:rPr>
       </w:pPr>
-      <w:r>
-        <w:rPr>
-          <w:sz w:val="45"/>
-        </w:rPr>
-      </w:r>
-    </w:p>
-    <w:p>
-      <w:pPr>
-        <w:pStyle w:val="Normal"/>
-        <w:ind w:left="1729" w:right="1409" w:hanging="0"/>
+    </w:p>
+    <w:p>
+      <w:pPr>
+        <w:ind w:left="1729" w:right="1409"/>
         <w:jc w:val="center"/>
         <w:rPr>
           <w:sz w:val="30"/>
         </w:rPr>
       </w:pPr>
-      <w:hyperlink r:id="rId37">
+      <w:hyperlink r:id="rId39">
         <w:r>
           <w:rPr>
             <w:color w:val="5882AF"/>
@@ -8097,34 +7420,29 @@
     </w:p>
     <w:p>
       <w:pPr>
-        <w:pStyle w:val="Cuerpodetexto"/>
-        <w:rPr>
-          <w:b w:val="false"/>
-          <w:b w:val="false"/>
+        <w:pStyle w:val="Textoindependiente"/>
+        <w:rPr>
+          <w:b w:val="0"/>
           <w:sz w:val="20"/>
         </w:rPr>
       </w:pPr>
-      <w:r>
-        <w:rPr>
-          <w:b w:val="false"/>
-          <w:sz w:val="20"/>
-        </w:rPr>
-      </w:r>
-    </w:p>
-    <w:p>
-      <w:pPr>
-        <w:pStyle w:val="Cuerpodetexto"/>
-        <w:spacing w:before="5" w:after="0"/>
-        <w:rPr>
-          <w:b w:val="false"/>
-          <w:b w:val="false"/>
+    </w:p>
+    <w:p>
+      <w:pPr>
+        <w:pStyle w:val="Textoindependiente"/>
+        <w:spacing w:before="5"/>
+        <w:rPr>
+          <w:b w:val="0"/>
           <w:sz w:val="27"/>
         </w:rPr>
       </w:pPr>
       <w:r>
-        <w:rPr/>
+        <w:rPr>
+          <w:noProof/>
+          <w:lang w:eastAsia="es-ES"/>
+        </w:rPr>
         <w:drawing>
-          <wp:anchor behindDoc="0" distT="0" distB="0" distL="0" distR="0" simplePos="0" locked="0" layoutInCell="0" allowOverlap="1" relativeHeight="44">
+          <wp:anchor distT="0" distB="0" distL="0" distR="0" simplePos="0" relativeHeight="251654656" behindDoc="0" locked="0" layoutInCell="0" allowOverlap="1">
             <wp:simplePos x="0" y="0"/>
             <wp:positionH relativeFrom="page">
               <wp:posOffset>685800</wp:posOffset>
@@ -8135,7 +7453,7 @@
             <wp:extent cx="6132830" cy="2194560"/>
             <wp:effectExtent l="0" t="0" r="0" b="0"/>
             <wp:wrapTopAndBottom/>
-            <wp:docPr id="41" name="image16.jpeg" descr=""/>
+            <wp:docPr id="41" name="image16.jpeg"/>
             <wp:cNvGraphicFramePr>
               <a:graphicFrameLocks xmlns:a="http://schemas.openxmlformats.org/drawingml/2006/main" noChangeAspect="1"/>
             </wp:cNvGraphicFramePr>
@@ -8143,13 +7461,13 @@
               <a:graphicData uri="http://schemas.openxmlformats.org/drawingml/2006/picture">
                 <pic:pic xmlns:pic="http://schemas.openxmlformats.org/drawingml/2006/picture">
                   <pic:nvPicPr>
-                    <pic:cNvPr id="41" name="image16.jpeg" descr=""/>
+                    <pic:cNvPr id="41" name="image16.jpeg"/>
                     <pic:cNvPicPr>
                       <a:picLocks noChangeAspect="1" noChangeArrowheads="1"/>
                     </pic:cNvPicPr>
                   </pic:nvPicPr>
                   <pic:blipFill>
-                    <a:blip r:embed="rId38"/>
+                    <a:blip r:embed="rId40" cstate="print"/>
                     <a:stretch>
                       <a:fillRect/>
                     </a:stretch>
@@ -8171,1146 +7489,310 @@
       </w:r>
     </w:p>
     <w:sectPr>
-      <w:headerReference w:type="default" r:id="rId39"/>
-      <w:type w:val="nextPage"/>
+      <w:headerReference w:type="default" r:id="rId41"/>
       <w:pgSz w:w="11906" w:h="16838"/>
-      <w:pgMar w:left="380" w:right="700" w:gutter="0" w:header="703" w:top="1340" w:footer="0" w:bottom="280"/>
-      <w:pgNumType w:fmt="decimal"/>
-      <w:formProt w:val="false"/>
-      <w:textDirection w:val="lrTb"/>
-      <w:docGrid w:type="default" w:linePitch="100" w:charSpace="4096"/>
+      <w:pgMar w:top="1340" w:right="700" w:bottom="280" w:left="380" w:header="703" w:footer="0" w:gutter="0"/>
+      <w:cols w:space="720"/>
+      <w:formProt w:val="0"/>
+      <w:docGrid w:linePitch="100" w:charSpace="4096"/>
     </w:sectPr>
   </w:body>
 </w:document>
 </file>
 
+<file path=word/endnotes.xml><?xml version="1.0" encoding="utf-8"?>
+<w:endnotes xmlns:ve="http://schemas.openxmlformats.org/markup-compatibility/2006" xmlns:o="urn:schemas-microsoft-com:office:office" xmlns:r="http://schemas.openxmlformats.org/officeDocument/2006/relationships" xmlns:m="http://schemas.openxmlformats.org/officeDocument/2006/math" xmlns:v="urn:schemas-microsoft-com:vml" xmlns:wp="http://schemas.openxmlformats.org/drawingml/2006/wordprocessingDrawing" xmlns:w10="urn:schemas-microsoft-com:office:word" xmlns:w="http://schemas.openxmlformats.org/wordprocessingml/2006/main" xmlns:wne="http://schemas.microsoft.com/office/word/2006/wordml">
+  <w:endnote w:type="separator" w:id="-1">
+    <w:p>
+      <w:r>
+        <w:separator/>
+      </w:r>
+    </w:p>
+  </w:endnote>
+  <w:endnote w:type="continuationSeparator" w:id="0">
+    <w:p>
+      <w:r>
+        <w:continuationSeparator/>
+      </w:r>
+    </w:p>
+  </w:endnote>
+</w:endnotes>
+</file>
+
+<file path=word/footnotes.xml><?xml version="1.0" encoding="utf-8"?>
+<w:footnotes xmlns:ve="http://schemas.openxmlformats.org/markup-compatibility/2006" xmlns:o="urn:schemas-microsoft-com:office:office" xmlns:r="http://schemas.openxmlformats.org/officeDocument/2006/relationships" xmlns:m="http://schemas.openxmlformats.org/officeDocument/2006/math" xmlns:v="urn:schemas-microsoft-com:vml" xmlns:wp="http://schemas.openxmlformats.org/drawingml/2006/wordprocessingDrawing" xmlns:w10="urn:schemas-microsoft-com:office:word" xmlns:w="http://schemas.openxmlformats.org/wordprocessingml/2006/main" xmlns:wne="http://schemas.microsoft.com/office/word/2006/wordml">
+  <w:footnote w:type="separator" w:id="-1">
+    <w:p>
+      <w:r>
+        <w:separator/>
+      </w:r>
+    </w:p>
+  </w:footnote>
+  <w:footnote w:type="continuationSeparator" w:id="0">
+    <w:p>
+      <w:r>
+        <w:continuationSeparator/>
+      </w:r>
+    </w:p>
+  </w:footnote>
+</w:footnotes>
+</file>
+
 <file path=word/header1.xml><?xml version="1.0" encoding="utf-8"?>
-<w:hdr xmlns:o="urn:schemas-microsoft-com:office:office" xmlns:r="http://schemas.openxmlformats.org/officeDocument/2006/relationships" xmlns:v="urn:schemas-microsoft-com:vml" xmlns:w="http://schemas.openxmlformats.org/wordprocessingml/2006/main" xmlns:w10="urn:schemas-microsoft-com:office:word" xmlns:wp="http://schemas.openxmlformats.org/drawingml/2006/wordprocessingDrawing" xmlns:wps="http://schemas.microsoft.com/office/word/2010/wordprocessingShape" xmlns:wpg="http://schemas.microsoft.com/office/word/2010/wordprocessingGroup" xmlns:mc="http://schemas.openxmlformats.org/markup-compatibility/2006" xmlns:wp14="http://schemas.microsoft.com/office/word/2010/wordprocessingDrawing" xmlns:w14="http://schemas.microsoft.com/office/word/2010/wordml" xmlns:w15="http://schemas.microsoft.com/office/word/2012/wordml" mc:Ignorable="w14 wp14 w15">
+<w:hdr xmlns:ve="http://schemas.openxmlformats.org/markup-compatibility/2006" xmlns:o="urn:schemas-microsoft-com:office:office" xmlns:r="http://schemas.openxmlformats.org/officeDocument/2006/relationships" xmlns:m="http://schemas.openxmlformats.org/officeDocument/2006/math" xmlns:v="urn:schemas-microsoft-com:vml" xmlns:wp="http://schemas.openxmlformats.org/drawingml/2006/wordprocessingDrawing" xmlns:w10="urn:schemas-microsoft-com:office:word" xmlns:w="http://schemas.openxmlformats.org/wordprocessingml/2006/main" xmlns:wne="http://schemas.microsoft.com/office/word/2006/wordml">
   <w:p>
     <w:pPr>
-      <w:pStyle w:val="Cuerpodetexto"/>
-      <w:spacing w:lineRule="auto" w:line="7"/>
+      <w:pStyle w:val="Textoindependiente"/>
+      <w:spacing w:line="7" w:lineRule="auto"/>
       <w:rPr>
-        <w:b w:val="false"/>
-        <w:b w:val="false"/>
+        <w:b w:val="0"/>
         <w:sz w:val="20"/>
       </w:rPr>
     </w:pPr>
     <w:r>
       <w:rPr>
-        <w:b w:val="false"/>
+        <w:b w:val="0"/>
         <w:sz w:val="20"/>
       </w:rPr>
-      <mc:AlternateContent>
-        <mc:Choice Requires="wps">
-          <w:drawing>
-            <wp:anchor behindDoc="1" distT="0" distB="0" distL="0" distR="0" simplePos="0" locked="0" layoutInCell="0" allowOverlap="1" relativeHeight="12">
-              <wp:simplePos x="0" y="0"/>
-              <wp:positionH relativeFrom="page">
-                <wp:posOffset>3135630</wp:posOffset>
-              </wp:positionH>
-              <wp:positionV relativeFrom="page">
-                <wp:posOffset>433705</wp:posOffset>
-              </wp:positionV>
-              <wp:extent cx="1583690" cy="194310"/>
-              <wp:effectExtent l="0" t="0" r="0" b="0"/>
-              <wp:wrapNone/>
-              <wp:docPr id="16" name="Marco2"/>
-              <a:graphic xmlns:a="http://schemas.openxmlformats.org/drawingml/2006/main">
-                <a:graphicData uri="http://schemas.microsoft.com/office/word/2010/wordprocessingShape">
-                  <wps:wsp>
-                    <wps:cNvSpPr/>
-                    <wps:spPr>
-                      <a:xfrm>
-                        <a:off x="0" y="0"/>
-                        <a:ext cx="1583640" cy="194400"/>
-                      </a:xfrm>
-                      <a:prstGeom prst="rect">
-                        <a:avLst/>
-                      </a:prstGeom>
-                      <a:noFill/>
-                      <a:ln w="0">
-                        <a:noFill/>
-                      </a:ln>
-                    </wps:spPr>
-                    <wps:style>
-                      <a:lnRef idx="0"/>
-                      <a:fillRef idx="0"/>
-                      <a:effectRef idx="0"/>
-                      <a:fontRef idx="minor"/>
-                    </wps:style>
-                    <wps:txbx>
-                      <w:txbxContent>
-                        <w:p>
-                          <w:pPr>
-                            <w:pStyle w:val="Contenidodelmarco"/>
-                            <w:spacing w:before="25" w:after="0"/>
-                            <w:ind w:left="20" w:hanging="0"/>
-                            <w:rPr>
-                              <w:rFonts w:ascii="Trebuchet MS" w:hAnsi="Trebuchet MS"/>
-                              <w:i/>
-                              <w:i/>
-                            </w:rPr>
-                          </w:pPr>
-                          <w:r>
-                            <w:rPr>
-                              <w:rFonts w:ascii="Trebuchet MS" w:hAnsi="Trebuchet MS"/>
-                              <w:b/>
-                              <w:color w:val="295F99"/>
-                              <w:w w:val="115"/>
-                            </w:rPr>
-                            <w:t>ACT</w:t>
-                          </w:r>
-                          <w:r>
-                            <w:rPr>
-                              <w:rFonts w:ascii="Trebuchet MS" w:hAnsi="Trebuchet MS"/>
-                              <w:b/>
-                              <w:color w:val="295F99"/>
-                              <w:spacing w:val="1"/>
-                              <w:w w:val="115"/>
-                            </w:rPr>
-                            <w:t xml:space="preserve"> </w:t>
-                          </w:r>
-                          <w:r>
-                            <w:rPr>
-                              <w:rFonts w:ascii="Trebuchet MS" w:hAnsi="Trebuchet MS"/>
-                              <w:b/>
-                              <w:color w:val="295F99"/>
-                              <w:w w:val="115"/>
-                            </w:rPr>
-                            <w:t>1</w:t>
-                          </w:r>
-                          <w:r>
-                            <w:rPr>
-                              <w:rFonts w:ascii="Trebuchet MS" w:hAnsi="Trebuchet MS"/>
-                              <w:b/>
-                              <w:color w:val="295F99"/>
-                              <w:spacing w:val="-1"/>
-                              <w:w w:val="115"/>
-                            </w:rPr>
-                            <w:t xml:space="preserve"> </w:t>
-                          </w:r>
-                          <w:r>
-                            <w:rPr>
-                              <w:rFonts w:ascii="Trebuchet MS" w:hAnsi="Trebuchet MS"/>
-                              <w:b/>
-                              <w:color w:val="295F99"/>
-                              <w:w w:val="115"/>
-                            </w:rPr>
-                            <w:t>-</w:t>
-                          </w:r>
-                          <w:r>
-                            <w:rPr>
-                              <w:rFonts w:ascii="Trebuchet MS" w:hAnsi="Trebuchet MS"/>
-                              <w:b/>
-                              <w:color w:val="295F99"/>
-                              <w:spacing w:val="66"/>
-                              <w:w w:val="115"/>
-                            </w:rPr>
-                            <w:t xml:space="preserve"> </w:t>
-                          </w:r>
-                          <w:r>
-                            <w:rPr>
-                              <w:rFonts w:ascii="Trebuchet MS" w:hAnsi="Trebuchet MS"/>
-                              <w:i/>
-                              <w:color w:val="295F99"/>
-                              <w:w w:val="115"/>
-                            </w:rPr>
-                            <w:t>Consola</w:t>
-                          </w:r>
-                          <w:r>
-                            <w:rPr>
-                              <w:rFonts w:ascii="Trebuchet MS" w:hAnsi="Trebuchet MS"/>
-                              <w:i/>
-                              <w:color w:val="295F99"/>
-                              <w:spacing w:val="-5"/>
-                              <w:w w:val="115"/>
-                            </w:rPr>
-                            <w:t xml:space="preserve"> </w:t>
-                          </w:r>
-                          <w:r>
-                            <w:rPr>
-                              <w:rFonts w:ascii="Trebuchet MS" w:hAnsi="Trebuchet MS"/>
-                              <w:i/>
-                              <w:color w:val="295F99"/>
-                              <w:w w:val="115"/>
-                            </w:rPr>
-                            <w:t>Web</w:t>
-                          </w:r>
-                        </w:p>
-                      </w:txbxContent>
-                    </wps:txbx>
-                    <wps:bodyPr lIns="0" rIns="0" tIns="0" bIns="0" anchor="t">
-                      <a:noAutofit/>
-                    </wps:bodyPr>
-                  </wps:wsp>
-                </a:graphicData>
-              </a:graphic>
-            </wp:anchor>
-          </w:drawing>
-        </mc:Choice>
-        <mc:Fallback>
-          <w:pict>
-            <v:rect id="shape_0" ID="Marco2" path="m0,0l-2147483645,0l-2147483645,-2147483646l0,-2147483646xe" stroked="f" o:allowincell="f" style="position:absolute;margin-left:246.9pt;margin-top:34.15pt;width:124.65pt;height:15.25pt;mso-wrap-style:square;v-text-anchor:top;mso-position-horizontal-relative:page;mso-position-vertical-relative:page">
-              <v:fill o:detectmouseclick="t" on="false"/>
-              <v:stroke color="#3465a4" joinstyle="round" endcap="flat"/>
-              <v:textbox>
-                <w:txbxContent>
-                  <w:p>
-                    <w:pPr>
-                      <w:pStyle w:val="Contenidodelmarco"/>
-                      <w:spacing w:before="25" w:after="0"/>
-                      <w:ind w:left="20" w:hanging="0"/>
-                      <w:rPr>
-                        <w:rFonts w:ascii="Trebuchet MS" w:hAnsi="Trebuchet MS"/>
-                        <w:i/>
-                        <w:i/>
-                      </w:rPr>
-                    </w:pPr>
-                    <w:r>
-                      <w:rPr>
-                        <w:rFonts w:ascii="Trebuchet MS" w:hAnsi="Trebuchet MS"/>
-                        <w:b/>
-                        <w:color w:val="295F99"/>
-                        <w:w w:val="115"/>
-                      </w:rPr>
-                      <w:t>ACT</w:t>
-                    </w:r>
-                    <w:r>
-                      <w:rPr>
-                        <w:rFonts w:ascii="Trebuchet MS" w:hAnsi="Trebuchet MS"/>
-                        <w:b/>
-                        <w:color w:val="295F99"/>
-                        <w:spacing w:val="1"/>
-                        <w:w w:val="115"/>
-                      </w:rPr>
-                      <w:t xml:space="preserve"> </w:t>
-                    </w:r>
-                    <w:r>
-                      <w:rPr>
-                        <w:rFonts w:ascii="Trebuchet MS" w:hAnsi="Trebuchet MS"/>
-                        <w:b/>
-                        <w:color w:val="295F99"/>
-                        <w:w w:val="115"/>
-                      </w:rPr>
-                      <w:t>1</w:t>
-                    </w:r>
-                    <w:r>
-                      <w:rPr>
-                        <w:rFonts w:ascii="Trebuchet MS" w:hAnsi="Trebuchet MS"/>
-                        <w:b/>
-                        <w:color w:val="295F99"/>
-                        <w:spacing w:val="-1"/>
-                        <w:w w:val="115"/>
-                      </w:rPr>
-                      <w:t xml:space="preserve"> </w:t>
-                    </w:r>
-                    <w:r>
-                      <w:rPr>
-                        <w:rFonts w:ascii="Trebuchet MS" w:hAnsi="Trebuchet MS"/>
-                        <w:b/>
-                        <w:color w:val="295F99"/>
-                        <w:w w:val="115"/>
-                      </w:rPr>
-                      <w:t>-</w:t>
-                    </w:r>
-                    <w:r>
-                      <w:rPr>
-                        <w:rFonts w:ascii="Trebuchet MS" w:hAnsi="Trebuchet MS"/>
-                        <w:b/>
-                        <w:color w:val="295F99"/>
-                        <w:spacing w:val="66"/>
-                        <w:w w:val="115"/>
-                      </w:rPr>
-                      <w:t xml:space="preserve"> </w:t>
-                    </w:r>
-                    <w:r>
-                      <w:rPr>
-                        <w:rFonts w:ascii="Trebuchet MS" w:hAnsi="Trebuchet MS"/>
-                        <w:i/>
-                        <w:color w:val="295F99"/>
-                        <w:w w:val="115"/>
-                      </w:rPr>
-                      <w:t>Consola</w:t>
-                    </w:r>
-                    <w:r>
-                      <w:rPr>
-                        <w:rFonts w:ascii="Trebuchet MS" w:hAnsi="Trebuchet MS"/>
-                        <w:i/>
-                        <w:color w:val="295F99"/>
-                        <w:spacing w:val="-5"/>
-                        <w:w w:val="115"/>
-                      </w:rPr>
-                      <w:t xml:space="preserve"> </w:t>
-                    </w:r>
-                    <w:r>
-                      <w:rPr>
-                        <w:rFonts w:ascii="Trebuchet MS" w:hAnsi="Trebuchet MS"/>
-                        <w:i/>
-                        <w:color w:val="295F99"/>
-                        <w:w w:val="115"/>
-                      </w:rPr>
-                      <w:t>Web</w:t>
-                    </w:r>
-                  </w:p>
-                </w:txbxContent>
-              </v:textbox>
-              <w10:wrap type="none"/>
-            </v:rect>
-          </w:pict>
-        </mc:Fallback>
-      </mc:AlternateContent>
+      <w:pict/>
+    </w:r>
+    <w:r>
+      <w:rPr>
+        <w:b w:val="0"/>
+        <w:sz w:val="20"/>
+      </w:rPr>
+      <w:pict>
+        <v:shape id="Marco2" o:spid="_x0000_s2055" type="#_x0000_m2056" style="position:absolute;margin-left:246.9pt;margin-top:34.15pt;width:124.65pt;height:15.25pt;z-index:251655168;mso-wrap-style:square;mso-position-horizontal-relative:page;mso-position-vertical-relative:page;v-text-anchor:top" coordsize="" o:allowincell="f" path="m,l-127,r,-127l,-127xe" filled="f" stroked="f" strokecolor="#3465a4">
+          <v:fill o:detectmouseclick="t"/>
+          <v:stroke joinstyle="round" endcap="flat"/>
+          <w10:wrap anchorx="page" anchory="page"/>
+        </v:shape>
+      </w:pict>
     </w:r>
   </w:p>
 </w:hdr>
 </file>
 
 <file path=word/header2.xml><?xml version="1.0" encoding="utf-8"?>
-<w:hdr xmlns:o="urn:schemas-microsoft-com:office:office" xmlns:r="http://schemas.openxmlformats.org/officeDocument/2006/relationships" xmlns:v="urn:schemas-microsoft-com:vml" xmlns:w="http://schemas.openxmlformats.org/wordprocessingml/2006/main" xmlns:w10="urn:schemas-microsoft-com:office:word" xmlns:wp="http://schemas.openxmlformats.org/drawingml/2006/wordprocessingDrawing" xmlns:wps="http://schemas.microsoft.com/office/word/2010/wordprocessingShape" xmlns:wpg="http://schemas.microsoft.com/office/word/2010/wordprocessingGroup" xmlns:mc="http://schemas.openxmlformats.org/markup-compatibility/2006" xmlns:wp14="http://schemas.microsoft.com/office/word/2010/wordprocessingDrawing" xmlns:w14="http://schemas.microsoft.com/office/word/2010/wordml" xmlns:w15="http://schemas.microsoft.com/office/word/2012/wordml" mc:Ignorable="w14 wp14 w15">
+<w:hdr xmlns:ve="http://schemas.openxmlformats.org/markup-compatibility/2006" xmlns:o="urn:schemas-microsoft-com:office:office" xmlns:r="http://schemas.openxmlformats.org/officeDocument/2006/relationships" xmlns:m="http://schemas.openxmlformats.org/officeDocument/2006/math" xmlns:v="urn:schemas-microsoft-com:vml" xmlns:wp="http://schemas.openxmlformats.org/drawingml/2006/wordprocessingDrawing" xmlns:w10="urn:schemas-microsoft-com:office:word" xmlns:w="http://schemas.openxmlformats.org/wordprocessingml/2006/main" xmlns:wne="http://schemas.microsoft.com/office/word/2006/wordml">
   <w:p>
     <w:pPr>
-      <w:pStyle w:val="Cuerpodetexto"/>
-      <w:spacing w:lineRule="auto" w:line="7"/>
+      <w:pStyle w:val="Textoindependiente"/>
+      <w:spacing w:line="7" w:lineRule="auto"/>
       <w:rPr>
-        <w:b w:val="false"/>
-        <w:b w:val="false"/>
+        <w:b w:val="0"/>
         <w:sz w:val="20"/>
       </w:rPr>
     </w:pPr>
     <w:r>
       <w:rPr>
-        <w:b w:val="false"/>
+        <w:b w:val="0"/>
         <w:sz w:val="20"/>
       </w:rPr>
-      <mc:AlternateContent>
-        <mc:Choice Requires="wps">
-          <w:drawing>
-            <wp:anchor behindDoc="1" distT="0" distB="0" distL="0" distR="0" simplePos="0" locked="0" layoutInCell="0" allowOverlap="1" relativeHeight="17">
-              <wp:simplePos x="0" y="0"/>
-              <wp:positionH relativeFrom="page">
-                <wp:posOffset>3135630</wp:posOffset>
-              </wp:positionH>
-              <wp:positionV relativeFrom="page">
-                <wp:posOffset>433705</wp:posOffset>
-              </wp:positionV>
-              <wp:extent cx="1583690" cy="194310"/>
-              <wp:effectExtent l="0" t="0" r="0" b="0"/>
-              <wp:wrapNone/>
-              <wp:docPr id="25" name="Forma3"/>
-              <a:graphic xmlns:a="http://schemas.openxmlformats.org/drawingml/2006/main">
-                <a:graphicData uri="http://schemas.microsoft.com/office/word/2010/wordprocessingShape">
-                  <wps:wsp>
-                    <wps:cNvSpPr/>
-                    <wps:spPr>
-                      <a:xfrm>
-                        <a:off x="0" y="0"/>
-                        <a:ext cx="1583640" cy="194400"/>
-                      </a:xfrm>
-                      <a:prstGeom prst="rect">
-                        <a:avLst/>
-                      </a:prstGeom>
-                      <a:noFill/>
-                      <a:ln w="0">
-                        <a:noFill/>
-                      </a:ln>
-                    </wps:spPr>
-                    <wps:style>
-                      <a:lnRef idx="0"/>
-                      <a:fillRef idx="0"/>
-                      <a:effectRef idx="0"/>
-                      <a:fontRef idx="minor"/>
-                    </wps:style>
-                    <wps:txbx>
-                      <w:txbxContent>
-                        <w:p>
-                          <w:pPr>
-                            <w:pStyle w:val="Contenidodelmarco"/>
-                            <w:spacing w:before="25" w:after="0"/>
-                            <w:ind w:left="20" w:hanging="0"/>
-                            <w:rPr>
-                              <w:rFonts w:ascii="Trebuchet MS" w:hAnsi="Trebuchet MS"/>
-                              <w:i/>
-                              <w:i/>
-                            </w:rPr>
-                          </w:pPr>
-                          <w:r>
-                            <w:rPr>
-                              <w:rFonts w:ascii="Trebuchet MS" w:hAnsi="Trebuchet MS"/>
-                              <w:b/>
-                              <w:color w:val="295F99"/>
-                              <w:w w:val="115"/>
-                            </w:rPr>
-                            <w:t>ACT</w:t>
-                          </w:r>
-                          <w:r>
-                            <w:rPr>
-                              <w:rFonts w:ascii="Trebuchet MS" w:hAnsi="Trebuchet MS"/>
-                              <w:b/>
-                              <w:color w:val="295F99"/>
-                              <w:spacing w:val="1"/>
-                              <w:w w:val="115"/>
-                            </w:rPr>
-                            <w:t xml:space="preserve"> </w:t>
-                          </w:r>
-                          <w:r>
-                            <w:rPr>
-                              <w:rFonts w:ascii="Trebuchet MS" w:hAnsi="Trebuchet MS"/>
-                              <w:b/>
-                              <w:color w:val="295F99"/>
-                              <w:w w:val="115"/>
-                            </w:rPr>
-                            <w:t>1</w:t>
-                          </w:r>
-                          <w:r>
-                            <w:rPr>
-                              <w:rFonts w:ascii="Trebuchet MS" w:hAnsi="Trebuchet MS"/>
-                              <w:b/>
-                              <w:color w:val="295F99"/>
-                              <w:spacing w:val="-1"/>
-                              <w:w w:val="115"/>
-                            </w:rPr>
-                            <w:t xml:space="preserve"> </w:t>
-                          </w:r>
-                          <w:r>
-                            <w:rPr>
-                              <w:rFonts w:ascii="Trebuchet MS" w:hAnsi="Trebuchet MS"/>
-                              <w:b/>
-                              <w:color w:val="295F99"/>
-                              <w:w w:val="115"/>
-                            </w:rPr>
-                            <w:t>-</w:t>
-                          </w:r>
-                          <w:r>
-                            <w:rPr>
-                              <w:rFonts w:ascii="Trebuchet MS" w:hAnsi="Trebuchet MS"/>
-                              <w:b/>
-                              <w:color w:val="295F99"/>
-                              <w:spacing w:val="66"/>
-                              <w:w w:val="115"/>
-                            </w:rPr>
-                            <w:t xml:space="preserve"> </w:t>
-                          </w:r>
-                          <w:r>
-                            <w:rPr>
-                              <w:rFonts w:ascii="Trebuchet MS" w:hAnsi="Trebuchet MS"/>
-                              <w:i/>
-                              <w:color w:val="295F99"/>
-                              <w:w w:val="115"/>
-                            </w:rPr>
-                            <w:t>Consola</w:t>
-                          </w:r>
-                          <w:r>
-                            <w:rPr>
-                              <w:rFonts w:ascii="Trebuchet MS" w:hAnsi="Trebuchet MS"/>
-                              <w:i/>
-                              <w:color w:val="295F99"/>
-                              <w:spacing w:val="-5"/>
-                              <w:w w:val="115"/>
-                            </w:rPr>
-                            <w:t xml:space="preserve"> </w:t>
-                          </w:r>
-                          <w:r>
-                            <w:rPr>
-                              <w:rFonts w:ascii="Trebuchet MS" w:hAnsi="Trebuchet MS"/>
-                              <w:i/>
-                              <w:color w:val="295F99"/>
-                              <w:w w:val="115"/>
-                            </w:rPr>
-                            <w:t>Web</w:t>
-                          </w:r>
-                        </w:p>
-                      </w:txbxContent>
-                    </wps:txbx>
-                    <wps:bodyPr lIns="0" rIns="0" tIns="0" bIns="0" anchor="t">
-                      <a:noAutofit/>
-                    </wps:bodyPr>
-                  </wps:wsp>
-                </a:graphicData>
-              </a:graphic>
-            </wp:anchor>
-          </w:drawing>
-        </mc:Choice>
-        <mc:Fallback>
-          <w:pict>
-            <v:rect id="shape_0" ID="Forma3" path="m0,0l-2147483645,0l-2147483645,-2147483646l0,-2147483646xe" stroked="f" o:allowincell="f" style="position:absolute;margin-left:246.9pt;margin-top:34.15pt;width:124.65pt;height:15.25pt;mso-wrap-style:square;v-text-anchor:top;mso-position-horizontal-relative:page;mso-position-vertical-relative:page">
-              <v:fill o:detectmouseclick="t" on="false"/>
-              <v:stroke color="#3465a4" joinstyle="round" endcap="flat"/>
-              <v:textbox>
-                <w:txbxContent>
-                  <w:p>
-                    <w:pPr>
-                      <w:pStyle w:val="Contenidodelmarco"/>
-                      <w:spacing w:before="25" w:after="0"/>
-                      <w:ind w:left="20" w:hanging="0"/>
-                      <w:rPr>
-                        <w:rFonts w:ascii="Trebuchet MS" w:hAnsi="Trebuchet MS"/>
-                        <w:i/>
-                        <w:i/>
-                      </w:rPr>
-                    </w:pPr>
-                    <w:r>
-                      <w:rPr>
-                        <w:rFonts w:ascii="Trebuchet MS" w:hAnsi="Trebuchet MS"/>
-                        <w:b/>
-                        <w:color w:val="295F99"/>
-                        <w:w w:val="115"/>
-                      </w:rPr>
-                      <w:t>ACT</w:t>
-                    </w:r>
-                    <w:r>
-                      <w:rPr>
-                        <w:rFonts w:ascii="Trebuchet MS" w:hAnsi="Trebuchet MS"/>
-                        <w:b/>
-                        <w:color w:val="295F99"/>
-                        <w:spacing w:val="1"/>
-                        <w:w w:val="115"/>
-                      </w:rPr>
-                      <w:t xml:space="preserve"> </w:t>
-                    </w:r>
-                    <w:r>
-                      <w:rPr>
-                        <w:rFonts w:ascii="Trebuchet MS" w:hAnsi="Trebuchet MS"/>
-                        <w:b/>
-                        <w:color w:val="295F99"/>
-                        <w:w w:val="115"/>
-                      </w:rPr>
-                      <w:t>1</w:t>
-                    </w:r>
-                    <w:r>
-                      <w:rPr>
-                        <w:rFonts w:ascii="Trebuchet MS" w:hAnsi="Trebuchet MS"/>
-                        <w:b/>
-                        <w:color w:val="295F99"/>
-                        <w:spacing w:val="-1"/>
-                        <w:w w:val="115"/>
-                      </w:rPr>
-                      <w:t xml:space="preserve"> </w:t>
-                    </w:r>
-                    <w:r>
-                      <w:rPr>
-                        <w:rFonts w:ascii="Trebuchet MS" w:hAnsi="Trebuchet MS"/>
-                        <w:b/>
-                        <w:color w:val="295F99"/>
-                        <w:w w:val="115"/>
-                      </w:rPr>
-                      <w:t>-</w:t>
-                    </w:r>
-                    <w:r>
-                      <w:rPr>
-                        <w:rFonts w:ascii="Trebuchet MS" w:hAnsi="Trebuchet MS"/>
-                        <w:b/>
-                        <w:color w:val="295F99"/>
-                        <w:spacing w:val="66"/>
-                        <w:w w:val="115"/>
-                      </w:rPr>
-                      <w:t xml:space="preserve"> </w:t>
-                    </w:r>
-                    <w:r>
-                      <w:rPr>
-                        <w:rFonts w:ascii="Trebuchet MS" w:hAnsi="Trebuchet MS"/>
-                        <w:i/>
-                        <w:color w:val="295F99"/>
-                        <w:w w:val="115"/>
-                      </w:rPr>
-                      <w:t>Consola</w:t>
-                    </w:r>
-                    <w:r>
-                      <w:rPr>
-                        <w:rFonts w:ascii="Trebuchet MS" w:hAnsi="Trebuchet MS"/>
-                        <w:i/>
-                        <w:color w:val="295F99"/>
-                        <w:spacing w:val="-5"/>
-                        <w:w w:val="115"/>
-                      </w:rPr>
-                      <w:t xml:space="preserve"> </w:t>
-                    </w:r>
-                    <w:r>
-                      <w:rPr>
-                        <w:rFonts w:ascii="Trebuchet MS" w:hAnsi="Trebuchet MS"/>
-                        <w:i/>
-                        <w:color w:val="295F99"/>
-                        <w:w w:val="115"/>
-                      </w:rPr>
-                      <w:t>Web</w:t>
-                    </w:r>
-                  </w:p>
-                </w:txbxContent>
-              </v:textbox>
-              <w10:wrap type="none"/>
-            </v:rect>
-          </w:pict>
-        </mc:Fallback>
-      </mc:AlternateContent>
+      <w:pict/>
+    </w:r>
+    <w:r>
+      <w:rPr>
+        <w:b w:val="0"/>
+        <w:sz w:val="20"/>
+      </w:rPr>
+      <w:pict>
+        <v:shape id="Forma4" o:spid="_x0000_s2051" type="#_x0000_m2052" style="position:absolute;margin-left:246.9pt;margin-top:34.15pt;width:124.65pt;height:15.25pt;z-index:251659264;mso-wrap-style:square;mso-position-horizontal-relative:page;mso-position-vertical-relative:page;v-text-anchor:top" coordsize="" o:allowincell="f" path="m,l-127,r,-127l,-127xe" filled="f" stroked="f" strokecolor="#3465a4">
+          <v:fill o:detectmouseclick="t"/>
+          <v:stroke joinstyle="round" endcap="flat"/>
+          <w10:wrap anchorx="page" anchory="page"/>
+        </v:shape>
+      </w:pict>
     </w:r>
   </w:p>
 </w:hdr>
 </file>
 
 <file path=word/header3.xml><?xml version="1.0" encoding="utf-8"?>
-<w:hdr xmlns:o="urn:schemas-microsoft-com:office:office" xmlns:r="http://schemas.openxmlformats.org/officeDocument/2006/relationships" xmlns:v="urn:schemas-microsoft-com:vml" xmlns:w="http://schemas.openxmlformats.org/wordprocessingml/2006/main" xmlns:w10="urn:schemas-microsoft-com:office:word" xmlns:wp="http://schemas.openxmlformats.org/drawingml/2006/wordprocessingDrawing" xmlns:wps="http://schemas.microsoft.com/office/word/2010/wordprocessingShape" xmlns:wpg="http://schemas.microsoft.com/office/word/2010/wordprocessingGroup" xmlns:mc="http://schemas.openxmlformats.org/markup-compatibility/2006" xmlns:wp14="http://schemas.microsoft.com/office/word/2010/wordprocessingDrawing" xmlns:w14="http://schemas.microsoft.com/office/word/2010/wordml" xmlns:w15="http://schemas.microsoft.com/office/word/2012/wordml" mc:Ignorable="w14 wp14 w15">
+<w:hdr xmlns:ve="http://schemas.openxmlformats.org/markup-compatibility/2006" xmlns:o="urn:schemas-microsoft-com:office:office" xmlns:r="http://schemas.openxmlformats.org/officeDocument/2006/relationships" xmlns:m="http://schemas.openxmlformats.org/officeDocument/2006/math" xmlns:v="urn:schemas-microsoft-com:vml" xmlns:wp="http://schemas.openxmlformats.org/drawingml/2006/wordprocessingDrawing" xmlns:w10="urn:schemas-microsoft-com:office:word" xmlns:w="http://schemas.openxmlformats.org/wordprocessingml/2006/main" xmlns:wne="http://schemas.microsoft.com/office/word/2006/wordml">
   <w:p>
     <w:pPr>
-      <w:pStyle w:val="Cuerpodetexto"/>
-      <w:spacing w:lineRule="auto" w:line="7"/>
+      <w:pStyle w:val="Textoindependiente"/>
+      <w:spacing w:line="7" w:lineRule="auto"/>
       <w:rPr>
-        <w:b w:val="false"/>
-        <w:b w:val="false"/>
+        <w:b w:val="0"/>
         <w:sz w:val="20"/>
       </w:rPr>
     </w:pPr>
     <w:r>
       <w:rPr>
-        <w:b w:val="false"/>
+        <w:b w:val="0"/>
         <w:sz w:val="20"/>
       </w:rPr>
-      <mc:AlternateContent>
-        <mc:Choice Requires="wps">
-          <w:drawing>
-            <wp:anchor behindDoc="1" distT="0" distB="0" distL="0" distR="0" simplePos="0" locked="0" layoutInCell="0" allowOverlap="1" relativeHeight="23">
-              <wp:simplePos x="0" y="0"/>
-              <wp:positionH relativeFrom="page">
-                <wp:posOffset>3135630</wp:posOffset>
-              </wp:positionH>
-              <wp:positionV relativeFrom="page">
-                <wp:posOffset>433705</wp:posOffset>
-              </wp:positionV>
-              <wp:extent cx="1583690" cy="194310"/>
-              <wp:effectExtent l="0" t="0" r="0" b="0"/>
-              <wp:wrapNone/>
-              <wp:docPr id="36" name="Forma4"/>
-              <a:graphic xmlns:a="http://schemas.openxmlformats.org/drawingml/2006/main">
-                <a:graphicData uri="http://schemas.microsoft.com/office/word/2010/wordprocessingShape">
-                  <wps:wsp>
-                    <wps:cNvSpPr/>
-                    <wps:spPr>
-                      <a:xfrm>
-                        <a:off x="0" y="0"/>
-                        <a:ext cx="1583640" cy="194400"/>
-                      </a:xfrm>
-                      <a:prstGeom prst="rect">
-                        <a:avLst/>
-                      </a:prstGeom>
-                      <a:noFill/>
-                      <a:ln w="0">
-                        <a:noFill/>
-                      </a:ln>
-                    </wps:spPr>
-                    <wps:style>
-                      <a:lnRef idx="0"/>
-                      <a:fillRef idx="0"/>
-                      <a:effectRef idx="0"/>
-                      <a:fontRef idx="minor"/>
-                    </wps:style>
-                    <wps:txbx>
-                      <w:txbxContent>
-                        <w:p>
-                          <w:pPr>
-                            <w:pStyle w:val="Contenidodelmarco"/>
-                            <w:spacing w:before="25" w:after="0"/>
-                            <w:ind w:left="20" w:hanging="0"/>
-                            <w:rPr>
-                              <w:rFonts w:ascii="Trebuchet MS" w:hAnsi="Trebuchet MS"/>
-                              <w:i/>
-                              <w:i/>
-                            </w:rPr>
-                          </w:pPr>
-                          <w:r>
-                            <w:rPr>
-                              <w:rFonts w:ascii="Trebuchet MS" w:hAnsi="Trebuchet MS"/>
-                              <w:b/>
-                              <w:color w:val="295F99"/>
-                              <w:w w:val="115"/>
-                            </w:rPr>
-                            <w:t>ACT</w:t>
-                          </w:r>
-                          <w:r>
-                            <w:rPr>
-                              <w:rFonts w:ascii="Trebuchet MS" w:hAnsi="Trebuchet MS"/>
-                              <w:b/>
-                              <w:color w:val="295F99"/>
-                              <w:spacing w:val="1"/>
-                              <w:w w:val="115"/>
-                            </w:rPr>
-                            <w:t xml:space="preserve"> </w:t>
-                          </w:r>
-                          <w:r>
-                            <w:rPr>
-                              <w:rFonts w:ascii="Trebuchet MS" w:hAnsi="Trebuchet MS"/>
-                              <w:b/>
-                              <w:color w:val="295F99"/>
-                              <w:w w:val="115"/>
-                            </w:rPr>
-                            <w:t>1</w:t>
-                          </w:r>
-                          <w:r>
-                            <w:rPr>
-                              <w:rFonts w:ascii="Trebuchet MS" w:hAnsi="Trebuchet MS"/>
-                              <w:b/>
-                              <w:color w:val="295F99"/>
-                              <w:spacing w:val="-1"/>
-                              <w:w w:val="115"/>
-                            </w:rPr>
-                            <w:t xml:space="preserve"> </w:t>
-                          </w:r>
-                          <w:r>
-                            <w:rPr>
-                              <w:rFonts w:ascii="Trebuchet MS" w:hAnsi="Trebuchet MS"/>
-                              <w:b/>
-                              <w:color w:val="295F99"/>
-                              <w:w w:val="115"/>
-                            </w:rPr>
-                            <w:t>-</w:t>
-                          </w:r>
-                          <w:r>
-                            <w:rPr>
-                              <w:rFonts w:ascii="Trebuchet MS" w:hAnsi="Trebuchet MS"/>
-                              <w:b/>
-                              <w:color w:val="295F99"/>
-                              <w:spacing w:val="66"/>
-                              <w:w w:val="115"/>
-                            </w:rPr>
-                            <w:t xml:space="preserve"> </w:t>
-                          </w:r>
-                          <w:r>
-                            <w:rPr>
-                              <w:rFonts w:ascii="Trebuchet MS" w:hAnsi="Trebuchet MS"/>
-                              <w:i/>
-                              <w:color w:val="295F99"/>
-                              <w:w w:val="115"/>
-                            </w:rPr>
-                            <w:t>Consola</w:t>
-                          </w:r>
-                          <w:r>
-                            <w:rPr>
-                              <w:rFonts w:ascii="Trebuchet MS" w:hAnsi="Trebuchet MS"/>
-                              <w:i/>
-                              <w:color w:val="295F99"/>
-                              <w:spacing w:val="-5"/>
-                              <w:w w:val="115"/>
-                            </w:rPr>
-                            <w:t xml:space="preserve"> </w:t>
-                          </w:r>
-                          <w:r>
-                            <w:rPr>
-                              <w:rFonts w:ascii="Trebuchet MS" w:hAnsi="Trebuchet MS"/>
-                              <w:i/>
-                              <w:color w:val="295F99"/>
-                              <w:w w:val="115"/>
-                            </w:rPr>
-                            <w:t>Web</w:t>
-                          </w:r>
-                        </w:p>
-                      </w:txbxContent>
-                    </wps:txbx>
-                    <wps:bodyPr lIns="0" rIns="0" tIns="0" bIns="0" anchor="t">
-                      <a:noAutofit/>
-                    </wps:bodyPr>
-                  </wps:wsp>
-                </a:graphicData>
-              </a:graphic>
-            </wp:anchor>
-          </w:drawing>
-        </mc:Choice>
-        <mc:Fallback>
-          <w:pict>
-            <v:rect id="shape_0" ID="Forma4" path="m0,0l-2147483645,0l-2147483645,-2147483646l0,-2147483646xe" stroked="f" o:allowincell="f" style="position:absolute;margin-left:246.9pt;margin-top:34.15pt;width:124.65pt;height:15.25pt;mso-wrap-style:square;v-text-anchor:top;mso-position-horizontal-relative:page;mso-position-vertical-relative:page">
-              <v:fill o:detectmouseclick="t" on="false"/>
-              <v:stroke color="#3465a4" joinstyle="round" endcap="flat"/>
-              <v:textbox>
-                <w:txbxContent>
-                  <w:p>
-                    <w:pPr>
-                      <w:pStyle w:val="Contenidodelmarco"/>
-                      <w:spacing w:before="25" w:after="0"/>
-                      <w:ind w:left="20" w:hanging="0"/>
-                      <w:rPr>
-                        <w:rFonts w:ascii="Trebuchet MS" w:hAnsi="Trebuchet MS"/>
-                        <w:i/>
-                        <w:i/>
-                      </w:rPr>
-                    </w:pPr>
-                    <w:r>
-                      <w:rPr>
-                        <w:rFonts w:ascii="Trebuchet MS" w:hAnsi="Trebuchet MS"/>
-                        <w:b/>
-                        <w:color w:val="295F99"/>
-                        <w:w w:val="115"/>
-                      </w:rPr>
-                      <w:t>ACT</w:t>
-                    </w:r>
-                    <w:r>
-                      <w:rPr>
-                        <w:rFonts w:ascii="Trebuchet MS" w:hAnsi="Trebuchet MS"/>
-                        <w:b/>
-                        <w:color w:val="295F99"/>
-                        <w:spacing w:val="1"/>
-                        <w:w w:val="115"/>
-                      </w:rPr>
-                      <w:t xml:space="preserve"> </w:t>
-                    </w:r>
-                    <w:r>
-                      <w:rPr>
-                        <w:rFonts w:ascii="Trebuchet MS" w:hAnsi="Trebuchet MS"/>
-                        <w:b/>
-                        <w:color w:val="295F99"/>
-                        <w:w w:val="115"/>
-                      </w:rPr>
-                      <w:t>1</w:t>
-                    </w:r>
-                    <w:r>
-                      <w:rPr>
-                        <w:rFonts w:ascii="Trebuchet MS" w:hAnsi="Trebuchet MS"/>
-                        <w:b/>
-                        <w:color w:val="295F99"/>
-                        <w:spacing w:val="-1"/>
-                        <w:w w:val="115"/>
-                      </w:rPr>
-                      <w:t xml:space="preserve"> </w:t>
-                    </w:r>
-                    <w:r>
-                      <w:rPr>
-                        <w:rFonts w:ascii="Trebuchet MS" w:hAnsi="Trebuchet MS"/>
-                        <w:b/>
-                        <w:color w:val="295F99"/>
-                        <w:w w:val="115"/>
-                      </w:rPr>
-                      <w:t>-</w:t>
-                    </w:r>
-                    <w:r>
-                      <w:rPr>
-                        <w:rFonts w:ascii="Trebuchet MS" w:hAnsi="Trebuchet MS"/>
-                        <w:b/>
-                        <w:color w:val="295F99"/>
-                        <w:spacing w:val="66"/>
-                        <w:w w:val="115"/>
-                      </w:rPr>
-                      <w:t xml:space="preserve"> </w:t>
-                    </w:r>
-                    <w:r>
-                      <w:rPr>
-                        <w:rFonts w:ascii="Trebuchet MS" w:hAnsi="Trebuchet MS"/>
-                        <w:i/>
-                        <w:color w:val="295F99"/>
-                        <w:w w:val="115"/>
-                      </w:rPr>
-                      <w:t>Consola</w:t>
-                    </w:r>
-                    <w:r>
-                      <w:rPr>
-                        <w:rFonts w:ascii="Trebuchet MS" w:hAnsi="Trebuchet MS"/>
-                        <w:i/>
-                        <w:color w:val="295F99"/>
-                        <w:spacing w:val="-5"/>
-                        <w:w w:val="115"/>
-                      </w:rPr>
-                      <w:t xml:space="preserve"> </w:t>
-                    </w:r>
-                    <w:r>
-                      <w:rPr>
-                        <w:rFonts w:ascii="Trebuchet MS" w:hAnsi="Trebuchet MS"/>
-                        <w:i/>
-                        <w:color w:val="295F99"/>
-                        <w:w w:val="115"/>
-                      </w:rPr>
-                      <w:t>Web</w:t>
-                    </w:r>
-                  </w:p>
-                </w:txbxContent>
-              </v:textbox>
-              <w10:wrap type="none"/>
-            </v:rect>
-          </w:pict>
-        </mc:Fallback>
-      </mc:AlternateContent>
+      <w:pict/>
     </w:r>
-  </w:p>
-</w:hdr>
-</file>
-
-<file path=word/header4.xml><?xml version="1.0" encoding="utf-8"?>
-<w:hdr xmlns:o="urn:schemas-microsoft-com:office:office" xmlns:r="http://schemas.openxmlformats.org/officeDocument/2006/relationships" xmlns:v="urn:schemas-microsoft-com:vml" xmlns:w="http://schemas.openxmlformats.org/wordprocessingml/2006/main" xmlns:w10="urn:schemas-microsoft-com:office:word" xmlns:wp="http://schemas.openxmlformats.org/drawingml/2006/wordprocessingDrawing" xmlns:wps="http://schemas.microsoft.com/office/word/2010/wordprocessingShape" xmlns:wpg="http://schemas.microsoft.com/office/word/2010/wordprocessingGroup" xmlns:mc="http://schemas.openxmlformats.org/markup-compatibility/2006" xmlns:wp14="http://schemas.microsoft.com/office/word/2010/wordprocessingDrawing" xmlns:w14="http://schemas.microsoft.com/office/word/2010/wordml" xmlns:w15="http://schemas.microsoft.com/office/word/2012/wordml" mc:Ignorable="w14 wp14 w15">
-  <w:p>
-    <w:pPr>
-      <w:pStyle w:val="Cuerpodetexto"/>
-      <w:spacing w:lineRule="auto" w:line="7"/>
+    <w:r>
       <w:rPr>
-        <w:b w:val="false"/>
-        <w:b w:val="false"/>
+        <w:b w:val="0"/>
         <w:sz w:val="20"/>
       </w:rPr>
-    </w:pPr>
-    <w:r>
-      <w:rPr>
-        <w:b w:val="false"/>
-        <w:sz w:val="20"/>
-      </w:rPr>
-      <mc:AlternateContent>
-        <mc:Choice Requires="wps">
-          <w:drawing>
-            <wp:anchor behindDoc="1" distT="0" distB="0" distL="0" distR="0" simplePos="0" locked="0" layoutInCell="0" allowOverlap="1" relativeHeight="28">
-              <wp:simplePos x="0" y="0"/>
-              <wp:positionH relativeFrom="page">
-                <wp:posOffset>3135630</wp:posOffset>
-              </wp:positionH>
-              <wp:positionV relativeFrom="page">
-                <wp:posOffset>433705</wp:posOffset>
-              </wp:positionV>
-              <wp:extent cx="1583690" cy="194310"/>
-              <wp:effectExtent l="0" t="0" r="0" b="0"/>
-              <wp:wrapNone/>
-              <wp:docPr id="42" name="Forma6"/>
-              <a:graphic xmlns:a="http://schemas.openxmlformats.org/drawingml/2006/main">
-                <a:graphicData uri="http://schemas.microsoft.com/office/word/2010/wordprocessingShape">
-                  <wps:wsp>
-                    <wps:cNvSpPr/>
-                    <wps:spPr>
-                      <a:xfrm>
-                        <a:off x="0" y="0"/>
-                        <a:ext cx="1583640" cy="194400"/>
-                      </a:xfrm>
-                      <a:prstGeom prst="rect">
-                        <a:avLst/>
-                      </a:prstGeom>
-                      <a:noFill/>
-                      <a:ln w="0">
-                        <a:noFill/>
-                      </a:ln>
-                    </wps:spPr>
-                    <wps:style>
-                      <a:lnRef idx="0"/>
-                      <a:fillRef idx="0"/>
-                      <a:effectRef idx="0"/>
-                      <a:fontRef idx="minor"/>
-                    </wps:style>
-                    <wps:txbx>
-                      <w:txbxContent>
-                        <w:p>
-                          <w:pPr>
-                            <w:pStyle w:val="Contenidodelmarco"/>
-                            <w:spacing w:before="25" w:after="0"/>
-                            <w:ind w:left="20" w:hanging="0"/>
-                            <w:rPr>
-                              <w:rFonts w:ascii="Trebuchet MS" w:hAnsi="Trebuchet MS"/>
-                              <w:i/>
-                              <w:i/>
-                            </w:rPr>
-                          </w:pPr>
-                          <w:r>
-                            <w:rPr>
-                              <w:rFonts w:ascii="Trebuchet MS" w:hAnsi="Trebuchet MS"/>
-                              <w:b/>
-                              <w:color w:val="295F99"/>
-                              <w:w w:val="115"/>
-                            </w:rPr>
-                            <w:t>ACT</w:t>
-                          </w:r>
-                          <w:r>
-                            <w:rPr>
-                              <w:rFonts w:ascii="Trebuchet MS" w:hAnsi="Trebuchet MS"/>
-                              <w:b/>
-                              <w:color w:val="295F99"/>
-                              <w:spacing w:val="1"/>
-                              <w:w w:val="115"/>
-                            </w:rPr>
-                            <w:t xml:space="preserve"> </w:t>
-                          </w:r>
-                          <w:r>
-                            <w:rPr>
-                              <w:rFonts w:ascii="Trebuchet MS" w:hAnsi="Trebuchet MS"/>
-                              <w:b/>
-                              <w:color w:val="295F99"/>
-                              <w:w w:val="115"/>
-                            </w:rPr>
-                            <w:t>1</w:t>
-                          </w:r>
-                          <w:r>
-                            <w:rPr>
-                              <w:rFonts w:ascii="Trebuchet MS" w:hAnsi="Trebuchet MS"/>
-                              <w:b/>
-                              <w:color w:val="295F99"/>
-                              <w:spacing w:val="-1"/>
-                              <w:w w:val="115"/>
-                            </w:rPr>
-                            <w:t xml:space="preserve"> </w:t>
-                          </w:r>
-                          <w:r>
-                            <w:rPr>
-                              <w:rFonts w:ascii="Trebuchet MS" w:hAnsi="Trebuchet MS"/>
-                              <w:b/>
-                              <w:color w:val="295F99"/>
-                              <w:w w:val="115"/>
-                            </w:rPr>
-                            <w:t>-</w:t>
-                          </w:r>
-                          <w:r>
-                            <w:rPr>
-                              <w:rFonts w:ascii="Trebuchet MS" w:hAnsi="Trebuchet MS"/>
-                              <w:b/>
-                              <w:color w:val="295F99"/>
-                              <w:spacing w:val="66"/>
-                              <w:w w:val="115"/>
-                            </w:rPr>
-                            <w:t xml:space="preserve"> </w:t>
-                          </w:r>
-                          <w:r>
-                            <w:rPr>
-                              <w:rFonts w:ascii="Trebuchet MS" w:hAnsi="Trebuchet MS"/>
-                              <w:i/>
-                              <w:color w:val="295F99"/>
-                              <w:w w:val="115"/>
-                            </w:rPr>
-                            <w:t>Consola</w:t>
-                          </w:r>
-                          <w:r>
-                            <w:rPr>
-                              <w:rFonts w:ascii="Trebuchet MS" w:hAnsi="Trebuchet MS"/>
-                              <w:i/>
-                              <w:color w:val="295F99"/>
-                              <w:spacing w:val="-5"/>
-                              <w:w w:val="115"/>
-                            </w:rPr>
-                            <w:t xml:space="preserve"> </w:t>
-                          </w:r>
-                          <w:r>
-                            <w:rPr>
-                              <w:rFonts w:ascii="Trebuchet MS" w:hAnsi="Trebuchet MS"/>
-                              <w:i/>
-                              <w:color w:val="295F99"/>
-                              <w:w w:val="115"/>
-                            </w:rPr>
-                            <w:t>Web</w:t>
-                          </w:r>
-                        </w:p>
-                      </w:txbxContent>
-                    </wps:txbx>
-                    <wps:bodyPr lIns="0" rIns="0" tIns="0" bIns="0" anchor="t">
-                      <a:noAutofit/>
-                    </wps:bodyPr>
-                  </wps:wsp>
-                </a:graphicData>
-              </a:graphic>
-            </wp:anchor>
-          </w:drawing>
-        </mc:Choice>
-        <mc:Fallback>
-          <w:pict>
-            <v:rect id="shape_0" ID="Forma6" path="m0,0l-2147483645,0l-2147483645,-2147483646l0,-2147483646xe" stroked="f" o:allowincell="f" style="position:absolute;margin-left:246.9pt;margin-top:34.15pt;width:124.65pt;height:15.25pt;mso-wrap-style:square;v-text-anchor:top;mso-position-horizontal-relative:page;mso-position-vertical-relative:page">
-              <v:fill o:detectmouseclick="t" on="false"/>
-              <v:stroke color="#3465a4" joinstyle="round" endcap="flat"/>
-              <v:textbox>
-                <w:txbxContent>
-                  <w:p>
-                    <w:pPr>
-                      <w:pStyle w:val="Contenidodelmarco"/>
-                      <w:spacing w:before="25" w:after="0"/>
-                      <w:ind w:left="20" w:hanging="0"/>
-                      <w:rPr>
-                        <w:rFonts w:ascii="Trebuchet MS" w:hAnsi="Trebuchet MS"/>
-                        <w:i/>
-                        <w:i/>
-                      </w:rPr>
-                    </w:pPr>
-                    <w:r>
-                      <w:rPr>
-                        <w:rFonts w:ascii="Trebuchet MS" w:hAnsi="Trebuchet MS"/>
-                        <w:b/>
-                        <w:color w:val="295F99"/>
-                        <w:w w:val="115"/>
-                      </w:rPr>
-                      <w:t>ACT</w:t>
-                    </w:r>
-                    <w:r>
-                      <w:rPr>
-                        <w:rFonts w:ascii="Trebuchet MS" w:hAnsi="Trebuchet MS"/>
-                        <w:b/>
-                        <w:color w:val="295F99"/>
-                        <w:spacing w:val="1"/>
-                        <w:w w:val="115"/>
-                      </w:rPr>
-                      <w:t xml:space="preserve"> </w:t>
-                    </w:r>
-                    <w:r>
-                      <w:rPr>
-                        <w:rFonts w:ascii="Trebuchet MS" w:hAnsi="Trebuchet MS"/>
-                        <w:b/>
-                        <w:color w:val="295F99"/>
-                        <w:w w:val="115"/>
-                      </w:rPr>
-                      <w:t>1</w:t>
-                    </w:r>
-                    <w:r>
-                      <w:rPr>
-                        <w:rFonts w:ascii="Trebuchet MS" w:hAnsi="Trebuchet MS"/>
-                        <w:b/>
-                        <w:color w:val="295F99"/>
-                        <w:spacing w:val="-1"/>
-                        <w:w w:val="115"/>
-                      </w:rPr>
-                      <w:t xml:space="preserve"> </w:t>
-                    </w:r>
-                    <w:r>
-                      <w:rPr>
-                        <w:rFonts w:ascii="Trebuchet MS" w:hAnsi="Trebuchet MS"/>
-                        <w:b/>
-                        <w:color w:val="295F99"/>
-                        <w:w w:val="115"/>
-                      </w:rPr>
-                      <w:t>-</w:t>
-                    </w:r>
-                    <w:r>
-                      <w:rPr>
-                        <w:rFonts w:ascii="Trebuchet MS" w:hAnsi="Trebuchet MS"/>
-                        <w:b/>
-                        <w:color w:val="295F99"/>
-                        <w:spacing w:val="66"/>
-                        <w:w w:val="115"/>
-                      </w:rPr>
-                      <w:t xml:space="preserve"> </w:t>
-                    </w:r>
-                    <w:r>
-                      <w:rPr>
-                        <w:rFonts w:ascii="Trebuchet MS" w:hAnsi="Trebuchet MS"/>
-                        <w:i/>
-                        <w:color w:val="295F99"/>
-                        <w:w w:val="115"/>
-                      </w:rPr>
-                      <w:t>Consola</w:t>
-                    </w:r>
-                    <w:r>
-                      <w:rPr>
-                        <w:rFonts w:ascii="Trebuchet MS" w:hAnsi="Trebuchet MS"/>
-                        <w:i/>
-                        <w:color w:val="295F99"/>
-                        <w:spacing w:val="-5"/>
-                        <w:w w:val="115"/>
-                      </w:rPr>
-                      <w:t xml:space="preserve"> </w:t>
-                    </w:r>
-                    <w:r>
-                      <w:rPr>
-                        <w:rFonts w:ascii="Trebuchet MS" w:hAnsi="Trebuchet MS"/>
-                        <w:i/>
-                        <w:color w:val="295F99"/>
-                        <w:w w:val="115"/>
-                      </w:rPr>
-                      <w:t>Web</w:t>
-                    </w:r>
-                  </w:p>
-                </w:txbxContent>
-              </v:textbox>
-              <w10:wrap type="none"/>
-            </v:rect>
-          </w:pict>
-        </mc:Fallback>
-      </mc:AlternateContent>
+      <w:pict>
+        <v:shape id="Forma6" o:spid="_x0000_s2049" type="#_x0000_m2050" style="position:absolute;margin-left:246.9pt;margin-top:34.15pt;width:124.65pt;height:15.25pt;z-index:251661312;mso-wrap-style:square;mso-position-horizontal-relative:page;mso-position-vertical-relative:page;v-text-anchor:top" coordsize="" o:allowincell="f" path="m,l-127,r,-127l,-127xe" filled="f" stroked="f" strokecolor="#3465a4">
+          <v:fill o:detectmouseclick="t"/>
+          <v:stroke joinstyle="round" endcap="flat"/>
+          <w10:wrap anchorx="page" anchory="page"/>
+        </v:shape>
+      </w:pict>
     </w:r>
   </w:p>
 </w:hdr>
 </file>
 
 <file path=word/numbering.xml><?xml version="1.0" encoding="utf-8"?>
-<w:numbering xmlns:w="http://schemas.openxmlformats.org/wordprocessingml/2006/main" xmlns:o="urn:schemas-microsoft-com:office:office" xmlns:r="http://schemas.openxmlformats.org/officeDocument/2006/relationships" xmlns:v="urn:schemas-microsoft-com:vml" xmlns:mc="http://schemas.openxmlformats.org/markup-compatibility/2006" xmlns:w14="http://schemas.microsoft.com/office/word/2010/wordml" mc:Ignorable="w14">
+<w:numbering xmlns:ve="http://schemas.openxmlformats.org/markup-compatibility/2006" xmlns:o="urn:schemas-microsoft-com:office:office" xmlns:r="http://schemas.openxmlformats.org/officeDocument/2006/relationships" xmlns:m="http://schemas.openxmlformats.org/officeDocument/2006/math" xmlns:v="urn:schemas-microsoft-com:vml" xmlns:wp="http://schemas.openxmlformats.org/drawingml/2006/wordprocessingDrawing" xmlns:w10="urn:schemas-microsoft-com:office:word" xmlns:w="http://schemas.openxmlformats.org/wordprocessingml/2006/main" xmlns:wne="http://schemas.microsoft.com/office/word/2006/wordml">
+  <w:abstractNum w:abstractNumId="0">
+    <w:nsid w:val="0F334231"/>
+    <w:multiLevelType w:val="multilevel"/>
+    <w:tmpl w:val="493289EC"/>
+    <w:lvl w:ilvl="0">
+      <w:numFmt w:val="bullet"/>
+      <w:lvlText w:val="•"/>
+      <w:lvlJc w:val="left"/>
+      <w:pPr>
+        <w:tabs>
+          <w:tab w:val="num" w:pos="0"/>
+        </w:tabs>
+        <w:ind w:left="365" w:hanging="362"/>
+      </w:pPr>
+      <w:rPr>
+        <w:rFonts w:ascii="Lucida Sans Unicode" w:hAnsi="Lucida Sans Unicode" w:cs="Lucida Sans Unicode" w:hint="default"/>
+        <w:color w:val="295F99"/>
+        <w:w w:val="56"/>
+        <w:sz w:val="22"/>
+        <w:szCs w:val="22"/>
+        <w:lang w:val="es-ES" w:eastAsia="en-US" w:bidi="ar-SA"/>
+      </w:rPr>
+    </w:lvl>
+    <w:lvl w:ilvl="1">
+      <w:numFmt w:val="bullet"/>
+      <w:lvlText w:val=""/>
+      <w:lvlJc w:val="left"/>
+      <w:pPr>
+        <w:tabs>
+          <w:tab w:val="num" w:pos="0"/>
+        </w:tabs>
+        <w:ind w:left="1300" w:hanging="362"/>
+      </w:pPr>
+      <w:rPr>
+        <w:rFonts w:ascii="Symbol" w:hAnsi="Symbol" w:cs="Symbol" w:hint="default"/>
+        <w:lang w:val="es-ES" w:eastAsia="en-US" w:bidi="ar-SA"/>
+      </w:rPr>
+    </w:lvl>
+    <w:lvl w:ilvl="2">
+      <w:numFmt w:val="bullet"/>
+      <w:lvlText w:val=""/>
+      <w:lvlJc w:val="left"/>
+      <w:pPr>
+        <w:tabs>
+          <w:tab w:val="num" w:pos="0"/>
+        </w:tabs>
+        <w:ind w:left="2241" w:hanging="362"/>
+      </w:pPr>
+      <w:rPr>
+        <w:rFonts w:ascii="Symbol" w:hAnsi="Symbol" w:cs="Symbol" w:hint="default"/>
+        <w:lang w:val="es-ES" w:eastAsia="en-US" w:bidi="ar-SA"/>
+      </w:rPr>
+    </w:lvl>
+    <w:lvl w:ilvl="3">
+      <w:numFmt w:val="bullet"/>
+      <w:lvlText w:val=""/>
+      <w:lvlJc w:val="left"/>
+      <w:pPr>
+        <w:tabs>
+          <w:tab w:val="num" w:pos="0"/>
+        </w:tabs>
+        <w:ind w:left="3182" w:hanging="362"/>
+      </w:pPr>
+      <w:rPr>
+        <w:rFonts w:ascii="Symbol" w:hAnsi="Symbol" w:cs="Symbol" w:hint="default"/>
+        <w:lang w:val="es-ES" w:eastAsia="en-US" w:bidi="ar-SA"/>
+      </w:rPr>
+    </w:lvl>
+    <w:lvl w:ilvl="4">
+      <w:numFmt w:val="bullet"/>
+      <w:lvlText w:val=""/>
+      <w:lvlJc w:val="left"/>
+      <w:pPr>
+        <w:tabs>
+          <w:tab w:val="num" w:pos="0"/>
+        </w:tabs>
+        <w:ind w:left="4123" w:hanging="362"/>
+      </w:pPr>
+      <w:rPr>
+        <w:rFonts w:ascii="Symbol" w:hAnsi="Symbol" w:cs="Symbol" w:hint="default"/>
+        <w:lang w:val="es-ES" w:eastAsia="en-US" w:bidi="ar-SA"/>
+      </w:rPr>
+    </w:lvl>
+    <w:lvl w:ilvl="5">
+      <w:numFmt w:val="bullet"/>
+      <w:lvlText w:val=""/>
+      <w:lvlJc w:val="left"/>
+      <w:pPr>
+        <w:tabs>
+          <w:tab w:val="num" w:pos="0"/>
+        </w:tabs>
+        <w:ind w:left="5064" w:hanging="362"/>
+      </w:pPr>
+      <w:rPr>
+        <w:rFonts w:ascii="Symbol" w:hAnsi="Symbol" w:cs="Symbol" w:hint="default"/>
+        <w:lang w:val="es-ES" w:eastAsia="en-US" w:bidi="ar-SA"/>
+      </w:rPr>
+    </w:lvl>
+    <w:lvl w:ilvl="6">
+      <w:numFmt w:val="bullet"/>
+      <w:lvlText w:val=""/>
+      <w:lvlJc w:val="left"/>
+      <w:pPr>
+        <w:tabs>
+          <w:tab w:val="num" w:pos="0"/>
+        </w:tabs>
+        <w:ind w:left="6004" w:hanging="362"/>
+      </w:pPr>
+      <w:rPr>
+        <w:rFonts w:ascii="Symbol" w:hAnsi="Symbol" w:cs="Symbol" w:hint="default"/>
+        <w:lang w:val="es-ES" w:eastAsia="en-US" w:bidi="ar-SA"/>
+      </w:rPr>
+    </w:lvl>
+    <w:lvl w:ilvl="7">
+      <w:numFmt w:val="bullet"/>
+      <w:lvlText w:val=""/>
+      <w:lvlJc w:val="left"/>
+      <w:pPr>
+        <w:tabs>
+          <w:tab w:val="num" w:pos="0"/>
+        </w:tabs>
+        <w:ind w:left="6945" w:hanging="362"/>
+      </w:pPr>
+      <w:rPr>
+        <w:rFonts w:ascii="Symbol" w:hAnsi="Symbol" w:cs="Symbol" w:hint="default"/>
+        <w:lang w:val="es-ES" w:eastAsia="en-US" w:bidi="ar-SA"/>
+      </w:rPr>
+    </w:lvl>
+    <w:lvl w:ilvl="8">
+      <w:numFmt w:val="bullet"/>
+      <w:lvlText w:val=""/>
+      <w:lvlJc w:val="left"/>
+      <w:pPr>
+        <w:tabs>
+          <w:tab w:val="num" w:pos="0"/>
+        </w:tabs>
+        <w:ind w:left="7886" w:hanging="362"/>
+      </w:pPr>
+      <w:rPr>
+        <w:rFonts w:ascii="Symbol" w:hAnsi="Symbol" w:cs="Symbol" w:hint="default"/>
+        <w:lang w:val="es-ES" w:eastAsia="en-US" w:bidi="ar-SA"/>
+      </w:rPr>
+    </w:lvl>
+  </w:abstractNum>
   <w:abstractNum w:abstractNumId="1">
+    <w:nsid w:val="46CB298A"/>
+    <w:multiLevelType w:val="multilevel"/>
+    <w:tmpl w:val="5AB2BE32"/>
     <w:lvl w:ilvl="0">
       <w:start w:val="1"/>
       <w:numFmt w:val="decimal"/>
@@ -9323,18 +7805,17 @@
         <w:ind w:left="1014" w:hanging="312"/>
       </w:pPr>
       <w:rPr>
+        <w:rFonts w:ascii="Trebuchet MS" w:eastAsia="Trebuchet MS" w:hAnsi="Trebuchet MS" w:cs="Trebuchet MS"/>
+        <w:b/>
+        <w:bCs/>
+        <w:color w:val="295F99"/>
+        <w:w w:val="118"/>
         <w:sz w:val="30"/>
-        <w:b/>
         <w:szCs w:val="30"/>
-        <w:bCs/>
-        <w:w w:val="118"/>
-        <w:rFonts w:ascii="Trebuchet MS" w:hAnsi="Trebuchet MS" w:eastAsia="Trebuchet MS" w:cs="Trebuchet MS"/>
-        <w:color w:val="295F99"/>
         <w:lang w:val="es-ES" w:eastAsia="en-US" w:bidi="ar-SA"/>
       </w:rPr>
     </w:lvl>
     <w:lvl w:ilvl="1">
-      <w:start w:val="0"/>
       <w:numFmt w:val="bullet"/>
       <w:lvlText w:val=""/>
       <w:lvlJc w:val="left"/>
@@ -9351,7 +7832,6 @@
       </w:rPr>
     </w:lvl>
     <w:lvl w:ilvl="2">
-      <w:start w:val="0"/>
       <w:numFmt w:val="bullet"/>
       <w:lvlText w:val=""/>
       <w:lvlJc w:val="left"/>
@@ -9367,7 +7847,6 @@
       </w:rPr>
     </w:lvl>
     <w:lvl w:ilvl="3">
-      <w:start w:val="0"/>
       <w:numFmt w:val="bullet"/>
       <w:lvlText w:val=""/>
       <w:lvlJc w:val="left"/>
@@ -9383,7 +7862,6 @@
       </w:rPr>
     </w:lvl>
     <w:lvl w:ilvl="4">
-      <w:start w:val="0"/>
       <w:numFmt w:val="bullet"/>
       <w:lvlText w:val=""/>
       <w:lvlJc w:val="left"/>
@@ -9399,7 +7877,6 @@
       </w:rPr>
     </w:lvl>
     <w:lvl w:ilvl="5">
-      <w:start w:val="0"/>
       <w:numFmt w:val="bullet"/>
       <w:lvlText w:val=""/>
       <w:lvlJc w:val="left"/>
@@ -9415,7 +7892,6 @@
       </w:rPr>
     </w:lvl>
     <w:lvl w:ilvl="6">
-      <w:start w:val="0"/>
       <w:numFmt w:val="bullet"/>
       <w:lvlText w:val=""/>
       <w:lvlJc w:val="left"/>
@@ -9431,7 +7907,6 @@
       </w:rPr>
     </w:lvl>
     <w:lvl w:ilvl="7">
-      <w:start w:val="0"/>
       <w:numFmt w:val="bullet"/>
       <w:lvlText w:val=""/>
       <w:lvlJc w:val="left"/>
@@ -9447,7 +7922,6 @@
       </w:rPr>
     </w:lvl>
     <w:lvl w:ilvl="8">
-      <w:start w:val="0"/>
       <w:numFmt w:val="bullet"/>
       <w:lvlText w:val=""/>
       <w:lvlJc w:val="left"/>
@@ -9464,155 +7938,9 @@
     </w:lvl>
   </w:abstractNum>
   <w:abstractNum w:abstractNumId="2">
-    <w:lvl w:ilvl="0">
-      <w:numFmt w:val="bullet"/>
-      <w:lvlText w:val="•"/>
-      <w:lvlJc w:val="left"/>
-      <w:pPr>
-        <w:tabs>
-          <w:tab w:val="num" w:pos="0"/>
-        </w:tabs>
-        <w:ind w:left="365" w:hanging="362"/>
-      </w:pPr>
-      <w:rPr>
-        <w:rFonts w:ascii="Lucida Sans Unicode" w:hAnsi="Lucida Sans Unicode" w:cs="Lucida Sans Unicode" w:hint="default"/>
-        <w:sz w:val="22"/>
-        <w:szCs w:val="22"/>
-        <w:w w:val="56"/>
-        <w:color w:val="295F99"/>
-        <w:lang w:val="es-ES" w:eastAsia="en-US" w:bidi="ar-SA"/>
-      </w:rPr>
-    </w:lvl>
-    <w:lvl w:ilvl="1">
-      <w:start w:val="0"/>
-      <w:numFmt w:val="bullet"/>
-      <w:lvlText w:val=""/>
-      <w:lvlJc w:val="left"/>
-      <w:pPr>
-        <w:tabs>
-          <w:tab w:val="num" w:pos="0"/>
-        </w:tabs>
-        <w:ind w:left="1300" w:hanging="362"/>
-      </w:pPr>
-      <w:rPr>
-        <w:rFonts w:ascii="Symbol" w:hAnsi="Symbol" w:cs="Symbol" w:hint="default"/>
-        <w:lang w:val="es-ES" w:eastAsia="en-US" w:bidi="ar-SA"/>
-      </w:rPr>
-    </w:lvl>
-    <w:lvl w:ilvl="2">
-      <w:start w:val="0"/>
-      <w:numFmt w:val="bullet"/>
-      <w:lvlText w:val=""/>
-      <w:lvlJc w:val="left"/>
-      <w:pPr>
-        <w:tabs>
-          <w:tab w:val="num" w:pos="0"/>
-        </w:tabs>
-        <w:ind w:left="2241" w:hanging="362"/>
-      </w:pPr>
-      <w:rPr>
-        <w:rFonts w:ascii="Symbol" w:hAnsi="Symbol" w:cs="Symbol" w:hint="default"/>
-        <w:lang w:val="es-ES" w:eastAsia="en-US" w:bidi="ar-SA"/>
-      </w:rPr>
-    </w:lvl>
-    <w:lvl w:ilvl="3">
-      <w:start w:val="0"/>
-      <w:numFmt w:val="bullet"/>
-      <w:lvlText w:val=""/>
-      <w:lvlJc w:val="left"/>
-      <w:pPr>
-        <w:tabs>
-          <w:tab w:val="num" w:pos="0"/>
-        </w:tabs>
-        <w:ind w:left="3182" w:hanging="362"/>
-      </w:pPr>
-      <w:rPr>
-        <w:rFonts w:ascii="Symbol" w:hAnsi="Symbol" w:cs="Symbol" w:hint="default"/>
-        <w:lang w:val="es-ES" w:eastAsia="en-US" w:bidi="ar-SA"/>
-      </w:rPr>
-    </w:lvl>
-    <w:lvl w:ilvl="4">
-      <w:start w:val="0"/>
-      <w:numFmt w:val="bullet"/>
-      <w:lvlText w:val=""/>
-      <w:lvlJc w:val="left"/>
-      <w:pPr>
-        <w:tabs>
-          <w:tab w:val="num" w:pos="0"/>
-        </w:tabs>
-        <w:ind w:left="4123" w:hanging="362"/>
-      </w:pPr>
-      <w:rPr>
-        <w:rFonts w:ascii="Symbol" w:hAnsi="Symbol" w:cs="Symbol" w:hint="default"/>
-        <w:lang w:val="es-ES" w:eastAsia="en-US" w:bidi="ar-SA"/>
-      </w:rPr>
-    </w:lvl>
-    <w:lvl w:ilvl="5">
-      <w:start w:val="0"/>
-      <w:numFmt w:val="bullet"/>
-      <w:lvlText w:val=""/>
-      <w:lvlJc w:val="left"/>
-      <w:pPr>
-        <w:tabs>
-          <w:tab w:val="num" w:pos="0"/>
-        </w:tabs>
-        <w:ind w:left="5064" w:hanging="362"/>
-      </w:pPr>
-      <w:rPr>
-        <w:rFonts w:ascii="Symbol" w:hAnsi="Symbol" w:cs="Symbol" w:hint="default"/>
-        <w:lang w:val="es-ES" w:eastAsia="en-US" w:bidi="ar-SA"/>
-      </w:rPr>
-    </w:lvl>
-    <w:lvl w:ilvl="6">
-      <w:start w:val="0"/>
-      <w:numFmt w:val="bullet"/>
-      <w:lvlText w:val=""/>
-      <w:lvlJc w:val="left"/>
-      <w:pPr>
-        <w:tabs>
-          <w:tab w:val="num" w:pos="0"/>
-        </w:tabs>
-        <w:ind w:left="6004" w:hanging="362"/>
-      </w:pPr>
-      <w:rPr>
-        <w:rFonts w:ascii="Symbol" w:hAnsi="Symbol" w:cs="Symbol" w:hint="default"/>
-        <w:lang w:val="es-ES" w:eastAsia="en-US" w:bidi="ar-SA"/>
-      </w:rPr>
-    </w:lvl>
-    <w:lvl w:ilvl="7">
-      <w:start w:val="0"/>
-      <w:numFmt w:val="bullet"/>
-      <w:lvlText w:val=""/>
-      <w:lvlJc w:val="left"/>
-      <w:pPr>
-        <w:tabs>
-          <w:tab w:val="num" w:pos="0"/>
-        </w:tabs>
-        <w:ind w:left="6945" w:hanging="362"/>
-      </w:pPr>
-      <w:rPr>
-        <w:rFonts w:ascii="Symbol" w:hAnsi="Symbol" w:cs="Symbol" w:hint="default"/>
-        <w:lang w:val="es-ES" w:eastAsia="en-US" w:bidi="ar-SA"/>
-      </w:rPr>
-    </w:lvl>
-    <w:lvl w:ilvl="8">
-      <w:start w:val="0"/>
-      <w:numFmt w:val="bullet"/>
-      <w:lvlText w:val=""/>
-      <w:lvlJc w:val="left"/>
-      <w:pPr>
-        <w:tabs>
-          <w:tab w:val="num" w:pos="0"/>
-        </w:tabs>
-        <w:ind w:left="7886" w:hanging="362"/>
-      </w:pPr>
-      <w:rPr>
-        <w:rFonts w:ascii="Symbol" w:hAnsi="Symbol" w:cs="Symbol" w:hint="default"/>
-        <w:lang w:val="es-ES" w:eastAsia="en-US" w:bidi="ar-SA"/>
-      </w:rPr>
-    </w:lvl>
-  </w:abstractNum>
-  <w:abstractNum w:abstractNumId="3">
+    <w:nsid w:val="65BB0619"/>
+    <w:multiLevelType w:val="multilevel"/>
+    <w:tmpl w:val="3D868DF4"/>
     <w:lvl w:ilvl="0">
       <w:start w:val="1"/>
       <w:numFmt w:val="none"/>
@@ -9623,7 +7951,7 @@
         <w:tabs>
           <w:tab w:val="num" w:pos="0"/>
         </w:tabs>
-        <w:ind w:left="0" w:hanging="0"/>
+        <w:ind w:left="0" w:firstLine="0"/>
       </w:pPr>
     </w:lvl>
     <w:lvl w:ilvl="1">
@@ -9636,7 +7964,7 @@
         <w:tabs>
           <w:tab w:val="num" w:pos="0"/>
         </w:tabs>
-        <w:ind w:left="0" w:hanging="0"/>
+        <w:ind w:left="0" w:firstLine="0"/>
       </w:pPr>
     </w:lvl>
     <w:lvl w:ilvl="2">
@@ -9649,7 +7977,7 @@
         <w:tabs>
           <w:tab w:val="num" w:pos="0"/>
         </w:tabs>
-        <w:ind w:left="0" w:hanging="0"/>
+        <w:ind w:left="0" w:firstLine="0"/>
       </w:pPr>
     </w:lvl>
     <w:lvl w:ilvl="3">
@@ -9662,7 +7990,7 @@
         <w:tabs>
           <w:tab w:val="num" w:pos="0"/>
         </w:tabs>
-        <w:ind w:left="0" w:hanging="0"/>
+        <w:ind w:left="0" w:firstLine="0"/>
       </w:pPr>
     </w:lvl>
     <w:lvl w:ilvl="4">
@@ -9675,7 +8003,7 @@
         <w:tabs>
           <w:tab w:val="num" w:pos="0"/>
         </w:tabs>
-        <w:ind w:left="0" w:hanging="0"/>
+        <w:ind w:left="0" w:firstLine="0"/>
       </w:pPr>
     </w:lvl>
     <w:lvl w:ilvl="5">
@@ -9688,7 +8016,7 @@
         <w:tabs>
           <w:tab w:val="num" w:pos="0"/>
         </w:tabs>
-        <w:ind w:left="0" w:hanging="0"/>
+        <w:ind w:left="0" w:firstLine="0"/>
       </w:pPr>
     </w:lvl>
     <w:lvl w:ilvl="6">
@@ -9701,7 +8029,7 @@
         <w:tabs>
           <w:tab w:val="num" w:pos="0"/>
         </w:tabs>
-        <w:ind w:left="0" w:hanging="0"/>
+        <w:ind w:left="0" w:firstLine="0"/>
       </w:pPr>
     </w:lvl>
     <w:lvl w:ilvl="7">
@@ -9714,7 +8042,7 @@
         <w:tabs>
           <w:tab w:val="num" w:pos="0"/>
         </w:tabs>
-        <w:ind w:left="0" w:hanging="0"/>
+        <w:ind w:left="0" w:firstLine="0"/>
       </w:pPr>
     </w:lvl>
     <w:lvl w:ilvl="8">
@@ -9727,7 +8055,7 @@
         <w:tabs>
           <w:tab w:val="num" w:pos="0"/>
         </w:tabs>
-        <w:ind w:left="0" w:hanging="0"/>
+        <w:ind w:left="0" w:firstLine="0"/>
       </w:pPr>
     </w:lvl>
   </w:abstractNum>
@@ -9735,20 +8063,20 @@
     <w:abstractNumId w:val="1"/>
   </w:num>
   <w:num w:numId="2">
-    <w:abstractNumId w:val="2"/>
+    <w:abstractNumId w:val="0"/>
   </w:num>
   <w:num w:numId="3">
-    <w:abstractNumId w:val="3"/>
+    <w:abstractNumId w:val="2"/>
   </w:num>
 </w:numbering>
 </file>
 
 <file path=word/styles.xml><?xml version="1.0" encoding="utf-8"?>
-<w:styles xmlns:w="http://schemas.openxmlformats.org/wordprocessingml/2006/main" xmlns:w14="http://schemas.microsoft.com/office/word/2010/wordml" xmlns:mc="http://schemas.openxmlformats.org/markup-compatibility/2006" mc:Ignorable="w14">
+<w:styles xmlns:r="http://schemas.openxmlformats.org/officeDocument/2006/relationships" xmlns:w="http://schemas.openxmlformats.org/wordprocessingml/2006/main">
   <w:docDefaults>
     <w:rPrDefault>
       <w:rPr>
-        <w:rFonts w:ascii="Calibri" w:hAnsi="Calibri" w:eastAsia="Calibri" w:cs="" w:asciiTheme="minorHAnsi" w:cstheme="minorBidi" w:eastAsiaTheme="minorHAnsi" w:hAnsiTheme="minorHAnsi"/>
+        <w:rFonts w:asciiTheme="minorHAnsi" w:eastAsiaTheme="minorHAnsi" w:hAnsiTheme="minorHAnsi" w:cstheme="minorBidi"/>
         <w:sz w:val="22"/>
         <w:szCs w:val="22"/>
         <w:lang w:val="en-US" w:eastAsia="en-US" w:bidi="ar-SA"/>
@@ -9756,13 +8084,13 @@
     </w:rPrDefault>
     <w:pPrDefault>
       <w:pPr>
-        <w:suppressAutoHyphens w:val="true"/>
+        <w:suppressAutoHyphens/>
       </w:pPr>
     </w:pPrDefault>
   </w:docDefaults>
   <w:latentStyles w:defLockedState="0" w:defUIPriority="99" w:defSemiHidden="1" w:defUnhideWhenUsed="1" w:defQFormat="0" w:count="267">
-    <w:lsdException w:name="Normal" w:uiPriority="0" w:semiHidden="0" w:unhideWhenUsed="0" w:qFormat="1"/>
-    <w:lsdException w:name="heading 1" w:uiPriority="9" w:semiHidden="0" w:unhideWhenUsed="0" w:qFormat="1"/>
+    <w:lsdException w:name="Normal" w:semiHidden="0" w:uiPriority="0" w:unhideWhenUsed="0" w:qFormat="1"/>
+    <w:lsdException w:name="heading 1" w:semiHidden="0" w:uiPriority="9" w:unhideWhenUsed="0" w:qFormat="1"/>
     <w:lsdException w:name="heading 2" w:uiPriority="9" w:qFormat="1"/>
     <w:lsdException w:name="heading 3" w:uiPriority="9" w:qFormat="1"/>
     <w:lsdException w:name="heading 4" w:uiPriority="9" w:qFormat="1"/>
@@ -9781,197 +8109,216 @@
     <w:lsdException w:name="toc 8" w:uiPriority="39"/>
     <w:lsdException w:name="toc 9" w:uiPriority="39"/>
     <w:lsdException w:name="caption" w:uiPriority="35" w:qFormat="1"/>
-    <w:lsdException w:name="Title" w:uiPriority="10" w:semiHidden="0" w:unhideWhenUsed="0" w:qFormat="1"/>
+    <w:lsdException w:name="Title" w:semiHidden="0" w:uiPriority="10" w:unhideWhenUsed="0" w:qFormat="1"/>
     <w:lsdException w:name="Default Paragraph Font" w:uiPriority="1"/>
-    <w:lsdException w:name="Subtitle" w:uiPriority="11" w:semiHidden="0" w:unhideWhenUsed="0" w:qFormat="1"/>
-    <w:lsdException w:name="Strong" w:uiPriority="22" w:semiHidden="0" w:unhideWhenUsed="0" w:qFormat="1"/>
-    <w:lsdException w:name="Emphasis" w:uiPriority="20" w:semiHidden="0" w:unhideWhenUsed="0" w:qFormat="1"/>
-    <w:lsdException w:name="Table Grid" w:uiPriority="59" w:semiHidden="0" w:unhideWhenUsed="0"/>
+    <w:lsdException w:name="Body Text" w:uiPriority="1" w:qFormat="1"/>
+    <w:lsdException w:name="Subtitle" w:semiHidden="0" w:uiPriority="11" w:unhideWhenUsed="0" w:qFormat="1"/>
+    <w:lsdException w:name="Strong" w:semiHidden="0" w:uiPriority="22" w:unhideWhenUsed="0" w:qFormat="1"/>
+    <w:lsdException w:name="Emphasis" w:semiHidden="0" w:uiPriority="20" w:unhideWhenUsed="0" w:qFormat="1"/>
+    <w:lsdException w:name="Table Grid" w:semiHidden="0" w:uiPriority="59" w:unhideWhenUsed="0"/>
     <w:lsdException w:name="Placeholder Text" w:unhideWhenUsed="0"/>
-    <w:lsdException w:name="No Spacing" w:uiPriority="1" w:semiHidden="0" w:unhideWhenUsed="0" w:qFormat="1"/>
-    <w:lsdException w:name="Light Shading" w:uiPriority="60" w:semiHidden="0" w:unhideWhenUsed="0"/>
-    <w:lsdException w:name="Light List" w:uiPriority="61" w:semiHidden="0" w:unhideWhenUsed="0"/>
-    <w:lsdException w:name="Light Grid" w:uiPriority="62" w:semiHidden="0" w:unhideWhenUsed="0"/>
-    <w:lsdException w:name="Medium Shading 1" w:uiPriority="63" w:semiHidden="0" w:unhideWhenUsed="0"/>
-    <w:lsdException w:name="Medium Shading 2" w:uiPriority="64" w:semiHidden="0" w:unhideWhenUsed="0"/>
-    <w:lsdException w:name="Medium List 1" w:uiPriority="65" w:semiHidden="0" w:unhideWhenUsed="0"/>
-    <w:lsdException w:name="Medium List 2" w:uiPriority="66" w:semiHidden="0" w:unhideWhenUsed="0"/>
-    <w:lsdException w:name="Medium Grid 1" w:uiPriority="67" w:semiHidden="0" w:unhideWhenUsed="0"/>
-    <w:lsdException w:name="Medium Grid 2" w:uiPriority="68" w:semiHidden="0" w:unhideWhenUsed="0"/>
-    <w:lsdException w:name="Medium Grid 3" w:uiPriority="69" w:semiHidden="0" w:unhideWhenUsed="0"/>
-    <w:lsdException w:name="Dark List" w:uiPriority="70" w:semiHidden="0" w:unhideWhenUsed="0"/>
-    <w:lsdException w:name="Colorful Shading" w:uiPriority="71" w:semiHidden="0" w:unhideWhenUsed="0"/>
-    <w:lsdException w:name="Colorful List" w:uiPriority="72" w:semiHidden="0" w:unhideWhenUsed="0"/>
-    <w:lsdException w:name="Colorful Grid" w:uiPriority="73" w:semiHidden="0" w:unhideWhenUsed="0"/>
-    <w:lsdException w:name="Light Shading Accent 1" w:uiPriority="60" w:semiHidden="0" w:unhideWhenUsed="0"/>
-    <w:lsdException w:name="Light List Accent 1" w:uiPriority="61" w:semiHidden="0" w:unhideWhenUsed="0"/>
-    <w:lsdException w:name="Light Grid Accent 1" w:uiPriority="62" w:semiHidden="0" w:unhideWhenUsed="0"/>
-    <w:lsdException w:name="Medium Shading 1 Accent 1" w:uiPriority="63" w:semiHidden="0" w:unhideWhenUsed="0"/>
-    <w:lsdException w:name="Medium Shading 2 Accent 1" w:uiPriority="64" w:semiHidden="0" w:unhideWhenUsed="0"/>
-    <w:lsdException w:name="Medium List 1 Accent 1" w:uiPriority="65" w:semiHidden="0" w:unhideWhenUsed="0"/>
+    <w:lsdException w:name="No Spacing" w:semiHidden="0" w:uiPriority="1" w:unhideWhenUsed="0" w:qFormat="1"/>
+    <w:lsdException w:name="Light Shading" w:semiHidden="0" w:uiPriority="60" w:unhideWhenUsed="0"/>
+    <w:lsdException w:name="Light List" w:semiHidden="0" w:uiPriority="61" w:unhideWhenUsed="0"/>
+    <w:lsdException w:name="Light Grid" w:semiHidden="0" w:uiPriority="62" w:unhideWhenUsed="0"/>
+    <w:lsdException w:name="Medium Shading 1" w:semiHidden="0" w:uiPriority="63" w:unhideWhenUsed="0"/>
+    <w:lsdException w:name="Medium Shading 2" w:semiHidden="0" w:uiPriority="64" w:unhideWhenUsed="0"/>
+    <w:lsdException w:name="Medium List 1" w:semiHidden="0" w:uiPriority="65" w:unhideWhenUsed="0"/>
+    <w:lsdException w:name="Medium List 2" w:semiHidden="0" w:uiPriority="66" w:unhideWhenUsed="0"/>
+    <w:lsdException w:name="Medium Grid 1" w:semiHidden="0" w:uiPriority="67" w:unhideWhenUsed="0"/>
+    <w:lsdException w:name="Medium Grid 2" w:semiHidden="0" w:uiPriority="68" w:unhideWhenUsed="0"/>
+    <w:lsdException w:name="Medium Grid 3" w:semiHidden="0" w:uiPriority="69" w:unhideWhenUsed="0"/>
+    <w:lsdException w:name="Dark List" w:semiHidden="0" w:uiPriority="70" w:unhideWhenUsed="0"/>
+    <w:lsdException w:name="Colorful Shading" w:semiHidden="0" w:uiPriority="71" w:unhideWhenUsed="0"/>
+    <w:lsdException w:name="Colorful List" w:semiHidden="0" w:uiPriority="72" w:unhideWhenUsed="0"/>
+    <w:lsdException w:name="Colorful Grid" w:semiHidden="0" w:uiPriority="73" w:unhideWhenUsed="0"/>
+    <w:lsdException w:name="Light Shading Accent 1" w:semiHidden="0" w:uiPriority="60" w:unhideWhenUsed="0"/>
+    <w:lsdException w:name="Light List Accent 1" w:semiHidden="0" w:uiPriority="61" w:unhideWhenUsed="0"/>
+    <w:lsdException w:name="Light Grid Accent 1" w:semiHidden="0" w:uiPriority="62" w:unhideWhenUsed="0"/>
+    <w:lsdException w:name="Medium Shading 1 Accent 1" w:semiHidden="0" w:uiPriority="63" w:unhideWhenUsed="0"/>
+    <w:lsdException w:name="Medium Shading 2 Accent 1" w:semiHidden="0" w:uiPriority="64" w:unhideWhenUsed="0"/>
+    <w:lsdException w:name="Medium List 1 Accent 1" w:semiHidden="0" w:uiPriority="65" w:unhideWhenUsed="0"/>
     <w:lsdException w:name="Revision" w:unhideWhenUsed="0"/>
-    <w:lsdException w:name="List Paragraph" w:uiPriority="34" w:semiHidden="0" w:unhideWhenUsed="0" w:qFormat="1"/>
-    <w:lsdException w:name="Quote" w:uiPriority="29" w:semiHidden="0" w:unhideWhenUsed="0" w:qFormat="1"/>
-    <w:lsdException w:name="Intense Quote" w:uiPriority="30" w:semiHidden="0" w:unhideWhenUsed="0" w:qFormat="1"/>
-    <w:lsdException w:name="Medium List 2 Accent 1" w:uiPriority="66" w:semiHidden="0" w:unhideWhenUsed="0"/>
-    <w:lsdException w:name="Medium Grid 1 Accent 1" w:uiPriority="67" w:semiHidden="0" w:unhideWhenUsed="0"/>
-    <w:lsdException w:name="Medium Grid 2 Accent 1" w:uiPriority="68" w:semiHidden="0" w:unhideWhenUsed="0"/>
-    <w:lsdException w:name="Medium Grid 3 Accent 1" w:uiPriority="69" w:semiHidden="0" w:unhideWhenUsed="0"/>
-    <w:lsdException w:name="Dark List Accent 1" w:uiPriority="70" w:semiHidden="0" w:unhideWhenUsed="0"/>
-    <w:lsdException w:name="Colorful Shading Accent 1" w:uiPriority="71" w:semiHidden="0" w:unhideWhenUsed="0"/>
-    <w:lsdException w:name="Colorful List Accent 1" w:uiPriority="72" w:semiHidden="0" w:unhideWhenUsed="0"/>
-    <w:lsdException w:name="Colorful Grid Accent 1" w:uiPriority="73" w:semiHidden="0" w:unhideWhenUsed="0"/>
-    <w:lsdException w:name="Light Shading Accent 2" w:uiPriority="60" w:semiHidden="0" w:unhideWhenUsed="0"/>
-    <w:lsdException w:name="Light List Accent 2" w:uiPriority="61" w:semiHidden="0" w:unhideWhenUsed="0"/>
-    <w:lsdException w:name="Light Grid Accent 2" w:uiPriority="62" w:semiHidden="0" w:unhideWhenUsed="0"/>
-    <w:lsdException w:name="Medium Shading 1 Accent 2" w:uiPriority="63" w:semiHidden="0" w:unhideWhenUsed="0"/>
-    <w:lsdException w:name="Medium Shading 2 Accent 2" w:uiPriority="64" w:semiHidden="0" w:unhideWhenUsed="0"/>
-    <w:lsdException w:name="Medium List 1 Accent 2" w:uiPriority="65" w:semiHidden="0" w:unhideWhenUsed="0"/>
-    <w:lsdException w:name="Medium List 2 Accent 2" w:uiPriority="66" w:semiHidden="0" w:unhideWhenUsed="0"/>
-    <w:lsdException w:name="Medium Grid 1 Accent 2" w:uiPriority="67" w:semiHidden="0" w:unhideWhenUsed="0"/>
-    <w:lsdException w:name="Medium Grid 2 Accent 2" w:uiPriority="68" w:semiHidden="0" w:unhideWhenUsed="0"/>
-    <w:lsdException w:name="Medium Grid 3 Accent 2" w:uiPriority="69" w:semiHidden="0" w:unhideWhenUsed="0"/>
-    <w:lsdException w:name="Dark List Accent 2" w:uiPriority="70" w:semiHidden="0" w:unhideWhenUsed="0"/>
-    <w:lsdException w:name="Colorful Shading Accent 2" w:uiPriority="71" w:semiHidden="0" w:unhideWhenUsed="0"/>
-    <w:lsdException w:name="Colorful List Accent 2" w:uiPriority="72" w:semiHidden="0" w:unhideWhenUsed="0"/>
-    <w:lsdException w:name="Colorful Grid Accent 2" w:uiPriority="73" w:semiHidden="0" w:unhideWhenUsed="0"/>
-    <w:lsdException w:name="Light Shading Accent 3" w:uiPriority="60" w:semiHidden="0" w:unhideWhenUsed="0"/>
-    <w:lsdException w:name="Light List Accent 3" w:uiPriority="61" w:semiHidden="0" w:unhideWhenUsed="0"/>
-    <w:lsdException w:name="Light Grid Accent 3" w:uiPriority="62" w:semiHidden="0" w:unhideWhenUsed="0"/>
-    <w:lsdException w:name="Medium Shading 1 Accent 3" w:uiPriority="63" w:semiHidden="0" w:unhideWhenUsed="0"/>
-    <w:lsdException w:name="Medium Shading 2 Accent 3" w:uiPriority="64" w:semiHidden="0" w:unhideWhenUsed="0"/>
-    <w:lsdException w:name="Medium List 1 Accent 3" w:uiPriority="65" w:semiHidden="0" w:unhideWhenUsed="0"/>
-    <w:lsdException w:name="Medium List 2 Accent 3" w:uiPriority="66" w:semiHidden="0" w:unhideWhenUsed="0"/>
-    <w:lsdException w:name="Medium Grid 1 Accent 3" w:uiPriority="67" w:semiHidden="0" w:unhideWhenUsed="0"/>
-    <w:lsdException w:name="Medium Grid 2 Accent 3" w:uiPriority="68" w:semiHidden="0" w:unhideWhenUsed="0"/>
-    <w:lsdException w:name="Medium Grid 3 Accent 3" w:uiPriority="69" w:semiHidden="0" w:unhideWhenUsed="0"/>
-    <w:lsdException w:name="Dark List Accent 3" w:uiPriority="70" w:semiHidden="0" w:unhideWhenUsed="0"/>
-    <w:lsdException w:name="Colorful Shading Accent 3" w:uiPriority="71" w:semiHidden="0" w:unhideWhenUsed="0"/>
-    <w:lsdException w:name="Colorful List Accent 3" w:uiPriority="72" w:semiHidden="0" w:unhideWhenUsed="0"/>
-    <w:lsdException w:name="Colorful Grid Accent 3" w:uiPriority="73" w:semiHidden="0" w:unhideWhenUsed="0"/>
-    <w:lsdException w:name="Light Shading Accent 4" w:uiPriority="60" w:semiHidden="0" w:unhideWhenUsed="0"/>
-    <w:lsdException w:name="Light List Accent 4" w:uiPriority="61" w:semiHidden="0" w:unhideWhenUsed="0"/>
-    <w:lsdException w:name="Light Grid Accent 4" w:uiPriority="62" w:semiHidden="0" w:unhideWhenUsed="0"/>
-    <w:lsdException w:name="Medium Shading 1 Accent 4" w:uiPriority="63" w:semiHidden="0" w:unhideWhenUsed="0"/>
-    <w:lsdException w:name="Medium Shading 2 Accent 4" w:uiPriority="64" w:semiHidden="0" w:unhideWhenUsed="0"/>
-    <w:lsdException w:name="Medium List 1 Accent 4" w:uiPriority="65" w:semiHidden="0" w:unhideWhenUsed="0"/>
-    <w:lsdException w:name="Medium List 2 Accent 4" w:uiPriority="66" w:semiHidden="0" w:unhideWhenUsed="0"/>
-    <w:lsdException w:name="Medium Grid 1 Accent 4" w:uiPriority="67" w:semiHidden="0" w:unhideWhenUsed="0"/>
-    <w:lsdException w:name="Medium Grid 2 Accent 4" w:uiPriority="68" w:semiHidden="0" w:unhideWhenUsed="0"/>
-    <w:lsdException w:name="Medium Grid 3 Accent 4" w:uiPriority="69" w:semiHidden="0" w:unhideWhenUsed="0"/>
-    <w:lsdException w:name="Dark List Accent 4" w:uiPriority="70" w:semiHidden="0" w:unhideWhenUsed="0"/>
-    <w:lsdException w:name="Colorful Shading Accent 4" w:uiPriority="71" w:semiHidden="0" w:unhideWhenUsed="0"/>
-    <w:lsdException w:name="Colorful List Accent 4" w:uiPriority="72" w:semiHidden="0" w:unhideWhenUsed="0"/>
-    <w:lsdException w:name="Colorful Grid Accent 4" w:uiPriority="73" w:semiHidden="0" w:unhideWhenUsed="0"/>
-    <w:lsdException w:name="Light Shading Accent 5" w:uiPriority="60" w:semiHidden="0" w:unhideWhenUsed="0"/>
-    <w:lsdException w:name="Light List Accent 5" w:uiPriority="61" w:semiHidden="0" w:unhideWhenUsed="0"/>
-    <w:lsdException w:name="Light Grid Accent 5" w:uiPriority="62" w:semiHidden="0" w:unhideWhenUsed="0"/>
-    <w:lsdException w:name="Medium Shading 1 Accent 5" w:uiPriority="63" w:semiHidden="0" w:unhideWhenUsed="0"/>
-    <w:lsdException w:name="Medium Shading 2 Accent 5" w:uiPriority="64" w:semiHidden="0" w:unhideWhenUsed="0"/>
-    <w:lsdException w:name="Medium List 1 Accent 5" w:uiPriority="65" w:semiHidden="0" w:unhideWhenUsed="0"/>
-    <w:lsdException w:name="Medium List 2 Accent 5" w:uiPriority="66" w:semiHidden="0" w:unhideWhenUsed="0"/>
-    <w:lsdException w:name="Medium Grid 1 Accent 5" w:uiPriority="67" w:semiHidden="0" w:unhideWhenUsed="0"/>
-    <w:lsdException w:name="Medium Grid 2 Accent 5" w:uiPriority="68" w:semiHidden="0" w:unhideWhenUsed="0"/>
-    <w:lsdException w:name="Medium Grid 3 Accent 5" w:uiPriority="69" w:semiHidden="0" w:unhideWhenUsed="0"/>
-    <w:lsdException w:name="Dark List Accent 5" w:uiPriority="70" w:semiHidden="0" w:unhideWhenUsed="0"/>
-    <w:lsdException w:name="Colorful Shading Accent 5" w:uiPriority="71" w:semiHidden="0" w:unhideWhenUsed="0"/>
-    <w:lsdException w:name="Colorful List Accent 5" w:uiPriority="72" w:semiHidden="0" w:unhideWhenUsed="0"/>
-    <w:lsdException w:name="Colorful Grid Accent 5" w:uiPriority="73" w:semiHidden="0" w:unhideWhenUsed="0"/>
-    <w:lsdException w:name="Light Shading Accent 6" w:uiPriority="60" w:semiHidden="0" w:unhideWhenUsed="0"/>
-    <w:lsdException w:name="Light List Accent 6" w:uiPriority="61" w:semiHidden="0" w:unhideWhenUsed="0"/>
-    <w:lsdException w:name="Light Grid Accent 6" w:uiPriority="62" w:semiHidden="0" w:unhideWhenUsed="0"/>
-    <w:lsdException w:name="Medium Shading 1 Accent 6" w:uiPriority="63" w:semiHidden="0" w:unhideWhenUsed="0"/>
-    <w:lsdException w:name="Medium Shading 2 Accent 6" w:uiPriority="64" w:semiHidden="0" w:unhideWhenUsed="0"/>
-    <w:lsdException w:name="Medium List 1 Accent 6" w:uiPriority="65" w:semiHidden="0" w:unhideWhenUsed="0"/>
-    <w:lsdException w:name="Medium List 2 Accent 6" w:uiPriority="66" w:semiHidden="0" w:unhideWhenUsed="0"/>
-    <w:lsdException w:name="Medium Grid 1 Accent 6" w:uiPriority="67" w:semiHidden="0" w:unhideWhenUsed="0"/>
-    <w:lsdException w:name="Medium Grid 2 Accent 6" w:uiPriority="68" w:semiHidden="0" w:unhideWhenUsed="0"/>
-    <w:lsdException w:name="Medium Grid 3 Accent 6" w:uiPriority="69" w:semiHidden="0" w:unhideWhenUsed="0"/>
-    <w:lsdException w:name="Dark List Accent 6" w:uiPriority="70" w:semiHidden="0" w:unhideWhenUsed="0"/>
-    <w:lsdException w:name="Colorful Shading Accent 6" w:uiPriority="71" w:semiHidden="0" w:unhideWhenUsed="0"/>
-    <w:lsdException w:name="Colorful List Accent 6" w:uiPriority="72" w:semiHidden="0" w:unhideWhenUsed="0"/>
-    <w:lsdException w:name="Colorful Grid Accent 6" w:uiPriority="73" w:semiHidden="0" w:unhideWhenUsed="0"/>
-    <w:lsdException w:name="Subtle Emphasis" w:uiPriority="19" w:semiHidden="0" w:unhideWhenUsed="0" w:qFormat="1"/>
-    <w:lsdException w:name="Intense Emphasis" w:uiPriority="21" w:semiHidden="0" w:unhideWhenUsed="0" w:qFormat="1"/>
-    <w:lsdException w:name="Subtle Reference" w:uiPriority="31" w:semiHidden="0" w:unhideWhenUsed="0" w:qFormat="1"/>
-    <w:lsdException w:name="Intense Reference" w:uiPriority="32" w:semiHidden="0" w:unhideWhenUsed="0" w:qFormat="1"/>
-    <w:lsdException w:name="Book Title" w:uiPriority="33" w:semiHidden="0" w:unhideWhenUsed="0" w:qFormat="1"/>
+    <w:lsdException w:name="List Paragraph" w:semiHidden="0" w:uiPriority="34" w:unhideWhenUsed="0" w:qFormat="1"/>
+    <w:lsdException w:name="Quote" w:semiHidden="0" w:uiPriority="29" w:unhideWhenUsed="0" w:qFormat="1"/>
+    <w:lsdException w:name="Intense Quote" w:semiHidden="0" w:uiPriority="30" w:unhideWhenUsed="0" w:qFormat="1"/>
+    <w:lsdException w:name="Medium List 2 Accent 1" w:semiHidden="0" w:uiPriority="66" w:unhideWhenUsed="0"/>
+    <w:lsdException w:name="Medium Grid 1 Accent 1" w:semiHidden="0" w:uiPriority="67" w:unhideWhenUsed="0"/>
+    <w:lsdException w:name="Medium Grid 2 Accent 1" w:semiHidden="0" w:uiPriority="68" w:unhideWhenUsed="0"/>
+    <w:lsdException w:name="Medium Grid 3 Accent 1" w:semiHidden="0" w:uiPriority="69" w:unhideWhenUsed="0"/>
+    <w:lsdException w:name="Dark List Accent 1" w:semiHidden="0" w:uiPriority="70" w:unhideWhenUsed="0"/>
+    <w:lsdException w:name="Colorful Shading Accent 1" w:semiHidden="0" w:uiPriority="71" w:unhideWhenUsed="0"/>
+    <w:lsdException w:name="Colorful List Accent 1" w:semiHidden="0" w:uiPriority="72" w:unhideWhenUsed="0"/>
+    <w:lsdException w:name="Colorful Grid Accent 1" w:semiHidden="0" w:uiPriority="73" w:unhideWhenUsed="0"/>
+    <w:lsdException w:name="Light Shading Accent 2" w:semiHidden="0" w:uiPriority="60" w:unhideWhenUsed="0"/>
+    <w:lsdException w:name="Light List Accent 2" w:semiHidden="0" w:uiPriority="61" w:unhideWhenUsed="0"/>
+    <w:lsdException w:name="Light Grid Accent 2" w:semiHidden="0" w:uiPriority="62" w:unhideWhenUsed="0"/>
+    <w:lsdException w:name="Medium Shading 1 Accent 2" w:semiHidden="0" w:uiPriority="63" w:unhideWhenUsed="0"/>
+    <w:lsdException w:name="Medium Shading 2 Accent 2" w:semiHidden="0" w:uiPriority="64" w:unhideWhenUsed="0"/>
+    <w:lsdException w:name="Medium List 1 Accent 2" w:semiHidden="0" w:uiPriority="65" w:unhideWhenUsed="0"/>
+    <w:lsdException w:name="Medium List 2 Accent 2" w:semiHidden="0" w:uiPriority="66" w:unhideWhenUsed="0"/>
+    <w:lsdException w:name="Medium Grid 1 Accent 2" w:semiHidden="0" w:uiPriority="67" w:unhideWhenUsed="0"/>
+    <w:lsdException w:name="Medium Grid 2 Accent 2" w:semiHidden="0" w:uiPriority="68" w:unhideWhenUsed="0"/>
+    <w:lsdException w:name="Medium Grid 3 Accent 2" w:semiHidden="0" w:uiPriority="69" w:unhideWhenUsed="0"/>
+    <w:lsdException w:name="Dark List Accent 2" w:semiHidden="0" w:uiPriority="70" w:unhideWhenUsed="0"/>
+    <w:lsdException w:name="Colorful Shading Accent 2" w:semiHidden="0" w:uiPriority="71" w:unhideWhenUsed="0"/>
+    <w:lsdException w:name="Colorful List Accent 2" w:semiHidden="0" w:uiPriority="72" w:unhideWhenUsed="0"/>
+    <w:lsdException w:name="Colorful Grid Accent 2" w:semiHidden="0" w:uiPriority="73" w:unhideWhenUsed="0"/>
+    <w:lsdException w:name="Light Shading Accent 3" w:semiHidden="0" w:uiPriority="60" w:unhideWhenUsed="0"/>
+    <w:lsdException w:name="Light List Accent 3" w:semiHidden="0" w:uiPriority="61" w:unhideWhenUsed="0"/>
+    <w:lsdException w:name="Light Grid Accent 3" w:semiHidden="0" w:uiPriority="62" w:unhideWhenUsed="0"/>
+    <w:lsdException w:name="Medium Shading 1 Accent 3" w:semiHidden="0" w:uiPriority="63" w:unhideWhenUsed="0"/>
+    <w:lsdException w:name="Medium Shading 2 Accent 3" w:semiHidden="0" w:uiPriority="64" w:unhideWhenUsed="0"/>
+    <w:lsdException w:name="Medium List 1 Accent 3" w:semiHidden="0" w:uiPriority="65" w:unhideWhenUsed="0"/>
+    <w:lsdException w:name="Medium List 2 Accent 3" w:semiHidden="0" w:uiPriority="66" w:unhideWhenUsed="0"/>
+    <w:lsdException w:name="Medium Grid 1 Accent 3" w:semiHidden="0" w:uiPriority="67" w:unhideWhenUsed="0"/>
+    <w:lsdException w:name="Medium Grid 2 Accent 3" w:semiHidden="0" w:uiPriority="68" w:unhideWhenUsed="0"/>
+    <w:lsdException w:name="Medium Grid 3 Accent 3" w:semiHidden="0" w:uiPriority="69" w:unhideWhenUsed="0"/>
+    <w:lsdException w:name="Dark List Accent 3" w:semiHidden="0" w:uiPriority="70" w:unhideWhenUsed="0"/>
+    <w:lsdException w:name="Colorful Shading Accent 3" w:semiHidden="0" w:uiPriority="71" w:unhideWhenUsed="0"/>
+    <w:lsdException w:name="Colorful List Accent 3" w:semiHidden="0" w:uiPriority="72" w:unhideWhenUsed="0"/>
+    <w:lsdException w:name="Colorful Grid Accent 3" w:semiHidden="0" w:uiPriority="73" w:unhideWhenUsed="0"/>
+    <w:lsdException w:name="Light Shading Accent 4" w:semiHidden="0" w:uiPriority="60" w:unhideWhenUsed="0"/>
+    <w:lsdException w:name="Light List Accent 4" w:semiHidden="0" w:uiPriority="61" w:unhideWhenUsed="0"/>
+    <w:lsdException w:name="Light Grid Accent 4" w:semiHidden="0" w:uiPriority="62" w:unhideWhenUsed="0"/>
+    <w:lsdException w:name="Medium Shading 1 Accent 4" w:semiHidden="0" w:uiPriority="63" w:unhideWhenUsed="0"/>
+    <w:lsdException w:name="Medium Shading 2 Accent 4" w:semiHidden="0" w:uiPriority="64" w:unhideWhenUsed="0"/>
+    <w:lsdException w:name="Medium List 1 Accent 4" w:semiHidden="0" w:uiPriority="65" w:unhideWhenUsed="0"/>
+    <w:lsdException w:name="Medium List 2 Accent 4" w:semiHidden="0" w:uiPriority="66" w:unhideWhenUsed="0"/>
+    <w:lsdException w:name="Medium Grid 1 Accent 4" w:semiHidden="0" w:uiPriority="67" w:unhideWhenUsed="0"/>
+    <w:lsdException w:name="Medium Grid 2 Accent 4" w:semiHidden="0" w:uiPriority="68" w:unhideWhenUsed="0"/>
+    <w:lsdException w:name="Medium Grid 3 Accent 4" w:semiHidden="0" w:uiPriority="69" w:unhideWhenUsed="0"/>
+    <w:lsdException w:name="Dark List Accent 4" w:semiHidden="0" w:uiPriority="70" w:unhideWhenUsed="0"/>
+    <w:lsdException w:name="Colorful Shading Accent 4" w:semiHidden="0" w:uiPriority="71" w:unhideWhenUsed="0"/>
+    <w:lsdException w:name="Colorful List Accent 4" w:semiHidden="0" w:uiPriority="72" w:unhideWhenUsed="0"/>
+    <w:lsdException w:name="Colorful Grid Accent 4" w:semiHidden="0" w:uiPriority="73" w:unhideWhenUsed="0"/>
+    <w:lsdException w:name="Light Shading Accent 5" w:semiHidden="0" w:uiPriority="60" w:unhideWhenUsed="0"/>
+    <w:lsdException w:name="Light List Accent 5" w:semiHidden="0" w:uiPriority="61" w:unhideWhenUsed="0"/>
+    <w:lsdException w:name="Light Grid Accent 5" w:semiHidden="0" w:uiPriority="62" w:unhideWhenUsed="0"/>
+    <w:lsdException w:name="Medium Shading 1 Accent 5" w:semiHidden="0" w:uiPriority="63" w:unhideWhenUsed="0"/>
+    <w:lsdException w:name="Medium Shading 2 Accent 5" w:semiHidden="0" w:uiPriority="64" w:unhideWhenUsed="0"/>
+    <w:lsdException w:name="Medium List 1 Accent 5" w:semiHidden="0" w:uiPriority="65" w:unhideWhenUsed="0"/>
+    <w:lsdException w:name="Medium List 2 Accent 5" w:semiHidden="0" w:uiPriority="66" w:unhideWhenUsed="0"/>
+    <w:lsdException w:name="Medium Grid 1 Accent 5" w:semiHidden="0" w:uiPriority="67" w:unhideWhenUsed="0"/>
+    <w:lsdException w:name="Medium Grid 2 Accent 5" w:semiHidden="0" w:uiPriority="68" w:unhideWhenUsed="0"/>
+    <w:lsdException w:name="Medium Grid 3 Accent 5" w:semiHidden="0" w:uiPriority="69" w:unhideWhenUsed="0"/>
+    <w:lsdException w:name="Dark List Accent 5" w:semiHidden="0" w:uiPriority="70" w:unhideWhenUsed="0"/>
+    <w:lsdException w:name="Colorful Shading Accent 5" w:semiHidden="0" w:uiPriority="71" w:unhideWhenUsed="0"/>
+    <w:lsdException w:name="Colorful List Accent 5" w:semiHidden="0" w:uiPriority="72" w:unhideWhenUsed="0"/>
+    <w:lsdException w:name="Colorful Grid Accent 5" w:semiHidden="0" w:uiPriority="73" w:unhideWhenUsed="0"/>
+    <w:lsdException w:name="Light Shading Accent 6" w:semiHidden="0" w:uiPriority="60" w:unhideWhenUsed="0"/>
+    <w:lsdException w:name="Light List Accent 6" w:semiHidden="0" w:uiPriority="61" w:unhideWhenUsed="0"/>
+    <w:lsdException w:name="Light Grid Accent 6" w:semiHidden="0" w:uiPriority="62" w:unhideWhenUsed="0"/>
+    <w:lsdException w:name="Medium Shading 1 Accent 6" w:semiHidden="0" w:uiPriority="63" w:unhideWhenUsed="0"/>
+    <w:lsdException w:name="Medium Shading 2 Accent 6" w:semiHidden="0" w:uiPriority="64" w:unhideWhenUsed="0"/>
+    <w:lsdException w:name="Medium List 1 Accent 6" w:semiHidden="0" w:uiPriority="65" w:unhideWhenUsed="0"/>
+    <w:lsdException w:name="Medium List 2 Accent 6" w:semiHidden="0" w:uiPriority="66" w:unhideWhenUsed="0"/>
+    <w:lsdException w:name="Medium Grid 1 Accent 6" w:semiHidden="0" w:uiPriority="67" w:unhideWhenUsed="0"/>
+    <w:lsdException w:name="Medium Grid 2 Accent 6" w:semiHidden="0" w:uiPriority="68" w:unhideWhenUsed="0"/>
+    <w:lsdException w:name="Medium Grid 3 Accent 6" w:semiHidden="0" w:uiPriority="69" w:unhideWhenUsed="0"/>
+    <w:lsdException w:name="Dark List Accent 6" w:semiHidden="0" w:uiPriority="70" w:unhideWhenUsed="0"/>
+    <w:lsdException w:name="Colorful Shading Accent 6" w:semiHidden="0" w:uiPriority="71" w:unhideWhenUsed="0"/>
+    <w:lsdException w:name="Colorful List Accent 6" w:semiHidden="0" w:uiPriority="72" w:unhideWhenUsed="0"/>
+    <w:lsdException w:name="Colorful Grid Accent 6" w:semiHidden="0" w:uiPriority="73" w:unhideWhenUsed="0"/>
+    <w:lsdException w:name="Subtle Emphasis" w:semiHidden="0" w:uiPriority="19" w:unhideWhenUsed="0" w:qFormat="1"/>
+    <w:lsdException w:name="Intense Emphasis" w:semiHidden="0" w:uiPriority="21" w:unhideWhenUsed="0" w:qFormat="1"/>
+    <w:lsdException w:name="Subtle Reference" w:semiHidden="0" w:uiPriority="31" w:unhideWhenUsed="0" w:qFormat="1"/>
+    <w:lsdException w:name="Intense Reference" w:semiHidden="0" w:uiPriority="32" w:unhideWhenUsed="0" w:qFormat="1"/>
+    <w:lsdException w:name="Book Title" w:semiHidden="0" w:uiPriority="33" w:unhideWhenUsed="0" w:qFormat="1"/>
     <w:lsdException w:name="Bibliography" w:uiPriority="37"/>
     <w:lsdException w:name="TOC Heading" w:uiPriority="39" w:qFormat="1"/>
   </w:latentStyles>
-  <w:style w:type="paragraph" w:styleId="Normal" w:default="1">
+  <w:style w:type="paragraph" w:default="1" w:styleId="Normal">
     <w:name w:val="Normal"/>
     <w:uiPriority w:val="1"/>
     <w:qFormat/>
     <w:rsid w:val="00951306"/>
     <w:pPr>
-      <w:widowControl w:val="false"/>
-      <w:suppressAutoHyphens w:val="true"/>
-      <w:bidi w:val="0"/>
-      <w:spacing w:before="0" w:after="0"/>
-      <w:jc w:val="left"/>
+      <w:widowControl w:val="0"/>
     </w:pPr>
     <w:rPr>
-      <w:rFonts w:ascii="Times New Roman" w:hAnsi="Times New Roman" w:eastAsia="Times New Roman" w:cs="Times New Roman"/>
-      <w:color w:val="auto"/>
-      <w:kern w:val="0"/>
-      <w:sz w:val="22"/>
-      <w:szCs w:val="22"/>
-      <w:lang w:val="es-ES" w:eastAsia="en-US" w:bidi="ar-SA"/>
+      <w:rFonts w:ascii="Times New Roman" w:eastAsia="Times New Roman" w:hAnsi="Times New Roman" w:cs="Times New Roman"/>
+      <w:lang w:val="es-ES"/>
     </w:rPr>
   </w:style>
-  <w:style w:type="character" w:styleId="DefaultParagraphFont" w:default="1">
+  <w:style w:type="character" w:default="1" w:styleId="Fuentedeprrafopredeter">
     <w:name w:val="Default Paragraph Font"/>
     <w:uiPriority w:val="1"/>
     <w:semiHidden/>
     <w:unhideWhenUsed/>
+  </w:style>
+  <w:style w:type="table" w:default="1" w:styleId="Tablanormal">
+    <w:name w:val="Normal Table"/>
+    <w:uiPriority w:val="99"/>
+    <w:semiHidden/>
+    <w:unhideWhenUsed/>
     <w:qFormat/>
-    <w:rPr/>
+    <w:tblPr>
+      <w:tblInd w:w="0" w:type="dxa"/>
+      <w:tblCellMar>
+        <w:top w:w="0" w:type="dxa"/>
+        <w:left w:w="108" w:type="dxa"/>
+        <w:bottom w:w="0" w:type="dxa"/>
+        <w:right w:w="108" w:type="dxa"/>
+      </w:tblCellMar>
+    </w:tblPr>
   </w:style>
-  <w:style w:type="character" w:styleId="TextodegloboCar" w:customStyle="1">
+  <w:style w:type="numbering" w:default="1" w:styleId="Sinlista">
+    <w:name w:val="No List"/>
+    <w:uiPriority w:val="99"/>
+    <w:semiHidden/>
+    <w:unhideWhenUsed/>
+  </w:style>
+  <w:style w:type="character" w:customStyle="1" w:styleId="TextodegloboCar">
     <w:name w:val="Texto de globo Car"/>
-    <w:basedOn w:val="DefaultParagraphFont"/>
-    <w:link w:val="BalloonText"/>
+    <w:basedOn w:val="Fuentedeprrafopredeter"/>
+    <w:link w:val="Textodeglobo"/>
     <w:uiPriority w:val="99"/>
     <w:semiHidden/>
     <w:qFormat/>
-    <w:rsid w:val="00f016d2"/>
+    <w:rsid w:val="00F016D2"/>
     <w:rPr>
-      <w:rFonts w:ascii="Tahoma" w:hAnsi="Tahoma" w:eastAsia="Times New Roman" w:cs="Tahoma"/>
+      <w:rFonts w:ascii="Tahoma" w:eastAsia="Times New Roman" w:hAnsi="Tahoma" w:cs="Tahoma"/>
       <w:sz w:val="16"/>
       <w:szCs w:val="16"/>
       <w:lang w:val="es-ES"/>
     </w:rPr>
   </w:style>
-  <w:style w:type="character" w:styleId="EnlacedeInternet">
+  <w:style w:type="character" w:customStyle="1" w:styleId="EnlacedeInternet">
     <w:name w:val="Enlace de Internet"/>
+    <w:rsid w:val="0037200B"/>
     <w:rPr>
       <w:color w:val="000080"/>
       <w:u w:val="single"/>
     </w:rPr>
   </w:style>
   <w:style w:type="paragraph" w:styleId="Ttulo">
-    <w:name w:val="Título"/>
+    <w:name w:val="Title"/>
     <w:basedOn w:val="Normal"/>
-    <w:next w:val="Cuerpodetexto"/>
+    <w:next w:val="Textoindependiente"/>
+    <w:uiPriority w:val="1"/>
     <w:qFormat/>
+    <w:rsid w:val="00951306"/>
     <w:pPr>
-      <w:keepNext w:val="true"/>
-      <w:spacing w:before="240" w:after="120"/>
+      <w:spacing w:line="554" w:lineRule="exact"/>
+      <w:ind w:left="29" w:right="5"/>
+      <w:jc w:val="center"/>
     </w:pPr>
     <w:rPr>
-      <w:rFonts w:ascii="Liberation Sans" w:hAnsi="Liberation Sans" w:eastAsia="Noto Sans CJK SC" w:cs="Lohit Devanagari"/>
-      <w:sz w:val="28"/>
-      <w:szCs w:val="28"/>
+      <w:rFonts w:ascii="Trebuchet MS" w:eastAsia="Trebuchet MS" w:hAnsi="Trebuchet MS" w:cs="Trebuchet MS"/>
+      <w:b/>
+      <w:bCs/>
+      <w:sz w:val="48"/>
+      <w:szCs w:val="48"/>
+      <w:u w:val="single" w:color="000000"/>
     </w:rPr>
   </w:style>
-  <w:style w:type="paragraph" w:styleId="Cuerpodetexto">
+  <w:style w:type="paragraph" w:styleId="Textoindependiente">
     <w:name w:val="Body Text"/>
     <w:basedOn w:val="Normal"/>
     <w:uiPriority w:val="1"/>
     <w:qFormat/>
     <w:rsid w:val="00951306"/>
-    <w:pPr/>
     <w:rPr>
       <w:b/>
       <w:bCs/>
@@ -9981,16 +8328,17 @@
   </w:style>
   <w:style w:type="paragraph" w:styleId="Lista">
     <w:name w:val="List"/>
-    <w:basedOn w:val="Cuerpodetexto"/>
-    <w:pPr/>
+    <w:basedOn w:val="Textoindependiente"/>
+    <w:rsid w:val="0037200B"/>
     <w:rPr>
       <w:rFonts w:cs="Lohit Devanagari"/>
     </w:rPr>
   </w:style>
-  <w:style w:type="paragraph" w:styleId="Leyenda">
+  <w:style w:type="paragraph" w:customStyle="1" w:styleId="Caption">
     <w:name w:val="Caption"/>
     <w:basedOn w:val="Normal"/>
     <w:qFormat/>
+    <w:rsid w:val="0037200B"/>
     <w:pPr>
       <w:suppressLineNumbers/>
       <w:spacing w:before="120" w:after="120"/>
@@ -10003,10 +8351,11 @@
       <w:szCs w:val="24"/>
     </w:rPr>
   </w:style>
-  <w:style w:type="paragraph" w:styleId="Ndice">
+  <w:style w:type="paragraph" w:customStyle="1" w:styleId="ndice">
     <w:name w:val="Índice"/>
     <w:basedOn w:val="Normal"/>
     <w:qFormat/>
+    <w:rsid w:val="0037200B"/>
     <w:pPr>
       <w:suppressLineNumbers/>
     </w:pPr>
@@ -10014,47 +8363,24 @@
       <w:rFonts w:cs="Lohit Devanagari"/>
     </w:rPr>
   </w:style>
-  <w:style w:type="paragraph" w:styleId="Ttulogeneral">
-    <w:name w:val="Title"/>
-    <w:basedOn w:val="Normal"/>
-    <w:uiPriority w:val="1"/>
-    <w:qFormat/>
-    <w:rsid w:val="00951306"/>
-    <w:pPr>
-      <w:spacing w:lineRule="exact" w:line="554"/>
-      <w:ind w:left="29" w:right="5" w:hanging="0"/>
-      <w:jc w:val="center"/>
-    </w:pPr>
-    <w:rPr>
-      <w:rFonts w:ascii="Trebuchet MS" w:hAnsi="Trebuchet MS" w:eastAsia="Trebuchet MS" w:cs="Trebuchet MS"/>
-      <w:b/>
-      <w:bCs/>
-      <w:sz w:val="48"/>
-      <w:szCs w:val="48"/>
-      <w:u w:val="single" w:color="000000"/>
-    </w:rPr>
-  </w:style>
-  <w:style w:type="paragraph" w:styleId="ListParagraph">
+  <w:style w:type="paragraph" w:styleId="Prrafodelista">
     <w:name w:val="List Paragraph"/>
     <w:basedOn w:val="Normal"/>
     <w:uiPriority w:val="1"/>
     <w:qFormat/>
     <w:rsid w:val="00951306"/>
     <w:pPr>
-      <w:ind w:left="702" w:hanging="0"/>
+      <w:ind w:left="702"/>
     </w:pPr>
-    <w:rPr/>
   </w:style>
-  <w:style w:type="paragraph" w:styleId="TableParagraph" w:customStyle="1">
+  <w:style w:type="paragraph" w:customStyle="1" w:styleId="TableParagraph">
     <w:name w:val="Table Paragraph"/>
     <w:basedOn w:val="Normal"/>
     <w:uiPriority w:val="1"/>
     <w:qFormat/>
     <w:rsid w:val="00951306"/>
-    <w:pPr/>
-    <w:rPr/>
   </w:style>
-  <w:style w:type="paragraph" w:styleId="BalloonText">
+  <w:style w:type="paragraph" w:styleId="Textodeglobo">
     <w:name w:val="Balloon Text"/>
     <w:basedOn w:val="Normal"/>
     <w:link w:val="TextodegloboCar"/>
@@ -10062,55 +8388,29 @@
     <w:semiHidden/>
     <w:unhideWhenUsed/>
     <w:qFormat/>
-    <w:rsid w:val="00f016d2"/>
-    <w:pPr/>
+    <w:rsid w:val="00F016D2"/>
     <w:rPr>
       <w:rFonts w:ascii="Tahoma" w:hAnsi="Tahoma" w:cs="Tahoma"/>
       <w:sz w:val="16"/>
       <w:szCs w:val="16"/>
     </w:rPr>
   </w:style>
-  <w:style w:type="paragraph" w:styleId="Contenidodelmarco">
+  <w:style w:type="paragraph" w:customStyle="1" w:styleId="Contenidodelmarco">
     <w:name w:val="Contenido del marco"/>
     <w:basedOn w:val="Normal"/>
     <w:qFormat/>
-    <w:pPr/>
-    <w:rPr/>
+    <w:rsid w:val="0037200B"/>
   </w:style>
-  <w:style w:type="paragraph" w:styleId="Cabeceraypie">
+  <w:style w:type="paragraph" w:customStyle="1" w:styleId="Cabeceraypie">
     <w:name w:val="Cabecera y pie"/>
     <w:basedOn w:val="Normal"/>
     <w:qFormat/>
-    <w:pPr/>
-    <w:rPr/>
+    <w:rsid w:val="0037200B"/>
   </w:style>
-  <w:style w:type="paragraph" w:styleId="Cabecera">
+  <w:style w:type="paragraph" w:customStyle="1" w:styleId="Header">
     <w:name w:val="Header"/>
     <w:basedOn w:val="Cabeceraypie"/>
-    <w:pPr/>
-    <w:rPr/>
-  </w:style>
-  <w:style w:type="numbering" w:styleId="NoList" w:default="1">
-    <w:name w:val="No List"/>
-    <w:uiPriority w:val="99"/>
-    <w:semiHidden/>
-    <w:unhideWhenUsed/>
-    <w:qFormat/>
-  </w:style>
-  <w:style w:type="table" w:default="1" w:styleId="Tablanormal">
-    <w:name w:val="Normal Table"/>
-    <w:uiPriority w:val="99"/>
-    <w:semiHidden/>
-    <w:unhideWhenUsed/>
-    <w:qFormat/>
-    <w:tblPr>
-      <w:tblCellMar>
-        <w:top w:w="0" w:type="dxa"/>
-        <w:left w:w="108" w:type="dxa"/>
-        <w:bottom w:w="0" w:type="dxa"/>
-        <w:right w:w="108" w:type="dxa"/>
-      </w:tblCellMar>
-    </w:tblPr>
+    <w:rsid w:val="0037200B"/>
   </w:style>
   <w:style w:type="table" w:customStyle="1" w:styleId="TableNormal">
     <w:name w:val="Table Normal"/>
